--- a/PRACA INŻYNIERSKA FILIP PAŃCZAK.docx
+++ b/PRACA INŻYNIERSKA FILIP PAŃCZAK.docx
@@ -109,20 +109,6 @@
           <w:bCs/>
         </w:rPr>
         <w:t>MECHANIKI, ROBOTYKI I INFORMATYKI</w:t>
-      </w:r>
-    </w:p>
-    <w:p>
-      <w:pPr>
-        <w:jc w:val="center"/>
-        <w:rPr>
-          <w:rFonts w:ascii="Times New Roman" w:hAnsi="Times New Roman" w:cs="Times New Roman"/>
-        </w:rPr>
-      </w:pPr>
-      <w:r>
-        <w:rPr>
-          <w:rFonts w:ascii="Times New Roman" w:hAnsi="Times New Roman" w:cs="Times New Roman"/>
-        </w:rPr>
-        <w:t>NA KIERUNKU ROBOTYKA</w:t>
       </w:r>
     </w:p>
     <w:p>
@@ -676,13 +662,7 @@
         <w:rPr>
           <w:rFonts w:ascii="Times New Roman" w:hAnsi="Times New Roman" w:cs="Times New Roman"/>
         </w:rPr>
-        <w:t>ID</w:t>
-      </w:r>
-      <w:r>
-        <w:rPr>
-          <w:rFonts w:ascii="Times New Roman" w:hAnsi="Times New Roman" w:cs="Times New Roman"/>
-        </w:rPr>
-        <w:t>: s25056</w:t>
+        <w:t>ID: s25056</w:t>
       </w:r>
     </w:p>
     <w:p>
@@ -710,7 +690,6 @@
           <w:szCs w:val="32"/>
         </w:rPr>
       </w:pPr>
-      <w:proofErr w:type="spellStart"/>
       <w:r>
         <w:rPr>
           <w:rFonts w:ascii="Times New Roman" w:hAnsi="Times New Roman" w:cs="Times New Roman"/>
@@ -719,9 +698,8 @@
           <w:sz w:val="32"/>
           <w:szCs w:val="32"/>
         </w:rPr>
-        <w:t>Implementation</w:t>
-      </w:r>
-      <w:proofErr w:type="spellEnd"/>
+        <w:t>Implementation of a Control and Flight Stabilization System for a Quadrotor Drone Using a PID Controlle</w:t>
+      </w:r>
       <w:r>
         <w:rPr>
           <w:rFonts w:ascii="Times New Roman" w:hAnsi="Times New Roman" w:cs="Times New Roman"/>
@@ -730,60 +708,6 @@
           <w:sz w:val="32"/>
           <w:szCs w:val="32"/>
         </w:rPr>
-        <w:t xml:space="preserve"> of a Control and Flight </w:t>
-      </w:r>
-      <w:proofErr w:type="spellStart"/>
-      <w:r>
-        <w:rPr>
-          <w:rFonts w:ascii="Times New Roman" w:hAnsi="Times New Roman" w:cs="Times New Roman"/>
-          <w:b/>
-          <w:bCs/>
-          <w:sz w:val="32"/>
-          <w:szCs w:val="32"/>
-        </w:rPr>
-        <w:t>Stabilization</w:t>
-      </w:r>
-      <w:proofErr w:type="spellEnd"/>
-      <w:r>
-        <w:rPr>
-          <w:rFonts w:ascii="Times New Roman" w:hAnsi="Times New Roman" w:cs="Times New Roman"/>
-          <w:b/>
-          <w:bCs/>
-          <w:sz w:val="32"/>
-          <w:szCs w:val="32"/>
-        </w:rPr>
-        <w:t xml:space="preserve"> System for a Quadrotor </w:t>
-      </w:r>
-      <w:proofErr w:type="spellStart"/>
-      <w:r>
-        <w:rPr>
-          <w:rFonts w:ascii="Times New Roman" w:hAnsi="Times New Roman" w:cs="Times New Roman"/>
-          <w:b/>
-          <w:bCs/>
-          <w:sz w:val="32"/>
-          <w:szCs w:val="32"/>
-        </w:rPr>
-        <w:t>Drone</w:t>
-      </w:r>
-      <w:proofErr w:type="spellEnd"/>
-      <w:r>
-        <w:rPr>
-          <w:rFonts w:ascii="Times New Roman" w:hAnsi="Times New Roman" w:cs="Times New Roman"/>
-          <w:b/>
-          <w:bCs/>
-          <w:sz w:val="32"/>
-          <w:szCs w:val="32"/>
-        </w:rPr>
-        <w:t xml:space="preserve"> Using a PID Controlle</w:t>
-      </w:r>
-      <w:r>
-        <w:rPr>
-          <w:rFonts w:ascii="Times New Roman" w:hAnsi="Times New Roman" w:cs="Times New Roman"/>
-          <w:b/>
-          <w:bCs/>
-          <w:sz w:val="32"/>
-          <w:szCs w:val="32"/>
-        </w:rPr>
         <w:t>r</w:t>
       </w:r>
     </w:p>
@@ -832,18 +756,8 @@
           <w:b/>
           <w:bCs/>
         </w:rPr>
-        <w:t xml:space="preserve">Engineering </w:t>
-      </w:r>
-      <w:proofErr w:type="spellStart"/>
-      <w:r>
-        <w:rPr>
-          <w:rFonts w:ascii="Times New Roman" w:hAnsi="Times New Roman" w:cs="Times New Roman"/>
-          <w:b/>
-          <w:bCs/>
-        </w:rPr>
-        <w:t>thesis</w:t>
-      </w:r>
-      <w:proofErr w:type="spellEnd"/>
+        <w:t>Engineering thesis</w:t>
+      </w:r>
     </w:p>
     <w:p>
       <w:pPr>
@@ -890,74 +804,42 @@
           <w:rFonts w:ascii="Times New Roman" w:hAnsi="Times New Roman" w:cs="Times New Roman"/>
         </w:rPr>
       </w:pPr>
-      <w:proofErr w:type="spellStart"/>
-      <w:r>
-        <w:rPr>
-          <w:rFonts w:ascii="Times New Roman" w:hAnsi="Times New Roman" w:cs="Times New Roman"/>
-        </w:rPr>
-        <w:t>Warsaw</w:t>
-      </w:r>
-      <w:proofErr w:type="spellEnd"/>
-      <w:r>
-        <w:rPr>
-          <w:rFonts w:ascii="Times New Roman" w:hAnsi="Times New Roman" w:cs="Times New Roman"/>
-        </w:rPr>
-        <w:t xml:space="preserve">, </w:t>
-      </w:r>
-      <w:proofErr w:type="spellStart"/>
-      <w:r>
-        <w:rPr>
-          <w:rFonts w:ascii="Times New Roman" w:hAnsi="Times New Roman" w:cs="Times New Roman"/>
-        </w:rPr>
-        <w:t>February</w:t>
-      </w:r>
-      <w:proofErr w:type="spellEnd"/>
-      <w:r>
-        <w:rPr>
-          <w:rFonts w:ascii="Times New Roman" w:hAnsi="Times New Roman" w:cs="Times New Roman"/>
-        </w:rPr>
-        <w:t>, 2026</w:t>
-      </w:r>
-    </w:p>
-    <w:p>
-      <w:pPr>
-        <w:rPr>
-          <w:rFonts w:ascii="Times New Roman" w:hAnsi="Times New Roman" w:cs="Times New Roman"/>
-        </w:rPr>
-      </w:pPr>
-    </w:p>
-    <w:p>
-      <w:pPr>
-        <w:rPr>
-          <w:rFonts w:ascii="Times New Roman" w:hAnsi="Times New Roman" w:cs="Times New Roman"/>
-        </w:rPr>
-      </w:pPr>
-    </w:p>
-    <w:p>
-      <w:pPr>
-        <w:rPr>
-          <w:rFonts w:ascii="Times New Roman" w:hAnsi="Times New Roman" w:cs="Times New Roman"/>
-          <w:b/>
-          <w:bCs/>
-        </w:rPr>
-      </w:pPr>
-      <w:proofErr w:type="spellStart"/>
-      <w:r>
-        <w:rPr>
-          <w:rFonts w:ascii="Times New Roman" w:hAnsi="Times New Roman" w:cs="Times New Roman"/>
-          <w:b/>
-          <w:bCs/>
-        </w:rPr>
-        <w:t>Abstract</w:t>
-      </w:r>
-      <w:proofErr w:type="spellEnd"/>
-      <w:r>
-        <w:rPr>
-          <w:rFonts w:ascii="Times New Roman" w:hAnsi="Times New Roman" w:cs="Times New Roman"/>
-          <w:b/>
-          <w:bCs/>
-        </w:rPr>
-        <w:t>:</w:t>
+      <w:r>
+        <w:rPr>
+          <w:rFonts w:ascii="Times New Roman" w:hAnsi="Times New Roman" w:cs="Times New Roman"/>
+        </w:rPr>
+        <w:t>Warsaw, February, 2026</w:t>
+      </w:r>
+    </w:p>
+    <w:p>
+      <w:pPr>
+        <w:rPr>
+          <w:rFonts w:ascii="Times New Roman" w:hAnsi="Times New Roman" w:cs="Times New Roman"/>
+        </w:rPr>
+      </w:pPr>
+    </w:p>
+    <w:p>
+      <w:pPr>
+        <w:rPr>
+          <w:rFonts w:ascii="Times New Roman" w:hAnsi="Times New Roman" w:cs="Times New Roman"/>
+        </w:rPr>
+      </w:pPr>
+    </w:p>
+    <w:p>
+      <w:pPr>
+        <w:rPr>
+          <w:rFonts w:ascii="Times New Roman" w:hAnsi="Times New Roman" w:cs="Times New Roman"/>
+          <w:b/>
+          <w:bCs/>
+        </w:rPr>
+      </w:pPr>
+      <w:r>
+        <w:rPr>
+          <w:rFonts w:ascii="Times New Roman" w:hAnsi="Times New Roman" w:cs="Times New Roman"/>
+          <w:b/>
+          <w:bCs/>
+        </w:rPr>
+        <w:t>Abstract:</w:t>
       </w:r>
     </w:p>
     <w:p>
@@ -967,607 +849,11 @@
           <w:rFonts w:ascii="Times New Roman" w:hAnsi="Times New Roman" w:cs="Times New Roman"/>
         </w:rPr>
       </w:pPr>
-      <w:proofErr w:type="spellStart"/>
-      <w:r>
-        <w:rPr>
-          <w:rFonts w:ascii="Times New Roman" w:hAnsi="Times New Roman" w:cs="Times New Roman"/>
-        </w:rPr>
-        <w:t>This</w:t>
-      </w:r>
-      <w:proofErr w:type="spellEnd"/>
-      <w:r>
-        <w:rPr>
-          <w:rFonts w:ascii="Times New Roman" w:hAnsi="Times New Roman" w:cs="Times New Roman"/>
-        </w:rPr>
-        <w:t xml:space="preserve"> </w:t>
-      </w:r>
-      <w:proofErr w:type="spellStart"/>
-      <w:r>
-        <w:rPr>
-          <w:rFonts w:ascii="Times New Roman" w:hAnsi="Times New Roman" w:cs="Times New Roman"/>
-        </w:rPr>
-        <w:t>thesis</w:t>
-      </w:r>
-      <w:proofErr w:type="spellEnd"/>
-      <w:r>
-        <w:rPr>
-          <w:rFonts w:ascii="Times New Roman" w:hAnsi="Times New Roman" w:cs="Times New Roman"/>
-        </w:rPr>
-        <w:t xml:space="preserve"> </w:t>
-      </w:r>
-      <w:proofErr w:type="spellStart"/>
-      <w:r>
-        <w:rPr>
-          <w:rFonts w:ascii="Times New Roman" w:hAnsi="Times New Roman" w:cs="Times New Roman"/>
-        </w:rPr>
-        <w:t>presents</w:t>
-      </w:r>
-      <w:proofErr w:type="spellEnd"/>
-      <w:r>
-        <w:rPr>
-          <w:rFonts w:ascii="Times New Roman" w:hAnsi="Times New Roman" w:cs="Times New Roman"/>
-        </w:rPr>
-        <w:t xml:space="preserve"> the design and </w:t>
-      </w:r>
-      <w:proofErr w:type="spellStart"/>
-      <w:r>
-        <w:rPr>
-          <w:rFonts w:ascii="Times New Roman" w:hAnsi="Times New Roman" w:cs="Times New Roman"/>
-        </w:rPr>
-        <w:t>implementation</w:t>
-      </w:r>
-      <w:proofErr w:type="spellEnd"/>
-      <w:r>
-        <w:rPr>
-          <w:rFonts w:ascii="Times New Roman" w:hAnsi="Times New Roman" w:cs="Times New Roman"/>
-        </w:rPr>
-        <w:t xml:space="preserve"> of a </w:t>
-      </w:r>
-      <w:proofErr w:type="spellStart"/>
-      <w:r>
-        <w:rPr>
-          <w:rFonts w:ascii="Times New Roman" w:hAnsi="Times New Roman" w:cs="Times New Roman"/>
-        </w:rPr>
-        <w:t>control</w:t>
-      </w:r>
-      <w:proofErr w:type="spellEnd"/>
-      <w:r>
-        <w:rPr>
-          <w:rFonts w:ascii="Times New Roman" w:hAnsi="Times New Roman" w:cs="Times New Roman"/>
-        </w:rPr>
-        <w:t xml:space="preserve"> and </w:t>
-      </w:r>
-      <w:proofErr w:type="spellStart"/>
-      <w:r>
-        <w:rPr>
-          <w:rFonts w:ascii="Times New Roman" w:hAnsi="Times New Roman" w:cs="Times New Roman"/>
-        </w:rPr>
-        <w:t>flight</w:t>
-      </w:r>
-      <w:proofErr w:type="spellEnd"/>
-      <w:r>
-        <w:rPr>
-          <w:rFonts w:ascii="Times New Roman" w:hAnsi="Times New Roman" w:cs="Times New Roman"/>
-        </w:rPr>
-        <w:t xml:space="preserve"> </w:t>
-      </w:r>
-      <w:proofErr w:type="spellStart"/>
-      <w:r>
-        <w:rPr>
-          <w:rFonts w:ascii="Times New Roman" w:hAnsi="Times New Roman" w:cs="Times New Roman"/>
-        </w:rPr>
-        <w:t>stabilization</w:t>
-      </w:r>
-      <w:proofErr w:type="spellEnd"/>
-      <w:r>
-        <w:rPr>
-          <w:rFonts w:ascii="Times New Roman" w:hAnsi="Times New Roman" w:cs="Times New Roman"/>
-        </w:rPr>
-        <w:t xml:space="preserve"> system for a quadrotor </w:t>
-      </w:r>
-      <w:proofErr w:type="spellStart"/>
-      <w:r>
-        <w:rPr>
-          <w:rFonts w:ascii="Times New Roman" w:hAnsi="Times New Roman" w:cs="Times New Roman"/>
-        </w:rPr>
-        <w:t>drone</w:t>
-      </w:r>
-      <w:proofErr w:type="spellEnd"/>
-      <w:r>
-        <w:rPr>
-          <w:rFonts w:ascii="Times New Roman" w:hAnsi="Times New Roman" w:cs="Times New Roman"/>
-        </w:rPr>
-        <w:t xml:space="preserve"> </w:t>
-      </w:r>
-      <w:proofErr w:type="spellStart"/>
-      <w:r>
-        <w:rPr>
-          <w:rFonts w:ascii="Times New Roman" w:hAnsi="Times New Roman" w:cs="Times New Roman"/>
-        </w:rPr>
-        <w:t>using</w:t>
-      </w:r>
-      <w:proofErr w:type="spellEnd"/>
-      <w:r>
-        <w:rPr>
-          <w:rFonts w:ascii="Times New Roman" w:hAnsi="Times New Roman" w:cs="Times New Roman"/>
-        </w:rPr>
-        <w:t xml:space="preserve"> a PID </w:t>
-      </w:r>
-      <w:proofErr w:type="spellStart"/>
-      <w:r>
-        <w:rPr>
-          <w:rFonts w:ascii="Times New Roman" w:hAnsi="Times New Roman" w:cs="Times New Roman"/>
-        </w:rPr>
-        <w:t>controller</w:t>
-      </w:r>
-      <w:proofErr w:type="spellEnd"/>
-      <w:r>
-        <w:rPr>
-          <w:rFonts w:ascii="Times New Roman" w:hAnsi="Times New Roman" w:cs="Times New Roman"/>
-        </w:rPr>
-        <w:t xml:space="preserve">. Quadrotor </w:t>
-      </w:r>
-      <w:proofErr w:type="spellStart"/>
-      <w:r>
-        <w:rPr>
-          <w:rFonts w:ascii="Times New Roman" w:hAnsi="Times New Roman" w:cs="Times New Roman"/>
-        </w:rPr>
-        <w:t>drones</w:t>
-      </w:r>
-      <w:proofErr w:type="spellEnd"/>
-      <w:r>
-        <w:rPr>
-          <w:rFonts w:ascii="Times New Roman" w:hAnsi="Times New Roman" w:cs="Times New Roman"/>
-        </w:rPr>
-        <w:t xml:space="preserve"> </w:t>
-      </w:r>
-      <w:proofErr w:type="spellStart"/>
-      <w:r>
-        <w:rPr>
-          <w:rFonts w:ascii="Times New Roman" w:hAnsi="Times New Roman" w:cs="Times New Roman"/>
-        </w:rPr>
-        <w:t>are</w:t>
-      </w:r>
-      <w:proofErr w:type="spellEnd"/>
-      <w:r>
-        <w:rPr>
-          <w:rFonts w:ascii="Times New Roman" w:hAnsi="Times New Roman" w:cs="Times New Roman"/>
-        </w:rPr>
-        <w:t xml:space="preserve"> </w:t>
-      </w:r>
-      <w:proofErr w:type="spellStart"/>
-      <w:r>
-        <w:rPr>
-          <w:rFonts w:ascii="Times New Roman" w:hAnsi="Times New Roman" w:cs="Times New Roman"/>
-        </w:rPr>
-        <w:t>inherently</w:t>
-      </w:r>
-      <w:proofErr w:type="spellEnd"/>
-      <w:r>
-        <w:rPr>
-          <w:rFonts w:ascii="Times New Roman" w:hAnsi="Times New Roman" w:cs="Times New Roman"/>
-        </w:rPr>
-        <w:t xml:space="preserve"> </w:t>
-      </w:r>
-      <w:proofErr w:type="spellStart"/>
-      <w:r>
-        <w:rPr>
-          <w:rFonts w:ascii="Times New Roman" w:hAnsi="Times New Roman" w:cs="Times New Roman"/>
-        </w:rPr>
-        <w:t>unstable</w:t>
-      </w:r>
-      <w:proofErr w:type="spellEnd"/>
-      <w:r>
-        <w:rPr>
-          <w:rFonts w:ascii="Times New Roman" w:hAnsi="Times New Roman" w:cs="Times New Roman"/>
-        </w:rPr>
-        <w:t xml:space="preserve"> </w:t>
-      </w:r>
-      <w:proofErr w:type="spellStart"/>
-      <w:r>
-        <w:rPr>
-          <w:rFonts w:ascii="Times New Roman" w:hAnsi="Times New Roman" w:cs="Times New Roman"/>
-        </w:rPr>
-        <w:t>systems</w:t>
-      </w:r>
-      <w:proofErr w:type="spellEnd"/>
-      <w:r>
-        <w:rPr>
-          <w:rFonts w:ascii="Times New Roman" w:hAnsi="Times New Roman" w:cs="Times New Roman"/>
-        </w:rPr>
-        <w:t xml:space="preserve">, </w:t>
-      </w:r>
-      <w:proofErr w:type="spellStart"/>
-      <w:r>
-        <w:rPr>
-          <w:rFonts w:ascii="Times New Roman" w:hAnsi="Times New Roman" w:cs="Times New Roman"/>
-        </w:rPr>
-        <w:t>therefore</w:t>
-      </w:r>
-      <w:proofErr w:type="spellEnd"/>
-      <w:r>
-        <w:rPr>
-          <w:rFonts w:ascii="Times New Roman" w:hAnsi="Times New Roman" w:cs="Times New Roman"/>
-        </w:rPr>
-        <w:t xml:space="preserve"> </w:t>
-      </w:r>
-      <w:proofErr w:type="spellStart"/>
-      <w:r>
-        <w:rPr>
-          <w:rFonts w:ascii="Times New Roman" w:hAnsi="Times New Roman" w:cs="Times New Roman"/>
-        </w:rPr>
-        <w:t>maintaining</w:t>
-      </w:r>
-      <w:proofErr w:type="spellEnd"/>
-      <w:r>
-        <w:rPr>
-          <w:rFonts w:ascii="Times New Roman" w:hAnsi="Times New Roman" w:cs="Times New Roman"/>
-        </w:rPr>
-        <w:t xml:space="preserve"> </w:t>
-      </w:r>
-      <w:proofErr w:type="spellStart"/>
-      <w:r>
-        <w:rPr>
-          <w:rFonts w:ascii="Times New Roman" w:hAnsi="Times New Roman" w:cs="Times New Roman"/>
-        </w:rPr>
-        <w:t>stable</w:t>
-      </w:r>
-      <w:proofErr w:type="spellEnd"/>
-      <w:r>
-        <w:rPr>
-          <w:rFonts w:ascii="Times New Roman" w:hAnsi="Times New Roman" w:cs="Times New Roman"/>
-        </w:rPr>
-        <w:t xml:space="preserve"> </w:t>
-      </w:r>
-      <w:proofErr w:type="spellStart"/>
-      <w:r>
-        <w:rPr>
-          <w:rFonts w:ascii="Times New Roman" w:hAnsi="Times New Roman" w:cs="Times New Roman"/>
-        </w:rPr>
-        <w:t>flight</w:t>
-      </w:r>
-      <w:proofErr w:type="spellEnd"/>
-      <w:r>
-        <w:rPr>
-          <w:rFonts w:ascii="Times New Roman" w:hAnsi="Times New Roman" w:cs="Times New Roman"/>
-        </w:rPr>
-        <w:t xml:space="preserve"> </w:t>
-      </w:r>
-      <w:proofErr w:type="spellStart"/>
-      <w:r>
-        <w:rPr>
-          <w:rFonts w:ascii="Times New Roman" w:hAnsi="Times New Roman" w:cs="Times New Roman"/>
-        </w:rPr>
-        <w:t>requires</w:t>
-      </w:r>
-      <w:proofErr w:type="spellEnd"/>
-      <w:r>
-        <w:rPr>
-          <w:rFonts w:ascii="Times New Roman" w:hAnsi="Times New Roman" w:cs="Times New Roman"/>
-        </w:rPr>
-        <w:t xml:space="preserve"> </w:t>
-      </w:r>
-      <w:proofErr w:type="spellStart"/>
-      <w:r>
-        <w:rPr>
-          <w:rFonts w:ascii="Times New Roman" w:hAnsi="Times New Roman" w:cs="Times New Roman"/>
-        </w:rPr>
-        <w:t>continuous</w:t>
-      </w:r>
-      <w:proofErr w:type="spellEnd"/>
-      <w:r>
-        <w:rPr>
-          <w:rFonts w:ascii="Times New Roman" w:hAnsi="Times New Roman" w:cs="Times New Roman"/>
-        </w:rPr>
-        <w:t xml:space="preserve"> </w:t>
-      </w:r>
-      <w:proofErr w:type="spellStart"/>
-      <w:r>
-        <w:rPr>
-          <w:rFonts w:ascii="Times New Roman" w:hAnsi="Times New Roman" w:cs="Times New Roman"/>
-        </w:rPr>
-        <w:t>processing</w:t>
-      </w:r>
-      <w:proofErr w:type="spellEnd"/>
-      <w:r>
-        <w:rPr>
-          <w:rFonts w:ascii="Times New Roman" w:hAnsi="Times New Roman" w:cs="Times New Roman"/>
-        </w:rPr>
-        <w:t xml:space="preserve"> of data from </w:t>
-      </w:r>
-      <w:proofErr w:type="spellStart"/>
-      <w:r>
-        <w:rPr>
-          <w:rFonts w:ascii="Times New Roman" w:hAnsi="Times New Roman" w:cs="Times New Roman"/>
-        </w:rPr>
-        <w:t>inertial</w:t>
-      </w:r>
-      <w:proofErr w:type="spellEnd"/>
-      <w:r>
-        <w:rPr>
-          <w:rFonts w:ascii="Times New Roman" w:hAnsi="Times New Roman" w:cs="Times New Roman"/>
-        </w:rPr>
-        <w:t xml:space="preserve"> </w:t>
-      </w:r>
-      <w:proofErr w:type="spellStart"/>
-      <w:r>
-        <w:rPr>
-          <w:rFonts w:ascii="Times New Roman" w:hAnsi="Times New Roman" w:cs="Times New Roman"/>
-        </w:rPr>
-        <w:t>sensors</w:t>
-      </w:r>
-      <w:proofErr w:type="spellEnd"/>
-      <w:r>
-        <w:rPr>
-          <w:rFonts w:ascii="Times New Roman" w:hAnsi="Times New Roman" w:cs="Times New Roman"/>
-        </w:rPr>
-        <w:t xml:space="preserve"> and </w:t>
-      </w:r>
-      <w:proofErr w:type="spellStart"/>
-      <w:r>
-        <w:rPr>
-          <w:rFonts w:ascii="Times New Roman" w:hAnsi="Times New Roman" w:cs="Times New Roman"/>
-        </w:rPr>
-        <w:t>rapid</w:t>
-      </w:r>
-      <w:proofErr w:type="spellEnd"/>
-      <w:r>
-        <w:rPr>
-          <w:rFonts w:ascii="Times New Roman" w:hAnsi="Times New Roman" w:cs="Times New Roman"/>
-        </w:rPr>
-        <w:t xml:space="preserve"> </w:t>
-      </w:r>
-      <w:proofErr w:type="spellStart"/>
-      <w:r>
-        <w:rPr>
-          <w:rFonts w:ascii="Times New Roman" w:hAnsi="Times New Roman" w:cs="Times New Roman"/>
-        </w:rPr>
-        <w:t>response</w:t>
-      </w:r>
-      <w:proofErr w:type="spellEnd"/>
-      <w:r>
-        <w:rPr>
-          <w:rFonts w:ascii="Times New Roman" w:hAnsi="Times New Roman" w:cs="Times New Roman"/>
-        </w:rPr>
-        <w:t xml:space="preserve"> of the </w:t>
-      </w:r>
-      <w:proofErr w:type="spellStart"/>
-      <w:r>
-        <w:rPr>
-          <w:rFonts w:ascii="Times New Roman" w:hAnsi="Times New Roman" w:cs="Times New Roman"/>
-        </w:rPr>
-        <w:t>control</w:t>
-      </w:r>
-      <w:proofErr w:type="spellEnd"/>
-      <w:r>
-        <w:rPr>
-          <w:rFonts w:ascii="Times New Roman" w:hAnsi="Times New Roman" w:cs="Times New Roman"/>
-        </w:rPr>
-        <w:t xml:space="preserve"> system. The </w:t>
-      </w:r>
-      <w:proofErr w:type="spellStart"/>
-      <w:r>
-        <w:rPr>
-          <w:rFonts w:ascii="Times New Roman" w:hAnsi="Times New Roman" w:cs="Times New Roman"/>
-        </w:rPr>
-        <w:t>main</w:t>
-      </w:r>
-      <w:proofErr w:type="spellEnd"/>
-      <w:r>
-        <w:rPr>
-          <w:rFonts w:ascii="Times New Roman" w:hAnsi="Times New Roman" w:cs="Times New Roman"/>
-        </w:rPr>
-        <w:t xml:space="preserve"> </w:t>
-      </w:r>
-      <w:proofErr w:type="spellStart"/>
-      <w:r>
-        <w:rPr>
-          <w:rFonts w:ascii="Times New Roman" w:hAnsi="Times New Roman" w:cs="Times New Roman"/>
-        </w:rPr>
-        <w:t>objective</w:t>
-      </w:r>
-      <w:proofErr w:type="spellEnd"/>
-      <w:r>
-        <w:rPr>
-          <w:rFonts w:ascii="Times New Roman" w:hAnsi="Times New Roman" w:cs="Times New Roman"/>
-        </w:rPr>
-        <w:t xml:space="preserve"> of </w:t>
-      </w:r>
-      <w:proofErr w:type="spellStart"/>
-      <w:r>
-        <w:rPr>
-          <w:rFonts w:ascii="Times New Roman" w:hAnsi="Times New Roman" w:cs="Times New Roman"/>
-        </w:rPr>
-        <w:t>this</w:t>
-      </w:r>
-      <w:proofErr w:type="spellEnd"/>
-      <w:r>
-        <w:rPr>
-          <w:rFonts w:ascii="Times New Roman" w:hAnsi="Times New Roman" w:cs="Times New Roman"/>
-        </w:rPr>
-        <w:t xml:space="preserve"> </w:t>
-      </w:r>
-      <w:proofErr w:type="spellStart"/>
-      <w:r>
-        <w:rPr>
-          <w:rFonts w:ascii="Times New Roman" w:hAnsi="Times New Roman" w:cs="Times New Roman"/>
-        </w:rPr>
-        <w:t>work</w:t>
-      </w:r>
-      <w:proofErr w:type="spellEnd"/>
-      <w:r>
-        <w:rPr>
-          <w:rFonts w:ascii="Times New Roman" w:hAnsi="Times New Roman" w:cs="Times New Roman"/>
-        </w:rPr>
-        <w:t xml:space="preserve"> was to </w:t>
-      </w:r>
-      <w:proofErr w:type="spellStart"/>
-      <w:r>
-        <w:rPr>
-          <w:rFonts w:ascii="Times New Roman" w:hAnsi="Times New Roman" w:cs="Times New Roman"/>
-        </w:rPr>
-        <w:t>develop</w:t>
-      </w:r>
-      <w:proofErr w:type="spellEnd"/>
-      <w:r>
-        <w:rPr>
-          <w:rFonts w:ascii="Times New Roman" w:hAnsi="Times New Roman" w:cs="Times New Roman"/>
-        </w:rPr>
-        <w:t xml:space="preserve"> a system </w:t>
-      </w:r>
-      <w:proofErr w:type="spellStart"/>
-      <w:r>
-        <w:rPr>
-          <w:rFonts w:ascii="Times New Roman" w:hAnsi="Times New Roman" w:cs="Times New Roman"/>
-        </w:rPr>
-        <w:t>that</w:t>
-      </w:r>
-      <w:proofErr w:type="spellEnd"/>
-      <w:r>
-        <w:rPr>
-          <w:rFonts w:ascii="Times New Roman" w:hAnsi="Times New Roman" w:cs="Times New Roman"/>
-        </w:rPr>
-        <w:t xml:space="preserve"> </w:t>
-      </w:r>
-      <w:proofErr w:type="spellStart"/>
-      <w:r>
-        <w:rPr>
-          <w:rFonts w:ascii="Times New Roman" w:hAnsi="Times New Roman" w:cs="Times New Roman"/>
-        </w:rPr>
-        <w:t>enables</w:t>
-      </w:r>
-      <w:proofErr w:type="spellEnd"/>
-      <w:r>
-        <w:rPr>
-          <w:rFonts w:ascii="Times New Roman" w:hAnsi="Times New Roman" w:cs="Times New Roman"/>
-        </w:rPr>
-        <w:t xml:space="preserve"> </w:t>
-      </w:r>
-      <w:proofErr w:type="spellStart"/>
-      <w:r>
-        <w:rPr>
-          <w:rFonts w:ascii="Times New Roman" w:hAnsi="Times New Roman" w:cs="Times New Roman"/>
-        </w:rPr>
-        <w:t>stable</w:t>
-      </w:r>
-      <w:proofErr w:type="spellEnd"/>
-      <w:r>
-        <w:rPr>
-          <w:rFonts w:ascii="Times New Roman" w:hAnsi="Times New Roman" w:cs="Times New Roman"/>
-        </w:rPr>
-        <w:t xml:space="preserve"> manual </w:t>
-      </w:r>
-      <w:proofErr w:type="spellStart"/>
-      <w:r>
-        <w:rPr>
-          <w:rFonts w:ascii="Times New Roman" w:hAnsi="Times New Roman" w:cs="Times New Roman"/>
-        </w:rPr>
-        <w:t>control</w:t>
-      </w:r>
-      <w:proofErr w:type="spellEnd"/>
-      <w:r>
-        <w:rPr>
-          <w:rFonts w:ascii="Times New Roman" w:hAnsi="Times New Roman" w:cs="Times New Roman"/>
-        </w:rPr>
-        <w:t xml:space="preserve"> of a </w:t>
-      </w:r>
-      <w:proofErr w:type="spellStart"/>
-      <w:r>
-        <w:rPr>
-          <w:rFonts w:ascii="Times New Roman" w:hAnsi="Times New Roman" w:cs="Times New Roman"/>
-        </w:rPr>
-        <w:t>drone</w:t>
-      </w:r>
-      <w:proofErr w:type="spellEnd"/>
-      <w:r>
-        <w:rPr>
-          <w:rFonts w:ascii="Times New Roman" w:hAnsi="Times New Roman" w:cs="Times New Roman"/>
-        </w:rPr>
-        <w:t xml:space="preserve"> </w:t>
-      </w:r>
-      <w:proofErr w:type="spellStart"/>
-      <w:r>
-        <w:rPr>
-          <w:rFonts w:ascii="Times New Roman" w:hAnsi="Times New Roman" w:cs="Times New Roman"/>
-        </w:rPr>
-        <w:t>while</w:t>
-      </w:r>
-      <w:proofErr w:type="spellEnd"/>
-      <w:r>
-        <w:rPr>
-          <w:rFonts w:ascii="Times New Roman" w:hAnsi="Times New Roman" w:cs="Times New Roman"/>
-        </w:rPr>
-        <w:t xml:space="preserve"> </w:t>
-      </w:r>
-      <w:proofErr w:type="spellStart"/>
-      <w:r>
-        <w:rPr>
-          <w:rFonts w:ascii="Times New Roman" w:hAnsi="Times New Roman" w:cs="Times New Roman"/>
-        </w:rPr>
-        <w:t>compensating</w:t>
-      </w:r>
-      <w:proofErr w:type="spellEnd"/>
-      <w:r>
-        <w:rPr>
-          <w:rFonts w:ascii="Times New Roman" w:hAnsi="Times New Roman" w:cs="Times New Roman"/>
-        </w:rPr>
-        <w:t xml:space="preserve"> for </w:t>
-      </w:r>
-      <w:proofErr w:type="spellStart"/>
-      <w:r>
-        <w:rPr>
-          <w:rFonts w:ascii="Times New Roman" w:hAnsi="Times New Roman" w:cs="Times New Roman"/>
-        </w:rPr>
-        <w:t>disturbances</w:t>
-      </w:r>
-      <w:proofErr w:type="spellEnd"/>
-      <w:r>
-        <w:rPr>
-          <w:rFonts w:ascii="Times New Roman" w:hAnsi="Times New Roman" w:cs="Times New Roman"/>
-        </w:rPr>
-        <w:t xml:space="preserve"> and </w:t>
-      </w:r>
-      <w:proofErr w:type="spellStart"/>
-      <w:r>
-        <w:rPr>
-          <w:rFonts w:ascii="Times New Roman" w:hAnsi="Times New Roman" w:cs="Times New Roman"/>
-        </w:rPr>
-        <w:t>deviations</w:t>
-      </w:r>
-      <w:proofErr w:type="spellEnd"/>
-      <w:r>
-        <w:rPr>
-          <w:rFonts w:ascii="Times New Roman" w:hAnsi="Times New Roman" w:cs="Times New Roman"/>
-        </w:rPr>
-        <w:t xml:space="preserve"> from the </w:t>
-      </w:r>
-      <w:proofErr w:type="spellStart"/>
-      <w:r>
-        <w:rPr>
-          <w:rFonts w:ascii="Times New Roman" w:hAnsi="Times New Roman" w:cs="Times New Roman"/>
-        </w:rPr>
-        <w:t>desired</w:t>
-      </w:r>
-      <w:proofErr w:type="spellEnd"/>
-      <w:r>
-        <w:rPr>
-          <w:rFonts w:ascii="Times New Roman" w:hAnsi="Times New Roman" w:cs="Times New Roman"/>
-        </w:rPr>
-        <w:t xml:space="preserve"> </w:t>
-      </w:r>
-      <w:proofErr w:type="spellStart"/>
-      <w:r>
-        <w:rPr>
-          <w:rFonts w:ascii="Times New Roman" w:hAnsi="Times New Roman" w:cs="Times New Roman"/>
-        </w:rPr>
-        <w:t>orientation</w:t>
-      </w:r>
-      <w:proofErr w:type="spellEnd"/>
-      <w:r>
-        <w:rPr>
-          <w:rFonts w:ascii="Times New Roman" w:hAnsi="Times New Roman" w:cs="Times New Roman"/>
-        </w:rPr>
-        <w:t>.</w:t>
+      <w:r>
+        <w:rPr>
+          <w:rFonts w:ascii="Times New Roman" w:hAnsi="Times New Roman" w:cs="Times New Roman"/>
+        </w:rPr>
+        <w:t>This thesis presents the design and implementation of a control and flight stabilization system for a quadrotor drone using a PID controller. Quadrotor drones are inherently unstable systems, therefore maintaining stable flight requires continuous processing of data from inertial sensors and rapid response of the control system. The main objective of this work was to develop a system that enables stable manual control of a drone while compensating for disturbances and deviations from the desired orientation.</w:t>
       </w:r>
     </w:p>
     <w:p>
@@ -1581,539 +867,7 @@
         <w:rPr>
           <w:rFonts w:ascii="Times New Roman" w:hAnsi="Times New Roman" w:cs="Times New Roman"/>
         </w:rPr>
-        <w:t xml:space="preserve">The </w:t>
-      </w:r>
-      <w:proofErr w:type="spellStart"/>
-      <w:r>
-        <w:rPr>
-          <w:rFonts w:ascii="Times New Roman" w:hAnsi="Times New Roman" w:cs="Times New Roman"/>
-        </w:rPr>
-        <w:t>thesis</w:t>
-      </w:r>
-      <w:proofErr w:type="spellEnd"/>
-      <w:r>
-        <w:rPr>
-          <w:rFonts w:ascii="Times New Roman" w:hAnsi="Times New Roman" w:cs="Times New Roman"/>
-        </w:rPr>
-        <w:t xml:space="preserve"> </w:t>
-      </w:r>
-      <w:proofErr w:type="spellStart"/>
-      <w:r>
-        <w:rPr>
-          <w:rFonts w:ascii="Times New Roman" w:hAnsi="Times New Roman" w:cs="Times New Roman"/>
-        </w:rPr>
-        <w:t>discusses</w:t>
-      </w:r>
-      <w:proofErr w:type="spellEnd"/>
-      <w:r>
-        <w:rPr>
-          <w:rFonts w:ascii="Times New Roman" w:hAnsi="Times New Roman" w:cs="Times New Roman"/>
-        </w:rPr>
-        <w:t xml:space="preserve"> the </w:t>
-      </w:r>
-      <w:proofErr w:type="spellStart"/>
-      <w:r>
-        <w:rPr>
-          <w:rFonts w:ascii="Times New Roman" w:hAnsi="Times New Roman" w:cs="Times New Roman"/>
-        </w:rPr>
-        <w:t>basic</w:t>
-      </w:r>
-      <w:proofErr w:type="spellEnd"/>
-      <w:r>
-        <w:rPr>
-          <w:rFonts w:ascii="Times New Roman" w:hAnsi="Times New Roman" w:cs="Times New Roman"/>
-        </w:rPr>
-        <w:t xml:space="preserve"> </w:t>
-      </w:r>
-      <w:proofErr w:type="spellStart"/>
-      <w:r>
-        <w:rPr>
-          <w:rFonts w:ascii="Times New Roman" w:hAnsi="Times New Roman" w:cs="Times New Roman"/>
-        </w:rPr>
-        <w:t>principles</w:t>
-      </w:r>
-      <w:proofErr w:type="spellEnd"/>
-      <w:r>
-        <w:rPr>
-          <w:rFonts w:ascii="Times New Roman" w:hAnsi="Times New Roman" w:cs="Times New Roman"/>
-        </w:rPr>
-        <w:t xml:space="preserve"> of quadrotor </w:t>
-      </w:r>
-      <w:proofErr w:type="spellStart"/>
-      <w:r>
-        <w:rPr>
-          <w:rFonts w:ascii="Times New Roman" w:hAnsi="Times New Roman" w:cs="Times New Roman"/>
-        </w:rPr>
-        <w:t>flight</w:t>
-      </w:r>
-      <w:proofErr w:type="spellEnd"/>
-      <w:r>
-        <w:rPr>
-          <w:rFonts w:ascii="Times New Roman" w:hAnsi="Times New Roman" w:cs="Times New Roman"/>
-        </w:rPr>
-        <w:t xml:space="preserve"> </w:t>
-      </w:r>
-      <w:proofErr w:type="spellStart"/>
-      <w:r>
-        <w:rPr>
-          <w:rFonts w:ascii="Times New Roman" w:hAnsi="Times New Roman" w:cs="Times New Roman"/>
-        </w:rPr>
-        <w:t>stabilization</w:t>
-      </w:r>
-      <w:proofErr w:type="spellEnd"/>
-      <w:r>
-        <w:rPr>
-          <w:rFonts w:ascii="Times New Roman" w:hAnsi="Times New Roman" w:cs="Times New Roman"/>
-        </w:rPr>
-        <w:t xml:space="preserve">, the </w:t>
-      </w:r>
-      <w:proofErr w:type="spellStart"/>
-      <w:r>
-        <w:rPr>
-          <w:rFonts w:ascii="Times New Roman" w:hAnsi="Times New Roman" w:cs="Times New Roman"/>
-        </w:rPr>
-        <w:t>operation</w:t>
-      </w:r>
-      <w:proofErr w:type="spellEnd"/>
-      <w:r>
-        <w:rPr>
-          <w:rFonts w:ascii="Times New Roman" w:hAnsi="Times New Roman" w:cs="Times New Roman"/>
-        </w:rPr>
-        <w:t xml:space="preserve"> of a PID </w:t>
-      </w:r>
-      <w:proofErr w:type="spellStart"/>
-      <w:r>
-        <w:rPr>
-          <w:rFonts w:ascii="Times New Roman" w:hAnsi="Times New Roman" w:cs="Times New Roman"/>
-        </w:rPr>
-        <w:t>controller</w:t>
-      </w:r>
-      <w:proofErr w:type="spellEnd"/>
-      <w:r>
-        <w:rPr>
-          <w:rFonts w:ascii="Times New Roman" w:hAnsi="Times New Roman" w:cs="Times New Roman"/>
-        </w:rPr>
-        <w:t xml:space="preserve">, and the role of </w:t>
-      </w:r>
-      <w:proofErr w:type="spellStart"/>
-      <w:r>
-        <w:rPr>
-          <w:rFonts w:ascii="Times New Roman" w:hAnsi="Times New Roman" w:cs="Times New Roman"/>
-        </w:rPr>
-        <w:t>inertial</w:t>
-      </w:r>
-      <w:proofErr w:type="spellEnd"/>
-      <w:r>
-        <w:rPr>
-          <w:rFonts w:ascii="Times New Roman" w:hAnsi="Times New Roman" w:cs="Times New Roman"/>
-        </w:rPr>
-        <w:t xml:space="preserve"> </w:t>
-      </w:r>
-      <w:proofErr w:type="spellStart"/>
-      <w:r>
-        <w:rPr>
-          <w:rFonts w:ascii="Times New Roman" w:hAnsi="Times New Roman" w:cs="Times New Roman"/>
-        </w:rPr>
-        <w:t>sensors</w:t>
-      </w:r>
-      <w:proofErr w:type="spellEnd"/>
-      <w:r>
-        <w:rPr>
-          <w:rFonts w:ascii="Times New Roman" w:hAnsi="Times New Roman" w:cs="Times New Roman"/>
-        </w:rPr>
-        <w:t xml:space="preserve"> in </w:t>
-      </w:r>
-      <w:proofErr w:type="spellStart"/>
-      <w:r>
-        <w:rPr>
-          <w:rFonts w:ascii="Times New Roman" w:hAnsi="Times New Roman" w:cs="Times New Roman"/>
-        </w:rPr>
-        <w:t>control</w:t>
-      </w:r>
-      <w:proofErr w:type="spellEnd"/>
-      <w:r>
-        <w:rPr>
-          <w:rFonts w:ascii="Times New Roman" w:hAnsi="Times New Roman" w:cs="Times New Roman"/>
-        </w:rPr>
-        <w:t xml:space="preserve"> </w:t>
-      </w:r>
-      <w:proofErr w:type="spellStart"/>
-      <w:r>
-        <w:rPr>
-          <w:rFonts w:ascii="Times New Roman" w:hAnsi="Times New Roman" w:cs="Times New Roman"/>
-        </w:rPr>
-        <w:t>systems</w:t>
-      </w:r>
-      <w:proofErr w:type="spellEnd"/>
-      <w:r>
-        <w:rPr>
-          <w:rFonts w:ascii="Times New Roman" w:hAnsi="Times New Roman" w:cs="Times New Roman"/>
-        </w:rPr>
-        <w:t xml:space="preserve">. </w:t>
-      </w:r>
-      <w:proofErr w:type="spellStart"/>
-      <w:r>
-        <w:rPr>
-          <w:rFonts w:ascii="Times New Roman" w:hAnsi="Times New Roman" w:cs="Times New Roman"/>
-        </w:rPr>
-        <w:t>Next</w:t>
-      </w:r>
-      <w:proofErr w:type="spellEnd"/>
-      <w:r>
-        <w:rPr>
-          <w:rFonts w:ascii="Times New Roman" w:hAnsi="Times New Roman" w:cs="Times New Roman"/>
-        </w:rPr>
-        <w:t xml:space="preserve">, the </w:t>
-      </w:r>
-      <w:proofErr w:type="spellStart"/>
-      <w:r>
-        <w:rPr>
-          <w:rFonts w:ascii="Times New Roman" w:hAnsi="Times New Roman" w:cs="Times New Roman"/>
-        </w:rPr>
-        <w:t>architecture</w:t>
-      </w:r>
-      <w:proofErr w:type="spellEnd"/>
-      <w:r>
-        <w:rPr>
-          <w:rFonts w:ascii="Times New Roman" w:hAnsi="Times New Roman" w:cs="Times New Roman"/>
-        </w:rPr>
-        <w:t xml:space="preserve"> of the </w:t>
-      </w:r>
-      <w:proofErr w:type="spellStart"/>
-      <w:r>
-        <w:rPr>
-          <w:rFonts w:ascii="Times New Roman" w:hAnsi="Times New Roman" w:cs="Times New Roman"/>
-        </w:rPr>
-        <w:t>proposed</w:t>
-      </w:r>
-      <w:proofErr w:type="spellEnd"/>
-      <w:r>
-        <w:rPr>
-          <w:rFonts w:ascii="Times New Roman" w:hAnsi="Times New Roman" w:cs="Times New Roman"/>
-        </w:rPr>
-        <w:t xml:space="preserve"> system </w:t>
-      </w:r>
-      <w:proofErr w:type="spellStart"/>
-      <w:r>
-        <w:rPr>
-          <w:rFonts w:ascii="Times New Roman" w:hAnsi="Times New Roman" w:cs="Times New Roman"/>
-        </w:rPr>
-        <w:t>is</w:t>
-      </w:r>
-      <w:proofErr w:type="spellEnd"/>
-      <w:r>
-        <w:rPr>
-          <w:rFonts w:ascii="Times New Roman" w:hAnsi="Times New Roman" w:cs="Times New Roman"/>
-        </w:rPr>
-        <w:t xml:space="preserve"> </w:t>
-      </w:r>
-      <w:proofErr w:type="spellStart"/>
-      <w:r>
-        <w:rPr>
-          <w:rFonts w:ascii="Times New Roman" w:hAnsi="Times New Roman" w:cs="Times New Roman"/>
-        </w:rPr>
-        <w:t>presented</w:t>
-      </w:r>
-      <w:proofErr w:type="spellEnd"/>
-      <w:r>
-        <w:rPr>
-          <w:rFonts w:ascii="Times New Roman" w:hAnsi="Times New Roman" w:cs="Times New Roman"/>
-        </w:rPr>
-        <w:t xml:space="preserve">, </w:t>
-      </w:r>
-      <w:proofErr w:type="spellStart"/>
-      <w:r>
-        <w:rPr>
-          <w:rFonts w:ascii="Times New Roman" w:hAnsi="Times New Roman" w:cs="Times New Roman"/>
-        </w:rPr>
-        <w:t>along</w:t>
-      </w:r>
-      <w:proofErr w:type="spellEnd"/>
-      <w:r>
-        <w:rPr>
-          <w:rFonts w:ascii="Times New Roman" w:hAnsi="Times New Roman" w:cs="Times New Roman"/>
-        </w:rPr>
-        <w:t xml:space="preserve"> with </w:t>
-      </w:r>
-      <w:proofErr w:type="spellStart"/>
-      <w:r>
-        <w:rPr>
-          <w:rFonts w:ascii="Times New Roman" w:hAnsi="Times New Roman" w:cs="Times New Roman"/>
-        </w:rPr>
-        <w:t>details</w:t>
-      </w:r>
-      <w:proofErr w:type="spellEnd"/>
-      <w:r>
-        <w:rPr>
-          <w:rFonts w:ascii="Times New Roman" w:hAnsi="Times New Roman" w:cs="Times New Roman"/>
-        </w:rPr>
-        <w:t xml:space="preserve"> of the hardware and software </w:t>
-      </w:r>
-      <w:proofErr w:type="spellStart"/>
-      <w:r>
-        <w:rPr>
-          <w:rFonts w:ascii="Times New Roman" w:hAnsi="Times New Roman" w:cs="Times New Roman"/>
-        </w:rPr>
-        <w:t>implementation</w:t>
-      </w:r>
-      <w:proofErr w:type="spellEnd"/>
-      <w:r>
-        <w:rPr>
-          <w:rFonts w:ascii="Times New Roman" w:hAnsi="Times New Roman" w:cs="Times New Roman"/>
-        </w:rPr>
-        <w:t xml:space="preserve"> </w:t>
-      </w:r>
-      <w:proofErr w:type="spellStart"/>
-      <w:r>
-        <w:rPr>
-          <w:rFonts w:ascii="Times New Roman" w:hAnsi="Times New Roman" w:cs="Times New Roman"/>
-        </w:rPr>
-        <w:t>based</w:t>
-      </w:r>
-      <w:proofErr w:type="spellEnd"/>
-      <w:r>
-        <w:rPr>
-          <w:rFonts w:ascii="Times New Roman" w:hAnsi="Times New Roman" w:cs="Times New Roman"/>
-        </w:rPr>
-        <w:t xml:space="preserve"> on </w:t>
-      </w:r>
-      <w:proofErr w:type="spellStart"/>
-      <w:r>
-        <w:rPr>
-          <w:rFonts w:ascii="Times New Roman" w:hAnsi="Times New Roman" w:cs="Times New Roman"/>
-        </w:rPr>
-        <w:t>an</w:t>
-      </w:r>
-      <w:proofErr w:type="spellEnd"/>
-      <w:r>
-        <w:rPr>
-          <w:rFonts w:ascii="Times New Roman" w:hAnsi="Times New Roman" w:cs="Times New Roman"/>
-        </w:rPr>
-        <w:t xml:space="preserve"> STM32 </w:t>
-      </w:r>
-      <w:proofErr w:type="spellStart"/>
-      <w:r>
-        <w:rPr>
-          <w:rFonts w:ascii="Times New Roman" w:hAnsi="Times New Roman" w:cs="Times New Roman"/>
-        </w:rPr>
-        <w:t>microcontroller</w:t>
-      </w:r>
-      <w:proofErr w:type="spellEnd"/>
-      <w:r>
-        <w:rPr>
-          <w:rFonts w:ascii="Times New Roman" w:hAnsi="Times New Roman" w:cs="Times New Roman"/>
-        </w:rPr>
-        <w:t xml:space="preserve">. The </w:t>
-      </w:r>
-      <w:proofErr w:type="spellStart"/>
-      <w:r>
-        <w:rPr>
-          <w:rFonts w:ascii="Times New Roman" w:hAnsi="Times New Roman" w:cs="Times New Roman"/>
-        </w:rPr>
-        <w:t>implemented</w:t>
-      </w:r>
-      <w:proofErr w:type="spellEnd"/>
-      <w:r>
-        <w:rPr>
-          <w:rFonts w:ascii="Times New Roman" w:hAnsi="Times New Roman" w:cs="Times New Roman"/>
-        </w:rPr>
-        <w:t xml:space="preserve"> PID </w:t>
-      </w:r>
-      <w:proofErr w:type="spellStart"/>
-      <w:r>
-        <w:rPr>
-          <w:rFonts w:ascii="Times New Roman" w:hAnsi="Times New Roman" w:cs="Times New Roman"/>
-        </w:rPr>
-        <w:t>controller</w:t>
-      </w:r>
-      <w:proofErr w:type="spellEnd"/>
-      <w:r>
-        <w:rPr>
-          <w:rFonts w:ascii="Times New Roman" w:hAnsi="Times New Roman" w:cs="Times New Roman"/>
-        </w:rPr>
-        <w:t xml:space="preserve"> </w:t>
-      </w:r>
-      <w:proofErr w:type="spellStart"/>
-      <w:r>
-        <w:rPr>
-          <w:rFonts w:ascii="Times New Roman" w:hAnsi="Times New Roman" w:cs="Times New Roman"/>
-        </w:rPr>
-        <w:t>is</w:t>
-      </w:r>
-      <w:proofErr w:type="spellEnd"/>
-      <w:r>
-        <w:rPr>
-          <w:rFonts w:ascii="Times New Roman" w:hAnsi="Times New Roman" w:cs="Times New Roman"/>
-        </w:rPr>
-        <w:t xml:space="preserve"> </w:t>
-      </w:r>
-      <w:proofErr w:type="spellStart"/>
-      <w:r>
-        <w:rPr>
-          <w:rFonts w:ascii="Times New Roman" w:hAnsi="Times New Roman" w:cs="Times New Roman"/>
-        </w:rPr>
-        <w:t>responsible</w:t>
-      </w:r>
-      <w:proofErr w:type="spellEnd"/>
-      <w:r>
-        <w:rPr>
-          <w:rFonts w:ascii="Times New Roman" w:hAnsi="Times New Roman" w:cs="Times New Roman"/>
-        </w:rPr>
-        <w:t xml:space="preserve"> for </w:t>
-      </w:r>
-      <w:proofErr w:type="spellStart"/>
-      <w:r>
-        <w:rPr>
-          <w:rFonts w:ascii="Times New Roman" w:hAnsi="Times New Roman" w:cs="Times New Roman"/>
-        </w:rPr>
-        <w:t>stabilizing</w:t>
-      </w:r>
-      <w:proofErr w:type="spellEnd"/>
-      <w:r>
-        <w:rPr>
-          <w:rFonts w:ascii="Times New Roman" w:hAnsi="Times New Roman" w:cs="Times New Roman"/>
-        </w:rPr>
-        <w:t xml:space="preserve"> the </w:t>
-      </w:r>
-      <w:proofErr w:type="spellStart"/>
-      <w:r>
-        <w:rPr>
-          <w:rFonts w:ascii="Times New Roman" w:hAnsi="Times New Roman" w:cs="Times New Roman"/>
-        </w:rPr>
-        <w:t>drone’s</w:t>
-      </w:r>
-      <w:proofErr w:type="spellEnd"/>
-      <w:r>
-        <w:rPr>
-          <w:rFonts w:ascii="Times New Roman" w:hAnsi="Times New Roman" w:cs="Times New Roman"/>
-        </w:rPr>
-        <w:t xml:space="preserve"> </w:t>
-      </w:r>
-      <w:proofErr w:type="spellStart"/>
-      <w:r>
-        <w:rPr>
-          <w:rFonts w:ascii="Times New Roman" w:hAnsi="Times New Roman" w:cs="Times New Roman"/>
-        </w:rPr>
-        <w:t>orientation</w:t>
-      </w:r>
-      <w:proofErr w:type="spellEnd"/>
-      <w:r>
-        <w:rPr>
-          <w:rFonts w:ascii="Times New Roman" w:hAnsi="Times New Roman" w:cs="Times New Roman"/>
-        </w:rPr>
-        <w:t xml:space="preserve"> </w:t>
-      </w:r>
-      <w:proofErr w:type="spellStart"/>
-      <w:r>
-        <w:rPr>
-          <w:rFonts w:ascii="Times New Roman" w:hAnsi="Times New Roman" w:cs="Times New Roman"/>
-        </w:rPr>
-        <w:t>angles</w:t>
-      </w:r>
-      <w:proofErr w:type="spellEnd"/>
-      <w:r>
-        <w:rPr>
-          <w:rFonts w:ascii="Times New Roman" w:hAnsi="Times New Roman" w:cs="Times New Roman"/>
-        </w:rPr>
-        <w:t xml:space="preserve">, and </w:t>
-      </w:r>
-      <w:proofErr w:type="spellStart"/>
-      <w:r>
-        <w:rPr>
-          <w:rFonts w:ascii="Times New Roman" w:hAnsi="Times New Roman" w:cs="Times New Roman"/>
-        </w:rPr>
-        <w:t>its</w:t>
-      </w:r>
-      <w:proofErr w:type="spellEnd"/>
-      <w:r>
-        <w:rPr>
-          <w:rFonts w:ascii="Times New Roman" w:hAnsi="Times New Roman" w:cs="Times New Roman"/>
-        </w:rPr>
-        <w:t xml:space="preserve"> </w:t>
-      </w:r>
-      <w:proofErr w:type="spellStart"/>
-      <w:r>
-        <w:rPr>
-          <w:rFonts w:ascii="Times New Roman" w:hAnsi="Times New Roman" w:cs="Times New Roman"/>
-        </w:rPr>
-        <w:t>parameters</w:t>
-      </w:r>
-      <w:proofErr w:type="spellEnd"/>
-      <w:r>
-        <w:rPr>
-          <w:rFonts w:ascii="Times New Roman" w:hAnsi="Times New Roman" w:cs="Times New Roman"/>
-        </w:rPr>
-        <w:t xml:space="preserve"> </w:t>
-      </w:r>
-      <w:proofErr w:type="spellStart"/>
-      <w:r>
-        <w:rPr>
-          <w:rFonts w:ascii="Times New Roman" w:hAnsi="Times New Roman" w:cs="Times New Roman"/>
-        </w:rPr>
-        <w:t>were</w:t>
-      </w:r>
-      <w:proofErr w:type="spellEnd"/>
-      <w:r>
-        <w:rPr>
-          <w:rFonts w:ascii="Times New Roman" w:hAnsi="Times New Roman" w:cs="Times New Roman"/>
-        </w:rPr>
-        <w:t xml:space="preserve"> </w:t>
-      </w:r>
-      <w:proofErr w:type="spellStart"/>
-      <w:r>
-        <w:rPr>
-          <w:rFonts w:ascii="Times New Roman" w:hAnsi="Times New Roman" w:cs="Times New Roman"/>
-        </w:rPr>
-        <w:t>tuned</w:t>
-      </w:r>
-      <w:proofErr w:type="spellEnd"/>
-      <w:r>
-        <w:rPr>
-          <w:rFonts w:ascii="Times New Roman" w:hAnsi="Times New Roman" w:cs="Times New Roman"/>
-        </w:rPr>
-        <w:t xml:space="preserve"> </w:t>
-      </w:r>
-      <w:proofErr w:type="spellStart"/>
-      <w:r>
-        <w:rPr>
-          <w:rFonts w:ascii="Times New Roman" w:hAnsi="Times New Roman" w:cs="Times New Roman"/>
-        </w:rPr>
-        <w:t>using</w:t>
-      </w:r>
-      <w:proofErr w:type="spellEnd"/>
-      <w:r>
-        <w:rPr>
-          <w:rFonts w:ascii="Times New Roman" w:hAnsi="Times New Roman" w:cs="Times New Roman"/>
-        </w:rPr>
-        <w:t xml:space="preserve"> a </w:t>
-      </w:r>
-      <w:proofErr w:type="spellStart"/>
-      <w:r>
-        <w:rPr>
-          <w:rFonts w:ascii="Times New Roman" w:hAnsi="Times New Roman" w:cs="Times New Roman"/>
-        </w:rPr>
-        <w:t>trial</w:t>
-      </w:r>
-      <w:proofErr w:type="spellEnd"/>
-      <w:r>
-        <w:rPr>
-          <w:rFonts w:ascii="Times New Roman" w:hAnsi="Times New Roman" w:cs="Times New Roman"/>
-        </w:rPr>
-        <w:t xml:space="preserve">-and-error </w:t>
-      </w:r>
-      <w:proofErr w:type="spellStart"/>
-      <w:r>
-        <w:rPr>
-          <w:rFonts w:ascii="Times New Roman" w:hAnsi="Times New Roman" w:cs="Times New Roman"/>
-        </w:rPr>
-        <w:t>method</w:t>
-      </w:r>
-      <w:proofErr w:type="spellEnd"/>
-      <w:r>
-        <w:rPr>
-          <w:rFonts w:ascii="Times New Roman" w:hAnsi="Times New Roman" w:cs="Times New Roman"/>
-        </w:rPr>
-        <w:t>.</w:t>
+        <w:t>The thesis discusses the basic principles of quadrotor flight stabilization, the operation of a PID controller, and the role of inertial sensors in control systems. Next, the architecture of the proposed system is presented, along with details of the hardware and software implementation based on an STM32 microcontroller. The implemented PID controller is responsible for stabilizing the drone’s orientation angles, and its parameters were tuned using a trial-and-error method.</w:t>
       </w:r>
     </w:p>
     <w:p>
@@ -2127,430 +881,42 @@
         <w:rPr>
           <w:rFonts w:ascii="Times New Roman" w:hAnsi="Times New Roman" w:cs="Times New Roman"/>
         </w:rPr>
-        <w:t xml:space="preserve">The </w:t>
-      </w:r>
-      <w:proofErr w:type="spellStart"/>
-      <w:r>
-        <w:rPr>
-          <w:rFonts w:ascii="Times New Roman" w:hAnsi="Times New Roman" w:cs="Times New Roman"/>
-        </w:rPr>
-        <w:t>conducted</w:t>
-      </w:r>
-      <w:proofErr w:type="spellEnd"/>
-      <w:r>
-        <w:rPr>
-          <w:rFonts w:ascii="Times New Roman" w:hAnsi="Times New Roman" w:cs="Times New Roman"/>
-        </w:rPr>
-        <w:t xml:space="preserve"> </w:t>
-      </w:r>
-      <w:proofErr w:type="spellStart"/>
-      <w:r>
-        <w:rPr>
-          <w:rFonts w:ascii="Times New Roman" w:hAnsi="Times New Roman" w:cs="Times New Roman"/>
-        </w:rPr>
-        <w:t>tests</w:t>
-      </w:r>
-      <w:proofErr w:type="spellEnd"/>
-      <w:r>
-        <w:rPr>
-          <w:rFonts w:ascii="Times New Roman" w:hAnsi="Times New Roman" w:cs="Times New Roman"/>
-        </w:rPr>
-        <w:t xml:space="preserve"> </w:t>
-      </w:r>
-      <w:proofErr w:type="spellStart"/>
-      <w:r>
-        <w:rPr>
-          <w:rFonts w:ascii="Times New Roman" w:hAnsi="Times New Roman" w:cs="Times New Roman"/>
-        </w:rPr>
-        <w:t>confirmed</w:t>
-      </w:r>
-      <w:proofErr w:type="spellEnd"/>
-      <w:r>
-        <w:rPr>
-          <w:rFonts w:ascii="Times New Roman" w:hAnsi="Times New Roman" w:cs="Times New Roman"/>
-        </w:rPr>
-        <w:t xml:space="preserve"> the </w:t>
-      </w:r>
-      <w:proofErr w:type="spellStart"/>
-      <w:r>
-        <w:rPr>
-          <w:rFonts w:ascii="Times New Roman" w:hAnsi="Times New Roman" w:cs="Times New Roman"/>
-        </w:rPr>
-        <w:t>correct</w:t>
-      </w:r>
-      <w:proofErr w:type="spellEnd"/>
-      <w:r>
-        <w:rPr>
-          <w:rFonts w:ascii="Times New Roman" w:hAnsi="Times New Roman" w:cs="Times New Roman"/>
-        </w:rPr>
-        <w:t xml:space="preserve"> </w:t>
-      </w:r>
-      <w:proofErr w:type="spellStart"/>
-      <w:r>
-        <w:rPr>
-          <w:rFonts w:ascii="Times New Roman" w:hAnsi="Times New Roman" w:cs="Times New Roman"/>
-        </w:rPr>
-        <w:t>operation</w:t>
-      </w:r>
-      <w:proofErr w:type="spellEnd"/>
-      <w:r>
-        <w:rPr>
-          <w:rFonts w:ascii="Times New Roman" w:hAnsi="Times New Roman" w:cs="Times New Roman"/>
-        </w:rPr>
-        <w:t xml:space="preserve"> of the system and </w:t>
-      </w:r>
-      <w:proofErr w:type="spellStart"/>
-      <w:r>
-        <w:rPr>
-          <w:rFonts w:ascii="Times New Roman" w:hAnsi="Times New Roman" w:cs="Times New Roman"/>
-        </w:rPr>
-        <w:t>demonstrated</w:t>
-      </w:r>
-      <w:proofErr w:type="spellEnd"/>
-      <w:r>
-        <w:rPr>
-          <w:rFonts w:ascii="Times New Roman" w:hAnsi="Times New Roman" w:cs="Times New Roman"/>
-        </w:rPr>
-        <w:t xml:space="preserve"> the </w:t>
-      </w:r>
-      <w:proofErr w:type="spellStart"/>
-      <w:r>
-        <w:rPr>
-          <w:rFonts w:ascii="Times New Roman" w:hAnsi="Times New Roman" w:cs="Times New Roman"/>
-        </w:rPr>
-        <w:t>possibility</w:t>
-      </w:r>
-      <w:proofErr w:type="spellEnd"/>
-      <w:r>
-        <w:rPr>
-          <w:rFonts w:ascii="Times New Roman" w:hAnsi="Times New Roman" w:cs="Times New Roman"/>
-        </w:rPr>
-        <w:t xml:space="preserve"> of </w:t>
-      </w:r>
-      <w:proofErr w:type="spellStart"/>
-      <w:r>
-        <w:rPr>
-          <w:rFonts w:ascii="Times New Roman" w:hAnsi="Times New Roman" w:cs="Times New Roman"/>
-        </w:rPr>
-        <w:t>achieving</w:t>
-      </w:r>
-      <w:proofErr w:type="spellEnd"/>
-      <w:r>
-        <w:rPr>
-          <w:rFonts w:ascii="Times New Roman" w:hAnsi="Times New Roman" w:cs="Times New Roman"/>
-        </w:rPr>
-        <w:t xml:space="preserve"> </w:t>
-      </w:r>
-      <w:proofErr w:type="spellStart"/>
-      <w:r>
-        <w:rPr>
-          <w:rFonts w:ascii="Times New Roman" w:hAnsi="Times New Roman" w:cs="Times New Roman"/>
-        </w:rPr>
-        <w:t>stable</w:t>
-      </w:r>
-      <w:proofErr w:type="spellEnd"/>
-      <w:r>
-        <w:rPr>
-          <w:rFonts w:ascii="Times New Roman" w:hAnsi="Times New Roman" w:cs="Times New Roman"/>
-        </w:rPr>
-        <w:t xml:space="preserve"> </w:t>
-      </w:r>
-      <w:proofErr w:type="spellStart"/>
-      <w:r>
-        <w:rPr>
-          <w:rFonts w:ascii="Times New Roman" w:hAnsi="Times New Roman" w:cs="Times New Roman"/>
-        </w:rPr>
-        <w:t>flight</w:t>
-      </w:r>
-      <w:proofErr w:type="spellEnd"/>
-      <w:r>
-        <w:rPr>
-          <w:rFonts w:ascii="Times New Roman" w:hAnsi="Times New Roman" w:cs="Times New Roman"/>
-        </w:rPr>
-        <w:t xml:space="preserve"> </w:t>
-      </w:r>
-      <w:proofErr w:type="spellStart"/>
-      <w:r>
-        <w:rPr>
-          <w:rFonts w:ascii="Times New Roman" w:hAnsi="Times New Roman" w:cs="Times New Roman"/>
-        </w:rPr>
-        <w:t>under</w:t>
-      </w:r>
-      <w:proofErr w:type="spellEnd"/>
-      <w:r>
-        <w:rPr>
-          <w:rFonts w:ascii="Times New Roman" w:hAnsi="Times New Roman" w:cs="Times New Roman"/>
-        </w:rPr>
-        <w:t xml:space="preserve"> real </w:t>
-      </w:r>
-      <w:proofErr w:type="spellStart"/>
-      <w:r>
-        <w:rPr>
-          <w:rFonts w:ascii="Times New Roman" w:hAnsi="Times New Roman" w:cs="Times New Roman"/>
-        </w:rPr>
-        <w:t>operating</w:t>
-      </w:r>
-      <w:proofErr w:type="spellEnd"/>
-      <w:r>
-        <w:rPr>
-          <w:rFonts w:ascii="Times New Roman" w:hAnsi="Times New Roman" w:cs="Times New Roman"/>
-        </w:rPr>
-        <w:t xml:space="preserve"> </w:t>
-      </w:r>
-      <w:proofErr w:type="spellStart"/>
-      <w:r>
-        <w:rPr>
-          <w:rFonts w:ascii="Times New Roman" w:hAnsi="Times New Roman" w:cs="Times New Roman"/>
-        </w:rPr>
-        <w:t>conditions</w:t>
-      </w:r>
-      <w:proofErr w:type="spellEnd"/>
-      <w:r>
-        <w:rPr>
-          <w:rFonts w:ascii="Times New Roman" w:hAnsi="Times New Roman" w:cs="Times New Roman"/>
-        </w:rPr>
-        <w:t xml:space="preserve">. The </w:t>
-      </w:r>
-      <w:proofErr w:type="spellStart"/>
-      <w:r>
-        <w:rPr>
-          <w:rFonts w:ascii="Times New Roman" w:hAnsi="Times New Roman" w:cs="Times New Roman"/>
-        </w:rPr>
-        <w:t>results</w:t>
-      </w:r>
-      <w:proofErr w:type="spellEnd"/>
-      <w:r>
-        <w:rPr>
-          <w:rFonts w:ascii="Times New Roman" w:hAnsi="Times New Roman" w:cs="Times New Roman"/>
-        </w:rPr>
-        <w:t xml:space="preserve"> show </w:t>
-      </w:r>
-      <w:proofErr w:type="spellStart"/>
-      <w:r>
-        <w:rPr>
-          <w:rFonts w:ascii="Times New Roman" w:hAnsi="Times New Roman" w:cs="Times New Roman"/>
-        </w:rPr>
-        <w:t>that</w:t>
-      </w:r>
-      <w:proofErr w:type="spellEnd"/>
-      <w:r>
-        <w:rPr>
-          <w:rFonts w:ascii="Times New Roman" w:hAnsi="Times New Roman" w:cs="Times New Roman"/>
-        </w:rPr>
-        <w:t xml:space="preserve"> the </w:t>
-      </w:r>
-      <w:proofErr w:type="spellStart"/>
-      <w:r>
-        <w:rPr>
-          <w:rFonts w:ascii="Times New Roman" w:hAnsi="Times New Roman" w:cs="Times New Roman"/>
-        </w:rPr>
-        <w:t>use</w:t>
-      </w:r>
-      <w:proofErr w:type="spellEnd"/>
-      <w:r>
-        <w:rPr>
-          <w:rFonts w:ascii="Times New Roman" w:hAnsi="Times New Roman" w:cs="Times New Roman"/>
-        </w:rPr>
-        <w:t xml:space="preserve"> of a PID </w:t>
-      </w:r>
-      <w:proofErr w:type="spellStart"/>
-      <w:r>
-        <w:rPr>
-          <w:rFonts w:ascii="Times New Roman" w:hAnsi="Times New Roman" w:cs="Times New Roman"/>
-        </w:rPr>
-        <w:t>controller</w:t>
-      </w:r>
-      <w:proofErr w:type="spellEnd"/>
-      <w:r>
-        <w:rPr>
-          <w:rFonts w:ascii="Times New Roman" w:hAnsi="Times New Roman" w:cs="Times New Roman"/>
-        </w:rPr>
-        <w:t xml:space="preserve"> </w:t>
-      </w:r>
-      <w:proofErr w:type="spellStart"/>
-      <w:r>
-        <w:rPr>
-          <w:rFonts w:ascii="Times New Roman" w:hAnsi="Times New Roman" w:cs="Times New Roman"/>
-        </w:rPr>
-        <w:t>significantly</w:t>
-      </w:r>
-      <w:proofErr w:type="spellEnd"/>
-      <w:r>
-        <w:rPr>
-          <w:rFonts w:ascii="Times New Roman" w:hAnsi="Times New Roman" w:cs="Times New Roman"/>
-        </w:rPr>
-        <w:t xml:space="preserve"> </w:t>
-      </w:r>
-      <w:proofErr w:type="spellStart"/>
-      <w:r>
-        <w:rPr>
-          <w:rFonts w:ascii="Times New Roman" w:hAnsi="Times New Roman" w:cs="Times New Roman"/>
-        </w:rPr>
-        <w:t>improves</w:t>
-      </w:r>
-      <w:proofErr w:type="spellEnd"/>
-      <w:r>
-        <w:rPr>
-          <w:rFonts w:ascii="Times New Roman" w:hAnsi="Times New Roman" w:cs="Times New Roman"/>
-        </w:rPr>
-        <w:t xml:space="preserve"> the </w:t>
-      </w:r>
-      <w:proofErr w:type="spellStart"/>
-      <w:r>
-        <w:rPr>
-          <w:rFonts w:ascii="Times New Roman" w:hAnsi="Times New Roman" w:cs="Times New Roman"/>
-        </w:rPr>
-        <w:t>flight</w:t>
-      </w:r>
-      <w:proofErr w:type="spellEnd"/>
-      <w:r>
-        <w:rPr>
-          <w:rFonts w:ascii="Times New Roman" w:hAnsi="Times New Roman" w:cs="Times New Roman"/>
-        </w:rPr>
-        <w:t xml:space="preserve"> </w:t>
-      </w:r>
-      <w:proofErr w:type="spellStart"/>
-      <w:r>
-        <w:rPr>
-          <w:rFonts w:ascii="Times New Roman" w:hAnsi="Times New Roman" w:cs="Times New Roman"/>
-        </w:rPr>
-        <w:t>stability</w:t>
-      </w:r>
-      <w:proofErr w:type="spellEnd"/>
-      <w:r>
-        <w:rPr>
-          <w:rFonts w:ascii="Times New Roman" w:hAnsi="Times New Roman" w:cs="Times New Roman"/>
-        </w:rPr>
-        <w:t xml:space="preserve"> of a quadrotor </w:t>
-      </w:r>
-      <w:proofErr w:type="spellStart"/>
-      <w:r>
-        <w:rPr>
-          <w:rFonts w:ascii="Times New Roman" w:hAnsi="Times New Roman" w:cs="Times New Roman"/>
-        </w:rPr>
-        <w:t>drone</w:t>
-      </w:r>
-      <w:proofErr w:type="spellEnd"/>
-      <w:r>
-        <w:rPr>
-          <w:rFonts w:ascii="Times New Roman" w:hAnsi="Times New Roman" w:cs="Times New Roman"/>
-        </w:rPr>
-        <w:t>.</w:t>
-      </w:r>
-    </w:p>
-    <w:p>
-      <w:pPr>
-        <w:rPr>
-          <w:rFonts w:ascii="Times New Roman" w:hAnsi="Times New Roman" w:cs="Times New Roman"/>
-        </w:rPr>
-      </w:pPr>
-    </w:p>
-    <w:p>
-      <w:pPr>
-        <w:rPr>
-          <w:rFonts w:ascii="Times New Roman" w:hAnsi="Times New Roman" w:cs="Times New Roman"/>
-        </w:rPr>
-      </w:pPr>
-    </w:p>
-    <w:p>
-      <w:pPr>
-        <w:rPr>
-          <w:rFonts w:ascii="Times New Roman" w:hAnsi="Times New Roman" w:cs="Times New Roman"/>
-        </w:rPr>
-      </w:pPr>
-      <w:proofErr w:type="spellStart"/>
-      <w:r>
-        <w:rPr>
-          <w:rFonts w:ascii="Times New Roman" w:hAnsi="Times New Roman" w:cs="Times New Roman"/>
-          <w:b/>
-          <w:bCs/>
-        </w:rPr>
-        <w:t>Keywords</w:t>
-      </w:r>
-      <w:proofErr w:type="spellEnd"/>
-      <w:r>
-        <w:rPr>
-          <w:rFonts w:ascii="Times New Roman" w:hAnsi="Times New Roman" w:cs="Times New Roman"/>
-          <w:b/>
-          <w:bCs/>
-        </w:rPr>
-        <w:t xml:space="preserve">: </w:t>
-      </w:r>
-      <w:r>
-        <w:rPr>
-          <w:rFonts w:ascii="Times New Roman" w:hAnsi="Times New Roman" w:cs="Times New Roman"/>
-        </w:rPr>
-        <w:t xml:space="preserve">quadrotor </w:t>
-      </w:r>
-      <w:proofErr w:type="spellStart"/>
-      <w:r>
-        <w:rPr>
-          <w:rFonts w:ascii="Times New Roman" w:hAnsi="Times New Roman" w:cs="Times New Roman"/>
-        </w:rPr>
-        <w:t>drone</w:t>
-      </w:r>
-      <w:proofErr w:type="spellEnd"/>
-      <w:r>
-        <w:rPr>
-          <w:rFonts w:ascii="Times New Roman" w:hAnsi="Times New Roman" w:cs="Times New Roman"/>
-        </w:rPr>
-        <w:t xml:space="preserve">, PID </w:t>
-      </w:r>
-      <w:proofErr w:type="spellStart"/>
-      <w:r>
-        <w:rPr>
-          <w:rFonts w:ascii="Times New Roman" w:hAnsi="Times New Roman" w:cs="Times New Roman"/>
-        </w:rPr>
-        <w:t>controller</w:t>
-      </w:r>
-      <w:proofErr w:type="spellEnd"/>
-      <w:r>
-        <w:rPr>
-          <w:rFonts w:ascii="Times New Roman" w:hAnsi="Times New Roman" w:cs="Times New Roman"/>
-        </w:rPr>
-        <w:t xml:space="preserve">, </w:t>
-      </w:r>
-      <w:proofErr w:type="spellStart"/>
-      <w:r>
-        <w:rPr>
-          <w:rFonts w:ascii="Times New Roman" w:hAnsi="Times New Roman" w:cs="Times New Roman"/>
-        </w:rPr>
-        <w:t>flight</w:t>
-      </w:r>
-      <w:proofErr w:type="spellEnd"/>
-      <w:r>
-        <w:rPr>
-          <w:rFonts w:ascii="Times New Roman" w:hAnsi="Times New Roman" w:cs="Times New Roman"/>
-        </w:rPr>
-        <w:t xml:space="preserve"> </w:t>
-      </w:r>
-      <w:proofErr w:type="spellStart"/>
-      <w:r>
-        <w:rPr>
-          <w:rFonts w:ascii="Times New Roman" w:hAnsi="Times New Roman" w:cs="Times New Roman"/>
-        </w:rPr>
-        <w:t>stabilization</w:t>
-      </w:r>
-      <w:proofErr w:type="spellEnd"/>
-      <w:r>
-        <w:rPr>
-          <w:rFonts w:ascii="Times New Roman" w:hAnsi="Times New Roman" w:cs="Times New Roman"/>
-        </w:rPr>
-        <w:t xml:space="preserve">, STM32, </w:t>
-      </w:r>
-      <w:proofErr w:type="spellStart"/>
-      <w:r>
-        <w:rPr>
-          <w:rFonts w:ascii="Times New Roman" w:hAnsi="Times New Roman" w:cs="Times New Roman"/>
-        </w:rPr>
-        <w:t>control</w:t>
-      </w:r>
-      <w:proofErr w:type="spellEnd"/>
-      <w:r>
-        <w:rPr>
-          <w:rFonts w:ascii="Times New Roman" w:hAnsi="Times New Roman" w:cs="Times New Roman"/>
-        </w:rPr>
-        <w:t xml:space="preserve"> system</w:t>
+        <w:t>The conducted tests confirmed the correct operation of the system and demonstrated the possibility of achieving stable flight under real operating conditions. The results show that the use of a PID controller significantly improves the flight stability of a quadrotor drone.</w:t>
+      </w:r>
+    </w:p>
+    <w:p>
+      <w:pPr>
+        <w:rPr>
+          <w:rFonts w:ascii="Times New Roman" w:hAnsi="Times New Roman" w:cs="Times New Roman"/>
+        </w:rPr>
+      </w:pPr>
+    </w:p>
+    <w:p>
+      <w:pPr>
+        <w:rPr>
+          <w:rFonts w:ascii="Times New Roman" w:hAnsi="Times New Roman" w:cs="Times New Roman"/>
+        </w:rPr>
+      </w:pPr>
+    </w:p>
+    <w:p>
+      <w:pPr>
+        <w:rPr>
+          <w:rFonts w:ascii="Times New Roman" w:hAnsi="Times New Roman" w:cs="Times New Roman"/>
+        </w:rPr>
+      </w:pPr>
+      <w:r>
+        <w:rPr>
+          <w:rFonts w:ascii="Times New Roman" w:hAnsi="Times New Roman" w:cs="Times New Roman"/>
+          <w:b/>
+          <w:bCs/>
+        </w:rPr>
+        <w:t xml:space="preserve">Keywords: </w:t>
+      </w:r>
+      <w:r>
+        <w:rPr>
+          <w:rFonts w:ascii="Times New Roman" w:hAnsi="Times New Roman" w:cs="Times New Roman"/>
+        </w:rPr>
+        <w:t>quadrotor drone, PID controller, flight stabilization, STM32, control system</w:t>
       </w:r>
     </w:p>
     <w:p>
@@ -2698,21 +1064,7 @@
         <w:rPr>
           <w:rFonts w:ascii="Times New Roman" w:hAnsi="Times New Roman" w:cs="Times New Roman"/>
         </w:rPr>
-        <w:t xml:space="preserve">Niniejsza praca koncentruje się na praktycznym aspekcie implementacji systemu sterowania i stabilizacji lotu drona quadrotor, zrealizowanego z wykorzystaniem regulatora PID oraz mikrokontrolera klasy </w:t>
-      </w:r>
-      <w:proofErr w:type="spellStart"/>
-      <w:r>
-        <w:rPr>
-          <w:rFonts w:ascii="Times New Roman" w:hAnsi="Times New Roman" w:cs="Times New Roman"/>
-        </w:rPr>
-        <w:t>embedded</w:t>
-      </w:r>
-      <w:proofErr w:type="spellEnd"/>
-      <w:r>
-        <w:rPr>
-          <w:rFonts w:ascii="Times New Roman" w:hAnsi="Times New Roman" w:cs="Times New Roman"/>
-        </w:rPr>
-        <w:t>.</w:t>
+        <w:t>Niniejsza praca koncentruje się na praktycznym aspekcie implementacji systemu sterowania i stabilizacji lotu drona quadrotor, zrealizowanego z wykorzystaniem regulatora PID oraz mikrokontrolera klasy embedded.</w:t>
       </w:r>
     </w:p>
     <w:p>
@@ -2750,49 +1102,7 @@
         <w:rPr>
           <w:rFonts w:ascii="Times New Roman" w:hAnsi="Times New Roman" w:cs="Times New Roman"/>
         </w:rPr>
-        <w:t>Dron quadrotor jest bezzałogowym statkiem powietrznym wyposażonym w cztery silniki napędzające śmigła, rozmieszczone symetrycznie względem środka konstrukcji. Sterowanie ruchem drona odbywa się poprzez odpowiednie zwiększanie lub zmniejszanie prędkości obrotowej poszczególnych wirników, co pozwala na realizację ruchów w trzech osiach: przechylenia (</w:t>
-      </w:r>
-      <w:proofErr w:type="spellStart"/>
-      <w:r>
-        <w:rPr>
-          <w:rFonts w:ascii="Times New Roman" w:hAnsi="Times New Roman" w:cs="Times New Roman"/>
-        </w:rPr>
-        <w:t>roll</w:t>
-      </w:r>
-      <w:proofErr w:type="spellEnd"/>
-      <w:r>
-        <w:rPr>
-          <w:rFonts w:ascii="Times New Roman" w:hAnsi="Times New Roman" w:cs="Times New Roman"/>
-        </w:rPr>
-        <w:t>), pochylenia (</w:t>
-      </w:r>
-      <w:proofErr w:type="spellStart"/>
-      <w:r>
-        <w:rPr>
-          <w:rFonts w:ascii="Times New Roman" w:hAnsi="Times New Roman" w:cs="Times New Roman"/>
-        </w:rPr>
-        <w:t>pitch</w:t>
-      </w:r>
-      <w:proofErr w:type="spellEnd"/>
-      <w:r>
-        <w:rPr>
-          <w:rFonts w:ascii="Times New Roman" w:hAnsi="Times New Roman" w:cs="Times New Roman"/>
-        </w:rPr>
-        <w:t>) oraz obrotu wokół osi pionowej (</w:t>
-      </w:r>
-      <w:proofErr w:type="spellStart"/>
-      <w:r>
-        <w:rPr>
-          <w:rFonts w:ascii="Times New Roman" w:hAnsi="Times New Roman" w:cs="Times New Roman"/>
-        </w:rPr>
-        <w:t>yaw</w:t>
-      </w:r>
-      <w:proofErr w:type="spellEnd"/>
-      <w:r>
-        <w:rPr>
-          <w:rFonts w:ascii="Times New Roman" w:hAnsi="Times New Roman" w:cs="Times New Roman"/>
-        </w:rPr>
-        <w:t>). Dodatkowo możliwa jest kontrola wysokości lotu poprzez zmianę sumarycznej siły nośnej generowanej przez wszystkie silniki.</w:t>
+        <w:t>Dron quadrotor jest bezzałogowym statkiem powietrznym wyposażonym w cztery silniki napędzające śmigła, rozmieszczone symetrycznie względem środka konstrukcji. Sterowanie ruchem drona odbywa się poprzez odpowiednie zwiększanie lub zmniejszanie prędkości obrotowej poszczególnych wirników, co pozwala na realizację ruchów w trzech osiach: przechylenia (roll), pochylenia (pitch) oraz obrotu wokół osi pionowej (yaw). Dodatkowo możliwa jest kontrola wysokości lotu poprzez zmianę sumarycznej siły nośnej generowanej przez wszystkie silniki.</w:t>
       </w:r>
     </w:p>
     <w:p>
@@ -2863,21 +1173,7 @@
           <w:rFonts w:ascii="Times New Roman" w:hAnsi="Times New Roman" w:cs="Times New Roman"/>
         </w:rPr>
         <w:lastRenderedPageBreak/>
-        <w:t xml:space="preserve">umożliwia stabilny lot drona sterowanego ręcznie, przy jednoczesnym kompensowaniu odchyleń od zadanej orientacji oraz zakłóceń zewnętrznych. Dodatkowym celem pracy było praktyczne sprawdzenie działania regulatora PID w rzeczywistym układzie </w:t>
-      </w:r>
-      <w:proofErr w:type="spellStart"/>
-      <w:r>
-        <w:rPr>
-          <w:rFonts w:ascii="Times New Roman" w:hAnsi="Times New Roman" w:cs="Times New Roman"/>
-        </w:rPr>
-        <w:t>embedded</w:t>
-      </w:r>
-      <w:proofErr w:type="spellEnd"/>
-      <w:r>
-        <w:rPr>
-          <w:rFonts w:ascii="Times New Roman" w:hAnsi="Times New Roman" w:cs="Times New Roman"/>
-        </w:rPr>
-        <w:t>, opartym na mikrokontrolerze STM32.</w:t>
+        <w:t>umożliwia stabilny lot drona sterowanego ręcznie, przy jednoczesnym kompensowaniu odchyleń od zadanej orientacji oraz zakłóceń zewnętrznych. Dodatkowym celem pracy było praktyczne sprawdzenie działania regulatora PID w rzeczywistym układzie embedded, opartym na mikrokontrolerze STM32.</w:t>
       </w:r>
     </w:p>
     <w:p>
@@ -3075,6 +1371,9 @@
         <w:jc w:val="center"/>
       </w:pPr>
       <w:r>
+        <w:rPr>
+          <w:noProof/>
+        </w:rPr>
         <w:drawing>
           <wp:inline distT="0" distB="0" distL="0" distR="0" wp14:anchorId="1E88E7BD" wp14:editId="06E61A32">
             <wp:extent cx="1379220" cy="1589435"/>
@@ -3136,6 +1435,9 @@
         <w:t>1</w:t>
       </w:r>
       <w:r>
+        <w:rPr>
+          <w:noProof/>
+        </w:rPr>
         <w:fldChar w:fldCharType="end"/>
       </w:r>
       <w:r>
@@ -3166,6 +1468,9 @@
         <w:t>1</w:t>
       </w:r>
       <w:r>
+        <w:rPr>
+          <w:noProof/>
+        </w:rPr>
         <w:fldChar w:fldCharType="end"/>
       </w:r>
       <w:r>
@@ -3186,63 +1491,7 @@
         <w:rPr>
           <w:rFonts w:ascii="Times New Roman" w:hAnsi="Times New Roman" w:cs="Times New Roman"/>
         </w:rPr>
-        <w:t xml:space="preserve">Sterowanie ruchem drona odbywa się poprzez odpowiednie różnicowanie prędkości obrotowych poszczególnych silników. Zmiana sumarycznej siły nośnej pozwala na kontrolę wysokości lotu, natomiast różnice w ciągu pomiędzy parami silników umożliwiają realizację ruchów obrotowych wokół osi </w:t>
-      </w:r>
-      <w:proofErr w:type="spellStart"/>
-      <w:r>
-        <w:rPr>
-          <w:rFonts w:ascii="Times New Roman" w:hAnsi="Times New Roman" w:cs="Times New Roman"/>
-        </w:rPr>
-        <w:t>roll</w:t>
-      </w:r>
-      <w:proofErr w:type="spellEnd"/>
-      <w:r>
-        <w:rPr>
-          <w:rFonts w:ascii="Times New Roman" w:hAnsi="Times New Roman" w:cs="Times New Roman"/>
-        </w:rPr>
-        <w:t xml:space="preserve">, </w:t>
-      </w:r>
-      <w:proofErr w:type="spellStart"/>
-      <w:r>
-        <w:rPr>
-          <w:rFonts w:ascii="Times New Roman" w:hAnsi="Times New Roman" w:cs="Times New Roman"/>
-        </w:rPr>
-        <w:t>pitch</w:t>
-      </w:r>
-      <w:proofErr w:type="spellEnd"/>
-      <w:r>
-        <w:rPr>
-          <w:rFonts w:ascii="Times New Roman" w:hAnsi="Times New Roman" w:cs="Times New Roman"/>
-        </w:rPr>
-        <w:t xml:space="preserve"> oraz </w:t>
-      </w:r>
-      <w:proofErr w:type="spellStart"/>
-      <w:r>
-        <w:rPr>
-          <w:rFonts w:ascii="Times New Roman" w:hAnsi="Times New Roman" w:cs="Times New Roman"/>
-        </w:rPr>
-        <w:t>yaw</w:t>
-      </w:r>
-      <w:proofErr w:type="spellEnd"/>
-      <w:r>
-        <w:rPr>
-          <w:rFonts w:ascii="Times New Roman" w:hAnsi="Times New Roman" w:cs="Times New Roman"/>
-        </w:rPr>
-        <w:t xml:space="preserve">. Obrót wokół osi </w:t>
-      </w:r>
-      <w:proofErr w:type="spellStart"/>
-      <w:r>
-        <w:rPr>
-          <w:rFonts w:ascii="Times New Roman" w:hAnsi="Times New Roman" w:cs="Times New Roman"/>
-        </w:rPr>
-        <w:t>yaw</w:t>
-      </w:r>
-      <w:proofErr w:type="spellEnd"/>
-      <w:r>
-        <w:rPr>
-          <w:rFonts w:ascii="Times New Roman" w:hAnsi="Times New Roman" w:cs="Times New Roman"/>
-        </w:rPr>
-        <w:t xml:space="preserve"> realizowany jest dodatkowo poprzez zastosowanie przeciwnych kierunków obrotu śmigieł</w:t>
+        <w:t>Sterowanie ruchem drona odbywa się poprzez odpowiednie różnicowanie prędkości obrotowych poszczególnych silników. Zmiana sumarycznej siły nośnej pozwala na kontrolę wysokości lotu, natomiast różnice w ciągu pomiędzy parami silników umożliwiają realizację ruchów obrotowych wokół osi roll, pitch oraz yaw. Obrót wokół osi yaw realizowany jest dodatkowo poprzez zastosowanie przeciwnych kierunków obrotu śmigieł</w:t>
       </w:r>
       <w:r>
         <w:rPr>
@@ -3273,6 +1522,7 @@
       <w:r>
         <w:rPr>
           <w:rFonts w:ascii="Times New Roman" w:hAnsi="Times New Roman" w:cs="Times New Roman"/>
+          <w:noProof/>
         </w:rPr>
         <w:drawing>
           <wp:inline distT="0" distB="0" distL="0" distR="0" wp14:anchorId="268D78DB" wp14:editId="7EE0EA64">
@@ -3335,24 +1585,14 @@
         <w:t>2</w:t>
       </w:r>
       <w:r>
+        <w:rPr>
+          <w:noProof/>
+        </w:rPr>
         <w:fldChar w:fldCharType="end"/>
       </w:r>
       <w:r>
-        <w:t xml:space="preserve">: Wizualizacja sposobu kontroli osi </w:t>
-      </w:r>
-      <w:proofErr w:type="spellStart"/>
-      <w:r>
-        <w:t>Roll</w:t>
-      </w:r>
-      <w:proofErr w:type="spellEnd"/>
-      <w:r>
-        <w:t xml:space="preserve">, Pitch, </w:t>
-      </w:r>
-      <w:proofErr w:type="spellStart"/>
-      <w:r>
-        <w:t>Yaw</w:t>
-      </w:r>
-      <w:proofErr w:type="spellEnd"/>
+        <w:t>: Wizualizacja sposobu kontroli osi Roll, Pitch, Yaw</w:t>
+      </w:r>
     </w:p>
     <w:p>
       <w:pPr>
@@ -3378,6 +1618,9 @@
         <w:t>2</w:t>
       </w:r>
       <w:r>
+        <w:rPr>
+          <w:noProof/>
+        </w:rPr>
         <w:fldChar w:fldCharType="end"/>
       </w:r>
       <w:r>
@@ -3431,35 +1674,7 @@
         <w:rPr>
           <w:rFonts w:ascii="Times New Roman" w:hAnsi="Times New Roman" w:cs="Times New Roman"/>
         </w:rPr>
-        <w:t>Podstawowym źródłem informacji o orientacji drona w przestrzeni są czujniki inercyjne, najczęściej zintegrowane w postaci jednostki IMU (</w:t>
-      </w:r>
-      <w:proofErr w:type="spellStart"/>
-      <w:r>
-        <w:rPr>
-          <w:rFonts w:ascii="Times New Roman" w:hAnsi="Times New Roman" w:cs="Times New Roman"/>
-        </w:rPr>
-        <w:t>Inertial</w:t>
-      </w:r>
-      <w:proofErr w:type="spellEnd"/>
-      <w:r>
-        <w:rPr>
-          <w:rFonts w:ascii="Times New Roman" w:hAnsi="Times New Roman" w:cs="Times New Roman"/>
-        </w:rPr>
-        <w:t xml:space="preserve"> </w:t>
-      </w:r>
-      <w:proofErr w:type="spellStart"/>
-      <w:r>
-        <w:rPr>
-          <w:rFonts w:ascii="Times New Roman" w:hAnsi="Times New Roman" w:cs="Times New Roman"/>
-        </w:rPr>
-        <w:t>Measurement</w:t>
-      </w:r>
-      <w:proofErr w:type="spellEnd"/>
-      <w:r>
-        <w:rPr>
-          <w:rFonts w:ascii="Times New Roman" w:hAnsi="Times New Roman" w:cs="Times New Roman"/>
-        </w:rPr>
-        <w:t xml:space="preserve"> Unit). Tego typu układy zawierają zestaw czujników umożliwiających pomiar przyspieszeń liniowych oraz prędkości kątowych, które są niezbędne do określenia aktualnego położenia i orientacji drona.</w:t>
+        <w:t>Podstawowym źródłem informacji o orientacji drona w przestrzeni są czujniki inercyjne, najczęściej zintegrowane w postaci jednostki IMU (Inertial Measurement Unit). Tego typu układy zawierają zestaw czujników umożliwiających pomiar przyspieszeń liniowych oraz prędkości kątowych, które są niezbędne do określenia aktualnego położenia i orientacji drona.</w:t>
       </w:r>
     </w:p>
     <w:p>
@@ -3491,6 +1706,7 @@
       <w:r>
         <w:rPr>
           <w:rFonts w:ascii="Times New Roman" w:hAnsi="Times New Roman" w:cs="Times New Roman"/>
+          <w:noProof/>
         </w:rPr>
         <w:drawing>
           <wp:inline distT="0" distB="0" distL="0" distR="0" wp14:anchorId="77196995" wp14:editId="086CB0F1">
@@ -3553,6 +1769,9 @@
         <w:t>3</w:t>
       </w:r>
       <w:r>
+        <w:rPr>
+          <w:noProof/>
+        </w:rPr>
         <w:fldChar w:fldCharType="end"/>
       </w:r>
       <w:r>
@@ -3586,6 +1805,9 @@
         <w:t>3</w:t>
       </w:r>
       <w:r>
+        <w:rPr>
+          <w:noProof/>
+        </w:rPr>
         <w:fldChar w:fldCharType="end"/>
       </w:r>
       <w:r>
@@ -3754,21 +1976,7 @@
         <w:rPr>
           <w:rFonts w:ascii="Times New Roman" w:hAnsi="Times New Roman" w:cs="Times New Roman"/>
         </w:rPr>
-        <w:t xml:space="preserve">umożliwia efektywne tłumienie odchyleń orientacji drona. Zastosowanie tego typu regulatora pozwala na uzyskanie stabilnego zachowania układu przy relatywnie niewielkiej złożoności implementacyjnej, co czyni go odpowiednim rozwiązaniem dla systemów </w:t>
-      </w:r>
-      <w:proofErr w:type="spellStart"/>
-      <w:r>
-        <w:rPr>
-          <w:rFonts w:ascii="Times New Roman" w:hAnsi="Times New Roman" w:cs="Times New Roman"/>
-        </w:rPr>
-        <w:t>embedded</w:t>
-      </w:r>
-      <w:proofErr w:type="spellEnd"/>
-      <w:r>
-        <w:rPr>
-          <w:rFonts w:ascii="Times New Roman" w:hAnsi="Times New Roman" w:cs="Times New Roman"/>
-        </w:rPr>
-        <w:t>.</w:t>
+        <w:t>umożliwia efektywne tłumienie odchyleń orientacji drona. Zastosowanie tego typu regulatora pozwala na uzyskanie stabilnego zachowania układu przy relatywnie niewielkiej złożoności implementacyjnej, co czyni go odpowiednim rozwiązaniem dla systemów embedded.</w:t>
       </w:r>
     </w:p>
     <w:p>
@@ -3810,49 +2018,7 @@
         <w:rPr>
           <w:rFonts w:ascii="Times New Roman" w:hAnsi="Times New Roman" w:cs="Times New Roman"/>
         </w:rPr>
-        <w:t>Jednym z najczęściej stosowanych algorytmów sterowania w systemach regulacji jest regulator PID (</w:t>
-      </w:r>
-      <w:proofErr w:type="spellStart"/>
-      <w:r>
-        <w:rPr>
-          <w:rFonts w:ascii="Times New Roman" w:hAnsi="Times New Roman" w:cs="Times New Roman"/>
-        </w:rPr>
-        <w:t>Proportional</w:t>
-      </w:r>
-      <w:proofErr w:type="spellEnd"/>
-      <w:r>
-        <w:rPr>
-          <w:rFonts w:ascii="Times New Roman" w:hAnsi="Times New Roman" w:cs="Times New Roman"/>
-        </w:rPr>
-        <w:t>–</w:t>
-      </w:r>
-      <w:proofErr w:type="spellStart"/>
-      <w:r>
-        <w:rPr>
-          <w:rFonts w:ascii="Times New Roman" w:hAnsi="Times New Roman" w:cs="Times New Roman"/>
-        </w:rPr>
-        <w:t>Integral</w:t>
-      </w:r>
-      <w:proofErr w:type="spellEnd"/>
-      <w:r>
-        <w:rPr>
-          <w:rFonts w:ascii="Times New Roman" w:hAnsi="Times New Roman" w:cs="Times New Roman"/>
-        </w:rPr>
-        <w:t>–</w:t>
-      </w:r>
-      <w:proofErr w:type="spellStart"/>
-      <w:r>
-        <w:rPr>
-          <w:rFonts w:ascii="Times New Roman" w:hAnsi="Times New Roman" w:cs="Times New Roman"/>
-        </w:rPr>
-        <w:t>Derivative</w:t>
-      </w:r>
-      <w:proofErr w:type="spellEnd"/>
-      <w:r>
-        <w:rPr>
-          <w:rFonts w:ascii="Times New Roman" w:hAnsi="Times New Roman" w:cs="Times New Roman"/>
-        </w:rPr>
-        <w:t>). Ze względu na swoją prostą strukturę, niewielkie wymagania obliczeniowe oraz wysoką skuteczność w szerokiej klasie obiektów dynamicznych, regulator PID znajduje powszechne zastosowanie w automatyce przemysłowej, robotyce oraz systemach sterowania dronami. W przypadku drona quadrotor regulator PID umożliwia stabilizację orientacji poprzez ciągłą korekcję prędkości obrotowych silników na podstawie błędu pomiędzy wartością zadaną a aktualnym pomiarem.</w:t>
+        <w:t>Jednym z najczęściej stosowanych algorytmów sterowania w systemach regulacji jest regulator PID (Proportional–Integral–Derivative). Ze względu na swoją prostą strukturę, niewielkie wymagania obliczeniowe oraz wysoką skuteczność w szerokiej klasie obiektów dynamicznych, regulator PID znajduje powszechne zastosowanie w automatyce przemysłowej, robotyce oraz systemach sterowania dronami. W przypadku drona quadrotor regulator PID umożliwia stabilizację orientacji poprzez ciągłą korekcję prędkości obrotowych silników na podstawie błędu pomiędzy wartością zadaną a aktualnym pomiarem.</w:t>
       </w:r>
     </w:p>
     <w:p>
@@ -3866,49 +2032,7 @@
         <w:rPr>
           <w:rFonts w:ascii="Times New Roman" w:hAnsi="Times New Roman" w:cs="Times New Roman"/>
         </w:rPr>
-        <w:t xml:space="preserve">W niniejszej pracy regulator PID został wykorzystany jako podstawowy element systemu stabilizacji lotu, odpowiadający za tłumienie odchyleń kątów orientacji drona w osiach </w:t>
-      </w:r>
-      <w:proofErr w:type="spellStart"/>
-      <w:r>
-        <w:rPr>
-          <w:rFonts w:ascii="Times New Roman" w:hAnsi="Times New Roman" w:cs="Times New Roman"/>
-        </w:rPr>
-        <w:t>roll</w:t>
-      </w:r>
-      <w:proofErr w:type="spellEnd"/>
-      <w:r>
-        <w:rPr>
-          <w:rFonts w:ascii="Times New Roman" w:hAnsi="Times New Roman" w:cs="Times New Roman"/>
-        </w:rPr>
-        <w:t xml:space="preserve">, </w:t>
-      </w:r>
-      <w:proofErr w:type="spellStart"/>
-      <w:r>
-        <w:rPr>
-          <w:rFonts w:ascii="Times New Roman" w:hAnsi="Times New Roman" w:cs="Times New Roman"/>
-        </w:rPr>
-        <w:t>pitch</w:t>
-      </w:r>
-      <w:proofErr w:type="spellEnd"/>
-      <w:r>
-        <w:rPr>
-          <w:rFonts w:ascii="Times New Roman" w:hAnsi="Times New Roman" w:cs="Times New Roman"/>
-        </w:rPr>
-        <w:t xml:space="preserve"> oraz </w:t>
-      </w:r>
-      <w:proofErr w:type="spellStart"/>
-      <w:r>
-        <w:rPr>
-          <w:rFonts w:ascii="Times New Roman" w:hAnsi="Times New Roman" w:cs="Times New Roman"/>
-        </w:rPr>
-        <w:t>yaw</w:t>
-      </w:r>
-      <w:proofErr w:type="spellEnd"/>
-      <w:r>
-        <w:rPr>
-          <w:rFonts w:ascii="Times New Roman" w:hAnsi="Times New Roman" w:cs="Times New Roman"/>
-        </w:rPr>
-        <w:t>.</w:t>
+        <w:t>W niniejszej pracy regulator PID został wykorzystany jako podstawowy element systemu stabilizacji lotu, odpowiadający za tłumienie odchyleń kątów orientacji drona w osiach roll, pitch oraz yaw.</w:t>
       </w:r>
     </w:p>
     <w:p>
@@ -4039,6 +2163,7 @@
       <w:r>
         <w:rPr>
           <w:rFonts w:ascii="Times New Roman" w:hAnsi="Times New Roman" w:cs="Times New Roman"/>
+          <w:noProof/>
         </w:rPr>
         <w:drawing>
           <wp:inline distT="0" distB="0" distL="0" distR="0" wp14:anchorId="48E892DB" wp14:editId="4665C1F8">
@@ -4100,6 +2225,9 @@
         <w:t>4</w:t>
       </w:r>
       <w:r>
+        <w:rPr>
+          <w:noProof/>
+        </w:rPr>
         <w:fldChar w:fldCharType="end"/>
       </w:r>
       <w:r>
@@ -4132,6 +2260,9 @@
         <w:t>4</w:t>
       </w:r>
       <w:r>
+        <w:rPr>
+          <w:noProof/>
+        </w:rPr>
         <w:fldChar w:fldCharType="end"/>
       </w:r>
       <w:r>
@@ -4344,21 +2475,7 @@
         <w:rPr>
           <w:rFonts w:ascii="Times New Roman" w:hAnsi="Times New Roman" w:cs="Times New Roman"/>
         </w:rPr>
-        <w:t xml:space="preserve">W praktycznych implementacjach regulatora PID w systemach </w:t>
-      </w:r>
-      <w:proofErr w:type="spellStart"/>
-      <w:r>
-        <w:rPr>
-          <w:rFonts w:ascii="Times New Roman" w:hAnsi="Times New Roman" w:cs="Times New Roman"/>
-        </w:rPr>
-        <w:t>embedded</w:t>
-      </w:r>
-      <w:proofErr w:type="spellEnd"/>
-      <w:r>
-        <w:rPr>
-          <w:rFonts w:ascii="Times New Roman" w:hAnsi="Times New Roman" w:cs="Times New Roman"/>
-        </w:rPr>
-        <w:t xml:space="preserve"> człon różniczkujący bywa stosowany w ograniczonym zakresie, ponieważ jest wrażliwy na szumy pomiarowe pochodzące z czujników. W niniejszej pracy człon różniczkujący został wykorzystany w celu poprawy stabilności dynamicznej układu.</w:t>
+        <w:t>W praktycznych implementacjach regulatora PID w systemach embedded człon różniczkujący bywa stosowany w ograniczonym zakresie, ponieważ jest wrażliwy na szumy pomiarowe pochodzące z czujników. W niniejszej pracy człon różniczkujący został wykorzystany w celu poprawy stabilności dynamicznej układu.</w:t>
       </w:r>
     </w:p>
     <w:p>
@@ -4396,49 +2513,7 @@
         <w:rPr>
           <w:rFonts w:ascii="Times New Roman" w:hAnsi="Times New Roman" w:cs="Times New Roman"/>
         </w:rPr>
-        <w:t>W systemie sterowania dronem quadrotor regulator PID wykorzystywany jest do stabilizacji kątów orientacji. Dla każdej z osi ruchu (</w:t>
-      </w:r>
-      <w:proofErr w:type="spellStart"/>
-      <w:r>
-        <w:rPr>
-          <w:rFonts w:ascii="Times New Roman" w:hAnsi="Times New Roman" w:cs="Times New Roman"/>
-        </w:rPr>
-        <w:t>roll</w:t>
-      </w:r>
-      <w:proofErr w:type="spellEnd"/>
-      <w:r>
-        <w:rPr>
-          <w:rFonts w:ascii="Times New Roman" w:hAnsi="Times New Roman" w:cs="Times New Roman"/>
-        </w:rPr>
-        <w:t xml:space="preserve">, </w:t>
-      </w:r>
-      <w:proofErr w:type="spellStart"/>
-      <w:r>
-        <w:rPr>
-          <w:rFonts w:ascii="Times New Roman" w:hAnsi="Times New Roman" w:cs="Times New Roman"/>
-        </w:rPr>
-        <w:t>pitch</w:t>
-      </w:r>
-      <w:proofErr w:type="spellEnd"/>
-      <w:r>
-        <w:rPr>
-          <w:rFonts w:ascii="Times New Roman" w:hAnsi="Times New Roman" w:cs="Times New Roman"/>
-        </w:rPr>
-        <w:t xml:space="preserve"> oraz </w:t>
-      </w:r>
-      <w:proofErr w:type="spellStart"/>
-      <w:r>
-        <w:rPr>
-          <w:rFonts w:ascii="Times New Roman" w:hAnsi="Times New Roman" w:cs="Times New Roman"/>
-        </w:rPr>
-        <w:t>yaw</w:t>
-      </w:r>
-      <w:proofErr w:type="spellEnd"/>
-      <w:r>
-        <w:rPr>
-          <w:rFonts w:ascii="Times New Roman" w:hAnsi="Times New Roman" w:cs="Times New Roman"/>
-        </w:rPr>
-        <w:t>) wyznaczany jest błąd regulacji, a następnie obliczana jest wartość sygnału sterującego. Sygnały te są wykorzystywane do modyfikacji prędkości obrotowych poszczególnych silników w taki sposób, aby zminimalizować odchylenie od wartości zadanych.</w:t>
+        <w:t>W systemie sterowania dronem quadrotor regulator PID wykorzystywany jest do stabilizacji kątów orientacji. Dla każdej z osi ruchu (roll, pitch oraz yaw) wyznaczany jest błąd regulacji, a następnie obliczana jest wartość sygnału sterującego. Sygnały te są wykorzystywane do modyfikacji prędkości obrotowych poszczególnych silników w taki sposób, aby zminimalizować odchylenie od wartości zadanych.</w:t>
       </w:r>
     </w:p>
     <w:p>
@@ -4663,21 +2738,7 @@
         <w:rPr>
           <w:rFonts w:ascii="Times New Roman" w:hAnsi="Times New Roman" w:cs="Times New Roman"/>
         </w:rPr>
-        <w:t xml:space="preserve">system pracuje w czasie rzeczywistym na mikrokontrolerze klasy </w:t>
-      </w:r>
-      <w:proofErr w:type="spellStart"/>
-      <w:r>
-        <w:rPr>
-          <w:rFonts w:ascii="Times New Roman" w:hAnsi="Times New Roman" w:cs="Times New Roman"/>
-        </w:rPr>
-        <w:t>embedded</w:t>
-      </w:r>
-      <w:proofErr w:type="spellEnd"/>
-      <w:r>
-        <w:rPr>
-          <w:rFonts w:ascii="Times New Roman" w:hAnsi="Times New Roman" w:cs="Times New Roman"/>
-        </w:rPr>
-        <w:t>,</w:t>
+        <w:t>system pracuje w czasie rzeczywistym na mikrokontrolerze klasy embedded,</w:t>
       </w:r>
     </w:p>
     <w:p>
@@ -5109,22 +3170,125 @@
         <w:rPr>
           <w:rFonts w:ascii="Times New Roman" w:hAnsi="Times New Roman" w:cs="Times New Roman"/>
         </w:rPr>
+        <w:t xml:space="preserve"> pinów</w:t>
+      </w:r>
+      <w:r>
+        <w:rPr>
+          <w:rFonts w:ascii="Times New Roman" w:hAnsi="Times New Roman" w:cs="Times New Roman"/>
+        </w:rPr>
+        <w:t xml:space="preserve"> mikrokontrolera STM32, złącz do podłączenia czujnika inercyjnego, odbiornika RC oraz wyjść PWM do regulatorów ESC. Dodatkowo przewidziano linie zasilania oraz elementy pomocnicze niezbędne do poprawnej pracy systemu. </w:t>
+      </w:r>
+    </w:p>
+    <w:p>
+      <w:pPr>
+        <w:ind w:firstLine="708"/>
+        <w:rPr>
+          <w:rFonts w:ascii="Times New Roman" w:hAnsi="Times New Roman" w:cs="Times New Roman"/>
+        </w:rPr>
+      </w:pPr>
+      <w:r>
+        <w:rPr>
+          <w:rFonts w:ascii="Times New Roman" w:hAnsi="Times New Roman" w:cs="Times New Roman"/>
+        </w:rPr>
+        <w:t>Na etapie projektowym skupiono się na funkcjonalnym podziale sygnałów oraz czytelnej strukturze połączeń. Szczegóły dotyczące implementacji płytki PCB, jej budowy oraz rozmieszczenia elementów zostały przedstawione w kolejnym rozdziale pracy.</w:t>
+      </w:r>
+    </w:p>
+    <w:p>
+      <w:pPr>
+        <w:rPr>
+          <w:rFonts w:ascii="Times New Roman" w:hAnsi="Times New Roman" w:cs="Times New Roman"/>
+        </w:rPr>
+      </w:pPr>
+    </w:p>
+    <w:p>
+      <w:pPr>
+        <w:rPr>
+          <w:rFonts w:ascii="Times New Roman" w:hAnsi="Times New Roman" w:cs="Times New Roman"/>
+          <w:b/>
+          <w:bCs/>
+          <w:sz w:val="28"/>
+          <w:szCs w:val="28"/>
+        </w:rPr>
+      </w:pPr>
+      <w:r>
+        <w:rPr>
+          <w:rFonts w:ascii="Times New Roman" w:hAnsi="Times New Roman" w:cs="Times New Roman"/>
+          <w:b/>
+          <w:bCs/>
+          <w:sz w:val="28"/>
+          <w:szCs w:val="28"/>
+        </w:rPr>
+        <w:t>5. Implementacja systemu sterowania</w:t>
+      </w:r>
+    </w:p>
+    <w:p>
+      <w:pPr>
+        <w:ind w:firstLine="708"/>
+        <w:rPr>
+          <w:rFonts w:ascii="Times New Roman" w:hAnsi="Times New Roman" w:cs="Times New Roman"/>
+        </w:rPr>
+      </w:pPr>
+      <w:r>
+        <w:rPr>
+          <w:rFonts w:ascii="Times New Roman" w:hAnsi="Times New Roman" w:cs="Times New Roman"/>
+        </w:rPr>
+        <w:t xml:space="preserve">W niniejszym rozdziale przedstawiono realizację zaprojektowanego systemu sterowania drona quadrotor. Opis obejmuje zarówno implementację sprzętową, w tym dedykowaną płytkę PCB oraz sposób połączenia elementów systemu, jak i implementację programową algorytmu sterowania oraz stabilizacji lotu. </w:t>
+      </w:r>
+    </w:p>
+    <w:p>
+      <w:pPr>
+        <w:rPr>
+          <w:rFonts w:ascii="Times New Roman" w:hAnsi="Times New Roman" w:cs="Times New Roman"/>
+          <w:b/>
+          <w:bCs/>
+        </w:rPr>
+      </w:pPr>
+      <w:r>
+        <w:rPr>
+          <w:rFonts w:ascii="Times New Roman" w:hAnsi="Times New Roman" w:cs="Times New Roman"/>
+          <w:b/>
+          <w:bCs/>
+        </w:rPr>
+        <w:lastRenderedPageBreak/>
+        <w:t>5.1. Implementacja sprzętowa</w:t>
+      </w:r>
+    </w:p>
+    <w:p>
+      <w:pPr>
+        <w:rPr>
+          <w:rFonts w:ascii="Times New Roman" w:hAnsi="Times New Roman" w:cs="Times New Roman"/>
+          <w:b/>
+          <w:bCs/>
+        </w:rPr>
+      </w:pPr>
+      <w:r>
+        <w:rPr>
+          <w:rFonts w:ascii="Times New Roman" w:hAnsi="Times New Roman" w:cs="Times New Roman"/>
+          <w:b/>
+          <w:bCs/>
+        </w:rPr>
+        <w:t>5.1.1. Dedykowana płytka PCB sterownika lotu</w:t>
+      </w:r>
+    </w:p>
+    <w:p>
+      <w:pPr>
+        <w:ind w:firstLine="708"/>
+        <w:rPr>
+          <w:rFonts w:ascii="Times New Roman" w:hAnsi="Times New Roman" w:cs="Times New Roman"/>
+        </w:rPr>
+      </w:pPr>
+      <w:r>
+        <w:rPr>
+          <w:rFonts w:ascii="Times New Roman" w:hAnsi="Times New Roman" w:cs="Times New Roman"/>
+        </w:rPr>
+        <w:t>W celu integracji elementów systemu sterowania zaprojektowano dedykowaną płytkę drukowaną PCB, która pełni rolę sterownika lotu drona. Zastosowanie własnej płytki pozwoliło na uporządkowanie połączeń elektrycznych, zmniejszenie liczby przewodów oraz zwiększenie niezawodności całego systemu.</w:t>
+      </w:r>
+      <w:r>
+        <w:rPr>
+          <w:rFonts w:ascii="Times New Roman" w:hAnsi="Times New Roman" w:cs="Times New Roman"/>
+        </w:rPr>
         <w:t xml:space="preserve"> </w:t>
       </w:r>
-      <w:proofErr w:type="spellStart"/>
-      <w:r>
-        <w:rPr>
-          <w:rFonts w:ascii="Times New Roman" w:hAnsi="Times New Roman" w:cs="Times New Roman"/>
-        </w:rPr>
-        <w:t>pinów</w:t>
-      </w:r>
-      <w:proofErr w:type="spellEnd"/>
-      <w:r>
-        <w:rPr>
-          <w:rFonts w:ascii="Times New Roman" w:hAnsi="Times New Roman" w:cs="Times New Roman"/>
-        </w:rPr>
-        <w:t xml:space="preserve"> mikrokontrolera STM32, złącz do podłączenia czujnika inercyjnego, odbiornika RC oraz wyjść PWM do regulatorów ESC. Dodatkowo przewidziano linie zasilania oraz elementy pomocnicze niezbędne do poprawnej pracy systemu. </w:t>
-      </w:r>
     </w:p>
     <w:p>
       <w:pPr>
@@ -5137,104 +3301,52 @@
         <w:rPr>
           <w:rFonts w:ascii="Times New Roman" w:hAnsi="Times New Roman" w:cs="Times New Roman"/>
         </w:rPr>
-        <w:t>Na etapie projektowym skupiono się na funkcjonalnym podziale sygnałów oraz czytelnej strukturze połączeń. Szczegóły dotyczące implementacji płytki PCB, jej budowy oraz rozmieszczenia elementów zostały przedstawione w kolejnym rozdziale pracy.</w:t>
-      </w:r>
-    </w:p>
-    <w:p>
-      <w:pPr>
-        <w:rPr>
-          <w:rFonts w:ascii="Times New Roman" w:hAnsi="Times New Roman" w:cs="Times New Roman"/>
-        </w:rPr>
-      </w:pPr>
-    </w:p>
-    <w:p>
-      <w:pPr>
-        <w:rPr>
-          <w:rFonts w:ascii="Times New Roman" w:hAnsi="Times New Roman" w:cs="Times New Roman"/>
-        </w:rPr>
-      </w:pPr>
-    </w:p>
-    <w:p>
-      <w:pPr>
-        <w:rPr>
-          <w:rFonts w:ascii="Times New Roman" w:hAnsi="Times New Roman" w:cs="Times New Roman"/>
-        </w:rPr>
-      </w:pPr>
-    </w:p>
-    <w:p>
-      <w:pPr>
-        <w:rPr>
-          <w:rFonts w:ascii="Times New Roman" w:hAnsi="Times New Roman" w:cs="Times New Roman"/>
-        </w:rPr>
-      </w:pPr>
-    </w:p>
-    <w:p>
-      <w:pPr>
-        <w:rPr>
-          <w:rFonts w:ascii="Times New Roman" w:hAnsi="Times New Roman" w:cs="Times New Roman"/>
-          <w:color w:val="EE0000"/>
-        </w:rPr>
-      </w:pPr>
-      <w:r>
-        <w:rPr>
-          <w:rFonts w:ascii="Times New Roman" w:hAnsi="Times New Roman" w:cs="Times New Roman"/>
-          <w:color w:val="EE0000"/>
-        </w:rPr>
-        <w:lastRenderedPageBreak/>
-        <w:t>W IMPLEMENTACJI ROZWIAZANIA DOPISAC FRAGMENT O TYM ŻE TIM6 GENERUJE PRZERWANIA KTÓRE POZWALAJĄ NA ZMIANE FLAGI PRZEZ CO PROGRAM DOKLADNIE Z CZESTOTLIWOSCIA ZADANA DLA TEGO TIMERA (200HZ CHYBA) PRZECHODZI PRZEZ STANY ZADANE PO WARUNKU IF.</w:t>
-      </w:r>
-    </w:p>
-    <w:p>
-      <w:pPr>
-        <w:rPr>
-          <w:rFonts w:ascii="Times New Roman" w:hAnsi="Times New Roman" w:cs="Times New Roman"/>
-          <w:color w:val="EE0000"/>
-        </w:rPr>
-      </w:pPr>
-    </w:p>
-    <w:p>
-      <w:pPr>
-        <w:rPr>
-          <w:rFonts w:ascii="Times New Roman" w:hAnsi="Times New Roman" w:cs="Times New Roman"/>
-          <w:color w:val="EE0000"/>
-        </w:rPr>
-      </w:pPr>
-      <w:r>
-        <w:rPr>
-          <w:rFonts w:ascii="Times New Roman" w:hAnsi="Times New Roman" w:cs="Times New Roman"/>
-          <w:color w:val="EE0000"/>
-        </w:rPr>
-        <w:t>ZWROCIC UWAGE NA BIBLIOTEKE HAL KTÓRA NA PEWNO WYMAGA CHOCIAZ MALEGO UWZGLEDNIENIA</w:t>
-      </w:r>
-    </w:p>
-    <w:p>
-      <w:pPr>
-        <w:rPr>
-          <w:rFonts w:ascii="Times New Roman" w:hAnsi="Times New Roman" w:cs="Times New Roman"/>
-          <w:color w:val="EE0000"/>
-        </w:rPr>
-      </w:pPr>
-    </w:p>
-    <w:p>
-      <w:pPr>
-        <w:rPr>
-          <w:rFonts w:ascii="Times New Roman" w:hAnsi="Times New Roman" w:cs="Times New Roman"/>
-          <w:color w:val="EE0000"/>
-        </w:rPr>
-      </w:pPr>
-      <w:r>
-        <w:rPr>
-          <w:rFonts w:ascii="Times New Roman" w:hAnsi="Times New Roman" w:cs="Times New Roman"/>
-          <w:color w:val="EE0000"/>
-        </w:rPr>
-        <w:t xml:space="preserve">DODAC FRAGMENT O KALIBRACJI ESC – UZYTO PRZYCISK KTÓRY WCISNIETY W MOMENCIE PODANIA ZASILANIA URUCHOMI PROCEDURE KALIBRACJI. DODAC FRAGMENT KODU KTÓRY TO POKAZUJE. </w:t>
-      </w:r>
-    </w:p>
-    <w:p>
-      <w:pPr>
-        <w:rPr>
-          <w:rFonts w:ascii="Times New Roman" w:hAnsi="Times New Roman" w:cs="Times New Roman"/>
-          <w:color w:val="EE0000"/>
+        <w:t>Projekt płytki PCB został wykonany w środowisku Autodesk Fusion. Podczas projektowania uwzględniono rozmieszczenie mikrokontrolera STM32, złącz do podłączenia czujnika inercyjnego BNO055, odbiornika RC FS-IA10B oraz wyjść PWM do regulatorów ESC. Dodatkowo zaplanowano zasilani</w:t>
+      </w:r>
+      <w:r>
+        <w:rPr>
+          <w:rFonts w:ascii="Times New Roman" w:hAnsi="Times New Roman" w:cs="Times New Roman"/>
+        </w:rPr>
+        <w:t>e +5V</w:t>
+      </w:r>
+      <w:r>
+        <w:rPr>
+          <w:rFonts w:ascii="Times New Roman" w:hAnsi="Times New Roman" w:cs="Times New Roman"/>
+        </w:rPr>
+        <w:t xml:space="preserve"> oraz elementy pomocnicze niezbędne do poprawnej pracy układu.</w:t>
+      </w:r>
+    </w:p>
+    <w:p>
+      <w:pPr>
+        <w:ind w:firstLine="708"/>
+        <w:rPr>
+          <w:rFonts w:ascii="Times New Roman" w:hAnsi="Times New Roman" w:cs="Times New Roman"/>
+        </w:rPr>
+      </w:pPr>
+      <w:r>
+        <w:rPr>
+          <w:rFonts w:ascii="Times New Roman" w:hAnsi="Times New Roman" w:cs="Times New Roman"/>
+        </w:rPr>
+        <w:t>Płytka PCB stanowi centralny punkt systemu sterowania, do którego podłączone są wszystkie pozostałe elementy elektroniczne drona.</w:t>
+      </w:r>
+    </w:p>
+    <w:p>
+      <w:pPr>
+        <w:rPr>
+          <w:rFonts w:ascii="Times New Roman" w:hAnsi="Times New Roman" w:cs="Times New Roman"/>
+        </w:rPr>
+      </w:pPr>
+      <w:r>
+        <w:rPr>
+          <w:rFonts w:ascii="Times New Roman" w:hAnsi="Times New Roman" w:cs="Times New Roman"/>
+        </w:rPr>
+        <w:t>Dobrane komponenty czy złącza zostały przylutowane do płytki co zwiększa jakość połączeń.</w:t>
+      </w:r>
+    </w:p>
+    <w:p>
+      <w:pPr>
+        <w:rPr>
+          <w:rFonts w:ascii="Times New Roman" w:hAnsi="Times New Roman" w:cs="Times New Roman"/>
         </w:rPr>
       </w:pPr>
     </w:p>
@@ -5245,12 +3357,13 @@
       <w:r>
         <w:rPr>
           <w:rFonts w:ascii="Times New Roman" w:hAnsi="Times New Roman" w:cs="Times New Roman"/>
+          <w:noProof/>
         </w:rPr>
         <w:drawing>
-          <wp:inline distT="0" distB="0" distL="0" distR="0" wp14:anchorId="4EB4AC1A" wp14:editId="043B45C7">
-            <wp:extent cx="5760720" cy="3141980"/>
-            <wp:effectExtent l="0" t="0" r="0" b="1270"/>
-            <wp:docPr id="1677202830" name="Obraz 1" descr="Obraz zawierający tekst, diagram, Plan, Rysunek techniczny&#10;&#10;Zawartość wygenerowana przez AI może być niepoprawna."/>
+          <wp:inline distT="0" distB="0" distL="0" distR="0" wp14:anchorId="350D0ED1" wp14:editId="5A1730B7">
+            <wp:extent cx="5760720" cy="3895090"/>
+            <wp:effectExtent l="0" t="0" r="0" b="0"/>
+            <wp:docPr id="1068271050" name="Obraz 1"/>
             <wp:cNvGraphicFramePr>
               <a:graphicFrameLocks xmlns:a="http://schemas.openxmlformats.org/drawingml/2006/main" noChangeAspect="1"/>
             </wp:cNvGraphicFramePr>
@@ -5258,7 +3371,7 @@
               <a:graphicData uri="http://schemas.openxmlformats.org/drawingml/2006/picture">
                 <pic:pic xmlns:pic="http://schemas.openxmlformats.org/drawingml/2006/picture">
                   <pic:nvPicPr>
-                    <pic:cNvPr id="1677202830" name="Obraz 1" descr="Obraz zawierający tekst, diagram, Plan, Rysunek techniczny&#10;&#10;Zawartość wygenerowana przez AI może być niepoprawna."/>
+                    <pic:cNvPr id="1068271050" name=""/>
                     <pic:cNvPicPr/>
                   </pic:nvPicPr>
                   <pic:blipFill>
@@ -5270,7 +3383,7 @@
                   <pic:spPr>
                     <a:xfrm>
                       <a:off x="0" y="0"/>
-                      <a:ext cx="5760720" cy="3141980"/>
+                      <a:ext cx="5760720" cy="3895090"/>
                     </a:xfrm>
                     <a:prstGeom prst="rect">
                       <a:avLst/>
@@ -5286,9 +3399,6 @@
     <w:p>
       <w:pPr>
         <w:pStyle w:val="Legenda"/>
-        <w:rPr>
-          <w:rFonts w:ascii="Times New Roman" w:hAnsi="Times New Roman" w:cs="Times New Roman"/>
-        </w:rPr>
       </w:pPr>
       <w:r>
         <w:t xml:space="preserve">Rysunek </w:t>
@@ -5312,50 +3422,36 @@
         <w:fldChar w:fldCharType="end"/>
       </w:r>
       <w:r>
-        <w:t>: Diagram połączeń systemu sterowania dronem</w:t>
-      </w:r>
-    </w:p>
-    <w:p>
-      <w:pPr>
-        <w:rPr>
-          <w:rFonts w:ascii="Times New Roman" w:hAnsi="Times New Roman" w:cs="Times New Roman"/>
-          <w:color w:val="EE0000"/>
-        </w:rPr>
-      </w:pPr>
-      <w:r>
-        <w:rPr>
-          <w:rFonts w:ascii="Times New Roman" w:hAnsi="Times New Roman" w:cs="Times New Roman"/>
-          <w:color w:val="EE0000"/>
-        </w:rPr>
-        <w:t>DOPISAC POZNIEJ ZE DO TWORZENIA DIAGRAMU KORZYSTANO Z AUTOCAD</w:t>
-      </w:r>
-    </w:p>
-    <w:p>
-      <w:pPr>
-        <w:rPr>
-          <w:rFonts w:ascii="Times New Roman" w:hAnsi="Times New Roman" w:cs="Times New Roman"/>
-          <w:color w:val="EE0000"/>
-        </w:rPr>
-      </w:pPr>
-    </w:p>
-    <w:p>
-      <w:pPr>
-        <w:rPr>
-          <w:rFonts w:ascii="Times New Roman" w:hAnsi="Times New Roman" w:cs="Times New Roman"/>
-          <w:color w:val="EE0000"/>
-        </w:rPr>
-      </w:pPr>
-      <w:r>
-        <w:rPr>
-          <w:rFonts w:ascii="Times New Roman" w:hAnsi="Times New Roman" w:cs="Times New Roman"/>
-          <w:color w:val="EE0000"/>
+        <w:t>: Dedykowana, autorska płytka PCB do sterowania dronem</w:t>
+      </w:r>
+    </w:p>
+    <w:p/>
+    <w:p/>
+    <w:p/>
+    <w:p>
+      <w:pPr>
+        <w:rPr>
+          <w:rFonts w:ascii="Times New Roman" w:hAnsi="Times New Roman" w:cs="Times New Roman"/>
+        </w:rPr>
+      </w:pPr>
+      <w:r>
+        <w:rPr>
+          <w:rFonts w:ascii="Times New Roman" w:hAnsi="Times New Roman" w:cs="Times New Roman"/>
         </w:rPr>
         <w:lastRenderedPageBreak/>
+        <w:t>Każdy z elementów układu elektronicznego został przedstawiony na poniższym schemacie.</w:t>
+      </w:r>
+    </w:p>
+    <w:p>
+      <w:pPr>
+        <w:keepNext/>
+      </w:pPr>
+      <w:r>
         <w:drawing>
-          <wp:inline distT="0" distB="0" distL="0" distR="0" wp14:anchorId="429637CC" wp14:editId="7EB353CF">
-            <wp:extent cx="4008467" cy="5959356"/>
-            <wp:effectExtent l="0" t="3810" r="7620" b="7620"/>
-            <wp:docPr id="1491735649" name="Obraz 1" descr="Obraz zawierający tekst, diagram, Plan, linia&#10;&#10;Zawartość wygenerowana przez AI może być niepoprawna."/>
+          <wp:inline distT="0" distB="0" distL="0" distR="0" wp14:anchorId="5298C596" wp14:editId="55A01BB6">
+            <wp:extent cx="5760720" cy="3711575"/>
+            <wp:effectExtent l="0" t="0" r="0" b="3175"/>
+            <wp:docPr id="1421044356" name="Obraz 1" descr="Obraz zawierający tekst, diagram, Plan, Rysunek techniczny&#10;&#10;Zawartość wygenerowana przez AI może być niepoprawna."/>
             <wp:cNvGraphicFramePr>
               <a:graphicFrameLocks xmlns:a="http://schemas.openxmlformats.org/drawingml/2006/main" noChangeAspect="1"/>
             </wp:cNvGraphicFramePr>
@@ -5363,7 +3459,7 @@
               <a:graphicData uri="http://schemas.openxmlformats.org/drawingml/2006/picture">
                 <pic:pic xmlns:pic="http://schemas.openxmlformats.org/drawingml/2006/picture">
                   <pic:nvPicPr>
-                    <pic:cNvPr id="1491735649" name="Obraz 1" descr="Obraz zawierający tekst, diagram, Plan, linia&#10;&#10;Zawartość wygenerowana przez AI może być niepoprawna."/>
+                    <pic:cNvPr id="1421044356" name="Obraz 1" descr="Obraz zawierający tekst, diagram, Plan, Rysunek techniczny&#10;&#10;Zawartość wygenerowana przez AI może być niepoprawna."/>
                     <pic:cNvPicPr/>
                   </pic:nvPicPr>
                   <pic:blipFill>
@@ -5373,9 +3469,9 @@
                     </a:stretch>
                   </pic:blipFill>
                   <pic:spPr>
-                    <a:xfrm rot="5400000">
+                    <a:xfrm>
                       <a:off x="0" y="0"/>
-                      <a:ext cx="4008467" cy="5959356"/>
+                      <a:ext cx="5760720" cy="3711575"/>
                     </a:xfrm>
                     <a:prstGeom prst="rect">
                       <a:avLst/>
@@ -5390,6 +3486,2836 @@
     </w:p>
     <w:p>
       <w:pPr>
+        <w:pStyle w:val="Legenda"/>
+      </w:pPr>
+      <w:r>
+        <w:t xml:space="preserve">Rysunek </w:t>
+      </w:r>
+      <w:r>
+        <w:fldChar w:fldCharType="begin"/>
+      </w:r>
+      <w:r>
+        <w:instrText xml:space="preserve"> SEQ Rysunek \* ARABIC </w:instrText>
+      </w:r>
+      <w:r>
+        <w:fldChar w:fldCharType="separate"/>
+      </w:r>
+      <w:r>
+        <w:rPr>
+          <w:noProof/>
+        </w:rPr>
+        <w:t>6</w:t>
+      </w:r>
+      <w:r>
+        <w:fldChar w:fldCharType="end"/>
+      </w:r>
+      <w:r>
+        <w:t>: Diagram połączeń elektronicznych</w:t>
+      </w:r>
+    </w:p>
+    <w:p/>
+    <w:p>
+      <w:pPr>
+        <w:rPr>
+          <w:rFonts w:ascii="Times New Roman" w:hAnsi="Times New Roman" w:cs="Times New Roman"/>
+        </w:rPr>
+      </w:pPr>
+      <w:r>
+        <w:rPr>
+          <w:rFonts w:ascii="Times New Roman" w:hAnsi="Times New Roman" w:cs="Times New Roman"/>
+        </w:rPr>
+        <w:t>Lista zastosowanych komponentów</w:t>
+      </w:r>
+      <w:r>
+        <w:rPr>
+          <w:rFonts w:ascii="Times New Roman" w:hAnsi="Times New Roman" w:cs="Times New Roman"/>
+        </w:rPr>
+        <w:t xml:space="preserve"> w projekcie</w:t>
+      </w:r>
+      <w:r>
+        <w:rPr>
+          <w:rFonts w:ascii="Times New Roman" w:hAnsi="Times New Roman" w:cs="Times New Roman"/>
+        </w:rPr>
+        <w:t>:</w:t>
+      </w:r>
+    </w:p>
+    <w:p>
+      <w:pPr>
+        <w:pStyle w:val="Akapitzlist"/>
+        <w:numPr>
+          <w:ilvl w:val="0"/>
+          <w:numId w:val="25"/>
+        </w:numPr>
+        <w:rPr>
+          <w:rFonts w:ascii="Times New Roman" w:hAnsi="Times New Roman" w:cs="Times New Roman"/>
+        </w:rPr>
+      </w:pPr>
+      <w:r>
+        <w:rPr>
+          <w:rFonts w:ascii="Times New Roman" w:hAnsi="Times New Roman" w:cs="Times New Roman"/>
+        </w:rPr>
+        <w:t xml:space="preserve">Mikrokontroler </w:t>
+      </w:r>
+      <w:r>
+        <w:rPr>
+          <w:rFonts w:ascii="Times New Roman" w:hAnsi="Times New Roman" w:cs="Times New Roman"/>
+        </w:rPr>
+        <w:t>STM32</w:t>
+      </w:r>
+      <w:r>
+        <w:rPr>
+          <w:rFonts w:ascii="Times New Roman" w:hAnsi="Times New Roman" w:cs="Times New Roman"/>
+        </w:rPr>
+        <w:t xml:space="preserve"> </w:t>
+      </w:r>
+      <w:proofErr w:type="spellStart"/>
+      <w:r>
+        <w:rPr>
+          <w:rFonts w:ascii="Times New Roman" w:hAnsi="Times New Roman" w:cs="Times New Roman"/>
+        </w:rPr>
+        <w:t>Nucleo</w:t>
+      </w:r>
+      <w:proofErr w:type="spellEnd"/>
+      <w:r>
+        <w:rPr>
+          <w:rFonts w:ascii="Times New Roman" w:hAnsi="Times New Roman" w:cs="Times New Roman"/>
+        </w:rPr>
+        <w:t xml:space="preserve"> </w:t>
+      </w:r>
+      <w:r>
+        <w:rPr>
+          <w:rFonts w:ascii="Times New Roman" w:hAnsi="Times New Roman" w:cs="Times New Roman"/>
+        </w:rPr>
+        <w:t>L432KC</w:t>
+      </w:r>
+    </w:p>
+    <w:p>
+      <w:pPr>
+        <w:pStyle w:val="Akapitzlist"/>
+        <w:numPr>
+          <w:ilvl w:val="0"/>
+          <w:numId w:val="25"/>
+        </w:numPr>
+        <w:rPr>
+          <w:rFonts w:ascii="Times New Roman" w:hAnsi="Times New Roman" w:cs="Times New Roman"/>
+        </w:rPr>
+      </w:pPr>
+      <w:r>
+        <w:rPr>
+          <w:rFonts w:ascii="Times New Roman" w:hAnsi="Times New Roman" w:cs="Times New Roman"/>
+        </w:rPr>
+        <w:t xml:space="preserve">Czujnik IMU </w:t>
+      </w:r>
+      <w:r>
+        <w:rPr>
+          <w:rFonts w:ascii="Times New Roman" w:hAnsi="Times New Roman" w:cs="Times New Roman"/>
+        </w:rPr>
+        <w:t>BNO055</w:t>
+      </w:r>
+    </w:p>
+    <w:p>
+      <w:pPr>
+        <w:pStyle w:val="Akapitzlist"/>
+        <w:numPr>
+          <w:ilvl w:val="0"/>
+          <w:numId w:val="25"/>
+        </w:numPr>
+        <w:rPr>
+          <w:rFonts w:ascii="Times New Roman" w:hAnsi="Times New Roman" w:cs="Times New Roman"/>
+        </w:rPr>
+      </w:pPr>
+      <w:r>
+        <w:rPr>
+          <w:rFonts w:ascii="Times New Roman" w:hAnsi="Times New Roman" w:cs="Times New Roman"/>
+        </w:rPr>
+        <w:t xml:space="preserve">Odbiornik RC </w:t>
+      </w:r>
+      <w:proofErr w:type="spellStart"/>
+      <w:r>
+        <w:rPr>
+          <w:rFonts w:ascii="Times New Roman" w:hAnsi="Times New Roman" w:cs="Times New Roman"/>
+        </w:rPr>
+        <w:t>FlySky</w:t>
+      </w:r>
+      <w:proofErr w:type="spellEnd"/>
+      <w:r>
+        <w:rPr>
+          <w:rFonts w:ascii="Times New Roman" w:hAnsi="Times New Roman" w:cs="Times New Roman"/>
+        </w:rPr>
+        <w:t xml:space="preserve"> FS-IA10B</w:t>
+      </w:r>
+    </w:p>
+    <w:p>
+      <w:pPr>
+        <w:pStyle w:val="Akapitzlist"/>
+        <w:numPr>
+          <w:ilvl w:val="0"/>
+          <w:numId w:val="25"/>
+        </w:numPr>
+        <w:rPr>
+          <w:rFonts w:ascii="Times New Roman" w:hAnsi="Times New Roman" w:cs="Times New Roman"/>
+        </w:rPr>
+      </w:pPr>
+      <w:r>
+        <w:rPr>
+          <w:rFonts w:ascii="Times New Roman" w:hAnsi="Times New Roman" w:cs="Times New Roman"/>
+        </w:rPr>
+        <w:t xml:space="preserve">Nadajnik RC </w:t>
+      </w:r>
+      <w:proofErr w:type="spellStart"/>
+      <w:r>
+        <w:rPr>
+          <w:rFonts w:ascii="Times New Roman" w:hAnsi="Times New Roman" w:cs="Times New Roman"/>
+        </w:rPr>
+        <w:t>FlySky</w:t>
+      </w:r>
+      <w:proofErr w:type="spellEnd"/>
+      <w:r>
+        <w:rPr>
+          <w:rFonts w:ascii="Times New Roman" w:hAnsi="Times New Roman" w:cs="Times New Roman"/>
+        </w:rPr>
+        <w:t xml:space="preserve"> FS-I6X</w:t>
+      </w:r>
+    </w:p>
+    <w:p>
+      <w:pPr>
+        <w:pStyle w:val="Akapitzlist"/>
+        <w:numPr>
+          <w:ilvl w:val="0"/>
+          <w:numId w:val="25"/>
+        </w:numPr>
+        <w:rPr>
+          <w:rFonts w:ascii="Times New Roman" w:hAnsi="Times New Roman" w:cs="Times New Roman"/>
+        </w:rPr>
+      </w:pPr>
+      <w:r>
+        <w:rPr>
+          <w:rFonts w:ascii="Times New Roman" w:hAnsi="Times New Roman" w:cs="Times New Roman"/>
+        </w:rPr>
+        <w:t xml:space="preserve">Regulatory ESC </w:t>
+      </w:r>
+      <w:proofErr w:type="spellStart"/>
+      <w:r>
+        <w:rPr>
+          <w:rFonts w:ascii="Times New Roman" w:hAnsi="Times New Roman" w:cs="Times New Roman"/>
+        </w:rPr>
+        <w:t>BLHeli_S</w:t>
+      </w:r>
+      <w:proofErr w:type="spellEnd"/>
+      <w:r>
+        <w:rPr>
+          <w:rFonts w:ascii="Times New Roman" w:hAnsi="Times New Roman" w:cs="Times New Roman"/>
+        </w:rPr>
+        <w:t xml:space="preserve"> 20A (4 szt.)</w:t>
+      </w:r>
+    </w:p>
+    <w:p>
+      <w:pPr>
+        <w:pStyle w:val="Akapitzlist"/>
+        <w:numPr>
+          <w:ilvl w:val="0"/>
+          <w:numId w:val="25"/>
+        </w:numPr>
+        <w:rPr>
+          <w:rFonts w:ascii="Times New Roman" w:hAnsi="Times New Roman" w:cs="Times New Roman"/>
+        </w:rPr>
+      </w:pPr>
+      <w:r>
+        <w:rPr>
+          <w:rFonts w:ascii="Times New Roman" w:hAnsi="Times New Roman" w:cs="Times New Roman"/>
+        </w:rPr>
+        <w:t xml:space="preserve">Silniki </w:t>
+      </w:r>
+      <w:proofErr w:type="spellStart"/>
+      <w:r>
+        <w:rPr>
+          <w:rFonts w:ascii="Times New Roman" w:hAnsi="Times New Roman" w:cs="Times New Roman"/>
+        </w:rPr>
+        <w:t>bezszczotkowe</w:t>
+      </w:r>
+      <w:proofErr w:type="spellEnd"/>
+      <w:r>
+        <w:rPr>
+          <w:rFonts w:ascii="Times New Roman" w:hAnsi="Times New Roman" w:cs="Times New Roman"/>
+        </w:rPr>
+        <w:t xml:space="preserve"> </w:t>
+      </w:r>
+      <w:r>
+        <w:rPr>
+          <w:rFonts w:ascii="Times New Roman" w:hAnsi="Times New Roman" w:cs="Times New Roman"/>
+        </w:rPr>
+        <w:t>(</w:t>
+      </w:r>
+      <w:r>
+        <w:rPr>
+          <w:rFonts w:ascii="Times New Roman" w:hAnsi="Times New Roman" w:cs="Times New Roman"/>
+        </w:rPr>
+        <w:t>BLDC</w:t>
+      </w:r>
+      <w:r>
+        <w:rPr>
+          <w:rFonts w:ascii="Times New Roman" w:hAnsi="Times New Roman" w:cs="Times New Roman"/>
+        </w:rPr>
+        <w:t>)</w:t>
+      </w:r>
+      <w:r>
+        <w:rPr>
+          <w:rFonts w:ascii="Times New Roman" w:hAnsi="Times New Roman" w:cs="Times New Roman"/>
+        </w:rPr>
+        <w:t xml:space="preserve"> BR2205 2300KV</w:t>
+      </w:r>
+      <w:r>
+        <w:rPr>
+          <w:rFonts w:ascii="Times New Roman" w:hAnsi="Times New Roman" w:cs="Times New Roman"/>
+        </w:rPr>
+        <w:t xml:space="preserve"> </w:t>
+      </w:r>
+      <w:r>
+        <w:rPr>
+          <w:rFonts w:ascii="Times New Roman" w:hAnsi="Times New Roman" w:cs="Times New Roman"/>
+        </w:rPr>
+        <w:t>(4 szt.)</w:t>
+      </w:r>
+    </w:p>
+    <w:p>
+      <w:pPr>
+        <w:pStyle w:val="Akapitzlist"/>
+        <w:numPr>
+          <w:ilvl w:val="0"/>
+          <w:numId w:val="25"/>
+        </w:numPr>
+        <w:rPr>
+          <w:rFonts w:ascii="Times New Roman" w:hAnsi="Times New Roman" w:cs="Times New Roman"/>
+        </w:rPr>
+      </w:pPr>
+      <w:r>
+        <w:rPr>
+          <w:rFonts w:ascii="Times New Roman" w:hAnsi="Times New Roman" w:cs="Times New Roman"/>
+        </w:rPr>
+        <w:t xml:space="preserve">Śmigła </w:t>
+      </w:r>
+      <w:r>
+        <w:rPr>
+          <w:rFonts w:ascii="Times New Roman" w:hAnsi="Times New Roman" w:cs="Times New Roman"/>
+        </w:rPr>
+        <w:t xml:space="preserve">5calowe </w:t>
+      </w:r>
+      <w:r>
+        <w:rPr>
+          <w:rFonts w:ascii="Times New Roman" w:hAnsi="Times New Roman" w:cs="Times New Roman"/>
+        </w:rPr>
+        <w:t>(4 szt.)</w:t>
+      </w:r>
+    </w:p>
+    <w:p>
+      <w:pPr>
+        <w:pStyle w:val="Akapitzlist"/>
+        <w:numPr>
+          <w:ilvl w:val="0"/>
+          <w:numId w:val="25"/>
+        </w:numPr>
+        <w:rPr>
+          <w:rFonts w:ascii="Times New Roman" w:hAnsi="Times New Roman" w:cs="Times New Roman"/>
+        </w:rPr>
+      </w:pPr>
+      <w:r>
+        <w:rPr>
+          <w:rFonts w:ascii="Times New Roman" w:hAnsi="Times New Roman" w:cs="Times New Roman"/>
+        </w:rPr>
+        <w:t>Przetwornica step-down LM2596 (3,2–35 V, 3 A)</w:t>
+      </w:r>
+    </w:p>
+    <w:p>
+      <w:pPr>
+        <w:pStyle w:val="Akapitzlist"/>
+        <w:numPr>
+          <w:ilvl w:val="0"/>
+          <w:numId w:val="25"/>
+        </w:numPr>
+        <w:rPr>
+          <w:rFonts w:ascii="Times New Roman" w:hAnsi="Times New Roman" w:cs="Times New Roman"/>
+        </w:rPr>
+      </w:pPr>
+      <w:r>
+        <w:rPr>
+          <w:rFonts w:ascii="Times New Roman" w:hAnsi="Times New Roman" w:cs="Times New Roman"/>
+        </w:rPr>
+        <w:t>Zasilacz laboratoryjny NDN DF173005C (</w:t>
+      </w:r>
+      <w:r>
+        <w:rPr>
+          <w:rFonts w:ascii="Times New Roman" w:hAnsi="Times New Roman" w:cs="Times New Roman"/>
+        </w:rPr>
+        <w:t xml:space="preserve">używane </w:t>
+      </w:r>
+      <w:r>
+        <w:rPr>
+          <w:rFonts w:ascii="Times New Roman" w:hAnsi="Times New Roman" w:cs="Times New Roman"/>
+        </w:rPr>
+        <w:t>14,8 V – testy stanowiskowe)</w:t>
+      </w:r>
+    </w:p>
+    <w:p>
+      <w:pPr>
+        <w:pStyle w:val="Akapitzlist"/>
+        <w:numPr>
+          <w:ilvl w:val="0"/>
+          <w:numId w:val="25"/>
+        </w:numPr>
+        <w:rPr>
+          <w:rFonts w:ascii="Times New Roman" w:hAnsi="Times New Roman" w:cs="Times New Roman"/>
+        </w:rPr>
+      </w:pPr>
+      <w:r>
+        <w:rPr>
+          <w:rFonts w:ascii="Times New Roman" w:hAnsi="Times New Roman" w:cs="Times New Roman"/>
+        </w:rPr>
+        <w:t>Dedykowana płytka PCB sterownika lotu</w:t>
+      </w:r>
+    </w:p>
+    <w:p>
+      <w:pPr>
+        <w:pStyle w:val="Akapitzlist"/>
+        <w:numPr>
+          <w:ilvl w:val="0"/>
+          <w:numId w:val="25"/>
+        </w:numPr>
+        <w:rPr>
+          <w:rFonts w:ascii="Times New Roman" w:hAnsi="Times New Roman" w:cs="Times New Roman"/>
+        </w:rPr>
+      </w:pPr>
+      <w:r>
+        <w:rPr>
+          <w:rFonts w:ascii="Times New Roman" w:hAnsi="Times New Roman" w:cs="Times New Roman"/>
+        </w:rPr>
+        <w:t>Rama drona quadrotor</w:t>
+      </w:r>
+      <w:r>
+        <w:rPr>
+          <w:rFonts w:ascii="Times New Roman" w:hAnsi="Times New Roman" w:cs="Times New Roman"/>
+        </w:rPr>
+        <w:t xml:space="preserve"> </w:t>
+      </w:r>
+      <w:r>
+        <w:rPr>
+          <w:rFonts w:ascii="Times New Roman" w:hAnsi="Times New Roman" w:cs="Times New Roman"/>
+        </w:rPr>
+        <w:t>FPV F330</w:t>
+      </w:r>
+    </w:p>
+    <w:p/>
+    <w:p>
+      <w:pPr>
+        <w:rPr>
+          <w:rFonts w:ascii="Times New Roman" w:hAnsi="Times New Roman" w:cs="Times New Roman"/>
+          <w:b/>
+          <w:bCs/>
+        </w:rPr>
+      </w:pPr>
+      <w:r>
+        <w:rPr>
+          <w:rFonts w:ascii="Times New Roman" w:hAnsi="Times New Roman" w:cs="Times New Roman"/>
+          <w:b/>
+          <w:bCs/>
+        </w:rPr>
+        <w:t>5.1.2 Zasilanie układu</w:t>
+      </w:r>
+    </w:p>
+    <w:p>
+      <w:pPr>
+        <w:ind w:firstLine="708"/>
+        <w:rPr>
+          <w:rFonts w:ascii="Times New Roman" w:hAnsi="Times New Roman" w:cs="Times New Roman"/>
+        </w:rPr>
+      </w:pPr>
+      <w:r>
+        <w:rPr>
+          <w:rFonts w:ascii="Times New Roman" w:hAnsi="Times New Roman" w:cs="Times New Roman"/>
+        </w:rPr>
+        <w:t>Całość elektroniki sterującej zasilana jest stabilizowanym napięciem +5 V, uzyskiwanym z przetwornicy typu step-down LM2596</w:t>
+      </w:r>
+      <w:r>
+        <w:rPr>
+          <w:rFonts w:ascii="Times New Roman" w:hAnsi="Times New Roman" w:cs="Times New Roman"/>
+        </w:rPr>
+        <w:t xml:space="preserve">. </w:t>
+      </w:r>
+      <w:r>
+        <w:rPr>
+          <w:rFonts w:ascii="Times New Roman" w:hAnsi="Times New Roman" w:cs="Times New Roman"/>
+        </w:rPr>
+        <w:t xml:space="preserve">Przetwornica obniża napięcie z </w:t>
+      </w:r>
+      <w:r>
+        <w:rPr>
+          <w:rFonts w:ascii="Times New Roman" w:hAnsi="Times New Roman" w:cs="Times New Roman"/>
+        </w:rPr>
+        <w:lastRenderedPageBreak/>
+        <w:t xml:space="preserve">głównej linii zasilania do poziomu odpowiedniego dla </w:t>
+      </w:r>
+      <w:r>
+        <w:rPr>
+          <w:rFonts w:ascii="Times New Roman" w:hAnsi="Times New Roman" w:cs="Times New Roman"/>
+        </w:rPr>
+        <w:t>komponentów na dedykowanej płytce PCB.</w:t>
+      </w:r>
+    </w:p>
+    <w:p>
+      <w:pPr>
+        <w:ind w:firstLine="708"/>
+        <w:rPr>
+          <w:rFonts w:ascii="Times New Roman" w:hAnsi="Times New Roman" w:cs="Times New Roman"/>
+        </w:rPr>
+      </w:pPr>
+      <w:r>
+        <w:rPr>
+          <w:rFonts w:ascii="Times New Roman" w:hAnsi="Times New Roman" w:cs="Times New Roman"/>
+        </w:rPr>
+        <w:t>Podczas testów prowadzonych na stanowisku testowym, zarówno przetwornica LM2596, jak i regulatory ESC zasilane są z laboratoryjnego zasilacza NDN DF173005C, ustawionego na napięcie 14,8 V. Takie rozwiązanie umożliwia bezpieczne testowanie systemu bez użycia akumulatora pokładowego oraz łatwą kontrolę parametrów zasilania. Wszystkie elementy systemu posiadają wspólną masę, co zapewnia poprawne odniesienie sygnałów logicznych i stabilną pracę układu.</w:t>
+      </w:r>
+    </w:p>
+    <w:p>
+      <w:pPr>
+        <w:rPr>
+          <w:rFonts w:ascii="Times New Roman" w:hAnsi="Times New Roman" w:cs="Times New Roman"/>
+        </w:rPr>
+      </w:pPr>
+    </w:p>
+    <w:p>
+      <w:pPr>
+        <w:rPr>
+          <w:rFonts w:ascii="Times New Roman" w:hAnsi="Times New Roman" w:cs="Times New Roman"/>
+          <w:b/>
+          <w:bCs/>
+        </w:rPr>
+      </w:pPr>
+      <w:r>
+        <w:rPr>
+          <w:rFonts w:ascii="Times New Roman" w:hAnsi="Times New Roman" w:cs="Times New Roman"/>
+          <w:b/>
+          <w:bCs/>
+        </w:rPr>
+        <w:t>5.1.</w:t>
+      </w:r>
+      <w:r>
+        <w:rPr>
+          <w:rFonts w:ascii="Times New Roman" w:hAnsi="Times New Roman" w:cs="Times New Roman"/>
+          <w:b/>
+          <w:bCs/>
+        </w:rPr>
+        <w:t>3</w:t>
+      </w:r>
+      <w:r>
+        <w:rPr>
+          <w:rFonts w:ascii="Times New Roman" w:hAnsi="Times New Roman" w:cs="Times New Roman"/>
+          <w:b/>
+          <w:bCs/>
+        </w:rPr>
+        <w:t>. Mikrokontroler STM32L432KC</w:t>
+      </w:r>
+    </w:p>
+    <w:p>
+      <w:pPr>
+        <w:ind w:firstLine="708"/>
+        <w:rPr>
+          <w:rFonts w:ascii="Times New Roman" w:hAnsi="Times New Roman" w:cs="Times New Roman"/>
+          <w:b/>
+          <w:bCs/>
+        </w:rPr>
+      </w:pPr>
+      <w:r>
+        <w:rPr>
+          <w:rFonts w:ascii="Times New Roman" w:hAnsi="Times New Roman" w:cs="Times New Roman"/>
+        </w:rPr>
+        <w:t>Mikrokontroler STM32L432KC pełni rolę centralnej jednostki sterującej systemu. Odpowiada on za realizację algorytmu sterowania,</w:t>
+      </w:r>
+      <w:r>
+        <w:rPr>
+          <w:rFonts w:ascii="Times New Roman" w:hAnsi="Times New Roman" w:cs="Times New Roman"/>
+        </w:rPr>
+        <w:t xml:space="preserve"> dekodowanie ramek UART (</w:t>
+      </w:r>
+      <w:proofErr w:type="spellStart"/>
+      <w:r>
+        <w:rPr>
+          <w:rFonts w:ascii="Times New Roman" w:hAnsi="Times New Roman" w:cs="Times New Roman"/>
+        </w:rPr>
+        <w:t>iBus</w:t>
+      </w:r>
+      <w:proofErr w:type="spellEnd"/>
+      <w:r>
+        <w:rPr>
+          <w:rFonts w:ascii="Times New Roman" w:hAnsi="Times New Roman" w:cs="Times New Roman"/>
+        </w:rPr>
+        <w:t>) z odbiornika RC,</w:t>
+      </w:r>
+      <w:r>
+        <w:rPr>
+          <w:rFonts w:ascii="Times New Roman" w:hAnsi="Times New Roman" w:cs="Times New Roman"/>
+        </w:rPr>
+        <w:t xml:space="preserve"> przetwarzanie danych z czujników oraz generowanie sygnałów sterujących</w:t>
+      </w:r>
+      <w:r>
+        <w:rPr>
+          <w:rFonts w:ascii="Times New Roman" w:hAnsi="Times New Roman" w:cs="Times New Roman"/>
+        </w:rPr>
+        <w:t xml:space="preserve"> PWM</w:t>
+      </w:r>
+      <w:r>
+        <w:rPr>
+          <w:rFonts w:ascii="Times New Roman" w:hAnsi="Times New Roman" w:cs="Times New Roman"/>
+        </w:rPr>
+        <w:t xml:space="preserve"> dla regulatorów ESC. </w:t>
+      </w:r>
+    </w:p>
+    <w:p>
+      <w:pPr>
+        <w:rPr>
+          <w:rFonts w:ascii="Times New Roman" w:hAnsi="Times New Roman" w:cs="Times New Roman"/>
+          <w:b/>
+          <w:bCs/>
+        </w:rPr>
+      </w:pPr>
+      <w:r>
+        <w:rPr>
+          <w:rFonts w:ascii="Times New Roman" w:hAnsi="Times New Roman" w:cs="Times New Roman"/>
+          <w:b/>
+          <w:bCs/>
+        </w:rPr>
+        <w:t>5.1.</w:t>
+      </w:r>
+      <w:r>
+        <w:rPr>
+          <w:rFonts w:ascii="Times New Roman" w:hAnsi="Times New Roman" w:cs="Times New Roman"/>
+          <w:b/>
+          <w:bCs/>
+        </w:rPr>
+        <w:t>4</w:t>
+      </w:r>
+      <w:r>
+        <w:rPr>
+          <w:rFonts w:ascii="Times New Roman" w:hAnsi="Times New Roman" w:cs="Times New Roman"/>
+          <w:b/>
+          <w:bCs/>
+        </w:rPr>
+        <w:t>. Czujnik inercyjny IMU BNO055</w:t>
+      </w:r>
+    </w:p>
+    <w:p>
+      <w:pPr>
+        <w:ind w:firstLine="708"/>
+        <w:rPr>
+          <w:rFonts w:ascii="Times New Roman" w:hAnsi="Times New Roman" w:cs="Times New Roman"/>
+        </w:rPr>
+      </w:pPr>
+      <w:r>
+        <w:rPr>
+          <w:rFonts w:ascii="Times New Roman" w:hAnsi="Times New Roman" w:cs="Times New Roman"/>
+        </w:rPr>
+        <w:t>Czujnik inercyjny BNO055 dostarcza informacji o orientacji drona w przestrzeni, które są niezbędne do realizacji algorytmu stabilizacji lotu. Czujnik połączony jest z mikrokontrolerem STM32 za pomocą magistrali I2C, umożliwiającej dwukierunkową transmisję danych pomiędzy układami.</w:t>
+      </w:r>
+    </w:p>
+    <w:p>
+      <w:pPr>
+        <w:ind w:firstLine="708"/>
+        <w:rPr>
+          <w:rFonts w:ascii="Times New Roman" w:hAnsi="Times New Roman" w:cs="Times New Roman"/>
+        </w:rPr>
+      </w:pPr>
+      <w:r>
+        <w:rPr>
+          <w:rFonts w:ascii="Times New Roman" w:hAnsi="Times New Roman" w:cs="Times New Roman"/>
+        </w:rPr>
+        <w:t xml:space="preserve">Zasilanie czujnika realizowane jest napięciem +5 V z tej samej linii zasilania co mikrokontroler. Masa czujnika połączona jest ze wspólną masą systemu. </w:t>
+      </w:r>
+      <w:r>
+        <w:rPr>
+          <w:rFonts w:ascii="Times New Roman" w:hAnsi="Times New Roman" w:cs="Times New Roman"/>
+        </w:rPr>
+        <w:t xml:space="preserve">W prezentowanym systemie nie wykorzystano linii przerwania INT czujnika inercyjnego BNO055. Dane z czujnika odczytywane są cyklicznie w głównej pętli sterowania metodą </w:t>
+      </w:r>
+      <w:proofErr w:type="spellStart"/>
+      <w:r>
+        <w:rPr>
+          <w:rFonts w:ascii="Times New Roman" w:hAnsi="Times New Roman" w:cs="Times New Roman"/>
+        </w:rPr>
+        <w:t>pollingu</w:t>
+      </w:r>
+      <w:proofErr w:type="spellEnd"/>
+      <w:r>
+        <w:rPr>
+          <w:rFonts w:ascii="Times New Roman" w:hAnsi="Times New Roman" w:cs="Times New Roman"/>
+        </w:rPr>
+        <w:t>, co przy odpowiednio dobranej częstotliwości pętli zapewnia aktualne informacje o orientacji drona.</w:t>
+      </w:r>
+    </w:p>
+    <w:p>
+      <w:pPr>
+        <w:rPr>
+          <w:rFonts w:ascii="Times New Roman" w:hAnsi="Times New Roman" w:cs="Times New Roman"/>
+        </w:rPr>
+      </w:pPr>
+    </w:p>
+    <w:p>
+      <w:pPr>
+        <w:rPr>
+          <w:rFonts w:ascii="Times New Roman" w:hAnsi="Times New Roman" w:cs="Times New Roman"/>
+          <w:b/>
+          <w:bCs/>
+        </w:rPr>
+      </w:pPr>
+      <w:r>
+        <w:rPr>
+          <w:rFonts w:ascii="Times New Roman" w:hAnsi="Times New Roman" w:cs="Times New Roman"/>
+          <w:b/>
+          <w:bCs/>
+        </w:rPr>
+        <w:t>5.1.</w:t>
+      </w:r>
+      <w:r>
+        <w:rPr>
+          <w:rFonts w:ascii="Times New Roman" w:hAnsi="Times New Roman" w:cs="Times New Roman"/>
+          <w:b/>
+          <w:bCs/>
+        </w:rPr>
+        <w:t>5</w:t>
+      </w:r>
+      <w:r>
+        <w:rPr>
+          <w:rFonts w:ascii="Times New Roman" w:hAnsi="Times New Roman" w:cs="Times New Roman"/>
+          <w:b/>
+          <w:bCs/>
+        </w:rPr>
+        <w:t>. Odbiornik RC FS-IA10B</w:t>
+      </w:r>
+    </w:p>
+    <w:p>
+      <w:pPr>
+        <w:ind w:firstLine="708"/>
+        <w:rPr>
+          <w:rFonts w:ascii="Times New Roman" w:hAnsi="Times New Roman" w:cs="Times New Roman"/>
+        </w:rPr>
+      </w:pPr>
+      <w:r>
+        <w:rPr>
+          <w:rFonts w:ascii="Times New Roman" w:hAnsi="Times New Roman" w:cs="Times New Roman"/>
+        </w:rPr>
+        <w:t xml:space="preserve">Odbiornik RC FS-IA10B służy do odbioru sygnałów sterujących wysyłanych z nadajnika przez operatora drona. Odbiornik przekazuje dane do mikrokontrolera w postaci cyfrowej, z wykorzystaniem protokołu </w:t>
+      </w:r>
+      <w:proofErr w:type="spellStart"/>
+      <w:r>
+        <w:rPr>
+          <w:rFonts w:ascii="Times New Roman" w:hAnsi="Times New Roman" w:cs="Times New Roman"/>
+        </w:rPr>
+        <w:t>iBUS.</w:t>
+      </w:r>
+      <w:proofErr w:type="spellEnd"/>
+    </w:p>
+    <w:p>
+      <w:pPr>
+        <w:ind w:firstLine="708"/>
+        <w:rPr>
+          <w:rFonts w:ascii="Times New Roman" w:hAnsi="Times New Roman" w:cs="Times New Roman"/>
+        </w:rPr>
+      </w:pPr>
+      <w:r>
+        <w:rPr>
+          <w:rFonts w:ascii="Times New Roman" w:hAnsi="Times New Roman" w:cs="Times New Roman"/>
+        </w:rPr>
+        <w:t>Połączenie z mikrokontrolerem STM32 realizowane jest poprzez interfejs UART, przy czym wykorzystywana jest wyłącznie linia odbiorcza UART RX. Odbiornik zasilany jest napięciem +5 V z przetwornicy step-down, a jego masa połączona jest ze wspólną masą systemu.</w:t>
+      </w:r>
+    </w:p>
+    <w:p>
+      <w:pPr>
+        <w:rPr>
+          <w:rFonts w:ascii="Times New Roman" w:hAnsi="Times New Roman" w:cs="Times New Roman"/>
+        </w:rPr>
+      </w:pPr>
+    </w:p>
+    <w:p>
+      <w:pPr>
+        <w:rPr>
+          <w:rFonts w:ascii="Times New Roman" w:hAnsi="Times New Roman" w:cs="Times New Roman"/>
+        </w:rPr>
+      </w:pPr>
+    </w:p>
+    <w:p>
+      <w:pPr>
+        <w:rPr>
+          <w:rFonts w:ascii="Times New Roman" w:hAnsi="Times New Roman" w:cs="Times New Roman"/>
+        </w:rPr>
+      </w:pPr>
+    </w:p>
+    <w:p>
+      <w:pPr>
+        <w:rPr>
+          <w:rFonts w:ascii="Times New Roman" w:hAnsi="Times New Roman" w:cs="Times New Roman"/>
+          <w:b/>
+          <w:bCs/>
+        </w:rPr>
+      </w:pPr>
+      <w:r>
+        <w:rPr>
+          <w:rFonts w:ascii="Times New Roman" w:hAnsi="Times New Roman" w:cs="Times New Roman"/>
+          <w:b/>
+          <w:bCs/>
+        </w:rPr>
+        <w:lastRenderedPageBreak/>
+        <w:t>5.1.</w:t>
+      </w:r>
+      <w:r>
+        <w:rPr>
+          <w:rFonts w:ascii="Times New Roman" w:hAnsi="Times New Roman" w:cs="Times New Roman"/>
+          <w:b/>
+          <w:bCs/>
+        </w:rPr>
+        <w:t>6</w:t>
+      </w:r>
+      <w:r>
+        <w:rPr>
+          <w:rFonts w:ascii="Times New Roman" w:hAnsi="Times New Roman" w:cs="Times New Roman"/>
+          <w:b/>
+          <w:bCs/>
+        </w:rPr>
+        <w:t>. Regulatory ESC</w:t>
+      </w:r>
+      <w:r>
+        <w:rPr>
+          <w:rFonts w:ascii="Times New Roman" w:hAnsi="Times New Roman" w:cs="Times New Roman"/>
+          <w:b/>
+          <w:bCs/>
+        </w:rPr>
+        <w:t xml:space="preserve"> </w:t>
+      </w:r>
+      <w:proofErr w:type="spellStart"/>
+      <w:r>
+        <w:rPr>
+          <w:rFonts w:ascii="Times New Roman" w:hAnsi="Times New Roman" w:cs="Times New Roman"/>
+          <w:b/>
+          <w:bCs/>
+        </w:rPr>
+        <w:t>BLHeli_S</w:t>
+      </w:r>
+      <w:proofErr w:type="spellEnd"/>
+      <w:r>
+        <w:rPr>
+          <w:rFonts w:ascii="Times New Roman" w:hAnsi="Times New Roman" w:cs="Times New Roman"/>
+          <w:b/>
+          <w:bCs/>
+        </w:rPr>
+        <w:t xml:space="preserve"> 20A</w:t>
+      </w:r>
+    </w:p>
+    <w:p>
+      <w:pPr>
+        <w:ind w:firstLine="708"/>
+        <w:rPr>
+          <w:rFonts w:ascii="Times New Roman" w:hAnsi="Times New Roman" w:cs="Times New Roman"/>
+        </w:rPr>
+      </w:pPr>
+      <w:r>
+        <w:rPr>
+          <w:rFonts w:ascii="Times New Roman" w:hAnsi="Times New Roman" w:cs="Times New Roman"/>
+        </w:rPr>
+        <w:t xml:space="preserve">Sterowanie napędem drona realizowane jest za pomocą czterech regulatorów </w:t>
+      </w:r>
+      <w:r>
+        <w:rPr>
+          <w:rFonts w:ascii="Times New Roman" w:hAnsi="Times New Roman" w:cs="Times New Roman"/>
+        </w:rPr>
+        <w:t>ESC</w:t>
+      </w:r>
+      <w:r>
+        <w:rPr>
+          <w:rFonts w:ascii="Times New Roman" w:hAnsi="Times New Roman" w:cs="Times New Roman"/>
+        </w:rPr>
+        <w:t xml:space="preserve">, z których każdy odpowiada za sterowanie jednym silnikiem </w:t>
+      </w:r>
+      <w:proofErr w:type="spellStart"/>
+      <w:r>
+        <w:rPr>
+          <w:rFonts w:ascii="Times New Roman" w:hAnsi="Times New Roman" w:cs="Times New Roman"/>
+        </w:rPr>
+        <w:t>bezszczotkowym</w:t>
+      </w:r>
+      <w:proofErr w:type="spellEnd"/>
+      <w:r>
+        <w:rPr>
+          <w:rFonts w:ascii="Times New Roman" w:hAnsi="Times New Roman" w:cs="Times New Roman"/>
+        </w:rPr>
+        <w:t>. Regulatory ESC odbierają sygnały sterujące PWM generowane przez mikrokontroler STM32. Każdy sygnał PWM odpowiada za regulację prędkości obrotowej jednego silnika.</w:t>
+      </w:r>
+    </w:p>
+    <w:p>
+      <w:pPr>
+        <w:ind w:firstLine="708"/>
+        <w:rPr>
+          <w:rFonts w:ascii="Times New Roman" w:hAnsi="Times New Roman" w:cs="Times New Roman"/>
+        </w:rPr>
+      </w:pPr>
+      <w:r>
+        <w:rPr>
+          <w:rFonts w:ascii="Times New Roman" w:hAnsi="Times New Roman" w:cs="Times New Roman"/>
+        </w:rPr>
+        <w:t>Regulatory ESC zasilane są bezpośrednio z głównej linii zasilania o napięciu 14,8 V, pochodzącej z zasilacza laboratoryjneg</w:t>
+      </w:r>
+      <w:r>
+        <w:rPr>
+          <w:rFonts w:ascii="Times New Roman" w:hAnsi="Times New Roman" w:cs="Times New Roman"/>
+        </w:rPr>
+        <w:t>o</w:t>
+      </w:r>
+      <w:r>
+        <w:rPr>
+          <w:rFonts w:ascii="Times New Roman" w:hAnsi="Times New Roman" w:cs="Times New Roman"/>
+        </w:rPr>
+        <w:t>. Linie masy regulatorów ESC połączone są ze wspólną masą systemu sterowania, co zapewnia poprawne odniesienie sygnałów PWM.</w:t>
+      </w:r>
+    </w:p>
+    <w:p>
+      <w:pPr>
+        <w:rPr>
+          <w:rFonts w:ascii="Times New Roman" w:hAnsi="Times New Roman" w:cs="Times New Roman"/>
+        </w:rPr>
+      </w:pPr>
+    </w:p>
+    <w:p>
+      <w:pPr>
+        <w:rPr>
+          <w:rFonts w:ascii="Times New Roman" w:hAnsi="Times New Roman" w:cs="Times New Roman"/>
+          <w:b/>
+          <w:bCs/>
+        </w:rPr>
+      </w:pPr>
+      <w:r>
+        <w:rPr>
+          <w:rFonts w:ascii="Times New Roman" w:hAnsi="Times New Roman" w:cs="Times New Roman"/>
+          <w:b/>
+          <w:bCs/>
+        </w:rPr>
+        <w:t>5.1.</w:t>
+      </w:r>
+      <w:r>
+        <w:rPr>
+          <w:rFonts w:ascii="Times New Roman" w:hAnsi="Times New Roman" w:cs="Times New Roman"/>
+          <w:b/>
+          <w:bCs/>
+        </w:rPr>
+        <w:t>7</w:t>
+      </w:r>
+      <w:r>
+        <w:rPr>
+          <w:rFonts w:ascii="Times New Roman" w:hAnsi="Times New Roman" w:cs="Times New Roman"/>
+          <w:b/>
+          <w:bCs/>
+        </w:rPr>
+        <w:t xml:space="preserve">. Silniki </w:t>
+      </w:r>
+      <w:proofErr w:type="spellStart"/>
+      <w:r>
+        <w:rPr>
+          <w:rFonts w:ascii="Times New Roman" w:hAnsi="Times New Roman" w:cs="Times New Roman"/>
+          <w:b/>
+          <w:bCs/>
+        </w:rPr>
+        <w:t>bezszczotkowe</w:t>
+      </w:r>
+      <w:proofErr w:type="spellEnd"/>
+      <w:r>
+        <w:rPr>
+          <w:rFonts w:ascii="Times New Roman" w:hAnsi="Times New Roman" w:cs="Times New Roman"/>
+          <w:b/>
+          <w:bCs/>
+        </w:rPr>
+        <w:t xml:space="preserve"> (BLDC)</w:t>
+      </w:r>
+      <w:r>
+        <w:rPr>
+          <w:rFonts w:ascii="Times New Roman" w:hAnsi="Times New Roman" w:cs="Times New Roman"/>
+          <w:b/>
+          <w:bCs/>
+        </w:rPr>
+        <w:t xml:space="preserve"> BR2205 2300KV</w:t>
+      </w:r>
+    </w:p>
+    <w:p>
+      <w:pPr>
+        <w:ind w:firstLine="708"/>
+        <w:rPr>
+          <w:rFonts w:ascii="Times New Roman" w:hAnsi="Times New Roman" w:cs="Times New Roman"/>
+        </w:rPr>
+      </w:pPr>
+      <w:r>
+        <w:rPr>
+          <w:rFonts w:ascii="Times New Roman" w:hAnsi="Times New Roman" w:cs="Times New Roman"/>
+        </w:rPr>
+        <w:t xml:space="preserve">Silniki </w:t>
+      </w:r>
+      <w:proofErr w:type="spellStart"/>
+      <w:r>
+        <w:rPr>
+          <w:rFonts w:ascii="Times New Roman" w:hAnsi="Times New Roman" w:cs="Times New Roman"/>
+        </w:rPr>
+        <w:t>bezszczotkowe</w:t>
+      </w:r>
+      <w:proofErr w:type="spellEnd"/>
+      <w:r>
+        <w:rPr>
+          <w:rFonts w:ascii="Times New Roman" w:hAnsi="Times New Roman" w:cs="Times New Roman"/>
+        </w:rPr>
+        <w:t xml:space="preserve"> stanowią element wykonawczy systemu sterowania i odpowiadają za generowanie siły nośnej oraz momentów obrotowych drona. Każdy silnik podłączony jest do odpowiedniego regulatora ESC, który steruje jego prędkością obrotową na podstawie sygnału PWM otrzymanego z mikrokontrolera.</w:t>
+      </w:r>
+    </w:p>
+    <w:p>
+      <w:pPr>
+        <w:ind w:firstLine="708"/>
+        <w:rPr>
+          <w:rFonts w:ascii="Times New Roman" w:hAnsi="Times New Roman" w:cs="Times New Roman"/>
+        </w:rPr>
+      </w:pPr>
+      <w:r>
+        <w:rPr>
+          <w:rFonts w:ascii="Times New Roman" w:hAnsi="Times New Roman" w:cs="Times New Roman"/>
+        </w:rPr>
+        <w:t>Mikrokontroler STM32 nie steruje silnikami bezpośrednio, a jedynie pośrednio poprzez regulatory ESC, co jest standardowym rozwiązaniem w konstrukcjach dronów wielowirnikowych.</w:t>
+      </w:r>
+    </w:p>
+    <w:p>
+      <w:pPr>
+        <w:rPr>
+          <w:rFonts w:ascii="Times New Roman" w:hAnsi="Times New Roman" w:cs="Times New Roman"/>
+        </w:rPr>
+      </w:pPr>
+    </w:p>
+    <w:p>
+      <w:pPr>
+        <w:rPr>
+          <w:rFonts w:ascii="Times New Roman" w:hAnsi="Times New Roman" w:cs="Times New Roman"/>
+          <w:b/>
+          <w:bCs/>
+        </w:rPr>
+      </w:pPr>
+      <w:r>
+        <w:rPr>
+          <w:rFonts w:ascii="Times New Roman" w:hAnsi="Times New Roman" w:cs="Times New Roman"/>
+          <w:b/>
+          <w:bCs/>
+        </w:rPr>
+        <w:t>5.2. Implementacja programowa</w:t>
+      </w:r>
+    </w:p>
+    <w:p>
+      <w:pPr>
+        <w:ind w:firstLine="708"/>
+        <w:rPr>
+          <w:rFonts w:ascii="Times New Roman" w:hAnsi="Times New Roman" w:cs="Times New Roman"/>
+        </w:rPr>
+      </w:pPr>
+      <w:r>
+        <w:rPr>
+          <w:rFonts w:ascii="Times New Roman" w:hAnsi="Times New Roman" w:cs="Times New Roman"/>
+        </w:rPr>
+        <w:t xml:space="preserve">Implementacja programowa systemu sterowania drona quadrotor została zrealizowana na mikrokontrolerze STM32 z wykorzystaniem środowiska STM32CubeIDE oraz biblioteki sprzętowej HAL (Hardware </w:t>
+      </w:r>
+      <w:proofErr w:type="spellStart"/>
+      <w:r>
+        <w:rPr>
+          <w:rFonts w:ascii="Times New Roman" w:hAnsi="Times New Roman" w:cs="Times New Roman"/>
+        </w:rPr>
+        <w:t>Abstraction</w:t>
+      </w:r>
+      <w:proofErr w:type="spellEnd"/>
+      <w:r>
+        <w:rPr>
+          <w:rFonts w:ascii="Times New Roman" w:hAnsi="Times New Roman" w:cs="Times New Roman"/>
+        </w:rPr>
+        <w:t xml:space="preserve"> </w:t>
+      </w:r>
+      <w:proofErr w:type="spellStart"/>
+      <w:r>
+        <w:rPr>
+          <w:rFonts w:ascii="Times New Roman" w:hAnsi="Times New Roman" w:cs="Times New Roman"/>
+        </w:rPr>
+        <w:t>Layer</w:t>
+      </w:r>
+      <w:proofErr w:type="spellEnd"/>
+      <w:r>
+        <w:rPr>
+          <w:rFonts w:ascii="Times New Roman" w:hAnsi="Times New Roman" w:cs="Times New Roman"/>
+        </w:rPr>
+        <w:t>). Oprogramowanie odpowiada za realizację algorytmu stabilizacji lotu w czasie rzeczywistym, przetwarzanie danych z czujników inercyjnych, obsługę sygnałów sterowania z nadajnika RC oraz generowanie sygnałów sterujących dla regulatorów ESC.</w:t>
+      </w:r>
+    </w:p>
+    <w:p>
+      <w:pPr>
+        <w:ind w:firstLine="708"/>
+        <w:rPr>
+          <w:rFonts w:ascii="Times New Roman" w:hAnsi="Times New Roman" w:cs="Times New Roman"/>
+        </w:rPr>
+      </w:pPr>
+      <w:r>
+        <w:rPr>
+          <w:rFonts w:ascii="Times New Roman" w:hAnsi="Times New Roman" w:cs="Times New Roman"/>
+        </w:rPr>
+        <w:t xml:space="preserve">Kod programu został zaprojektowany w sposób modułowy, co ułatwia jego analizę, modyfikację oraz dalszy rozwój. W obecnej wersji oprogramowania system realizuje stabilizację kątów orientacji drona w osiach </w:t>
+      </w:r>
+      <w:proofErr w:type="spellStart"/>
+      <w:r>
+        <w:rPr>
+          <w:rFonts w:ascii="Times New Roman" w:hAnsi="Times New Roman" w:cs="Times New Roman"/>
+        </w:rPr>
+        <w:t>roll</w:t>
+      </w:r>
+      <w:proofErr w:type="spellEnd"/>
+      <w:r>
+        <w:rPr>
+          <w:rFonts w:ascii="Times New Roman" w:hAnsi="Times New Roman" w:cs="Times New Roman"/>
+        </w:rPr>
+        <w:t xml:space="preserve">, </w:t>
+      </w:r>
+      <w:proofErr w:type="spellStart"/>
+      <w:r>
+        <w:rPr>
+          <w:rFonts w:ascii="Times New Roman" w:hAnsi="Times New Roman" w:cs="Times New Roman"/>
+        </w:rPr>
+        <w:t>pitch</w:t>
+      </w:r>
+      <w:proofErr w:type="spellEnd"/>
+      <w:r>
+        <w:rPr>
+          <w:rFonts w:ascii="Times New Roman" w:hAnsi="Times New Roman" w:cs="Times New Roman"/>
+        </w:rPr>
+        <w:t xml:space="preserve"> oraz </w:t>
+      </w:r>
+      <w:proofErr w:type="spellStart"/>
+      <w:r>
+        <w:rPr>
+          <w:rFonts w:ascii="Times New Roman" w:hAnsi="Times New Roman" w:cs="Times New Roman"/>
+        </w:rPr>
+        <w:t>yaw</w:t>
+      </w:r>
+      <w:proofErr w:type="spellEnd"/>
+      <w:r>
+        <w:rPr>
+          <w:rFonts w:ascii="Times New Roman" w:hAnsi="Times New Roman" w:cs="Times New Roman"/>
+        </w:rPr>
+        <w:t xml:space="preserve"> z wykorzystaniem regulatora PID.</w:t>
+      </w:r>
+    </w:p>
+    <w:p>
+      <w:pPr>
+        <w:rPr>
+          <w:rFonts w:ascii="Times New Roman" w:hAnsi="Times New Roman" w:cs="Times New Roman"/>
+        </w:rPr>
+      </w:pPr>
+    </w:p>
+    <w:p>
+      <w:pPr>
+        <w:rPr>
+          <w:rFonts w:ascii="Times New Roman" w:hAnsi="Times New Roman" w:cs="Times New Roman"/>
+          <w:b/>
+          <w:bCs/>
+        </w:rPr>
+      </w:pPr>
+      <w:r>
+        <w:rPr>
+          <w:rFonts w:ascii="Times New Roman" w:hAnsi="Times New Roman" w:cs="Times New Roman"/>
+          <w:b/>
+          <w:bCs/>
+        </w:rPr>
+        <w:t>5.2.1. Środowisko programistyczne i konfiguracja systemu</w:t>
+      </w:r>
+    </w:p>
+    <w:p>
+      <w:pPr>
+        <w:ind w:firstLine="708"/>
+        <w:rPr>
+          <w:rFonts w:ascii="Times New Roman" w:hAnsi="Times New Roman" w:cs="Times New Roman"/>
+        </w:rPr>
+      </w:pPr>
+      <w:r>
+        <w:rPr>
+          <w:rFonts w:ascii="Times New Roman" w:hAnsi="Times New Roman" w:cs="Times New Roman"/>
+        </w:rPr>
+        <w:t xml:space="preserve">Oprogramowanie sterujące zostało opracowane w środowisku STM32CubeIDE, które umożliwia konfigurację </w:t>
+      </w:r>
+      <w:proofErr w:type="spellStart"/>
+      <w:r>
+        <w:rPr>
+          <w:rFonts w:ascii="Times New Roman" w:hAnsi="Times New Roman" w:cs="Times New Roman"/>
+        </w:rPr>
+        <w:t>peryferiów</w:t>
+      </w:r>
+      <w:proofErr w:type="spellEnd"/>
+      <w:r>
+        <w:rPr>
+          <w:rFonts w:ascii="Times New Roman" w:hAnsi="Times New Roman" w:cs="Times New Roman"/>
+        </w:rPr>
+        <w:t xml:space="preserve"> mikrokontrolera oraz generację kodu inicjalizacyjnego. Do obsługi sprzętu wykorzystano bibliotekę HAL, zapewniającą przenośność oraz uproszczoną obsługę </w:t>
+      </w:r>
+      <w:proofErr w:type="spellStart"/>
+      <w:r>
+        <w:rPr>
+          <w:rFonts w:ascii="Times New Roman" w:hAnsi="Times New Roman" w:cs="Times New Roman"/>
+        </w:rPr>
+        <w:t>peryferiów</w:t>
+      </w:r>
+      <w:proofErr w:type="spellEnd"/>
+      <w:r>
+        <w:rPr>
+          <w:rFonts w:ascii="Times New Roman" w:hAnsi="Times New Roman" w:cs="Times New Roman"/>
+        </w:rPr>
+        <w:t xml:space="preserve"> takich jak </w:t>
+      </w:r>
+      <w:proofErr w:type="spellStart"/>
+      <w:r>
+        <w:rPr>
+          <w:rFonts w:ascii="Times New Roman" w:hAnsi="Times New Roman" w:cs="Times New Roman"/>
+        </w:rPr>
+        <w:t>timery</w:t>
+      </w:r>
+      <w:proofErr w:type="spellEnd"/>
+      <w:r>
+        <w:rPr>
+          <w:rFonts w:ascii="Times New Roman" w:hAnsi="Times New Roman" w:cs="Times New Roman"/>
+        </w:rPr>
+        <w:t>, interfejsy komunikacyjne czy magistrale danych.</w:t>
+      </w:r>
+    </w:p>
+    <w:p>
+      <w:pPr>
+        <w:ind w:firstLine="708"/>
+        <w:rPr>
+          <w:rFonts w:ascii="Times New Roman" w:hAnsi="Times New Roman" w:cs="Times New Roman"/>
+        </w:rPr>
+      </w:pPr>
+      <w:r>
+        <w:rPr>
+          <w:rFonts w:ascii="Times New Roman" w:hAnsi="Times New Roman" w:cs="Times New Roman"/>
+        </w:rPr>
+        <w:lastRenderedPageBreak/>
+        <w:t>Na etapie konfiguracji systemu skonfigurowano następujące peryferia mikrokontrolera:</w:t>
+      </w:r>
+    </w:p>
+    <w:p>
+      <w:pPr>
+        <w:pStyle w:val="Akapitzlist"/>
+        <w:numPr>
+          <w:ilvl w:val="0"/>
+          <w:numId w:val="26"/>
+        </w:numPr>
+        <w:rPr>
+          <w:rFonts w:ascii="Times New Roman" w:hAnsi="Times New Roman" w:cs="Times New Roman"/>
+        </w:rPr>
+      </w:pPr>
+      <w:r>
+        <w:rPr>
+          <w:rFonts w:ascii="Times New Roman" w:hAnsi="Times New Roman" w:cs="Times New Roman"/>
+        </w:rPr>
+        <w:t>interfejs I2C do komunikacji z czujnikiem inercyjnym BNO055,</w:t>
+      </w:r>
+    </w:p>
+    <w:p>
+      <w:pPr>
+        <w:pStyle w:val="Akapitzlist"/>
+        <w:numPr>
+          <w:ilvl w:val="0"/>
+          <w:numId w:val="26"/>
+        </w:numPr>
+        <w:rPr>
+          <w:rFonts w:ascii="Times New Roman" w:hAnsi="Times New Roman" w:cs="Times New Roman"/>
+        </w:rPr>
+      </w:pPr>
+      <w:r>
+        <w:rPr>
+          <w:rFonts w:ascii="Times New Roman" w:hAnsi="Times New Roman" w:cs="Times New Roman"/>
+        </w:rPr>
+        <w:t xml:space="preserve">interfejs UART do odbioru danych z odbiornika RC w protokole </w:t>
+      </w:r>
+      <w:proofErr w:type="spellStart"/>
+      <w:r>
+        <w:rPr>
+          <w:rFonts w:ascii="Times New Roman" w:hAnsi="Times New Roman" w:cs="Times New Roman"/>
+        </w:rPr>
+        <w:t>iBUS</w:t>
+      </w:r>
+      <w:proofErr w:type="spellEnd"/>
+      <w:r>
+        <w:rPr>
+          <w:rFonts w:ascii="Times New Roman" w:hAnsi="Times New Roman" w:cs="Times New Roman"/>
+        </w:rPr>
+        <w:t>,</w:t>
+      </w:r>
+    </w:p>
+    <w:p>
+      <w:pPr>
+        <w:pStyle w:val="Akapitzlist"/>
+        <w:numPr>
+          <w:ilvl w:val="0"/>
+          <w:numId w:val="26"/>
+        </w:numPr>
+        <w:rPr>
+          <w:rFonts w:ascii="Times New Roman" w:hAnsi="Times New Roman" w:cs="Times New Roman"/>
+        </w:rPr>
+      </w:pPr>
+      <w:proofErr w:type="spellStart"/>
+      <w:r>
+        <w:rPr>
+          <w:rFonts w:ascii="Times New Roman" w:hAnsi="Times New Roman" w:cs="Times New Roman"/>
+        </w:rPr>
+        <w:t>timery</w:t>
+      </w:r>
+      <w:proofErr w:type="spellEnd"/>
+      <w:r>
+        <w:rPr>
+          <w:rFonts w:ascii="Times New Roman" w:hAnsi="Times New Roman" w:cs="Times New Roman"/>
+        </w:rPr>
+        <w:t xml:space="preserve"> sprzętowe do generacji sygnałów PWM dla regulatorów ESC,</w:t>
+      </w:r>
+    </w:p>
+    <w:p>
+      <w:pPr>
+        <w:pStyle w:val="Akapitzlist"/>
+        <w:numPr>
+          <w:ilvl w:val="0"/>
+          <w:numId w:val="26"/>
+        </w:numPr>
+        <w:rPr>
+          <w:rFonts w:ascii="Times New Roman" w:hAnsi="Times New Roman" w:cs="Times New Roman"/>
+        </w:rPr>
+      </w:pPr>
+      <w:proofErr w:type="spellStart"/>
+      <w:r>
+        <w:rPr>
+          <w:rFonts w:ascii="Times New Roman" w:hAnsi="Times New Roman" w:cs="Times New Roman"/>
+        </w:rPr>
+        <w:t>timer</w:t>
+      </w:r>
+      <w:proofErr w:type="spellEnd"/>
+      <w:r>
+        <w:rPr>
+          <w:rFonts w:ascii="Times New Roman" w:hAnsi="Times New Roman" w:cs="Times New Roman"/>
+        </w:rPr>
+        <w:t xml:space="preserve"> systemowy odpowiedzialny za synchronizację pętli sterowania.</w:t>
+      </w:r>
+    </w:p>
+    <w:p>
+      <w:pPr>
+        <w:rPr>
+          <w:rFonts w:ascii="Times New Roman" w:hAnsi="Times New Roman" w:cs="Times New Roman"/>
+        </w:rPr>
+      </w:pPr>
+    </w:p>
+    <w:p>
+      <w:pPr>
+        <w:rPr>
+          <w:rFonts w:ascii="Times New Roman" w:hAnsi="Times New Roman" w:cs="Times New Roman"/>
+        </w:rPr>
+      </w:pPr>
+      <w:r>
+        <w:rPr>
+          <w:rFonts w:ascii="Times New Roman" w:hAnsi="Times New Roman" w:cs="Times New Roman"/>
+        </w:rPr>
+        <w:t>Konfiguracja zegarów mikrokontrolera została dobrana w taki sposób, aby zapewnić stabilną pracę systemu oraz odpowiednią częstotliwość wykonywania algorytmu sterowania.</w:t>
+      </w:r>
+    </w:p>
+    <w:p>
+      <w:pPr>
+        <w:keepNext/>
+        <w:jc w:val="center"/>
+      </w:pPr>
+      <w:r>
+        <w:rPr>
+          <w:rFonts w:ascii="Times New Roman" w:hAnsi="Times New Roman" w:cs="Times New Roman"/>
+        </w:rPr>
+        <w:drawing>
+          <wp:inline distT="0" distB="0" distL="0" distR="0" wp14:anchorId="71A51A09" wp14:editId="1FADFDC2">
+            <wp:extent cx="3208020" cy="2819041"/>
+            <wp:effectExtent l="0" t="0" r="0" b="635"/>
+            <wp:docPr id="1349431626" name="Obraz 1" descr="Obraz zawierający tekst, zrzut ekranu, diagram, design&#10;&#10;Zawartość wygenerowana przez AI może być niepoprawna."/>
+            <wp:cNvGraphicFramePr>
+              <a:graphicFrameLocks xmlns:a="http://schemas.openxmlformats.org/drawingml/2006/main" noChangeAspect="1"/>
+            </wp:cNvGraphicFramePr>
+            <a:graphic xmlns:a="http://schemas.openxmlformats.org/drawingml/2006/main">
+              <a:graphicData uri="http://schemas.openxmlformats.org/drawingml/2006/picture">
+                <pic:pic xmlns:pic="http://schemas.openxmlformats.org/drawingml/2006/picture">
+                  <pic:nvPicPr>
+                    <pic:cNvPr id="1349431626" name="Obraz 1" descr="Obraz zawierający tekst, zrzut ekranu, diagram, design&#10;&#10;Zawartość wygenerowana przez AI może być niepoprawna."/>
+                    <pic:cNvPicPr/>
+                  </pic:nvPicPr>
+                  <pic:blipFill>
+                    <a:blip r:embed="rId14"/>
+                    <a:stretch>
+                      <a:fillRect/>
+                    </a:stretch>
+                  </pic:blipFill>
+                  <pic:spPr>
+                    <a:xfrm>
+                      <a:off x="0" y="0"/>
+                      <a:ext cx="3225400" cy="2834313"/>
+                    </a:xfrm>
+                    <a:prstGeom prst="rect">
+                      <a:avLst/>
+                    </a:prstGeom>
+                  </pic:spPr>
+                </pic:pic>
+              </a:graphicData>
+            </a:graphic>
+          </wp:inline>
+        </w:drawing>
+      </w:r>
+    </w:p>
+    <w:p>
+      <w:pPr>
+        <w:pStyle w:val="Legenda"/>
+        <w:jc w:val="center"/>
+        <w:rPr>
+          <w:rFonts w:ascii="Times New Roman" w:hAnsi="Times New Roman" w:cs="Times New Roman"/>
+        </w:rPr>
+      </w:pPr>
+      <w:r>
+        <w:t xml:space="preserve">Rysunek </w:t>
+      </w:r>
+      <w:r>
+        <w:fldChar w:fldCharType="begin"/>
+      </w:r>
+      <w:r>
+        <w:instrText xml:space="preserve"> SEQ Rysunek \* ARABIC </w:instrText>
+      </w:r>
+      <w:r>
+        <w:fldChar w:fldCharType="separate"/>
+      </w:r>
+      <w:r>
+        <w:rPr>
+          <w:noProof/>
+        </w:rPr>
+        <w:t>7</w:t>
+      </w:r>
+      <w:r>
+        <w:fldChar w:fldCharType="end"/>
+      </w:r>
+      <w:r>
+        <w:t xml:space="preserve">: Konfiguracja </w:t>
+      </w:r>
+      <w:proofErr w:type="spellStart"/>
+      <w:r>
+        <w:t>Pinów</w:t>
+      </w:r>
+      <w:proofErr w:type="spellEnd"/>
+      <w:r>
+        <w:t xml:space="preserve"> mikrokontrolera STM32L432KC w programie </w:t>
+      </w:r>
+      <w:r>
+        <w:t>STM32CubeMX</w:t>
+      </w:r>
+    </w:p>
+    <w:p>
+      <w:pPr>
+        <w:rPr>
+          <w:rFonts w:ascii="Times New Roman" w:hAnsi="Times New Roman" w:cs="Times New Roman"/>
+        </w:rPr>
+      </w:pPr>
+    </w:p>
+    <w:p>
+      <w:pPr>
+        <w:rPr>
+          <w:rFonts w:ascii="Times New Roman" w:hAnsi="Times New Roman" w:cs="Times New Roman"/>
+          <w:b/>
+          <w:bCs/>
+        </w:rPr>
+      </w:pPr>
+      <w:r>
+        <w:rPr>
+          <w:rFonts w:ascii="Times New Roman" w:hAnsi="Times New Roman" w:cs="Times New Roman"/>
+          <w:b/>
+          <w:bCs/>
+        </w:rPr>
+        <w:t>5.2.2. Struktura programu</w:t>
+      </w:r>
+    </w:p>
+    <w:p>
+      <w:pPr>
+        <w:ind w:firstLine="708"/>
+        <w:rPr>
+          <w:rFonts w:ascii="Times New Roman" w:hAnsi="Times New Roman" w:cs="Times New Roman"/>
+        </w:rPr>
+      </w:pPr>
+      <w:r>
+        <w:rPr>
+          <w:rFonts w:ascii="Times New Roman" w:hAnsi="Times New Roman" w:cs="Times New Roman"/>
+        </w:rPr>
+        <w:t xml:space="preserve">Struktura programu oparta jest na klasycznym modelu aplikacji </w:t>
+      </w:r>
+      <w:proofErr w:type="spellStart"/>
+      <w:r>
+        <w:rPr>
+          <w:rFonts w:ascii="Times New Roman" w:hAnsi="Times New Roman" w:cs="Times New Roman"/>
+        </w:rPr>
+        <w:t>embedded</w:t>
+      </w:r>
+      <w:proofErr w:type="spellEnd"/>
+      <w:r>
+        <w:rPr>
+          <w:rFonts w:ascii="Times New Roman" w:hAnsi="Times New Roman" w:cs="Times New Roman"/>
+        </w:rPr>
+        <w:t>, składającym się z funkcji inicjalizacyjnych, pętli głównej</w:t>
+      </w:r>
+      <w:r>
+        <w:rPr>
+          <w:rFonts w:ascii="Times New Roman" w:hAnsi="Times New Roman" w:cs="Times New Roman"/>
+        </w:rPr>
+        <w:t xml:space="preserve"> (</w:t>
+      </w:r>
+      <w:proofErr w:type="spellStart"/>
+      <w:r>
+        <w:rPr>
+          <w:rFonts w:ascii="Times New Roman" w:hAnsi="Times New Roman" w:cs="Times New Roman"/>
+        </w:rPr>
+        <w:t>while</w:t>
+      </w:r>
+      <w:proofErr w:type="spellEnd"/>
+      <w:r>
+        <w:rPr>
+          <w:rFonts w:ascii="Times New Roman" w:hAnsi="Times New Roman" w:cs="Times New Roman"/>
+        </w:rPr>
+        <w:t>)</w:t>
+      </w:r>
+      <w:r>
+        <w:rPr>
+          <w:rFonts w:ascii="Times New Roman" w:hAnsi="Times New Roman" w:cs="Times New Roman"/>
+        </w:rPr>
+        <w:t xml:space="preserve"> oraz procedur obsługi przerwań. Główna logika sterowania realizowana jest w pętli głównej programu, natomiast synchronizacja czasowa odbywa się przy użyciu sprzętowego </w:t>
+      </w:r>
+      <w:proofErr w:type="spellStart"/>
+      <w:r>
+        <w:rPr>
+          <w:rFonts w:ascii="Times New Roman" w:hAnsi="Times New Roman" w:cs="Times New Roman"/>
+        </w:rPr>
+        <w:t>timera.</w:t>
+      </w:r>
+      <w:proofErr w:type="spellEnd"/>
+    </w:p>
+    <w:p>
+      <w:pPr>
+        <w:rPr>
+          <w:rFonts w:ascii="Times New Roman" w:hAnsi="Times New Roman" w:cs="Times New Roman"/>
+        </w:rPr>
+      </w:pPr>
+      <w:r>
+        <w:rPr>
+          <w:rFonts w:ascii="Times New Roman" w:hAnsi="Times New Roman" w:cs="Times New Roman"/>
+        </w:rPr>
+        <w:t>Program podzielono logicznie na następujące obszar</w:t>
+      </w:r>
+      <w:r>
+        <w:rPr>
+          <w:rFonts w:ascii="Times New Roman" w:hAnsi="Times New Roman" w:cs="Times New Roman"/>
+        </w:rPr>
+        <w:t>y</w:t>
+      </w:r>
+      <w:r>
+        <w:rPr>
+          <w:rFonts w:ascii="Times New Roman" w:hAnsi="Times New Roman" w:cs="Times New Roman"/>
+        </w:rPr>
+        <w:t>:</w:t>
+      </w:r>
+    </w:p>
+    <w:p>
+      <w:pPr>
+        <w:pStyle w:val="Akapitzlist"/>
+        <w:numPr>
+          <w:ilvl w:val="0"/>
+          <w:numId w:val="27"/>
+        </w:numPr>
+        <w:rPr>
+          <w:rFonts w:ascii="Times New Roman" w:hAnsi="Times New Roman" w:cs="Times New Roman"/>
+        </w:rPr>
+      </w:pPr>
+      <w:r>
+        <w:rPr>
+          <w:rFonts w:ascii="Times New Roman" w:hAnsi="Times New Roman" w:cs="Times New Roman"/>
+        </w:rPr>
+        <w:t xml:space="preserve">inicjalizacja systemu i </w:t>
+      </w:r>
+      <w:proofErr w:type="spellStart"/>
+      <w:r>
+        <w:rPr>
+          <w:rFonts w:ascii="Times New Roman" w:hAnsi="Times New Roman" w:cs="Times New Roman"/>
+        </w:rPr>
+        <w:t>peryferiów</w:t>
+      </w:r>
+      <w:proofErr w:type="spellEnd"/>
+      <w:r>
+        <w:rPr>
+          <w:rFonts w:ascii="Times New Roman" w:hAnsi="Times New Roman" w:cs="Times New Roman"/>
+        </w:rPr>
+        <w:t>,</w:t>
+      </w:r>
+    </w:p>
+    <w:p>
+      <w:pPr>
+        <w:pStyle w:val="Akapitzlist"/>
+        <w:numPr>
+          <w:ilvl w:val="0"/>
+          <w:numId w:val="27"/>
+        </w:numPr>
+        <w:rPr>
+          <w:rFonts w:ascii="Times New Roman" w:hAnsi="Times New Roman" w:cs="Times New Roman"/>
+        </w:rPr>
+      </w:pPr>
+      <w:r>
+        <w:rPr>
+          <w:rFonts w:ascii="Times New Roman" w:hAnsi="Times New Roman" w:cs="Times New Roman"/>
+        </w:rPr>
+        <w:t>odczyt danych z czujnika inercyjnego,</w:t>
+      </w:r>
+    </w:p>
+    <w:p>
+      <w:pPr>
+        <w:pStyle w:val="Akapitzlist"/>
+        <w:numPr>
+          <w:ilvl w:val="0"/>
+          <w:numId w:val="27"/>
+        </w:numPr>
+        <w:rPr>
+          <w:rFonts w:ascii="Times New Roman" w:hAnsi="Times New Roman" w:cs="Times New Roman"/>
+        </w:rPr>
+      </w:pPr>
+      <w:r>
+        <w:rPr>
+          <w:rFonts w:ascii="Times New Roman" w:hAnsi="Times New Roman" w:cs="Times New Roman"/>
+        </w:rPr>
+        <w:t>odbiór i przetwarzanie sygnałów sterowania RC,</w:t>
+      </w:r>
+    </w:p>
+    <w:p>
+      <w:pPr>
+        <w:pStyle w:val="Akapitzlist"/>
+        <w:numPr>
+          <w:ilvl w:val="0"/>
+          <w:numId w:val="27"/>
+        </w:numPr>
+        <w:rPr>
+          <w:rFonts w:ascii="Times New Roman" w:hAnsi="Times New Roman" w:cs="Times New Roman"/>
+        </w:rPr>
+      </w:pPr>
+      <w:r>
+        <w:rPr>
+          <w:rFonts w:ascii="Times New Roman" w:hAnsi="Times New Roman" w:cs="Times New Roman"/>
+        </w:rPr>
+        <w:t>obliczenia regulatorów PID,</w:t>
+      </w:r>
+    </w:p>
+    <w:p>
+      <w:pPr>
+        <w:pStyle w:val="Akapitzlist"/>
+        <w:numPr>
+          <w:ilvl w:val="0"/>
+          <w:numId w:val="27"/>
+        </w:numPr>
+        <w:rPr>
+          <w:rFonts w:ascii="Times New Roman" w:hAnsi="Times New Roman" w:cs="Times New Roman"/>
+        </w:rPr>
+      </w:pPr>
+      <w:r>
+        <w:rPr>
+          <w:rFonts w:ascii="Times New Roman" w:hAnsi="Times New Roman" w:cs="Times New Roman"/>
+        </w:rPr>
+        <w:t>miksowanie sygnałów sterujących dla silników,</w:t>
+      </w:r>
+    </w:p>
+    <w:p>
+      <w:pPr>
+        <w:pStyle w:val="Akapitzlist"/>
+        <w:numPr>
+          <w:ilvl w:val="0"/>
+          <w:numId w:val="27"/>
+        </w:numPr>
+        <w:rPr>
+          <w:rFonts w:ascii="Times New Roman" w:hAnsi="Times New Roman" w:cs="Times New Roman"/>
+        </w:rPr>
+      </w:pPr>
+      <w:r>
+        <w:rPr>
+          <w:rFonts w:ascii="Times New Roman" w:hAnsi="Times New Roman" w:cs="Times New Roman"/>
+        </w:rPr>
+        <w:t>generacja sygnałów PWM dla regulatorów ESC.</w:t>
+      </w:r>
+    </w:p>
+    <w:p>
+      <w:pPr>
+        <w:pStyle w:val="Akapitzlist"/>
+        <w:numPr>
+          <w:ilvl w:val="0"/>
+          <w:numId w:val="27"/>
+        </w:numPr>
+        <w:rPr>
+          <w:rFonts w:ascii="Times New Roman" w:hAnsi="Times New Roman" w:cs="Times New Roman"/>
+        </w:rPr>
+      </w:pPr>
+      <w:r>
+        <w:rPr>
+          <w:rFonts w:ascii="Times New Roman" w:hAnsi="Times New Roman" w:cs="Times New Roman"/>
+        </w:rPr>
+        <w:lastRenderedPageBreak/>
+        <w:t>Takie podejście umożliwia czytelne rozdzielenie funkcji systemu oraz ułatwia dalsze modyfikacje kodu.</w:t>
+      </w:r>
+    </w:p>
+    <w:p>
+      <w:pPr>
+        <w:jc w:val="center"/>
+        <w:rPr>
+          <w:rFonts w:ascii="Times New Roman" w:hAnsi="Times New Roman" w:cs="Times New Roman"/>
+        </w:rPr>
+      </w:pPr>
+      <w:r>
+        <w:rPr>
+          <w:rFonts w:ascii="Times New Roman" w:hAnsi="Times New Roman" w:cs="Times New Roman"/>
+        </w:rPr>
+        <w:drawing>
+          <wp:inline distT="0" distB="0" distL="0" distR="0" wp14:anchorId="5CA820F1" wp14:editId="6318355D">
+            <wp:extent cx="3954780" cy="2942981"/>
+            <wp:effectExtent l="0" t="0" r="7620" b="0"/>
+            <wp:docPr id="648467958" name="Obraz 1" descr="Obraz zawierający tekst, paragon, zrzut ekranu, Czcionka&#10;&#10;Zawartość wygenerowana przez AI może być niepoprawna."/>
+            <wp:cNvGraphicFramePr>
+              <a:graphicFrameLocks xmlns:a="http://schemas.openxmlformats.org/drawingml/2006/main" noChangeAspect="1"/>
+            </wp:cNvGraphicFramePr>
+            <a:graphic xmlns:a="http://schemas.openxmlformats.org/drawingml/2006/main">
+              <a:graphicData uri="http://schemas.openxmlformats.org/drawingml/2006/picture">
+                <pic:pic xmlns:pic="http://schemas.openxmlformats.org/drawingml/2006/picture">
+                  <pic:nvPicPr>
+                    <pic:cNvPr id="648467958" name="Obraz 1" descr="Obraz zawierający tekst, paragon, zrzut ekranu, Czcionka&#10;&#10;Zawartość wygenerowana przez AI może być niepoprawna."/>
+                    <pic:cNvPicPr/>
+                  </pic:nvPicPr>
+                  <pic:blipFill>
+                    <a:blip r:embed="rId15"/>
+                    <a:stretch>
+                      <a:fillRect/>
+                    </a:stretch>
+                  </pic:blipFill>
+                  <pic:spPr>
+                    <a:xfrm>
+                      <a:off x="0" y="0"/>
+                      <a:ext cx="3967446" cy="2952406"/>
+                    </a:xfrm>
+                    <a:prstGeom prst="rect">
+                      <a:avLst/>
+                    </a:prstGeom>
+                  </pic:spPr>
+                </pic:pic>
+              </a:graphicData>
+            </a:graphic>
+          </wp:inline>
+        </w:drawing>
+      </w:r>
+    </w:p>
+    <w:p>
+      <w:pPr>
+        <w:rPr>
+          <w:rFonts w:ascii="Times New Roman" w:hAnsi="Times New Roman" w:cs="Times New Roman"/>
+        </w:rPr>
+      </w:pPr>
+    </w:p>
+    <w:p>
+      <w:pPr>
+        <w:rPr>
+          <w:rFonts w:ascii="Times New Roman" w:hAnsi="Times New Roman" w:cs="Times New Roman"/>
+          <w:b/>
+          <w:bCs/>
+        </w:rPr>
+      </w:pPr>
+      <w:r>
+        <w:rPr>
+          <w:rFonts w:ascii="Times New Roman" w:hAnsi="Times New Roman" w:cs="Times New Roman"/>
+          <w:b/>
+          <w:bCs/>
+        </w:rPr>
+        <w:t>5.2.3. Synchronizacja pętli sterowania</w:t>
+      </w:r>
+    </w:p>
+    <w:p>
+      <w:pPr>
+        <w:ind w:firstLine="708"/>
+        <w:rPr>
+          <w:rFonts w:ascii="Times New Roman" w:hAnsi="Times New Roman" w:cs="Times New Roman"/>
+        </w:rPr>
+      </w:pPr>
+      <w:r>
+        <w:rPr>
+          <w:rFonts w:ascii="Times New Roman" w:hAnsi="Times New Roman" w:cs="Times New Roman"/>
+        </w:rPr>
+        <w:t xml:space="preserve">Algorytm sterowania dronem wykonywany jest z ustaloną częstotliwością, niezależną od czasu wykonywania pętli głównej programu. W tym celu wykorzystano sprzętowy </w:t>
+      </w:r>
+      <w:proofErr w:type="spellStart"/>
+      <w:r>
+        <w:rPr>
+          <w:rFonts w:ascii="Times New Roman" w:hAnsi="Times New Roman" w:cs="Times New Roman"/>
+        </w:rPr>
+        <w:t>timer</w:t>
+      </w:r>
+      <w:proofErr w:type="spellEnd"/>
+      <w:r>
+        <w:rPr>
+          <w:rFonts w:ascii="Times New Roman" w:hAnsi="Times New Roman" w:cs="Times New Roman"/>
+        </w:rPr>
+        <w:t xml:space="preserve"> TIM6, który generuje przerwania okresowe z częstotliwością 200 </w:t>
+      </w:r>
+      <w:proofErr w:type="spellStart"/>
+      <w:r>
+        <w:rPr>
+          <w:rFonts w:ascii="Times New Roman" w:hAnsi="Times New Roman" w:cs="Times New Roman"/>
+        </w:rPr>
+        <w:t>Hz.</w:t>
+      </w:r>
+      <w:proofErr w:type="spellEnd"/>
+    </w:p>
+    <w:p>
+      <w:pPr>
+        <w:ind w:firstLine="708"/>
+        <w:rPr>
+          <w:rFonts w:ascii="Times New Roman" w:hAnsi="Times New Roman" w:cs="Times New Roman"/>
+        </w:rPr>
+      </w:pPr>
+      <w:r>
+        <w:rPr>
+          <w:rFonts w:ascii="Times New Roman" w:hAnsi="Times New Roman" w:cs="Times New Roman"/>
+        </w:rPr>
+        <w:t xml:space="preserve">W procedurze obsługi przerwania </w:t>
+      </w:r>
+      <w:proofErr w:type="spellStart"/>
+      <w:r>
+        <w:rPr>
+          <w:rFonts w:ascii="Times New Roman" w:hAnsi="Times New Roman" w:cs="Times New Roman"/>
+        </w:rPr>
+        <w:t>timera</w:t>
+      </w:r>
+      <w:proofErr w:type="spellEnd"/>
+      <w:r>
+        <w:rPr>
+          <w:rFonts w:ascii="Times New Roman" w:hAnsi="Times New Roman" w:cs="Times New Roman"/>
+        </w:rPr>
+        <w:t xml:space="preserve"> ustawiana jest flaga sterująca, informująca pętlę główną o konieczności wykonania kolejnej iteracji algorytmu sterowania.</w:t>
+      </w:r>
+    </w:p>
+    <w:p>
+      <w:pPr>
+        <w:rPr>
+          <w:rFonts w:ascii="Times New Roman" w:hAnsi="Times New Roman" w:cs="Times New Roman"/>
+        </w:rPr>
+      </w:pPr>
+    </w:p>
+    <w:p>
+      <w:pPr>
+        <w:spacing w:after="0" w:line="240" w:lineRule="auto"/>
+        <w:rPr>
+          <w:rFonts w:ascii="Consolas" w:hAnsi="Consolas" w:cs="Times New Roman"/>
+          <w:sz w:val="20"/>
+          <w:szCs w:val="20"/>
+        </w:rPr>
+      </w:pPr>
+      <w:proofErr w:type="spellStart"/>
+      <w:r>
+        <w:rPr>
+          <w:rFonts w:ascii="Consolas" w:hAnsi="Consolas" w:cs="Times New Roman"/>
+          <w:sz w:val="20"/>
+          <w:szCs w:val="20"/>
+        </w:rPr>
+        <w:t>void</w:t>
+      </w:r>
+      <w:proofErr w:type="spellEnd"/>
+      <w:r>
+        <w:rPr>
+          <w:rFonts w:ascii="Consolas" w:hAnsi="Consolas" w:cs="Times New Roman"/>
+          <w:sz w:val="20"/>
+          <w:szCs w:val="20"/>
+        </w:rPr>
+        <w:t xml:space="preserve"> </w:t>
+      </w:r>
+      <w:proofErr w:type="spellStart"/>
+      <w:r>
+        <w:rPr>
+          <w:rFonts w:ascii="Consolas" w:hAnsi="Consolas" w:cs="Times New Roman"/>
+          <w:sz w:val="20"/>
+          <w:szCs w:val="20"/>
+        </w:rPr>
+        <w:t>HAL_TIM_</w:t>
+      </w:r>
+      <w:proofErr w:type="gramStart"/>
+      <w:r>
+        <w:rPr>
+          <w:rFonts w:ascii="Consolas" w:hAnsi="Consolas" w:cs="Times New Roman"/>
+          <w:sz w:val="20"/>
+          <w:szCs w:val="20"/>
+        </w:rPr>
+        <w:t>PeriodElapsedCallback</w:t>
+      </w:r>
+      <w:proofErr w:type="spellEnd"/>
+      <w:r>
+        <w:rPr>
+          <w:rFonts w:ascii="Consolas" w:hAnsi="Consolas" w:cs="Times New Roman"/>
+          <w:sz w:val="20"/>
+          <w:szCs w:val="20"/>
+        </w:rPr>
+        <w:t>(</w:t>
+      </w:r>
+      <w:proofErr w:type="spellStart"/>
+      <w:proofErr w:type="gramEnd"/>
+      <w:r>
+        <w:rPr>
+          <w:rFonts w:ascii="Consolas" w:hAnsi="Consolas" w:cs="Times New Roman"/>
+          <w:sz w:val="20"/>
+          <w:szCs w:val="20"/>
+        </w:rPr>
+        <w:t>TIM_HandleTypeDef</w:t>
+      </w:r>
+      <w:proofErr w:type="spellEnd"/>
+      <w:r>
+        <w:rPr>
+          <w:rFonts w:ascii="Consolas" w:hAnsi="Consolas" w:cs="Times New Roman"/>
+          <w:sz w:val="20"/>
+          <w:szCs w:val="20"/>
+        </w:rPr>
+        <w:t xml:space="preserve"> *</w:t>
+      </w:r>
+      <w:proofErr w:type="spellStart"/>
+      <w:r>
+        <w:rPr>
+          <w:rFonts w:ascii="Consolas" w:hAnsi="Consolas" w:cs="Times New Roman"/>
+          <w:sz w:val="20"/>
+          <w:szCs w:val="20"/>
+        </w:rPr>
+        <w:t>htim</w:t>
+      </w:r>
+      <w:proofErr w:type="spellEnd"/>
+      <w:r>
+        <w:rPr>
+          <w:rFonts w:ascii="Consolas" w:hAnsi="Consolas" w:cs="Times New Roman"/>
+          <w:sz w:val="20"/>
+          <w:szCs w:val="20"/>
+        </w:rPr>
+        <w:t>)</w:t>
+      </w:r>
+    </w:p>
+    <w:p>
+      <w:pPr>
+        <w:spacing w:after="0" w:line="240" w:lineRule="auto"/>
+        <w:rPr>
+          <w:rFonts w:ascii="Consolas" w:hAnsi="Consolas" w:cs="Times New Roman"/>
+          <w:sz w:val="20"/>
+          <w:szCs w:val="20"/>
+        </w:rPr>
+      </w:pPr>
+      <w:r>
+        <w:rPr>
+          <w:rFonts w:ascii="Consolas" w:hAnsi="Consolas" w:cs="Times New Roman"/>
+          <w:sz w:val="20"/>
+          <w:szCs w:val="20"/>
+        </w:rPr>
+        <w:t>{</w:t>
+      </w:r>
+    </w:p>
+    <w:p>
+      <w:pPr>
+        <w:spacing w:after="0" w:line="240" w:lineRule="auto"/>
+        <w:rPr>
+          <w:rFonts w:ascii="Consolas" w:hAnsi="Consolas" w:cs="Times New Roman"/>
+          <w:sz w:val="20"/>
+          <w:szCs w:val="20"/>
+        </w:rPr>
+      </w:pPr>
+      <w:r>
+        <w:rPr>
+          <w:rFonts w:ascii="Consolas" w:hAnsi="Consolas" w:cs="Times New Roman"/>
+          <w:sz w:val="20"/>
+          <w:szCs w:val="20"/>
+        </w:rPr>
+        <w:t xml:space="preserve">    </w:t>
+      </w:r>
+      <w:proofErr w:type="spellStart"/>
+      <w:r>
+        <w:rPr>
+          <w:rFonts w:ascii="Consolas" w:hAnsi="Consolas" w:cs="Times New Roman"/>
+          <w:sz w:val="20"/>
+          <w:szCs w:val="20"/>
+        </w:rPr>
+        <w:t>if</w:t>
+      </w:r>
+      <w:proofErr w:type="spellEnd"/>
+      <w:r>
+        <w:rPr>
+          <w:rFonts w:ascii="Consolas" w:hAnsi="Consolas" w:cs="Times New Roman"/>
+          <w:sz w:val="20"/>
+          <w:szCs w:val="20"/>
+        </w:rPr>
+        <w:t xml:space="preserve"> (</w:t>
+      </w:r>
+      <w:proofErr w:type="spellStart"/>
+      <w:r>
+        <w:rPr>
+          <w:rFonts w:ascii="Consolas" w:hAnsi="Consolas" w:cs="Times New Roman"/>
+          <w:sz w:val="20"/>
+          <w:szCs w:val="20"/>
+        </w:rPr>
+        <w:t>htim</w:t>
+      </w:r>
+      <w:proofErr w:type="spellEnd"/>
+      <w:r>
+        <w:rPr>
+          <w:rFonts w:ascii="Consolas" w:hAnsi="Consolas" w:cs="Times New Roman"/>
+          <w:sz w:val="20"/>
+          <w:szCs w:val="20"/>
+        </w:rPr>
+        <w:t>-&gt;</w:t>
+      </w:r>
+      <w:proofErr w:type="spellStart"/>
+      <w:r>
+        <w:rPr>
+          <w:rFonts w:ascii="Consolas" w:hAnsi="Consolas" w:cs="Times New Roman"/>
+          <w:sz w:val="20"/>
+          <w:szCs w:val="20"/>
+        </w:rPr>
+        <w:t>Instance</w:t>
+      </w:r>
+      <w:proofErr w:type="spellEnd"/>
+      <w:r>
+        <w:rPr>
+          <w:rFonts w:ascii="Consolas" w:hAnsi="Consolas" w:cs="Times New Roman"/>
+          <w:sz w:val="20"/>
+          <w:szCs w:val="20"/>
+        </w:rPr>
+        <w:t xml:space="preserve"> == TIM6)</w:t>
+      </w:r>
+    </w:p>
+    <w:p>
+      <w:pPr>
+        <w:spacing w:after="0" w:line="240" w:lineRule="auto"/>
+        <w:rPr>
+          <w:rFonts w:ascii="Consolas" w:hAnsi="Consolas" w:cs="Times New Roman"/>
+          <w:sz w:val="20"/>
+          <w:szCs w:val="20"/>
+        </w:rPr>
+      </w:pPr>
+      <w:r>
+        <w:rPr>
+          <w:rFonts w:ascii="Consolas" w:hAnsi="Consolas" w:cs="Times New Roman"/>
+          <w:sz w:val="20"/>
+          <w:szCs w:val="20"/>
+        </w:rPr>
+        <w:t xml:space="preserve">    {</w:t>
+      </w:r>
+    </w:p>
+    <w:p>
+      <w:pPr>
+        <w:spacing w:after="0" w:line="240" w:lineRule="auto"/>
+        <w:rPr>
+          <w:rFonts w:ascii="Consolas" w:hAnsi="Consolas" w:cs="Times New Roman"/>
+          <w:sz w:val="20"/>
+          <w:szCs w:val="20"/>
+        </w:rPr>
+      </w:pPr>
+      <w:r>
+        <w:rPr>
+          <w:rFonts w:ascii="Consolas" w:hAnsi="Consolas" w:cs="Times New Roman"/>
+          <w:sz w:val="20"/>
+          <w:szCs w:val="20"/>
+        </w:rPr>
+        <w:t xml:space="preserve">        </w:t>
+      </w:r>
+      <w:proofErr w:type="spellStart"/>
+      <w:r>
+        <w:rPr>
+          <w:rFonts w:ascii="Consolas" w:hAnsi="Consolas" w:cs="Times New Roman"/>
+          <w:sz w:val="20"/>
+          <w:szCs w:val="20"/>
+        </w:rPr>
+        <w:t>control_loop_flag</w:t>
+      </w:r>
+      <w:proofErr w:type="spellEnd"/>
+      <w:r>
+        <w:rPr>
+          <w:rFonts w:ascii="Consolas" w:hAnsi="Consolas" w:cs="Times New Roman"/>
+          <w:sz w:val="20"/>
+          <w:szCs w:val="20"/>
+        </w:rPr>
+        <w:t xml:space="preserve"> = </w:t>
+      </w:r>
+      <w:proofErr w:type="gramStart"/>
+      <w:r>
+        <w:rPr>
+          <w:rFonts w:ascii="Consolas" w:hAnsi="Consolas" w:cs="Times New Roman"/>
+          <w:sz w:val="20"/>
+          <w:szCs w:val="20"/>
+        </w:rPr>
+        <w:t xml:space="preserve">1;   </w:t>
+      </w:r>
+      <w:proofErr w:type="gramEnd"/>
+      <w:r>
+        <w:rPr>
+          <w:rFonts w:ascii="Consolas" w:hAnsi="Consolas" w:cs="Times New Roman"/>
+          <w:sz w:val="20"/>
+          <w:szCs w:val="20"/>
+        </w:rPr>
+        <w:t>// flaga dla pętli głównej</w:t>
+      </w:r>
+    </w:p>
+    <w:p>
+      <w:pPr>
+        <w:spacing w:after="0" w:line="240" w:lineRule="auto"/>
+        <w:rPr>
+          <w:rFonts w:ascii="Consolas" w:hAnsi="Consolas" w:cs="Times New Roman"/>
+          <w:sz w:val="20"/>
+          <w:szCs w:val="20"/>
+        </w:rPr>
+      </w:pPr>
+      <w:r>
+        <w:rPr>
+          <w:rFonts w:ascii="Consolas" w:hAnsi="Consolas" w:cs="Times New Roman"/>
+          <w:sz w:val="20"/>
+          <w:szCs w:val="20"/>
+        </w:rPr>
+        <w:t xml:space="preserve">    }</w:t>
+      </w:r>
+    </w:p>
+    <w:p>
+      <w:pPr>
+        <w:spacing w:after="0" w:line="240" w:lineRule="auto"/>
+        <w:rPr>
+          <w:rFonts w:ascii="Consolas" w:hAnsi="Consolas" w:cs="Times New Roman"/>
+          <w:sz w:val="20"/>
+          <w:szCs w:val="20"/>
+        </w:rPr>
+      </w:pPr>
+      <w:r>
+        <w:rPr>
+          <w:rFonts w:ascii="Consolas" w:hAnsi="Consolas" w:cs="Times New Roman"/>
+          <w:sz w:val="20"/>
+          <w:szCs w:val="20"/>
+        </w:rPr>
+        <w:t>}</w:t>
+      </w:r>
+    </w:p>
+    <w:p>
+      <w:pPr>
+        <w:rPr>
+          <w:rFonts w:ascii="Times New Roman" w:hAnsi="Times New Roman" w:cs="Times New Roman"/>
+        </w:rPr>
+      </w:pPr>
+    </w:p>
+    <w:p>
+      <w:pPr>
+        <w:rPr>
+          <w:rFonts w:ascii="Times New Roman" w:hAnsi="Times New Roman" w:cs="Times New Roman"/>
+        </w:rPr>
+      </w:pPr>
+      <w:r>
+        <w:rPr>
+          <w:rFonts w:ascii="Times New Roman" w:hAnsi="Times New Roman" w:cs="Times New Roman"/>
+        </w:rPr>
+        <w:t>Pętla główna sprawdza stan tej flagi i realizuje obliczenia regulatora PID wyłącznie w momencie jej ustawienia.</w:t>
+      </w:r>
+    </w:p>
+    <w:p>
+      <w:pPr>
+        <w:spacing w:after="0"/>
+        <w:jc w:val="both"/>
+        <w:rPr>
+          <w:rFonts w:ascii="Consolas" w:hAnsi="Consolas" w:cs="Times New Roman"/>
+          <w:sz w:val="20"/>
+          <w:szCs w:val="20"/>
+        </w:rPr>
+      </w:pPr>
+      <w:r>
+        <w:rPr>
+          <w:rFonts w:ascii="Consolas" w:hAnsi="Consolas" w:cs="Times New Roman"/>
+          <w:sz w:val="20"/>
+          <w:szCs w:val="20"/>
+        </w:rPr>
+        <w:t xml:space="preserve">      // czeka na flagę z TIM6</w:t>
+      </w:r>
+    </w:p>
+    <w:p>
+      <w:pPr>
+        <w:spacing w:after="0"/>
+        <w:jc w:val="both"/>
+        <w:rPr>
+          <w:rFonts w:ascii="Consolas" w:hAnsi="Consolas" w:cs="Times New Roman"/>
+          <w:sz w:val="20"/>
+          <w:szCs w:val="20"/>
+        </w:rPr>
+      </w:pPr>
+      <w:r>
+        <w:rPr>
+          <w:rFonts w:ascii="Consolas" w:hAnsi="Consolas" w:cs="Times New Roman"/>
+          <w:sz w:val="20"/>
+          <w:szCs w:val="20"/>
+        </w:rPr>
+        <w:t xml:space="preserve">      </w:t>
+      </w:r>
+      <w:proofErr w:type="spellStart"/>
+      <w:r>
+        <w:rPr>
+          <w:rFonts w:ascii="Consolas" w:hAnsi="Consolas" w:cs="Times New Roman"/>
+          <w:sz w:val="20"/>
+          <w:szCs w:val="20"/>
+        </w:rPr>
+        <w:t>if</w:t>
+      </w:r>
+      <w:proofErr w:type="spellEnd"/>
+      <w:r>
+        <w:rPr>
+          <w:rFonts w:ascii="Consolas" w:hAnsi="Consolas" w:cs="Times New Roman"/>
+          <w:sz w:val="20"/>
+          <w:szCs w:val="20"/>
+        </w:rPr>
+        <w:t xml:space="preserve"> </w:t>
+      </w:r>
+      <w:proofErr w:type="gramStart"/>
+      <w:r>
+        <w:rPr>
+          <w:rFonts w:ascii="Consolas" w:hAnsi="Consolas" w:cs="Times New Roman"/>
+          <w:sz w:val="20"/>
+          <w:szCs w:val="20"/>
+        </w:rPr>
+        <w:t>(!</w:t>
+      </w:r>
+      <w:proofErr w:type="spellStart"/>
+      <w:r>
+        <w:rPr>
+          <w:rFonts w:ascii="Consolas" w:hAnsi="Consolas" w:cs="Times New Roman"/>
+          <w:sz w:val="20"/>
+          <w:szCs w:val="20"/>
+        </w:rPr>
+        <w:t>control</w:t>
+      </w:r>
+      <w:proofErr w:type="gramEnd"/>
+      <w:r>
+        <w:rPr>
+          <w:rFonts w:ascii="Consolas" w:hAnsi="Consolas" w:cs="Times New Roman"/>
+          <w:sz w:val="20"/>
+          <w:szCs w:val="20"/>
+        </w:rPr>
+        <w:t>_loop_flag</w:t>
+      </w:r>
+      <w:proofErr w:type="spellEnd"/>
+      <w:r>
+        <w:rPr>
+          <w:rFonts w:ascii="Consolas" w:hAnsi="Consolas" w:cs="Times New Roman"/>
+          <w:sz w:val="20"/>
+          <w:szCs w:val="20"/>
+        </w:rPr>
+        <w:t>)</w:t>
+      </w:r>
+    </w:p>
+    <w:p>
+      <w:pPr>
+        <w:spacing w:after="0"/>
+        <w:jc w:val="both"/>
+        <w:rPr>
+          <w:rFonts w:ascii="Consolas" w:hAnsi="Consolas" w:cs="Times New Roman"/>
+          <w:sz w:val="20"/>
+          <w:szCs w:val="20"/>
+        </w:rPr>
+      </w:pPr>
+      <w:r>
+        <w:rPr>
+          <w:rFonts w:ascii="Consolas" w:hAnsi="Consolas" w:cs="Times New Roman"/>
+          <w:sz w:val="20"/>
+          <w:szCs w:val="20"/>
+        </w:rPr>
+        <w:t xml:space="preserve">          </w:t>
+      </w:r>
+      <w:proofErr w:type="spellStart"/>
+      <w:r>
+        <w:rPr>
+          <w:rFonts w:ascii="Consolas" w:hAnsi="Consolas" w:cs="Times New Roman"/>
+          <w:sz w:val="20"/>
+          <w:szCs w:val="20"/>
+        </w:rPr>
+        <w:t>continue</w:t>
+      </w:r>
+      <w:proofErr w:type="spellEnd"/>
+      <w:r>
+        <w:rPr>
+          <w:rFonts w:ascii="Consolas" w:hAnsi="Consolas" w:cs="Times New Roman"/>
+          <w:sz w:val="20"/>
+          <w:szCs w:val="20"/>
+        </w:rPr>
+        <w:t>;</w:t>
+      </w:r>
+    </w:p>
+    <w:p>
+      <w:pPr>
+        <w:spacing w:after="0"/>
+        <w:jc w:val="both"/>
+        <w:rPr>
+          <w:rFonts w:ascii="Consolas" w:hAnsi="Consolas" w:cs="Times New Roman"/>
+          <w:sz w:val="20"/>
+          <w:szCs w:val="20"/>
+        </w:rPr>
+      </w:pPr>
+      <w:r>
+        <w:rPr>
+          <w:rFonts w:ascii="Consolas" w:hAnsi="Consolas" w:cs="Times New Roman"/>
+          <w:sz w:val="20"/>
+          <w:szCs w:val="20"/>
+        </w:rPr>
+        <w:t xml:space="preserve">      </w:t>
+      </w:r>
+      <w:proofErr w:type="spellStart"/>
+      <w:r>
+        <w:rPr>
+          <w:rFonts w:ascii="Consolas" w:hAnsi="Consolas" w:cs="Times New Roman"/>
+          <w:sz w:val="20"/>
+          <w:szCs w:val="20"/>
+        </w:rPr>
+        <w:t>control_loop_flag</w:t>
+      </w:r>
+      <w:proofErr w:type="spellEnd"/>
+      <w:r>
+        <w:rPr>
+          <w:rFonts w:ascii="Consolas" w:hAnsi="Consolas" w:cs="Times New Roman"/>
+          <w:sz w:val="20"/>
+          <w:szCs w:val="20"/>
+        </w:rPr>
+        <w:t xml:space="preserve"> = 0;</w:t>
+      </w:r>
+    </w:p>
+    <w:p>
+      <w:pPr>
+        <w:rPr>
+          <w:rFonts w:ascii="Times New Roman" w:hAnsi="Times New Roman" w:cs="Times New Roman"/>
+        </w:rPr>
+      </w:pPr>
+    </w:p>
+    <w:p>
+      <w:pPr>
+        <w:rPr>
+          <w:rFonts w:ascii="Times New Roman" w:hAnsi="Times New Roman" w:cs="Times New Roman"/>
+        </w:rPr>
+      </w:pPr>
+    </w:p>
+    <w:p>
+      <w:pPr>
+        <w:rPr>
+          <w:rFonts w:ascii="Times New Roman" w:hAnsi="Times New Roman" w:cs="Times New Roman"/>
+        </w:rPr>
+      </w:pPr>
+      <w:r>
+        <w:rPr>
+          <w:rFonts w:ascii="Times New Roman" w:hAnsi="Times New Roman" w:cs="Times New Roman"/>
+        </w:rPr>
+        <w:lastRenderedPageBreak/>
+        <w:t>Takie rozwiązanie zapewnia:</w:t>
+      </w:r>
+    </w:p>
+    <w:p>
+      <w:pPr>
+        <w:pStyle w:val="Akapitzlist"/>
+        <w:numPr>
+          <w:ilvl w:val="0"/>
+          <w:numId w:val="28"/>
+        </w:numPr>
+        <w:rPr>
+          <w:rFonts w:ascii="Times New Roman" w:hAnsi="Times New Roman" w:cs="Times New Roman"/>
+        </w:rPr>
+      </w:pPr>
+      <w:r>
+        <w:rPr>
+          <w:rFonts w:ascii="Times New Roman" w:hAnsi="Times New Roman" w:cs="Times New Roman"/>
+        </w:rPr>
+        <w:t>stałą częstotliwość pracy algorytmu sterowania,</w:t>
+      </w:r>
+    </w:p>
+    <w:p>
+      <w:pPr>
+        <w:pStyle w:val="Akapitzlist"/>
+        <w:numPr>
+          <w:ilvl w:val="0"/>
+          <w:numId w:val="28"/>
+        </w:numPr>
+        <w:rPr>
+          <w:rFonts w:ascii="Times New Roman" w:hAnsi="Times New Roman" w:cs="Times New Roman"/>
+        </w:rPr>
+      </w:pPr>
+      <w:r>
+        <w:rPr>
+          <w:rFonts w:ascii="Times New Roman" w:hAnsi="Times New Roman" w:cs="Times New Roman"/>
+        </w:rPr>
+        <w:t>możliwość kontroli częstotliwości wykonywania pętli</w:t>
+      </w:r>
+    </w:p>
+    <w:p>
+      <w:pPr>
+        <w:pStyle w:val="Akapitzlist"/>
+        <w:numPr>
+          <w:ilvl w:val="0"/>
+          <w:numId w:val="28"/>
+        </w:numPr>
+        <w:rPr>
+          <w:rFonts w:ascii="Times New Roman" w:hAnsi="Times New Roman" w:cs="Times New Roman"/>
+        </w:rPr>
+      </w:pPr>
+      <w:r>
+        <w:rPr>
+          <w:rFonts w:ascii="Times New Roman" w:hAnsi="Times New Roman" w:cs="Times New Roman"/>
+        </w:rPr>
+        <w:t>odporność na zmienne czasy wykonywania kodu.</w:t>
+      </w:r>
+    </w:p>
+    <w:p>
+      <w:pPr>
+        <w:rPr>
+          <w:rFonts w:ascii="Times New Roman" w:hAnsi="Times New Roman" w:cs="Times New Roman"/>
+        </w:rPr>
+      </w:pPr>
+    </w:p>
+    <w:p>
+      <w:pPr>
+        <w:rPr>
+          <w:rFonts w:ascii="Times New Roman" w:hAnsi="Times New Roman" w:cs="Times New Roman"/>
+          <w:b/>
+          <w:bCs/>
+        </w:rPr>
+      </w:pPr>
+      <w:r>
+        <w:rPr>
+          <w:rFonts w:ascii="Times New Roman" w:hAnsi="Times New Roman" w:cs="Times New Roman"/>
+          <w:b/>
+          <w:bCs/>
+        </w:rPr>
+        <w:t>5.2.4. Odczyt danych z czujnika inercyjnego</w:t>
+      </w:r>
+    </w:p>
+    <w:p>
+      <w:pPr>
+        <w:ind w:firstLine="708"/>
+        <w:rPr>
+          <w:rFonts w:ascii="Times New Roman" w:hAnsi="Times New Roman" w:cs="Times New Roman"/>
+        </w:rPr>
+      </w:pPr>
+      <w:r>
+        <w:rPr>
+          <w:rFonts w:ascii="Times New Roman" w:hAnsi="Times New Roman" w:cs="Times New Roman"/>
+        </w:rPr>
+        <w:t>Czujnik inercyjny BNO055 komunikuje się z mikrokontrolerem STM32 za pośrednictwem magistrali I2C. W prezentowanym systemie czujnik pracuje w trybie dostarczającym bezpośrednio kąty orientacji w postaci kątów Eulera.</w:t>
+      </w:r>
+    </w:p>
+    <w:p>
+      <w:pPr>
+        <w:ind w:firstLine="708"/>
+        <w:rPr>
+          <w:rFonts w:ascii="Times New Roman" w:hAnsi="Times New Roman" w:cs="Times New Roman"/>
+        </w:rPr>
+      </w:pPr>
+      <w:r>
+        <w:rPr>
+          <w:rFonts w:ascii="Times New Roman" w:hAnsi="Times New Roman" w:cs="Times New Roman"/>
+        </w:rPr>
+        <w:t>Dane z czujnika odczytywane są cyklicznie w każdej iteracji pętli sterowania. Odczytane wartości kątów wykorzystywane są bezpośrednio jako sygnały pomiarowe dla regulatorów PID.</w:t>
+      </w:r>
+    </w:p>
+    <w:p>
+      <w:pPr>
+        <w:ind w:firstLine="708"/>
+        <w:rPr>
+          <w:rFonts w:ascii="Times New Roman" w:hAnsi="Times New Roman" w:cs="Times New Roman"/>
+        </w:rPr>
+      </w:pPr>
+      <w:r>
+        <w:rPr>
+          <w:rFonts w:ascii="Times New Roman" w:hAnsi="Times New Roman" w:cs="Times New Roman"/>
+        </w:rPr>
+        <w:t>Zrezygnowano z implementacji zaawansowanych algorytmów fuzji danych, co pozwoliło na uproszczenie struktury programu oraz skupienie się na praktycznej implementacji systemu stabilizacji.</w:t>
+      </w:r>
+    </w:p>
+    <w:p>
+      <w:pPr>
+        <w:rPr>
+          <w:rFonts w:ascii="Times New Roman" w:hAnsi="Times New Roman" w:cs="Times New Roman"/>
+        </w:rPr>
+      </w:pPr>
+    </w:p>
+    <w:p>
+      <w:pPr>
+        <w:rPr>
+          <w:rFonts w:ascii="Times New Roman" w:hAnsi="Times New Roman" w:cs="Times New Roman"/>
+          <w:b/>
+          <w:bCs/>
+        </w:rPr>
+      </w:pPr>
+      <w:r>
+        <w:rPr>
+          <w:rFonts w:ascii="Times New Roman" w:hAnsi="Times New Roman" w:cs="Times New Roman"/>
+          <w:b/>
+          <w:bCs/>
+        </w:rPr>
+        <w:t>5.2.5. Odbiór i przetwarzanie sygnałów sterowania RC</w:t>
+      </w:r>
+    </w:p>
+    <w:p>
+      <w:pPr>
+        <w:ind w:firstLine="708"/>
+        <w:rPr>
+          <w:rFonts w:ascii="Times New Roman" w:hAnsi="Times New Roman" w:cs="Times New Roman"/>
+        </w:rPr>
+      </w:pPr>
+      <w:r>
+        <w:rPr>
+          <w:rFonts w:ascii="Times New Roman" w:hAnsi="Times New Roman" w:cs="Times New Roman"/>
+        </w:rPr>
+        <w:t xml:space="preserve">Sygnały sterowania od operatora drona odbierane są za pomocą odbiornika RC, który przesyła dane do mikrokontrolera w postaci cyfrowej, z wykorzystaniem protokołu </w:t>
+      </w:r>
+      <w:proofErr w:type="spellStart"/>
+      <w:r>
+        <w:rPr>
+          <w:rFonts w:ascii="Times New Roman" w:hAnsi="Times New Roman" w:cs="Times New Roman"/>
+        </w:rPr>
+        <w:t>iBUS</w:t>
+      </w:r>
+      <w:proofErr w:type="spellEnd"/>
+      <w:r>
+        <w:rPr>
+          <w:rFonts w:ascii="Times New Roman" w:hAnsi="Times New Roman" w:cs="Times New Roman"/>
+        </w:rPr>
+        <w:t>. Komunikacja realizowana jest poprzez interfejs UART, przy czym wykorzystywana jest wyłącznie linia odbiorcza.</w:t>
+      </w:r>
+    </w:p>
+    <w:p>
+      <w:pPr>
+        <w:rPr>
+          <w:rFonts w:ascii="Times New Roman" w:hAnsi="Times New Roman" w:cs="Times New Roman"/>
+        </w:rPr>
+      </w:pPr>
+      <w:r>
+        <w:rPr>
+          <w:rFonts w:ascii="Times New Roman" w:hAnsi="Times New Roman" w:cs="Times New Roman"/>
+        </w:rPr>
+        <w:t>Odebrane dane są dekodowane i mapowane na odpowiadające im wartości zadane:</w:t>
+      </w:r>
+    </w:p>
+    <w:p>
+      <w:pPr>
+        <w:pStyle w:val="Akapitzlist"/>
+        <w:numPr>
+          <w:ilvl w:val="0"/>
+          <w:numId w:val="29"/>
+        </w:numPr>
+        <w:rPr>
+          <w:rFonts w:ascii="Times New Roman" w:hAnsi="Times New Roman" w:cs="Times New Roman"/>
+        </w:rPr>
+      </w:pPr>
+      <w:r>
+        <w:rPr>
+          <w:rFonts w:ascii="Times New Roman" w:hAnsi="Times New Roman" w:cs="Times New Roman"/>
+        </w:rPr>
+        <w:t>pochylenie (</w:t>
+      </w:r>
+      <w:proofErr w:type="spellStart"/>
+      <w:r>
+        <w:rPr>
+          <w:rFonts w:ascii="Times New Roman" w:hAnsi="Times New Roman" w:cs="Times New Roman"/>
+        </w:rPr>
+        <w:t>pitch</w:t>
+      </w:r>
+      <w:proofErr w:type="spellEnd"/>
+      <w:r>
+        <w:rPr>
+          <w:rFonts w:ascii="Times New Roman" w:hAnsi="Times New Roman" w:cs="Times New Roman"/>
+        </w:rPr>
+        <w:t>),</w:t>
+      </w:r>
+    </w:p>
+    <w:p>
+      <w:pPr>
+        <w:pStyle w:val="Akapitzlist"/>
+        <w:numPr>
+          <w:ilvl w:val="0"/>
+          <w:numId w:val="29"/>
+        </w:numPr>
+        <w:rPr>
+          <w:rFonts w:ascii="Times New Roman" w:hAnsi="Times New Roman" w:cs="Times New Roman"/>
+        </w:rPr>
+      </w:pPr>
+      <w:r>
+        <w:rPr>
+          <w:rFonts w:ascii="Times New Roman" w:hAnsi="Times New Roman" w:cs="Times New Roman"/>
+        </w:rPr>
+        <w:t>przechylenie (</w:t>
+      </w:r>
+      <w:proofErr w:type="spellStart"/>
+      <w:r>
+        <w:rPr>
+          <w:rFonts w:ascii="Times New Roman" w:hAnsi="Times New Roman" w:cs="Times New Roman"/>
+        </w:rPr>
+        <w:t>roll</w:t>
+      </w:r>
+      <w:proofErr w:type="spellEnd"/>
+      <w:r>
+        <w:rPr>
+          <w:rFonts w:ascii="Times New Roman" w:hAnsi="Times New Roman" w:cs="Times New Roman"/>
+        </w:rPr>
+        <w:t>),</w:t>
+      </w:r>
+    </w:p>
+    <w:p>
+      <w:pPr>
+        <w:pStyle w:val="Akapitzlist"/>
+        <w:numPr>
+          <w:ilvl w:val="0"/>
+          <w:numId w:val="29"/>
+        </w:numPr>
+        <w:rPr>
+          <w:rFonts w:ascii="Times New Roman" w:hAnsi="Times New Roman" w:cs="Times New Roman"/>
+        </w:rPr>
+      </w:pPr>
+      <w:r>
+        <w:rPr>
+          <w:rFonts w:ascii="Times New Roman" w:hAnsi="Times New Roman" w:cs="Times New Roman"/>
+        </w:rPr>
+        <w:t>obrót wokół osi pionowej (</w:t>
+      </w:r>
+      <w:proofErr w:type="spellStart"/>
+      <w:r>
+        <w:rPr>
+          <w:rFonts w:ascii="Times New Roman" w:hAnsi="Times New Roman" w:cs="Times New Roman"/>
+        </w:rPr>
+        <w:t>yaw</w:t>
+      </w:r>
+      <w:proofErr w:type="spellEnd"/>
+      <w:r>
+        <w:rPr>
+          <w:rFonts w:ascii="Times New Roman" w:hAnsi="Times New Roman" w:cs="Times New Roman"/>
+        </w:rPr>
+        <w:t>),</w:t>
+      </w:r>
+    </w:p>
+    <w:p>
+      <w:pPr>
+        <w:pStyle w:val="Akapitzlist"/>
+        <w:numPr>
+          <w:ilvl w:val="0"/>
+          <w:numId w:val="29"/>
+        </w:numPr>
+        <w:rPr>
+          <w:rFonts w:ascii="Times New Roman" w:hAnsi="Times New Roman" w:cs="Times New Roman"/>
+        </w:rPr>
+      </w:pPr>
+      <w:r>
+        <w:rPr>
+          <w:rFonts w:ascii="Times New Roman" w:hAnsi="Times New Roman" w:cs="Times New Roman"/>
+        </w:rPr>
+        <w:t>ciąg (</w:t>
+      </w:r>
+      <w:proofErr w:type="spellStart"/>
+      <w:r>
+        <w:rPr>
+          <w:rFonts w:ascii="Times New Roman" w:hAnsi="Times New Roman" w:cs="Times New Roman"/>
+        </w:rPr>
+        <w:t>throttle</w:t>
+      </w:r>
+      <w:proofErr w:type="spellEnd"/>
+      <w:r>
+        <w:rPr>
+          <w:rFonts w:ascii="Times New Roman" w:hAnsi="Times New Roman" w:cs="Times New Roman"/>
+        </w:rPr>
+        <w:t>).</w:t>
+      </w:r>
+    </w:p>
+    <w:p>
+      <w:pPr>
+        <w:rPr>
+          <w:rFonts w:ascii="Times New Roman" w:hAnsi="Times New Roman" w:cs="Times New Roman"/>
+        </w:rPr>
+      </w:pPr>
+    </w:p>
+    <w:p>
+      <w:pPr>
+        <w:rPr>
+          <w:rFonts w:ascii="Times New Roman" w:hAnsi="Times New Roman" w:cs="Times New Roman"/>
+        </w:rPr>
+      </w:pPr>
+      <w:r>
+        <w:rPr>
+          <w:rFonts w:ascii="Times New Roman" w:hAnsi="Times New Roman" w:cs="Times New Roman"/>
+        </w:rPr>
+        <w:t>Wartości te stanowią sygnały zadane dla regulatorów PID oraz sygnał bazowy dla miksowania prędkości obrotowych silników.</w:t>
+      </w:r>
+    </w:p>
+    <w:p>
+      <w:pPr>
+        <w:rPr>
+          <w:rFonts w:ascii="Times New Roman" w:hAnsi="Times New Roman" w:cs="Times New Roman"/>
+        </w:rPr>
+      </w:pPr>
+    </w:p>
+    <w:p>
+      <w:pPr>
+        <w:rPr>
+          <w:rFonts w:ascii="Times New Roman" w:hAnsi="Times New Roman" w:cs="Times New Roman"/>
+        </w:rPr>
+      </w:pPr>
+      <w:r>
+        <w:rPr>
+          <w:rFonts w:ascii="Segoe UI Emoji" w:hAnsi="Segoe UI Emoji" w:cs="Segoe UI Emoji"/>
+        </w:rPr>
+        <w:t>📌</w:t>
+      </w:r>
+      <w:r>
+        <w:rPr>
+          <w:rFonts w:ascii="Times New Roman" w:hAnsi="Times New Roman" w:cs="Times New Roman"/>
+        </w:rPr>
+        <w:t xml:space="preserve"> Miejsce na fragment kodu:</w:t>
+      </w:r>
+    </w:p>
+    <w:p>
+      <w:pPr>
+        <w:rPr>
+          <w:rFonts w:ascii="Times New Roman" w:hAnsi="Times New Roman" w:cs="Times New Roman"/>
+        </w:rPr>
+      </w:pPr>
+      <w:r>
+        <w:rPr>
+          <w:rFonts w:ascii="Times New Roman" w:hAnsi="Times New Roman" w:cs="Times New Roman"/>
+        </w:rPr>
+        <w:t xml:space="preserve">Dekodowanie ramki </w:t>
+      </w:r>
+      <w:proofErr w:type="spellStart"/>
+      <w:r>
+        <w:rPr>
+          <w:rFonts w:ascii="Times New Roman" w:hAnsi="Times New Roman" w:cs="Times New Roman"/>
+        </w:rPr>
+        <w:t>iBUS</w:t>
+      </w:r>
+      <w:proofErr w:type="spellEnd"/>
+      <w:r>
+        <w:rPr>
+          <w:rFonts w:ascii="Times New Roman" w:hAnsi="Times New Roman" w:cs="Times New Roman"/>
+        </w:rPr>
+        <w:t xml:space="preserve"> oraz mapowanie kanałów RC</w:t>
+      </w:r>
+    </w:p>
+    <w:p>
+      <w:pPr>
+        <w:rPr>
+          <w:rFonts w:ascii="Times New Roman" w:hAnsi="Times New Roman" w:cs="Times New Roman"/>
+        </w:rPr>
+      </w:pPr>
+    </w:p>
+    <w:p>
+      <w:pPr>
+        <w:rPr>
+          <w:rFonts w:ascii="Times New Roman" w:hAnsi="Times New Roman" w:cs="Times New Roman"/>
+        </w:rPr>
+      </w:pPr>
+    </w:p>
+    <w:p>
+      <w:pPr>
+        <w:rPr>
+          <w:rFonts w:ascii="Times New Roman" w:hAnsi="Times New Roman" w:cs="Times New Roman"/>
+          <w:color w:val="EE0000"/>
+        </w:rPr>
+      </w:pPr>
+      <w:r>
+        <w:rPr>
+          <w:rFonts w:ascii="Times New Roman" w:hAnsi="Times New Roman" w:cs="Times New Roman"/>
+          <w:color w:val="EE0000"/>
+        </w:rPr>
+        <w:lastRenderedPageBreak/>
+        <w:t>W IMPLEMENTACJI ROZWIAZANIA DOPISAC FRAGMENT O TYM ŻE TIM6 GENERUJE PRZERWANIA KTÓRE POZWALAJĄ NA ZMIANE FLAGI PRZEZ CO PROGRAM DOKLADNIE Z CZESTOTLIWOSCIA ZADANA DLA TEGO TIMERA (200HZ CHYBA) PRZECHODZI PRZEZ STANY ZADANE PO WARUNKU IF.</w:t>
+      </w:r>
+    </w:p>
+    <w:p>
+      <w:pPr>
+        <w:rPr>
+          <w:rFonts w:ascii="Times New Roman" w:hAnsi="Times New Roman" w:cs="Times New Roman"/>
+          <w:color w:val="EE0000"/>
+        </w:rPr>
+      </w:pPr>
+    </w:p>
+    <w:p>
+      <w:pPr>
+        <w:rPr>
+          <w:rFonts w:ascii="Times New Roman" w:hAnsi="Times New Roman" w:cs="Times New Roman"/>
+          <w:color w:val="EE0000"/>
+        </w:rPr>
+      </w:pPr>
+      <w:r>
+        <w:rPr>
+          <w:rFonts w:ascii="Times New Roman" w:hAnsi="Times New Roman" w:cs="Times New Roman"/>
+          <w:color w:val="EE0000"/>
+        </w:rPr>
+        <w:t>ZWROCIC UWAGE NA BIBLIOTEKE HAL KTÓRA NA PEWNO WYMAGA CHOCIAZ MALEGO UWZGLEDNIENIA</w:t>
+      </w:r>
+    </w:p>
+    <w:p>
+      <w:pPr>
+        <w:rPr>
+          <w:rFonts w:ascii="Times New Roman" w:hAnsi="Times New Roman" w:cs="Times New Roman"/>
+          <w:color w:val="EE0000"/>
+        </w:rPr>
+      </w:pPr>
+    </w:p>
+    <w:p>
+      <w:pPr>
+        <w:rPr>
+          <w:rFonts w:ascii="Times New Roman" w:hAnsi="Times New Roman" w:cs="Times New Roman"/>
+          <w:color w:val="EE0000"/>
+        </w:rPr>
+      </w:pPr>
+      <w:r>
+        <w:rPr>
+          <w:rFonts w:ascii="Times New Roman" w:hAnsi="Times New Roman" w:cs="Times New Roman"/>
+          <w:color w:val="EE0000"/>
+        </w:rPr>
+        <w:t xml:space="preserve">DODAC FRAGMENT O KALIBRACJI ESC – UZYTO PRZYCISK KTÓRY WCISNIETY W MOMENCIE PODANIA ZASILANIA URUCHOMI PROCEDURE KALIBRACJI. DODAC FRAGMENT KODU KTÓRY TO POKAZUJE. </w:t>
+      </w:r>
+    </w:p>
+    <w:p>
+      <w:pPr>
+        <w:rPr>
+          <w:rFonts w:ascii="Times New Roman" w:hAnsi="Times New Roman" w:cs="Times New Roman"/>
+          <w:color w:val="EE0000"/>
+        </w:rPr>
+      </w:pPr>
+    </w:p>
+    <w:p>
+      <w:pPr>
+        <w:keepNext/>
+      </w:pPr>
+    </w:p>
+    <w:p>
+      <w:pPr>
+        <w:rPr>
+          <w:rFonts w:ascii="Times New Roman" w:hAnsi="Times New Roman" w:cs="Times New Roman"/>
+          <w:color w:val="EE0000"/>
+        </w:rPr>
+      </w:pPr>
+      <w:r>
+        <w:rPr>
+          <w:rFonts w:ascii="Times New Roman" w:hAnsi="Times New Roman" w:cs="Times New Roman"/>
+          <w:color w:val="EE0000"/>
+        </w:rPr>
+        <w:t>DOPISAC POZNIEJ ZE DO TWORZENIA DIAGRAMU KORZYSTANO Z AUTOCAD</w:t>
+      </w:r>
+    </w:p>
+    <w:p>
+      <w:pPr>
+        <w:rPr>
+          <w:rFonts w:ascii="Times New Roman" w:hAnsi="Times New Roman" w:cs="Times New Roman"/>
+          <w:color w:val="EE0000"/>
+        </w:rPr>
+      </w:pPr>
+    </w:p>
+    <w:p>
+      <w:pPr>
+        <w:rPr>
+          <w:rFonts w:ascii="Times New Roman" w:hAnsi="Times New Roman" w:cs="Times New Roman"/>
+          <w:color w:val="EE0000"/>
+        </w:rPr>
+      </w:pPr>
+    </w:p>
+    <w:p>
+      <w:pPr>
         <w:rPr>
           <w:rFonts w:ascii="Times New Roman" w:hAnsi="Times New Roman" w:cs="Times New Roman"/>
           <w:color w:val="EE0000"/>
@@ -5440,25 +6366,7 @@
           <w:i/>
           <w:iCs/>
         </w:rPr>
-        <w:t xml:space="preserve">(bardzo podobny układ jak w inżynierce </w:t>
-      </w:r>
-      <w:proofErr w:type="spellStart"/>
-      <w:r>
-        <w:rPr>
-          <w:rFonts w:ascii="Times New Roman" w:hAnsi="Times New Roman" w:cs="Times New Roman"/>
-          <w:i/>
-          <w:iCs/>
-        </w:rPr>
-        <w:t>Bęzy</w:t>
-      </w:r>
-      <w:proofErr w:type="spellEnd"/>
-      <w:r>
-        <w:rPr>
-          <w:rFonts w:ascii="Times New Roman" w:hAnsi="Times New Roman" w:cs="Times New Roman"/>
-          <w:i/>
-          <w:iCs/>
-        </w:rPr>
-        <w:t>)</w:t>
+        <w:t>(bardzo podobny układ jak w inżynierce Bęzy)</w:t>
       </w:r>
     </w:p>
     <w:p>
@@ -5625,7 +6533,7 @@
           <w:rFonts w:ascii="Times New Roman" w:hAnsi="Times New Roman" w:cs="Times New Roman"/>
         </w:rPr>
         <w:pict w14:anchorId="7340510F">
-          <v:rect id="_x0000_i1068" style="width:0;height:1.5pt" o:hralign="center" o:hrstd="t" o:hr="t" fillcolor="#a0a0a0" stroked="f"/>
+          <v:rect id="_x0000_i1025" style="width:0;height:1.5pt" o:hralign="center" o:hrstd="t" o:hr="t" fillcolor="#a0a0a0" stroked="f"/>
         </w:pict>
       </w:r>
     </w:p>
@@ -5671,18 +6579,8 @@
           <w:b/>
           <w:bCs/>
         </w:rPr>
-        <w:t xml:space="preserve">Ten rozdział jest odpowiednikiem rozdziału 2 z inżynierki </w:t>
-      </w:r>
-      <w:proofErr w:type="spellStart"/>
-      <w:r>
-        <w:rPr>
-          <w:rFonts w:ascii="Times New Roman" w:hAnsi="Times New Roman" w:cs="Times New Roman"/>
-          <w:b/>
-          <w:bCs/>
-        </w:rPr>
-        <w:t>Bęzy</w:t>
-      </w:r>
-      <w:proofErr w:type="spellEnd"/>
+        <w:t>Ten rozdział jest odpowiednikiem rozdziału 2 z inżynierki Bęzy</w:t>
+      </w:r>
     </w:p>
     <w:p>
       <w:pPr>
@@ -5749,49 +6647,7 @@
         <w:rPr>
           <w:rFonts w:ascii="Times New Roman" w:hAnsi="Times New Roman" w:cs="Times New Roman"/>
         </w:rPr>
-        <w:t>osie ruchu (</w:t>
-      </w:r>
-      <w:proofErr w:type="spellStart"/>
-      <w:r>
-        <w:rPr>
-          <w:rFonts w:ascii="Times New Roman" w:hAnsi="Times New Roman" w:cs="Times New Roman"/>
-        </w:rPr>
-        <w:t>roll</w:t>
-      </w:r>
-      <w:proofErr w:type="spellEnd"/>
-      <w:r>
-        <w:rPr>
-          <w:rFonts w:ascii="Times New Roman" w:hAnsi="Times New Roman" w:cs="Times New Roman"/>
-        </w:rPr>
-        <w:t xml:space="preserve">, </w:t>
-      </w:r>
-      <w:proofErr w:type="spellStart"/>
-      <w:r>
-        <w:rPr>
-          <w:rFonts w:ascii="Times New Roman" w:hAnsi="Times New Roman" w:cs="Times New Roman"/>
-        </w:rPr>
-        <w:t>pitch</w:t>
-      </w:r>
-      <w:proofErr w:type="spellEnd"/>
-      <w:r>
-        <w:rPr>
-          <w:rFonts w:ascii="Times New Roman" w:hAnsi="Times New Roman" w:cs="Times New Roman"/>
-        </w:rPr>
-        <w:t xml:space="preserve">, </w:t>
-      </w:r>
-      <w:proofErr w:type="spellStart"/>
-      <w:r>
-        <w:rPr>
-          <w:rFonts w:ascii="Times New Roman" w:hAnsi="Times New Roman" w:cs="Times New Roman"/>
-        </w:rPr>
-        <w:t>yaw</w:t>
-      </w:r>
-      <w:proofErr w:type="spellEnd"/>
-      <w:r>
-        <w:rPr>
-          <w:rFonts w:ascii="Times New Roman" w:hAnsi="Times New Roman" w:cs="Times New Roman"/>
-        </w:rPr>
-        <w:t>)</w:t>
+        <w:t>osie ruchu (roll, pitch, yaw)</w:t>
       </w:r>
     </w:p>
     <w:p>
@@ -5939,7 +6795,7 @@
           <w:rFonts w:ascii="Times New Roman" w:hAnsi="Times New Roman" w:cs="Times New Roman"/>
         </w:rPr>
         <w:pict w14:anchorId="057297D3">
-          <v:rect id="_x0000_i1069" style="width:0;height:1.5pt" o:hralign="center" o:hrstd="t" o:hr="t" fillcolor="#a0a0a0" stroked="f"/>
+          <v:rect id="_x0000_i1026" style="width:0;height:1.5pt" o:hralign="center" o:hrstd="t" o:hr="t" fillcolor="#a0a0a0" stroked="f"/>
         </w:pict>
       </w:r>
     </w:p>
@@ -6183,7 +7039,7 @@
           <w:rFonts w:ascii="Times New Roman" w:hAnsi="Times New Roman" w:cs="Times New Roman"/>
         </w:rPr>
         <w:pict w14:anchorId="1837385F">
-          <v:rect id="_x0000_i1070" style="width:0;height:1.5pt" o:hralign="center" o:hrstd="t" o:hr="t" fillcolor="#a0a0a0" stroked="f"/>
+          <v:rect id="_x0000_i1027" style="width:0;height:1.5pt" o:hralign="center" o:hrstd="t" o:hr="t" fillcolor="#a0a0a0" stroked="f"/>
         </w:pict>
       </w:r>
     </w:p>
@@ -6481,7 +7337,7 @@
           <w:rFonts w:ascii="Times New Roman" w:hAnsi="Times New Roman" w:cs="Times New Roman"/>
         </w:rPr>
         <w:pict w14:anchorId="197A4944">
-          <v:rect id="_x0000_i1071" style="width:0;height:1.5pt" o:hralign="center" o:hrstd="t" o:hr="t" fillcolor="#a0a0a0" stroked="f"/>
+          <v:rect id="_x0000_i1028" style="width:0;height:1.5pt" o:hralign="center" o:hrstd="t" o:hr="t" fillcolor="#a0a0a0" stroked="f"/>
         </w:pict>
       </w:r>
     </w:p>
@@ -6729,25 +7585,7 @@
           <w:i/>
           <w:iCs/>
         </w:rPr>
-        <w:t xml:space="preserve">(krótkie fragmenty kodu – jak u </w:t>
-      </w:r>
-      <w:proofErr w:type="spellStart"/>
-      <w:r>
-        <w:rPr>
-          <w:rFonts w:ascii="Times New Roman" w:hAnsi="Times New Roman" w:cs="Times New Roman"/>
-          <w:i/>
-          <w:iCs/>
-        </w:rPr>
-        <w:t>Bęzy</w:t>
-      </w:r>
-      <w:proofErr w:type="spellEnd"/>
-      <w:r>
-        <w:rPr>
-          <w:rFonts w:ascii="Times New Roman" w:hAnsi="Times New Roman" w:cs="Times New Roman"/>
-          <w:i/>
-          <w:iCs/>
-        </w:rPr>
-        <w:t>)</w:t>
+        <w:t>(krótkie fragmenty kodu – jak u Bęzy)</w:t>
       </w:r>
     </w:p>
     <w:p>
@@ -6829,7 +7667,7 @@
           <w:rFonts w:ascii="Times New Roman" w:hAnsi="Times New Roman" w:cs="Times New Roman"/>
         </w:rPr>
         <w:pict w14:anchorId="03596463">
-          <v:rect id="_x0000_i1072" style="width:0;height:1.5pt" o:hralign="center" o:hrstd="t" o:hr="t" fillcolor="#a0a0a0" stroked="f"/>
+          <v:rect id="_x0000_i1029" style="width:0;height:1.5pt" o:hralign="center" o:hrstd="t" o:hr="t" fillcolor="#a0a0a0" stroked="f"/>
         </w:pict>
       </w:r>
     </w:p>
@@ -7058,7 +7896,7 @@
           <w:rFonts w:ascii="Times New Roman" w:hAnsi="Times New Roman" w:cs="Times New Roman"/>
         </w:rPr>
         <w:pict w14:anchorId="176CE3AA">
-          <v:rect id="_x0000_i1073" style="width:0;height:1.5pt" o:hralign="center" o:hrstd="t" o:hr="t" fillcolor="#a0a0a0" stroked="f"/>
+          <v:rect id="_x0000_i1030" style="width:0;height:1.5pt" o:hralign="center" o:hrstd="t" o:hr="t" fillcolor="#a0a0a0" stroked="f"/>
         </w:pict>
       </w:r>
     </w:p>
@@ -7207,7 +8045,7 @@
           <w:rFonts w:ascii="Times New Roman" w:hAnsi="Times New Roman" w:cs="Times New Roman"/>
         </w:rPr>
         <w:pict w14:anchorId="47669EFD">
-          <v:rect id="_x0000_i1074" style="width:0;height:1.5pt" o:hralign="center" o:hrstd="t" o:hr="t" fillcolor="#a0a0a0" stroked="f"/>
+          <v:rect id="_x0000_i1031" style="width:0;height:1.5pt" o:hralign="center" o:hrstd="t" o:hr="t" fillcolor="#a0a0a0" stroked="f"/>
         </w:pict>
       </w:r>
     </w:p>
@@ -7300,6 +8138,119 @@
 <file path=word/numbering.xml><?xml version="1.0" encoding="utf-8"?>
 <w:numbering xmlns:wpc="http://schemas.microsoft.com/office/word/2010/wordprocessingCanvas" xmlns:cx="http://schemas.microsoft.com/office/drawing/2014/chartex" xmlns:cx1="http://schemas.microsoft.com/office/drawing/2015/9/8/chartex" xmlns:cx2="http://schemas.microsoft.com/office/drawing/2015/10/21/chartex" xmlns:cx3="http://schemas.microsoft.com/office/drawing/2016/5/9/chartex" xmlns:cx4="http://schemas.microsoft.com/office/drawing/2016/5/10/chartex" xmlns:cx5="http://schemas.microsoft.com/office/drawing/2016/5/11/chartex" xmlns:cx6="http://schemas.microsoft.com/office/drawing/2016/5/12/chartex" xmlns:cx7="http://schemas.microsoft.com/office/drawing/2016/5/13/chartex" xmlns:cx8="http://schemas.microsoft.com/office/drawing/2016/5/14/chartex" xmlns:mc="http://schemas.openxmlformats.org/markup-compatibility/2006" xmlns:aink="http://schemas.microsoft.com/office/drawing/2016/ink" xmlns:am3d="http://schemas.microsoft.com/office/drawing/2017/model3d" xmlns:o="urn:schemas-microsoft-com:office:office" xmlns:oel="http://schemas.microsoft.com/office/2019/extlst" xmlns:r="http://schemas.openxmlformats.org/officeDocument/2006/relationships" xmlns:m="http://schemas.openxmlformats.org/officeDocument/2006/math" xmlns:v="urn:schemas-microsoft-com:vml" xmlns:wp14="http://schemas.microsoft.com/office/word/2010/wordprocessingDrawing" xmlns:wp="http://schemas.openxmlformats.org/drawingml/2006/wordprocessingDrawing" xmlns:w10="urn:schemas-microsoft-com:office:word" xmlns:w="http://schemas.openxmlformats.org/wordprocessingml/2006/main" xmlns:w14="http://schemas.microsoft.com/office/word/2010/wordml" xmlns:w15="http://schemas.microsoft.com/office/word/2012/wordml" xmlns:w16cex="http://schemas.microsoft.com/office/word/2018/wordml/cex" xmlns:w16cid="http://schemas.microsoft.com/office/word/2016/wordml/cid" xmlns:w16="http://schemas.microsoft.com/office/word/2018/wordml" xmlns:w16du="http://schemas.microsoft.com/office/word/2023/wordml/word16du" xmlns:w16sdtdh="http://schemas.microsoft.com/office/word/2020/wordml/sdtdatahash" xmlns:w16sdtfl="http://schemas.microsoft.com/office/word/2024/wordml/sdtformatlock" xmlns:w16se="http://schemas.microsoft.com/office/word/2015/wordml/symex" xmlns:wpg="http://schemas.microsoft.com/office/word/2010/wordprocessingGroup" xmlns:wpi="http://schemas.microsoft.com/office/word/2010/wordprocessingInk" xmlns:wne="http://schemas.microsoft.com/office/word/2006/wordml" xmlns:wps="http://schemas.microsoft.com/office/word/2010/wordprocessingShape" mc:Ignorable="w14 w15 w16se w16cid w16 w16cex w16sdtdh w16sdtfl w16du wp14">
   <w:abstractNum w:abstractNumId="0" w15:restartNumberingAfterBreak="0">
+    <w:nsid w:val="0218059D"/>
+    <w:multiLevelType w:val="hybridMultilevel"/>
+    <w:tmpl w:val="10528E5A"/>
+    <w:lvl w:ilvl="0" w:tplc="04150001">
+      <w:start w:val="1"/>
+      <w:numFmt w:val="bullet"/>
+      <w:lvlText w:val=""/>
+      <w:lvlJc w:val="left"/>
+      <w:pPr>
+        <w:ind w:left="720" w:hanging="360"/>
+      </w:pPr>
+      <w:rPr>
+        <w:rFonts w:ascii="Symbol" w:hAnsi="Symbol" w:hint="default"/>
+      </w:rPr>
+    </w:lvl>
+    <w:lvl w:ilvl="1" w:tplc="04150003" w:tentative="1">
+      <w:start w:val="1"/>
+      <w:numFmt w:val="bullet"/>
+      <w:lvlText w:val="o"/>
+      <w:lvlJc w:val="left"/>
+      <w:pPr>
+        <w:ind w:left="1440" w:hanging="360"/>
+      </w:pPr>
+      <w:rPr>
+        <w:rFonts w:ascii="Courier New" w:hAnsi="Courier New" w:cs="Courier New" w:hint="default"/>
+      </w:rPr>
+    </w:lvl>
+    <w:lvl w:ilvl="2" w:tplc="04150005" w:tentative="1">
+      <w:start w:val="1"/>
+      <w:numFmt w:val="bullet"/>
+      <w:lvlText w:val=""/>
+      <w:lvlJc w:val="left"/>
+      <w:pPr>
+        <w:ind w:left="2160" w:hanging="360"/>
+      </w:pPr>
+      <w:rPr>
+        <w:rFonts w:ascii="Wingdings" w:hAnsi="Wingdings" w:hint="default"/>
+      </w:rPr>
+    </w:lvl>
+    <w:lvl w:ilvl="3" w:tplc="04150001" w:tentative="1">
+      <w:start w:val="1"/>
+      <w:numFmt w:val="bullet"/>
+      <w:lvlText w:val=""/>
+      <w:lvlJc w:val="left"/>
+      <w:pPr>
+        <w:ind w:left="2880" w:hanging="360"/>
+      </w:pPr>
+      <w:rPr>
+        <w:rFonts w:ascii="Symbol" w:hAnsi="Symbol" w:hint="default"/>
+      </w:rPr>
+    </w:lvl>
+    <w:lvl w:ilvl="4" w:tplc="04150003" w:tentative="1">
+      <w:start w:val="1"/>
+      <w:numFmt w:val="bullet"/>
+      <w:lvlText w:val="o"/>
+      <w:lvlJc w:val="left"/>
+      <w:pPr>
+        <w:ind w:left="3600" w:hanging="360"/>
+      </w:pPr>
+      <w:rPr>
+        <w:rFonts w:ascii="Courier New" w:hAnsi="Courier New" w:cs="Courier New" w:hint="default"/>
+      </w:rPr>
+    </w:lvl>
+    <w:lvl w:ilvl="5" w:tplc="04150005" w:tentative="1">
+      <w:start w:val="1"/>
+      <w:numFmt w:val="bullet"/>
+      <w:lvlText w:val=""/>
+      <w:lvlJc w:val="left"/>
+      <w:pPr>
+        <w:ind w:left="4320" w:hanging="360"/>
+      </w:pPr>
+      <w:rPr>
+        <w:rFonts w:ascii="Wingdings" w:hAnsi="Wingdings" w:hint="default"/>
+      </w:rPr>
+    </w:lvl>
+    <w:lvl w:ilvl="6" w:tplc="04150001" w:tentative="1">
+      <w:start w:val="1"/>
+      <w:numFmt w:val="bullet"/>
+      <w:lvlText w:val=""/>
+      <w:lvlJc w:val="left"/>
+      <w:pPr>
+        <w:ind w:left="5040" w:hanging="360"/>
+      </w:pPr>
+      <w:rPr>
+        <w:rFonts w:ascii="Symbol" w:hAnsi="Symbol" w:hint="default"/>
+      </w:rPr>
+    </w:lvl>
+    <w:lvl w:ilvl="7" w:tplc="04150003" w:tentative="1">
+      <w:start w:val="1"/>
+      <w:numFmt w:val="bullet"/>
+      <w:lvlText w:val="o"/>
+      <w:lvlJc w:val="left"/>
+      <w:pPr>
+        <w:ind w:left="5760" w:hanging="360"/>
+      </w:pPr>
+      <w:rPr>
+        <w:rFonts w:ascii="Courier New" w:hAnsi="Courier New" w:cs="Courier New" w:hint="default"/>
+      </w:rPr>
+    </w:lvl>
+    <w:lvl w:ilvl="8" w:tplc="04150005" w:tentative="1">
+      <w:start w:val="1"/>
+      <w:numFmt w:val="bullet"/>
+      <w:lvlText w:val=""/>
+      <w:lvlJc w:val="left"/>
+      <w:pPr>
+        <w:ind w:left="6480" w:hanging="360"/>
+      </w:pPr>
+      <w:rPr>
+        <w:rFonts w:ascii="Wingdings" w:hAnsi="Wingdings" w:hint="default"/>
+      </w:rPr>
+    </w:lvl>
+  </w:abstractNum>
+  <w:abstractNum w:abstractNumId="1" w15:restartNumberingAfterBreak="0">
     <w:nsid w:val="02DF65FE"/>
     <w:multiLevelType w:val="multilevel"/>
     <w:tmpl w:val="2FD448FA"/>
@@ -7448,7 +8399,7 @@
       </w:rPr>
     </w:lvl>
   </w:abstractNum>
-  <w:abstractNum w:abstractNumId="1" w15:restartNumberingAfterBreak="0">
+  <w:abstractNum w:abstractNumId="2" w15:restartNumberingAfterBreak="0">
     <w:nsid w:val="051A6585"/>
     <w:multiLevelType w:val="multilevel"/>
     <w:tmpl w:val="CD5278DA"/>
@@ -7597,7 +8548,7 @@
       </w:rPr>
     </w:lvl>
   </w:abstractNum>
-  <w:abstractNum w:abstractNumId="2" w15:restartNumberingAfterBreak="0">
+  <w:abstractNum w:abstractNumId="3" w15:restartNumberingAfterBreak="0">
     <w:nsid w:val="09344199"/>
     <w:multiLevelType w:val="hybridMultilevel"/>
     <w:tmpl w:val="BB1C967C"/>
@@ -7710,7 +8661,7 @@
       </w:rPr>
     </w:lvl>
   </w:abstractNum>
-  <w:abstractNum w:abstractNumId="3" w15:restartNumberingAfterBreak="0">
+  <w:abstractNum w:abstractNumId="4" w15:restartNumberingAfterBreak="0">
     <w:nsid w:val="0CD04ACA"/>
     <w:multiLevelType w:val="multilevel"/>
     <w:tmpl w:val="DADE24EA"/>
@@ -7859,7 +8810,120 @@
       </w:rPr>
     </w:lvl>
   </w:abstractNum>
-  <w:abstractNum w:abstractNumId="4" w15:restartNumberingAfterBreak="0">
+  <w:abstractNum w:abstractNumId="5" w15:restartNumberingAfterBreak="0">
+    <w:nsid w:val="0D227D71"/>
+    <w:multiLevelType w:val="hybridMultilevel"/>
+    <w:tmpl w:val="38C07778"/>
+    <w:lvl w:ilvl="0" w:tplc="04150001">
+      <w:start w:val="1"/>
+      <w:numFmt w:val="bullet"/>
+      <w:lvlText w:val=""/>
+      <w:lvlJc w:val="left"/>
+      <w:pPr>
+        <w:ind w:left="720" w:hanging="360"/>
+      </w:pPr>
+      <w:rPr>
+        <w:rFonts w:ascii="Symbol" w:hAnsi="Symbol" w:hint="default"/>
+      </w:rPr>
+    </w:lvl>
+    <w:lvl w:ilvl="1" w:tplc="04150003" w:tentative="1">
+      <w:start w:val="1"/>
+      <w:numFmt w:val="bullet"/>
+      <w:lvlText w:val="o"/>
+      <w:lvlJc w:val="left"/>
+      <w:pPr>
+        <w:ind w:left="1440" w:hanging="360"/>
+      </w:pPr>
+      <w:rPr>
+        <w:rFonts w:ascii="Courier New" w:hAnsi="Courier New" w:cs="Courier New" w:hint="default"/>
+      </w:rPr>
+    </w:lvl>
+    <w:lvl w:ilvl="2" w:tplc="04150005" w:tentative="1">
+      <w:start w:val="1"/>
+      <w:numFmt w:val="bullet"/>
+      <w:lvlText w:val=""/>
+      <w:lvlJc w:val="left"/>
+      <w:pPr>
+        <w:ind w:left="2160" w:hanging="360"/>
+      </w:pPr>
+      <w:rPr>
+        <w:rFonts w:ascii="Wingdings" w:hAnsi="Wingdings" w:hint="default"/>
+      </w:rPr>
+    </w:lvl>
+    <w:lvl w:ilvl="3" w:tplc="04150001" w:tentative="1">
+      <w:start w:val="1"/>
+      <w:numFmt w:val="bullet"/>
+      <w:lvlText w:val=""/>
+      <w:lvlJc w:val="left"/>
+      <w:pPr>
+        <w:ind w:left="2880" w:hanging="360"/>
+      </w:pPr>
+      <w:rPr>
+        <w:rFonts w:ascii="Symbol" w:hAnsi="Symbol" w:hint="default"/>
+      </w:rPr>
+    </w:lvl>
+    <w:lvl w:ilvl="4" w:tplc="04150003" w:tentative="1">
+      <w:start w:val="1"/>
+      <w:numFmt w:val="bullet"/>
+      <w:lvlText w:val="o"/>
+      <w:lvlJc w:val="left"/>
+      <w:pPr>
+        <w:ind w:left="3600" w:hanging="360"/>
+      </w:pPr>
+      <w:rPr>
+        <w:rFonts w:ascii="Courier New" w:hAnsi="Courier New" w:cs="Courier New" w:hint="default"/>
+      </w:rPr>
+    </w:lvl>
+    <w:lvl w:ilvl="5" w:tplc="04150005" w:tentative="1">
+      <w:start w:val="1"/>
+      <w:numFmt w:val="bullet"/>
+      <w:lvlText w:val=""/>
+      <w:lvlJc w:val="left"/>
+      <w:pPr>
+        <w:ind w:left="4320" w:hanging="360"/>
+      </w:pPr>
+      <w:rPr>
+        <w:rFonts w:ascii="Wingdings" w:hAnsi="Wingdings" w:hint="default"/>
+      </w:rPr>
+    </w:lvl>
+    <w:lvl w:ilvl="6" w:tplc="04150001" w:tentative="1">
+      <w:start w:val="1"/>
+      <w:numFmt w:val="bullet"/>
+      <w:lvlText w:val=""/>
+      <w:lvlJc w:val="left"/>
+      <w:pPr>
+        <w:ind w:left="5040" w:hanging="360"/>
+      </w:pPr>
+      <w:rPr>
+        <w:rFonts w:ascii="Symbol" w:hAnsi="Symbol" w:hint="default"/>
+      </w:rPr>
+    </w:lvl>
+    <w:lvl w:ilvl="7" w:tplc="04150003" w:tentative="1">
+      <w:start w:val="1"/>
+      <w:numFmt w:val="bullet"/>
+      <w:lvlText w:val="o"/>
+      <w:lvlJc w:val="left"/>
+      <w:pPr>
+        <w:ind w:left="5760" w:hanging="360"/>
+      </w:pPr>
+      <w:rPr>
+        <w:rFonts w:ascii="Courier New" w:hAnsi="Courier New" w:cs="Courier New" w:hint="default"/>
+      </w:rPr>
+    </w:lvl>
+    <w:lvl w:ilvl="8" w:tplc="04150005" w:tentative="1">
+      <w:start w:val="1"/>
+      <w:numFmt w:val="bullet"/>
+      <w:lvlText w:val=""/>
+      <w:lvlJc w:val="left"/>
+      <w:pPr>
+        <w:ind w:left="6480" w:hanging="360"/>
+      </w:pPr>
+      <w:rPr>
+        <w:rFonts w:ascii="Wingdings" w:hAnsi="Wingdings" w:hint="default"/>
+      </w:rPr>
+    </w:lvl>
+  </w:abstractNum>
+  <w:abstractNum w:abstractNumId="6" w15:restartNumberingAfterBreak="0">
     <w:nsid w:val="0D326189"/>
     <w:multiLevelType w:val="multilevel"/>
     <w:tmpl w:val="0C42C586"/>
@@ -8008,7 +9072,7 @@
       </w:rPr>
     </w:lvl>
   </w:abstractNum>
-  <w:abstractNum w:abstractNumId="5" w15:restartNumberingAfterBreak="0">
+  <w:abstractNum w:abstractNumId="7" w15:restartNumberingAfterBreak="0">
     <w:nsid w:val="0E4F1114"/>
     <w:multiLevelType w:val="multilevel"/>
     <w:tmpl w:val="C59EF6D6"/>
@@ -8157,7 +9221,7 @@
       </w:rPr>
     </w:lvl>
   </w:abstractNum>
-  <w:abstractNum w:abstractNumId="6" w15:restartNumberingAfterBreak="0">
+  <w:abstractNum w:abstractNumId="8" w15:restartNumberingAfterBreak="0">
     <w:nsid w:val="158833D4"/>
     <w:multiLevelType w:val="multilevel"/>
     <w:tmpl w:val="2174CBF6"/>
@@ -8306,7 +9370,7 @@
       </w:rPr>
     </w:lvl>
   </w:abstractNum>
-  <w:abstractNum w:abstractNumId="7" w15:restartNumberingAfterBreak="0">
+  <w:abstractNum w:abstractNumId="9" w15:restartNumberingAfterBreak="0">
     <w:nsid w:val="16296AA2"/>
     <w:multiLevelType w:val="multilevel"/>
     <w:tmpl w:val="480C44AA"/>
@@ -8455,7 +9519,7 @@
       </w:rPr>
     </w:lvl>
   </w:abstractNum>
-  <w:abstractNum w:abstractNumId="8" w15:restartNumberingAfterBreak="0">
+  <w:abstractNum w:abstractNumId="10" w15:restartNumberingAfterBreak="0">
     <w:nsid w:val="254332EC"/>
     <w:multiLevelType w:val="multilevel"/>
     <w:tmpl w:val="A2760A08"/>
@@ -8604,7 +9668,7 @@
       </w:rPr>
     </w:lvl>
   </w:abstractNum>
-  <w:abstractNum w:abstractNumId="9" w15:restartNumberingAfterBreak="0">
+  <w:abstractNum w:abstractNumId="11" w15:restartNumberingAfterBreak="0">
     <w:nsid w:val="29154B8D"/>
     <w:multiLevelType w:val="multilevel"/>
     <w:tmpl w:val="50041EE4"/>
@@ -8753,7 +9817,120 @@
       </w:rPr>
     </w:lvl>
   </w:abstractNum>
-  <w:abstractNum w:abstractNumId="10" w15:restartNumberingAfterBreak="0">
+  <w:abstractNum w:abstractNumId="12" w15:restartNumberingAfterBreak="0">
+    <w:nsid w:val="2D640CA3"/>
+    <w:multiLevelType w:val="hybridMultilevel"/>
+    <w:tmpl w:val="FB6C1A0A"/>
+    <w:lvl w:ilvl="0" w:tplc="04150001">
+      <w:start w:val="1"/>
+      <w:numFmt w:val="bullet"/>
+      <w:lvlText w:val=""/>
+      <w:lvlJc w:val="left"/>
+      <w:pPr>
+        <w:ind w:left="720" w:hanging="360"/>
+      </w:pPr>
+      <w:rPr>
+        <w:rFonts w:ascii="Symbol" w:hAnsi="Symbol" w:hint="default"/>
+      </w:rPr>
+    </w:lvl>
+    <w:lvl w:ilvl="1" w:tplc="04150003" w:tentative="1">
+      <w:start w:val="1"/>
+      <w:numFmt w:val="bullet"/>
+      <w:lvlText w:val="o"/>
+      <w:lvlJc w:val="left"/>
+      <w:pPr>
+        <w:ind w:left="1440" w:hanging="360"/>
+      </w:pPr>
+      <w:rPr>
+        <w:rFonts w:ascii="Courier New" w:hAnsi="Courier New" w:cs="Courier New" w:hint="default"/>
+      </w:rPr>
+    </w:lvl>
+    <w:lvl w:ilvl="2" w:tplc="04150005" w:tentative="1">
+      <w:start w:val="1"/>
+      <w:numFmt w:val="bullet"/>
+      <w:lvlText w:val=""/>
+      <w:lvlJc w:val="left"/>
+      <w:pPr>
+        <w:ind w:left="2160" w:hanging="360"/>
+      </w:pPr>
+      <w:rPr>
+        <w:rFonts w:ascii="Wingdings" w:hAnsi="Wingdings" w:hint="default"/>
+      </w:rPr>
+    </w:lvl>
+    <w:lvl w:ilvl="3" w:tplc="04150001" w:tentative="1">
+      <w:start w:val="1"/>
+      <w:numFmt w:val="bullet"/>
+      <w:lvlText w:val=""/>
+      <w:lvlJc w:val="left"/>
+      <w:pPr>
+        <w:ind w:left="2880" w:hanging="360"/>
+      </w:pPr>
+      <w:rPr>
+        <w:rFonts w:ascii="Symbol" w:hAnsi="Symbol" w:hint="default"/>
+      </w:rPr>
+    </w:lvl>
+    <w:lvl w:ilvl="4" w:tplc="04150003" w:tentative="1">
+      <w:start w:val="1"/>
+      <w:numFmt w:val="bullet"/>
+      <w:lvlText w:val="o"/>
+      <w:lvlJc w:val="left"/>
+      <w:pPr>
+        <w:ind w:left="3600" w:hanging="360"/>
+      </w:pPr>
+      <w:rPr>
+        <w:rFonts w:ascii="Courier New" w:hAnsi="Courier New" w:cs="Courier New" w:hint="default"/>
+      </w:rPr>
+    </w:lvl>
+    <w:lvl w:ilvl="5" w:tplc="04150005" w:tentative="1">
+      <w:start w:val="1"/>
+      <w:numFmt w:val="bullet"/>
+      <w:lvlText w:val=""/>
+      <w:lvlJc w:val="left"/>
+      <w:pPr>
+        <w:ind w:left="4320" w:hanging="360"/>
+      </w:pPr>
+      <w:rPr>
+        <w:rFonts w:ascii="Wingdings" w:hAnsi="Wingdings" w:hint="default"/>
+      </w:rPr>
+    </w:lvl>
+    <w:lvl w:ilvl="6" w:tplc="04150001" w:tentative="1">
+      <w:start w:val="1"/>
+      <w:numFmt w:val="bullet"/>
+      <w:lvlText w:val=""/>
+      <w:lvlJc w:val="left"/>
+      <w:pPr>
+        <w:ind w:left="5040" w:hanging="360"/>
+      </w:pPr>
+      <w:rPr>
+        <w:rFonts w:ascii="Symbol" w:hAnsi="Symbol" w:hint="default"/>
+      </w:rPr>
+    </w:lvl>
+    <w:lvl w:ilvl="7" w:tplc="04150003" w:tentative="1">
+      <w:start w:val="1"/>
+      <w:numFmt w:val="bullet"/>
+      <w:lvlText w:val="o"/>
+      <w:lvlJc w:val="left"/>
+      <w:pPr>
+        <w:ind w:left="5760" w:hanging="360"/>
+      </w:pPr>
+      <w:rPr>
+        <w:rFonts w:ascii="Courier New" w:hAnsi="Courier New" w:cs="Courier New" w:hint="default"/>
+      </w:rPr>
+    </w:lvl>
+    <w:lvl w:ilvl="8" w:tplc="04150005" w:tentative="1">
+      <w:start w:val="1"/>
+      <w:numFmt w:val="bullet"/>
+      <w:lvlText w:val=""/>
+      <w:lvlJc w:val="left"/>
+      <w:pPr>
+        <w:ind w:left="6480" w:hanging="360"/>
+      </w:pPr>
+      <w:rPr>
+        <w:rFonts w:ascii="Wingdings" w:hAnsi="Wingdings" w:hint="default"/>
+      </w:rPr>
+    </w:lvl>
+  </w:abstractNum>
+  <w:abstractNum w:abstractNumId="13" w15:restartNumberingAfterBreak="0">
     <w:nsid w:val="31245FBD"/>
     <w:multiLevelType w:val="multilevel"/>
     <w:tmpl w:val="3F9EE182"/>
@@ -8902,7 +10079,7 @@
       </w:rPr>
     </w:lvl>
   </w:abstractNum>
-  <w:abstractNum w:abstractNumId="11" w15:restartNumberingAfterBreak="0">
+  <w:abstractNum w:abstractNumId="14" w15:restartNumberingAfterBreak="0">
     <w:nsid w:val="38B64E7C"/>
     <w:multiLevelType w:val="multilevel"/>
     <w:tmpl w:val="64800E84"/>
@@ -9051,7 +10228,7 @@
       </w:rPr>
     </w:lvl>
   </w:abstractNum>
-  <w:abstractNum w:abstractNumId="12" w15:restartNumberingAfterBreak="0">
+  <w:abstractNum w:abstractNumId="15" w15:restartNumberingAfterBreak="0">
     <w:nsid w:val="39DA0F3D"/>
     <w:multiLevelType w:val="multilevel"/>
     <w:tmpl w:val="7A1C0586"/>
@@ -9200,7 +10377,7 @@
       </w:rPr>
     </w:lvl>
   </w:abstractNum>
-  <w:abstractNum w:abstractNumId="13" w15:restartNumberingAfterBreak="0">
+  <w:abstractNum w:abstractNumId="16" w15:restartNumberingAfterBreak="0">
     <w:nsid w:val="3A074E6F"/>
     <w:multiLevelType w:val="multilevel"/>
     <w:tmpl w:val="9762054A"/>
@@ -9349,7 +10526,7 @@
       </w:rPr>
     </w:lvl>
   </w:abstractNum>
-  <w:abstractNum w:abstractNumId="14" w15:restartNumberingAfterBreak="0">
+  <w:abstractNum w:abstractNumId="17" w15:restartNumberingAfterBreak="0">
     <w:nsid w:val="3A9477FD"/>
     <w:multiLevelType w:val="multilevel"/>
     <w:tmpl w:val="EC46CB00"/>
@@ -9498,7 +10675,7 @@
       </w:rPr>
     </w:lvl>
   </w:abstractNum>
-  <w:abstractNum w:abstractNumId="15" w15:restartNumberingAfterBreak="0">
+  <w:abstractNum w:abstractNumId="18" w15:restartNumberingAfterBreak="0">
     <w:nsid w:val="41EA72E5"/>
     <w:multiLevelType w:val="multilevel"/>
     <w:tmpl w:val="F296E762"/>
@@ -9647,7 +10824,7 @@
       </w:rPr>
     </w:lvl>
   </w:abstractNum>
-  <w:abstractNum w:abstractNumId="16" w15:restartNumberingAfterBreak="0">
+  <w:abstractNum w:abstractNumId="19" w15:restartNumberingAfterBreak="0">
     <w:nsid w:val="51DF0C77"/>
     <w:multiLevelType w:val="multilevel"/>
     <w:tmpl w:val="E376B49A"/>
@@ -9796,7 +10973,7 @@
       </w:rPr>
     </w:lvl>
   </w:abstractNum>
-  <w:abstractNum w:abstractNumId="17" w15:restartNumberingAfterBreak="0">
+  <w:abstractNum w:abstractNumId="20" w15:restartNumberingAfterBreak="0">
     <w:nsid w:val="5B772FFF"/>
     <w:multiLevelType w:val="hybridMultilevel"/>
     <w:tmpl w:val="F4342C26"/>
@@ -9909,7 +11086,7 @@
       </w:rPr>
     </w:lvl>
   </w:abstractNum>
-  <w:abstractNum w:abstractNumId="18" w15:restartNumberingAfterBreak="0">
+  <w:abstractNum w:abstractNumId="21" w15:restartNumberingAfterBreak="0">
     <w:nsid w:val="60BC6AA2"/>
     <w:multiLevelType w:val="multilevel"/>
     <w:tmpl w:val="33222FE8"/>
@@ -10058,7 +11235,120 @@
       </w:rPr>
     </w:lvl>
   </w:abstractNum>
-  <w:abstractNum w:abstractNumId="19" w15:restartNumberingAfterBreak="0">
+  <w:abstractNum w:abstractNumId="22" w15:restartNumberingAfterBreak="0">
+    <w:nsid w:val="67A61501"/>
+    <w:multiLevelType w:val="hybridMultilevel"/>
+    <w:tmpl w:val="F4A88004"/>
+    <w:lvl w:ilvl="0" w:tplc="04150001">
+      <w:start w:val="1"/>
+      <w:numFmt w:val="bullet"/>
+      <w:lvlText w:val=""/>
+      <w:lvlJc w:val="left"/>
+      <w:pPr>
+        <w:ind w:left="720" w:hanging="360"/>
+      </w:pPr>
+      <w:rPr>
+        <w:rFonts w:ascii="Symbol" w:hAnsi="Symbol" w:hint="default"/>
+      </w:rPr>
+    </w:lvl>
+    <w:lvl w:ilvl="1" w:tplc="04150003" w:tentative="1">
+      <w:start w:val="1"/>
+      <w:numFmt w:val="bullet"/>
+      <w:lvlText w:val="o"/>
+      <w:lvlJc w:val="left"/>
+      <w:pPr>
+        <w:ind w:left="1440" w:hanging="360"/>
+      </w:pPr>
+      <w:rPr>
+        <w:rFonts w:ascii="Courier New" w:hAnsi="Courier New" w:cs="Courier New" w:hint="default"/>
+      </w:rPr>
+    </w:lvl>
+    <w:lvl w:ilvl="2" w:tplc="04150005" w:tentative="1">
+      <w:start w:val="1"/>
+      <w:numFmt w:val="bullet"/>
+      <w:lvlText w:val=""/>
+      <w:lvlJc w:val="left"/>
+      <w:pPr>
+        <w:ind w:left="2160" w:hanging="360"/>
+      </w:pPr>
+      <w:rPr>
+        <w:rFonts w:ascii="Wingdings" w:hAnsi="Wingdings" w:hint="default"/>
+      </w:rPr>
+    </w:lvl>
+    <w:lvl w:ilvl="3" w:tplc="04150001" w:tentative="1">
+      <w:start w:val="1"/>
+      <w:numFmt w:val="bullet"/>
+      <w:lvlText w:val=""/>
+      <w:lvlJc w:val="left"/>
+      <w:pPr>
+        <w:ind w:left="2880" w:hanging="360"/>
+      </w:pPr>
+      <w:rPr>
+        <w:rFonts w:ascii="Symbol" w:hAnsi="Symbol" w:hint="default"/>
+      </w:rPr>
+    </w:lvl>
+    <w:lvl w:ilvl="4" w:tplc="04150003" w:tentative="1">
+      <w:start w:val="1"/>
+      <w:numFmt w:val="bullet"/>
+      <w:lvlText w:val="o"/>
+      <w:lvlJc w:val="left"/>
+      <w:pPr>
+        <w:ind w:left="3600" w:hanging="360"/>
+      </w:pPr>
+      <w:rPr>
+        <w:rFonts w:ascii="Courier New" w:hAnsi="Courier New" w:cs="Courier New" w:hint="default"/>
+      </w:rPr>
+    </w:lvl>
+    <w:lvl w:ilvl="5" w:tplc="04150005" w:tentative="1">
+      <w:start w:val="1"/>
+      <w:numFmt w:val="bullet"/>
+      <w:lvlText w:val=""/>
+      <w:lvlJc w:val="left"/>
+      <w:pPr>
+        <w:ind w:left="4320" w:hanging="360"/>
+      </w:pPr>
+      <w:rPr>
+        <w:rFonts w:ascii="Wingdings" w:hAnsi="Wingdings" w:hint="default"/>
+      </w:rPr>
+    </w:lvl>
+    <w:lvl w:ilvl="6" w:tplc="04150001" w:tentative="1">
+      <w:start w:val="1"/>
+      <w:numFmt w:val="bullet"/>
+      <w:lvlText w:val=""/>
+      <w:lvlJc w:val="left"/>
+      <w:pPr>
+        <w:ind w:left="5040" w:hanging="360"/>
+      </w:pPr>
+      <w:rPr>
+        <w:rFonts w:ascii="Symbol" w:hAnsi="Symbol" w:hint="default"/>
+      </w:rPr>
+    </w:lvl>
+    <w:lvl w:ilvl="7" w:tplc="04150003" w:tentative="1">
+      <w:start w:val="1"/>
+      <w:numFmt w:val="bullet"/>
+      <w:lvlText w:val="o"/>
+      <w:lvlJc w:val="left"/>
+      <w:pPr>
+        <w:ind w:left="5760" w:hanging="360"/>
+      </w:pPr>
+      <w:rPr>
+        <w:rFonts w:ascii="Courier New" w:hAnsi="Courier New" w:cs="Courier New" w:hint="default"/>
+      </w:rPr>
+    </w:lvl>
+    <w:lvl w:ilvl="8" w:tplc="04150005" w:tentative="1">
+      <w:start w:val="1"/>
+      <w:numFmt w:val="bullet"/>
+      <w:lvlText w:val=""/>
+      <w:lvlJc w:val="left"/>
+      <w:pPr>
+        <w:ind w:left="6480" w:hanging="360"/>
+      </w:pPr>
+      <w:rPr>
+        <w:rFonts w:ascii="Wingdings" w:hAnsi="Wingdings" w:hint="default"/>
+      </w:rPr>
+    </w:lvl>
+  </w:abstractNum>
+  <w:abstractNum w:abstractNumId="23" w15:restartNumberingAfterBreak="0">
     <w:nsid w:val="731F4128"/>
     <w:multiLevelType w:val="multilevel"/>
     <w:tmpl w:val="E09ED192"/>
@@ -10207,7 +11497,7 @@
       </w:rPr>
     </w:lvl>
   </w:abstractNum>
-  <w:abstractNum w:abstractNumId="20" w15:restartNumberingAfterBreak="0">
+  <w:abstractNum w:abstractNumId="24" w15:restartNumberingAfterBreak="0">
     <w:nsid w:val="76642462"/>
     <w:multiLevelType w:val="hybridMultilevel"/>
     <w:tmpl w:val="F85EF4AE"/>
@@ -10320,7 +11610,120 @@
       </w:rPr>
     </w:lvl>
   </w:abstractNum>
-  <w:abstractNum w:abstractNumId="21" w15:restartNumberingAfterBreak="0">
+  <w:abstractNum w:abstractNumId="25" w15:restartNumberingAfterBreak="0">
+    <w:nsid w:val="770A124B"/>
+    <w:multiLevelType w:val="hybridMultilevel"/>
+    <w:tmpl w:val="1B10A470"/>
+    <w:lvl w:ilvl="0" w:tplc="04150001">
+      <w:start w:val="1"/>
+      <w:numFmt w:val="bullet"/>
+      <w:lvlText w:val=""/>
+      <w:lvlJc w:val="left"/>
+      <w:pPr>
+        <w:ind w:left="720" w:hanging="360"/>
+      </w:pPr>
+      <w:rPr>
+        <w:rFonts w:ascii="Symbol" w:hAnsi="Symbol" w:hint="default"/>
+      </w:rPr>
+    </w:lvl>
+    <w:lvl w:ilvl="1" w:tplc="04150003" w:tentative="1">
+      <w:start w:val="1"/>
+      <w:numFmt w:val="bullet"/>
+      <w:lvlText w:val="o"/>
+      <w:lvlJc w:val="left"/>
+      <w:pPr>
+        <w:ind w:left="1440" w:hanging="360"/>
+      </w:pPr>
+      <w:rPr>
+        <w:rFonts w:ascii="Courier New" w:hAnsi="Courier New" w:cs="Courier New" w:hint="default"/>
+      </w:rPr>
+    </w:lvl>
+    <w:lvl w:ilvl="2" w:tplc="04150005" w:tentative="1">
+      <w:start w:val="1"/>
+      <w:numFmt w:val="bullet"/>
+      <w:lvlText w:val=""/>
+      <w:lvlJc w:val="left"/>
+      <w:pPr>
+        <w:ind w:left="2160" w:hanging="360"/>
+      </w:pPr>
+      <w:rPr>
+        <w:rFonts w:ascii="Wingdings" w:hAnsi="Wingdings" w:hint="default"/>
+      </w:rPr>
+    </w:lvl>
+    <w:lvl w:ilvl="3" w:tplc="04150001" w:tentative="1">
+      <w:start w:val="1"/>
+      <w:numFmt w:val="bullet"/>
+      <w:lvlText w:val=""/>
+      <w:lvlJc w:val="left"/>
+      <w:pPr>
+        <w:ind w:left="2880" w:hanging="360"/>
+      </w:pPr>
+      <w:rPr>
+        <w:rFonts w:ascii="Symbol" w:hAnsi="Symbol" w:hint="default"/>
+      </w:rPr>
+    </w:lvl>
+    <w:lvl w:ilvl="4" w:tplc="04150003" w:tentative="1">
+      <w:start w:val="1"/>
+      <w:numFmt w:val="bullet"/>
+      <w:lvlText w:val="o"/>
+      <w:lvlJc w:val="left"/>
+      <w:pPr>
+        <w:ind w:left="3600" w:hanging="360"/>
+      </w:pPr>
+      <w:rPr>
+        <w:rFonts w:ascii="Courier New" w:hAnsi="Courier New" w:cs="Courier New" w:hint="default"/>
+      </w:rPr>
+    </w:lvl>
+    <w:lvl w:ilvl="5" w:tplc="04150005" w:tentative="1">
+      <w:start w:val="1"/>
+      <w:numFmt w:val="bullet"/>
+      <w:lvlText w:val=""/>
+      <w:lvlJc w:val="left"/>
+      <w:pPr>
+        <w:ind w:left="4320" w:hanging="360"/>
+      </w:pPr>
+      <w:rPr>
+        <w:rFonts w:ascii="Wingdings" w:hAnsi="Wingdings" w:hint="default"/>
+      </w:rPr>
+    </w:lvl>
+    <w:lvl w:ilvl="6" w:tplc="04150001" w:tentative="1">
+      <w:start w:val="1"/>
+      <w:numFmt w:val="bullet"/>
+      <w:lvlText w:val=""/>
+      <w:lvlJc w:val="left"/>
+      <w:pPr>
+        <w:ind w:left="5040" w:hanging="360"/>
+      </w:pPr>
+      <w:rPr>
+        <w:rFonts w:ascii="Symbol" w:hAnsi="Symbol" w:hint="default"/>
+      </w:rPr>
+    </w:lvl>
+    <w:lvl w:ilvl="7" w:tplc="04150003" w:tentative="1">
+      <w:start w:val="1"/>
+      <w:numFmt w:val="bullet"/>
+      <w:lvlText w:val="o"/>
+      <w:lvlJc w:val="left"/>
+      <w:pPr>
+        <w:ind w:left="5760" w:hanging="360"/>
+      </w:pPr>
+      <w:rPr>
+        <w:rFonts w:ascii="Courier New" w:hAnsi="Courier New" w:cs="Courier New" w:hint="default"/>
+      </w:rPr>
+    </w:lvl>
+    <w:lvl w:ilvl="8" w:tplc="04150005" w:tentative="1">
+      <w:start w:val="1"/>
+      <w:numFmt w:val="bullet"/>
+      <w:lvlText w:val=""/>
+      <w:lvlJc w:val="left"/>
+      <w:pPr>
+        <w:ind w:left="6480" w:hanging="360"/>
+      </w:pPr>
+      <w:rPr>
+        <w:rFonts w:ascii="Wingdings" w:hAnsi="Wingdings" w:hint="default"/>
+      </w:rPr>
+    </w:lvl>
+  </w:abstractNum>
+  <w:abstractNum w:abstractNumId="26" w15:restartNumberingAfterBreak="0">
     <w:nsid w:val="7A695103"/>
     <w:multiLevelType w:val="multilevel"/>
     <w:tmpl w:val="5EB0DE1C"/>
@@ -10469,7 +11872,7 @@
       </w:rPr>
     </w:lvl>
   </w:abstractNum>
-  <w:abstractNum w:abstractNumId="22" w15:restartNumberingAfterBreak="0">
+  <w:abstractNum w:abstractNumId="27" w15:restartNumberingAfterBreak="0">
     <w:nsid w:val="7B984E38"/>
     <w:multiLevelType w:val="multilevel"/>
     <w:tmpl w:val="1AF8EFB2"/>
@@ -10618,7 +12021,7 @@
       </w:rPr>
     </w:lvl>
   </w:abstractNum>
-  <w:abstractNum w:abstractNumId="23" w15:restartNumberingAfterBreak="0">
+  <w:abstractNum w:abstractNumId="28" w15:restartNumberingAfterBreak="0">
     <w:nsid w:val="7D4518F1"/>
     <w:multiLevelType w:val="hybridMultilevel"/>
     <w:tmpl w:val="FB0A5448"/>
@@ -10732,76 +12135,91 @@
     </w:lvl>
   </w:abstractNum>
   <w:num w:numId="1" w16cid:durableId="1531262750">
+    <w:abstractNumId w:val="2"/>
+  </w:num>
+  <w:num w:numId="2" w16cid:durableId="617184867">
+    <w:abstractNumId w:val="17"/>
+  </w:num>
+  <w:num w:numId="3" w16cid:durableId="407728442">
     <w:abstractNumId w:val="1"/>
   </w:num>
-  <w:num w:numId="2" w16cid:durableId="617184867">
+  <w:num w:numId="4" w16cid:durableId="588663149">
+    <w:abstractNumId w:val="27"/>
+  </w:num>
+  <w:num w:numId="5" w16cid:durableId="413472826">
+    <w:abstractNumId w:val="6"/>
+  </w:num>
+  <w:num w:numId="6" w16cid:durableId="894045315">
+    <w:abstractNumId w:val="11"/>
+  </w:num>
+  <w:num w:numId="7" w16cid:durableId="908229419">
+    <w:abstractNumId w:val="16"/>
+  </w:num>
+  <w:num w:numId="8" w16cid:durableId="1017459902">
+    <w:abstractNumId w:val="26"/>
+  </w:num>
+  <w:num w:numId="9" w16cid:durableId="1104225173">
+    <w:abstractNumId w:val="4"/>
+  </w:num>
+  <w:num w:numId="10" w16cid:durableId="265894482">
+    <w:abstractNumId w:val="18"/>
+  </w:num>
+  <w:num w:numId="11" w16cid:durableId="272441826">
+    <w:abstractNumId w:val="8"/>
+  </w:num>
+  <w:num w:numId="12" w16cid:durableId="1117792022">
+    <w:abstractNumId w:val="9"/>
+  </w:num>
+  <w:num w:numId="13" w16cid:durableId="573706285">
     <w:abstractNumId w:val="14"/>
   </w:num>
-  <w:num w:numId="3" w16cid:durableId="407728442">
-    <w:abstractNumId w:val="0"/>
+  <w:num w:numId="14" w16cid:durableId="2086871733">
+    <w:abstractNumId w:val="13"/>
   </w:num>
-  <w:num w:numId="4" w16cid:durableId="588663149">
+  <w:num w:numId="15" w16cid:durableId="150223074">
+    <w:abstractNumId w:val="10"/>
+  </w:num>
+  <w:num w:numId="16" w16cid:durableId="780027540">
+    <w:abstractNumId w:val="23"/>
+  </w:num>
+  <w:num w:numId="17" w16cid:durableId="2104720619">
+    <w:abstractNumId w:val="19"/>
+  </w:num>
+  <w:num w:numId="18" w16cid:durableId="370421211">
+    <w:abstractNumId w:val="7"/>
+  </w:num>
+  <w:num w:numId="19" w16cid:durableId="581645082">
+    <w:abstractNumId w:val="21"/>
+  </w:num>
+  <w:num w:numId="20" w16cid:durableId="671955009">
+    <w:abstractNumId w:val="15"/>
+  </w:num>
+  <w:num w:numId="21" w16cid:durableId="1191410959">
+    <w:abstractNumId w:val="28"/>
+  </w:num>
+  <w:num w:numId="22" w16cid:durableId="357045064">
+    <w:abstractNumId w:val="20"/>
+  </w:num>
+  <w:num w:numId="23" w16cid:durableId="1289775310">
+    <w:abstractNumId w:val="24"/>
+  </w:num>
+  <w:num w:numId="24" w16cid:durableId="145704400">
+    <w:abstractNumId w:val="3"/>
+  </w:num>
+  <w:num w:numId="25" w16cid:durableId="1526208403">
+    <w:abstractNumId w:val="5"/>
+  </w:num>
+  <w:num w:numId="26" w16cid:durableId="1483162290">
     <w:abstractNumId w:val="22"/>
   </w:num>
-  <w:num w:numId="5" w16cid:durableId="413472826">
-    <w:abstractNumId w:val="4"/>
+  <w:num w:numId="27" w16cid:durableId="1692224933">
+    <w:abstractNumId w:val="25"/>
   </w:num>
-  <w:num w:numId="6" w16cid:durableId="894045315">
-    <w:abstractNumId w:val="9"/>
-  </w:num>
-  <w:num w:numId="7" w16cid:durableId="908229419">
-    <w:abstractNumId w:val="13"/>
-  </w:num>
-  <w:num w:numId="8" w16cid:durableId="1017459902">
-    <w:abstractNumId w:val="21"/>
-  </w:num>
-  <w:num w:numId="9" w16cid:durableId="1104225173">
-    <w:abstractNumId w:val="3"/>
-  </w:num>
-  <w:num w:numId="10" w16cid:durableId="265894482">
-    <w:abstractNumId w:val="15"/>
-  </w:num>
-  <w:num w:numId="11" w16cid:durableId="272441826">
-    <w:abstractNumId w:val="6"/>
-  </w:num>
-  <w:num w:numId="12" w16cid:durableId="1117792022">
-    <w:abstractNumId w:val="7"/>
-  </w:num>
-  <w:num w:numId="13" w16cid:durableId="573706285">
-    <w:abstractNumId w:val="11"/>
-  </w:num>
-  <w:num w:numId="14" w16cid:durableId="2086871733">
-    <w:abstractNumId w:val="10"/>
-  </w:num>
-  <w:num w:numId="15" w16cid:durableId="150223074">
-    <w:abstractNumId w:val="8"/>
-  </w:num>
-  <w:num w:numId="16" w16cid:durableId="780027540">
-    <w:abstractNumId w:val="19"/>
-  </w:num>
-  <w:num w:numId="17" w16cid:durableId="2104720619">
-    <w:abstractNumId w:val="16"/>
-  </w:num>
-  <w:num w:numId="18" w16cid:durableId="370421211">
-    <w:abstractNumId w:val="5"/>
-  </w:num>
-  <w:num w:numId="19" w16cid:durableId="581645082">
-    <w:abstractNumId w:val="18"/>
-  </w:num>
-  <w:num w:numId="20" w16cid:durableId="671955009">
+  <w:num w:numId="28" w16cid:durableId="2135363171">
     <w:abstractNumId w:val="12"/>
   </w:num>
-  <w:num w:numId="21" w16cid:durableId="1191410959">
-    <w:abstractNumId w:val="23"/>
-  </w:num>
-  <w:num w:numId="22" w16cid:durableId="357045064">
-    <w:abstractNumId w:val="17"/>
-  </w:num>
-  <w:num w:numId="23" w16cid:durableId="1289775310">
-    <w:abstractNumId w:val="20"/>
-  </w:num>
-  <w:num w:numId="24" w16cid:durableId="145704400">
-    <w:abstractNumId w:val="2"/>
+  <w:num w:numId="29" w16cid:durableId="261761209">
+    <w:abstractNumId w:val="0"/>
   </w:num>
 </w:numbering>
 </file>

--- a/PRACA INŻYNIERSKA FILIP PAŃCZAK.docx
+++ b/PRACA INŻYNIERSKA FILIP PAŃCZAK.docx
@@ -25,7 +25,7 @@
                     </pic:cNvPicPr>
                   </pic:nvPicPr>
                   <pic:blipFill>
-                    <a:blip r:embed="rId6" cstate="print">
+                    <a:blip r:embed="rId8" cstate="print">
                       <a:extLst>
                         <a:ext uri="{28A0092B-C50C-407E-A947-70E740481C1C}">
                           <a14:useLocalDpi xmlns:a14="http://schemas.microsoft.com/office/drawing/2010/main" val="0"/>
@@ -519,7 +519,7 @@
                     </pic:cNvPicPr>
                   </pic:nvPicPr>
                   <pic:blipFill>
-                    <a:blip r:embed="rId7" cstate="print">
+                    <a:blip r:embed="rId9" cstate="print">
                       <a:extLst>
                         <a:ext uri="{28A0092B-C50C-407E-A947-70E740481C1C}">
                           <a14:useLocalDpi xmlns:a14="http://schemas.microsoft.com/office/drawing/2010/main" val="0"/>
@@ -1102,8 +1102,172 @@
         <w:rPr>
           <w:rFonts w:ascii="Times New Roman" w:hAnsi="Times New Roman" w:cs="Times New Roman"/>
         </w:rPr>
-        <w:t>Dron quadrotor jest bezzałogowym statkiem powietrznym wyposażonym w cztery silniki napędzające śmigła, rozmieszczone symetrycznie względem środka konstrukcji. Sterowanie ruchem drona odbywa się poprzez odpowiednie zwiększanie lub zmniejszanie prędkości obrotowej poszczególnych wirników, co pozwala na realizację ruchów w trzech osiach: przechylenia (roll), pochylenia (pitch) oraz obrotu wokół osi pionowej (yaw). Dodatkowo możliwa jest kontrola wysokości lotu poprzez zmianę sumarycznej siły nośnej generowanej przez wszystkie silniki.</w:t>
-      </w:r>
+        <w:t>Dron quadrotor jest bezzałogowym statkiem powietrznym wyposażonym w cztery silniki napędzające śmigła, rozmieszczone symetrycznie względem środka konstrukcji. Sterowanie ruchem drona odbywa się poprzez odpowiednie zwiększanie lub zmniejszanie prędkości obrotowej poszczególnych wirników, co pozwala na realizację ruchów w trzech osiach: przechylenia (roll), pochylenia (pitch) oraz obrotu wokół osi pionowej (</w:t>
+      </w:r>
+      <w:proofErr w:type="spellStart"/>
+      <w:r>
+        <w:rPr>
+          <w:rFonts w:ascii="Times New Roman" w:hAnsi="Times New Roman" w:cs="Times New Roman"/>
+        </w:rPr>
+        <w:t>yaw</w:t>
+      </w:r>
+      <w:proofErr w:type="spellEnd"/>
+      <w:proofErr w:type="gramStart"/>
+      <w:r>
+        <w:rPr>
+          <w:rFonts w:ascii="Times New Roman" w:hAnsi="Times New Roman" w:cs="Times New Roman"/>
+        </w:rPr>
+        <w:t>)</w:t>
+      </w:r>
+      <w:r>
+        <w:rPr>
+          <w:rFonts w:ascii="Times New Roman" w:hAnsi="Times New Roman" w:cs="Times New Roman"/>
+        </w:rPr>
+        <w:t>(</w:t>
+      </w:r>
+      <w:proofErr w:type="gramEnd"/>
+      <w:r>
+        <w:rPr>
+          <w:rFonts w:ascii="Times New Roman" w:hAnsi="Times New Roman" w:cs="Times New Roman"/>
+        </w:rPr>
+        <w:t>patrz Rys. 1)</w:t>
+      </w:r>
+      <w:r>
+        <w:rPr>
+          <w:rFonts w:ascii="Times New Roman" w:hAnsi="Times New Roman" w:cs="Times New Roman"/>
+        </w:rPr>
+        <w:t>. Dodatkowo możliwa jest kontrola wysokości lotu poprzez zmianę sumarycznej siły nośnej generowanej przez wszystkie silniki.</w:t>
+      </w:r>
+    </w:p>
+    <w:p>
+      <w:pPr>
+        <w:keepNext/>
+        <w:jc w:val="center"/>
+      </w:pPr>
+      <w:r>
+        <w:rPr>
+          <w:rFonts w:ascii="Times New Roman" w:hAnsi="Times New Roman" w:cs="Times New Roman"/>
+        </w:rPr>
+        <w:lastRenderedPageBreak/>
+        <w:drawing>
+          <wp:inline distT="0" distB="0" distL="0" distR="0" wp14:anchorId="5C177F0C" wp14:editId="0C71D710">
+            <wp:extent cx="3177540" cy="2401018"/>
+            <wp:effectExtent l="0" t="0" r="3810" b="0"/>
+            <wp:docPr id="543358788" name="Obraz 1" descr="Obraz zawierający krąg&#10;&#10;Zawartość wygenerowana przez AI może być niepoprawna."/>
+            <wp:cNvGraphicFramePr>
+              <a:graphicFrameLocks xmlns:a="http://schemas.openxmlformats.org/drawingml/2006/main" noChangeAspect="1"/>
+            </wp:cNvGraphicFramePr>
+            <a:graphic xmlns:a="http://schemas.openxmlformats.org/drawingml/2006/main">
+              <a:graphicData uri="http://schemas.openxmlformats.org/drawingml/2006/picture">
+                <pic:pic xmlns:pic="http://schemas.openxmlformats.org/drawingml/2006/picture">
+                  <pic:nvPicPr>
+                    <pic:cNvPr id="543358788" name="Obraz 1" descr="Obraz zawierający krąg&#10;&#10;Zawartość wygenerowana przez AI może być niepoprawna."/>
+                    <pic:cNvPicPr/>
+                  </pic:nvPicPr>
+                  <pic:blipFill>
+                    <a:blip r:embed="rId10"/>
+                    <a:stretch>
+                      <a:fillRect/>
+                    </a:stretch>
+                  </pic:blipFill>
+                  <pic:spPr>
+                    <a:xfrm>
+                      <a:off x="0" y="0"/>
+                      <a:ext cx="3181187" cy="2403774"/>
+                    </a:xfrm>
+                    <a:prstGeom prst="rect">
+                      <a:avLst/>
+                    </a:prstGeom>
+                  </pic:spPr>
+                </pic:pic>
+              </a:graphicData>
+            </a:graphic>
+          </wp:inline>
+        </w:drawing>
+      </w:r>
+    </w:p>
+    <w:p>
+      <w:pPr>
+        <w:pStyle w:val="Legenda"/>
+        <w:jc w:val="center"/>
+      </w:pPr>
+      <w:r>
+        <w:t xml:space="preserve">Rysunek </w:t>
+      </w:r>
+      <w:r>
+        <w:fldChar w:fldCharType="begin"/>
+      </w:r>
+      <w:r>
+        <w:instrText xml:space="preserve"> SEQ Rysunek \* ARABIC </w:instrText>
+      </w:r>
+      <w:r>
+        <w:fldChar w:fldCharType="separate"/>
+      </w:r>
+      <w:r>
+        <w:rPr>
+          <w:noProof/>
+        </w:rPr>
+        <w:t>1</w:t>
+      </w:r>
+      <w:r>
+        <w:fldChar w:fldCharType="end"/>
+      </w:r>
+      <w:r>
+        <w:t xml:space="preserve">: Wizualizacja sposobu obrotu drona w osiach </w:t>
+      </w:r>
+      <w:proofErr w:type="spellStart"/>
+      <w:r>
+        <w:t>Roll</w:t>
+      </w:r>
+      <w:proofErr w:type="spellEnd"/>
+      <w:r>
+        <w:t xml:space="preserve">, Pitch i </w:t>
+      </w:r>
+      <w:proofErr w:type="spellStart"/>
+      <w:r>
+        <w:t>Yaw</w:t>
+      </w:r>
+      <w:proofErr w:type="spellEnd"/>
+    </w:p>
+    <w:p>
+      <w:pPr>
+        <w:pStyle w:val="Legenda"/>
+        <w:jc w:val="center"/>
+      </w:pPr>
+      <w:r>
+        <w:t xml:space="preserve">Źródło </w:t>
+      </w:r>
+      <w:r>
+        <w:fldChar w:fldCharType="begin"/>
+      </w:r>
+      <w:r>
+        <w:instrText xml:space="preserve"> SEQ Źródło \* ARABIC </w:instrText>
+      </w:r>
+      <w:r>
+        <w:fldChar w:fldCharType="separate"/>
+      </w:r>
+      <w:r>
+        <w:rPr>
+          <w:noProof/>
+        </w:rPr>
+        <w:t>1</w:t>
+      </w:r>
+      <w:r>
+        <w:fldChar w:fldCharType="end"/>
+      </w:r>
+      <w:r>
+        <w:t xml:space="preserve">: </w:t>
+      </w:r>
+      <w:r>
+        <w:t>https://www.researchgate.net/profile/Venkatapathy-Prithiviraj/publication/280573614/figure/fig1/AS:391604515950593@1470377200482/Yaw-pitch-and-roll-rotations-of-a-Quadcopter.png</w:t>
+      </w:r>
+    </w:p>
+    <w:p>
+      <w:pPr>
+        <w:rPr>
+          <w:rFonts w:ascii="Times New Roman" w:hAnsi="Times New Roman" w:cs="Times New Roman"/>
+        </w:rPr>
+      </w:pPr>
     </w:p>
     <w:p>
       <w:pPr>
@@ -1166,52 +1330,52 @@
         <w:rPr>
           <w:rFonts w:ascii="Times New Roman" w:hAnsi="Times New Roman" w:cs="Times New Roman"/>
         </w:rPr>
-        <w:t xml:space="preserve">Celem niniejszej pracy było zaprojektowanie oraz implementacja systemu sterowania i stabilizacji lotu drona typu quadrotor z wykorzystaniem regulatora PID. Opracowany system </w:t>
+        <w:t>Celem niniejszej pracy było zaprojektowanie oraz implementacja systemu sterowania i stabilizacji lotu drona typu quadrotor z wykorzystaniem regulatora PID. Opracowany system umożliwia stabilny lot drona sterowanego ręcznie, przy jednoczesnym kompensowaniu odchyleń od zadanej orientacji oraz zakłóceń zewnętrznych. Dodatkowym celem pracy było praktyczne sprawdzenie działania regulatora PID w rzeczywistym układzie embedded, opartym na mikrokontrolerze STM32.</w:t>
+      </w:r>
+    </w:p>
+    <w:p>
+      <w:pPr>
+        <w:rPr>
+          <w:rFonts w:ascii="Times New Roman" w:hAnsi="Times New Roman" w:cs="Times New Roman"/>
+        </w:rPr>
+      </w:pPr>
+    </w:p>
+    <w:p>
+      <w:pPr>
+        <w:rPr>
+          <w:rFonts w:ascii="Times New Roman" w:hAnsi="Times New Roman" w:cs="Times New Roman"/>
+          <w:b/>
+          <w:bCs/>
+        </w:rPr>
+      </w:pPr>
+      <w:r>
+        <w:rPr>
+          <w:rFonts w:ascii="Times New Roman" w:hAnsi="Times New Roman" w:cs="Times New Roman"/>
+          <w:b/>
+          <w:bCs/>
+        </w:rPr>
+        <w:t>1.3. Zakres pracy</w:t>
+      </w:r>
+    </w:p>
+    <w:p>
+      <w:pPr>
+        <w:ind w:firstLine="708"/>
+        <w:rPr>
+          <w:rFonts w:ascii="Times New Roman" w:hAnsi="Times New Roman" w:cs="Times New Roman"/>
+        </w:rPr>
+      </w:pPr>
+      <w:r>
+        <w:rPr>
+          <w:rFonts w:ascii="Times New Roman" w:hAnsi="Times New Roman" w:cs="Times New Roman"/>
+        </w:rPr>
+        <w:t xml:space="preserve">Zakres pracy obejmuje implementację systemu sterowania dronem quadrotor przeznaczonego do sterowania ręcznego z wykorzystaniem zewnętrznego nadajnika. W pracy zastosowano regulator PID odpowiedzialny za stabilizację kątów orientacji drona w trakcie lotu. Świadomie zrezygnowano z implementacji funkcji autonomicznego lotu, takich jak nawigacja czy planowanie trajektorii, koncentrując się na podstawowych mechanizmach </w:t>
       </w:r>
       <w:r>
         <w:rPr>
           <w:rFonts w:ascii="Times New Roman" w:hAnsi="Times New Roman" w:cs="Times New Roman"/>
         </w:rPr>
         <w:lastRenderedPageBreak/>
-        <w:t>umożliwia stabilny lot drona sterowanego ręcznie, przy jednoczesnym kompensowaniu odchyleń od zadanej orientacji oraz zakłóceń zewnętrznych. Dodatkowym celem pracy było praktyczne sprawdzenie działania regulatora PID w rzeczywistym układzie embedded, opartym na mikrokontrolerze STM32.</w:t>
-      </w:r>
-    </w:p>
-    <w:p>
-      <w:pPr>
-        <w:rPr>
-          <w:rFonts w:ascii="Times New Roman" w:hAnsi="Times New Roman" w:cs="Times New Roman"/>
-        </w:rPr>
-      </w:pPr>
-    </w:p>
-    <w:p>
-      <w:pPr>
-        <w:rPr>
-          <w:rFonts w:ascii="Times New Roman" w:hAnsi="Times New Roman" w:cs="Times New Roman"/>
-          <w:b/>
-          <w:bCs/>
-        </w:rPr>
-      </w:pPr>
-      <w:r>
-        <w:rPr>
-          <w:rFonts w:ascii="Times New Roman" w:hAnsi="Times New Roman" w:cs="Times New Roman"/>
-          <w:b/>
-          <w:bCs/>
-        </w:rPr>
-        <w:t>1.3. Zakres pracy</w:t>
-      </w:r>
-    </w:p>
-    <w:p>
-      <w:pPr>
-        <w:ind w:firstLine="708"/>
-        <w:rPr>
-          <w:rFonts w:ascii="Times New Roman" w:hAnsi="Times New Roman" w:cs="Times New Roman"/>
-        </w:rPr>
-      </w:pPr>
-      <w:r>
-        <w:rPr>
-          <w:rFonts w:ascii="Times New Roman" w:hAnsi="Times New Roman" w:cs="Times New Roman"/>
-        </w:rPr>
-        <w:t>Zakres pracy obejmuje implementację systemu sterowania dronem quadrotor przeznaczonego do sterowania ręcznego z wykorzystaniem zewnętrznego nadajnika. W pracy zastosowano regulator PID odpowiedzialny za stabilizację kątów orientacji drona w trakcie lotu. Świadomie zrezygnowano z implementacji funkcji autonomicznego lotu, takich jak nawigacja czy planowanie trajektorii, koncentrując się na podstawowych mechanizmach stabilizacji i sterowania w czasie rzeczywistym. Takie podejście pozwoliło na skupienie się na kluczowych zagadnieniach związanych z regulacją i praktyczną implementacją algorytmu PID.</w:t>
+        <w:t>stabilizacji i sterowania w czasie rzeczywistym. Takie podejście pozwoliło na skupienie się na kluczowych zagadnieniach związanych z regulacją i praktyczną implementacją algorytmu PID.</w:t>
       </w:r>
     </w:p>
     <w:p>
@@ -1267,87 +1431,16 @@
       <w:pPr>
         <w:rPr>
           <w:rFonts w:ascii="Times New Roman" w:hAnsi="Times New Roman" w:cs="Times New Roman"/>
-        </w:rPr>
-      </w:pPr>
-    </w:p>
-    <w:p>
-      <w:pPr>
-        <w:rPr>
-          <w:rFonts w:ascii="Times New Roman" w:hAnsi="Times New Roman" w:cs="Times New Roman"/>
-        </w:rPr>
-      </w:pPr>
-    </w:p>
-    <w:p>
-      <w:pPr>
-        <w:rPr>
-          <w:rFonts w:ascii="Times New Roman" w:hAnsi="Times New Roman" w:cs="Times New Roman"/>
-        </w:rPr>
-      </w:pPr>
-    </w:p>
-    <w:p>
-      <w:pPr>
-        <w:rPr>
-          <w:rFonts w:ascii="Times New Roman" w:hAnsi="Times New Roman" w:cs="Times New Roman"/>
-        </w:rPr>
-      </w:pPr>
-    </w:p>
-    <w:p>
-      <w:pPr>
-        <w:rPr>
-          <w:rFonts w:ascii="Times New Roman" w:hAnsi="Times New Roman" w:cs="Times New Roman"/>
-        </w:rPr>
-      </w:pPr>
-    </w:p>
-    <w:p>
-      <w:pPr>
-        <w:rPr>
-          <w:rFonts w:ascii="Times New Roman" w:hAnsi="Times New Roman" w:cs="Times New Roman"/>
-        </w:rPr>
-      </w:pPr>
-    </w:p>
-    <w:p>
-      <w:pPr>
-        <w:rPr>
-          <w:rFonts w:ascii="Times New Roman" w:hAnsi="Times New Roman" w:cs="Times New Roman"/>
-        </w:rPr>
-      </w:pPr>
-    </w:p>
-    <w:p>
-      <w:pPr>
-        <w:rPr>
-          <w:rFonts w:ascii="Times New Roman" w:hAnsi="Times New Roman" w:cs="Times New Roman"/>
-        </w:rPr>
-      </w:pPr>
-    </w:p>
-    <w:p>
-      <w:pPr>
-        <w:rPr>
-          <w:rFonts w:ascii="Times New Roman" w:hAnsi="Times New Roman" w:cs="Times New Roman"/>
-        </w:rPr>
-      </w:pPr>
-    </w:p>
-    <w:p>
-      <w:pPr>
-        <w:rPr>
-          <w:rFonts w:ascii="Times New Roman" w:hAnsi="Times New Roman" w:cs="Times New Roman"/>
-        </w:rPr>
-      </w:pPr>
-    </w:p>
-    <w:p>
-      <w:pPr>
-        <w:rPr>
-          <w:rFonts w:ascii="Times New Roman" w:hAnsi="Times New Roman" w:cs="Times New Roman"/>
-          <w:b/>
-          <w:bCs/>
-        </w:rPr>
-      </w:pPr>
-      <w:r>
-        <w:rPr>
-          <w:rFonts w:ascii="Times New Roman" w:hAnsi="Times New Roman" w:cs="Times New Roman"/>
-          <w:b/>
-          <w:bCs/>
-        </w:rPr>
-        <w:lastRenderedPageBreak/>
+          <w:b/>
+          <w:bCs/>
+        </w:rPr>
+      </w:pPr>
+      <w:r>
+        <w:rPr>
+          <w:rFonts w:ascii="Times New Roman" w:hAnsi="Times New Roman" w:cs="Times New Roman"/>
+          <w:b/>
+          <w:bCs/>
+        </w:rPr>
         <w:t>2.1. Dron quadrotor</w:t>
       </w:r>
     </w:p>
@@ -1390,7 +1483,7 @@
                     <pic:cNvPicPr/>
                   </pic:nvPicPr>
                   <pic:blipFill>
-                    <a:blip r:embed="rId8"/>
+                    <a:blip r:embed="rId11"/>
                     <a:stretch>
                       <a:fillRect/>
                     </a:stretch>
@@ -1432,7 +1525,7 @@
         <w:rPr>
           <w:noProof/>
         </w:rPr>
-        <w:t>1</w:t>
+        <w:t>2</w:t>
       </w:r>
       <w:r>
         <w:rPr>
@@ -1465,7 +1558,7 @@
         <w:rPr>
           <w:noProof/>
         </w:rPr>
-        <w:t>1</w:t>
+        <w:t>2</w:t>
       </w:r>
       <w:r>
         <w:rPr>
@@ -1497,7 +1590,19 @@
         <w:rPr>
           <w:rFonts w:ascii="Times New Roman" w:hAnsi="Times New Roman" w:cs="Times New Roman"/>
         </w:rPr>
-        <w:t xml:space="preserve"> (zostało to zaznaczone na Rysunku 1.)</w:t>
+        <w:t xml:space="preserve"> (zostało to zaznaczone na Rysunku </w:t>
+      </w:r>
+      <w:r>
+        <w:rPr>
+          <w:rFonts w:ascii="Times New Roman" w:hAnsi="Times New Roman" w:cs="Times New Roman"/>
+        </w:rPr>
+        <w:t>3</w:t>
+      </w:r>
+      <w:r>
+        <w:rPr>
+          <w:rFonts w:ascii="Times New Roman" w:hAnsi="Times New Roman" w:cs="Times New Roman"/>
+        </w:rPr>
+        <w:t>.)</w:t>
       </w:r>
       <w:r>
         <w:rPr>
@@ -1524,6 +1629,7 @@
           <w:rFonts w:ascii="Times New Roman" w:hAnsi="Times New Roman" w:cs="Times New Roman"/>
           <w:noProof/>
         </w:rPr>
+        <w:lastRenderedPageBreak/>
         <w:drawing>
           <wp:inline distT="0" distB="0" distL="0" distR="0" wp14:anchorId="268D78DB" wp14:editId="7EE0EA64">
             <wp:extent cx="5428764" cy="2346960"/>
@@ -1540,7 +1646,7 @@
                     <pic:cNvPicPr/>
                   </pic:nvPicPr>
                   <pic:blipFill>
-                    <a:blip r:embed="rId9"/>
+                    <a:blip r:embed="rId12"/>
                     <a:stretch>
                       <a:fillRect/>
                     </a:stretch>
@@ -1582,7 +1688,7 @@
         <w:rPr>
           <w:noProof/>
         </w:rPr>
-        <w:t>2</w:t>
+        <w:t>3</w:t>
       </w:r>
       <w:r>
         <w:rPr>
@@ -1615,7 +1721,7 @@
         <w:rPr>
           <w:noProof/>
         </w:rPr>
-        <w:t>2</w:t>
+        <w:t>3</w:t>
       </w:r>
       <w:r>
         <w:rPr>
@@ -1630,7 +1736,6 @@
         <w:t>https://www.researchgate.net/figure/Propeller-speeds-in-throttle-roll-pitch-and-yaw-control-Higher-speed-is-represented-by_fig1_352208829</w:t>
       </w:r>
     </w:p>
-    <w:p/>
     <w:p>
       <w:pPr>
         <w:ind w:firstLine="708"/>
@@ -1642,7 +1747,6 @@
         <w:rPr>
           <w:rFonts w:ascii="Times New Roman" w:hAnsi="Times New Roman" w:cs="Times New Roman"/>
         </w:rPr>
-        <w:lastRenderedPageBreak/>
         <w:t>Z punktu widzenia sterowania, dron quadrotor jest obiektem dynamicznym o silnych sprzężeniach pomiędzy osiami ruchu. Oznacza to, że zmiana sterowania w jednej osi może wpływać na zachowanie drona w pozostałych osiach, co dodatkowo utrudnia proces stabilizacji</w:t>
       </w:r>
     </w:p>
@@ -1690,13 +1794,6 @@
         </w:rPr>
         <w:t>Dane z czujników inercyjnych są wykorzystywane przez algorytm sterowania do obliczania odchyleń od zadanej orientacji. Na ich podstawie generowane są sygnały sterujące, które korygują prędkości obrotowe silników. W praktyce oznacza to, że poprawność i szybkość działania systemu stabilizacji w dużej mierze zależy od jakości i częstotliwości odczytu danych z czujników.</w:t>
       </w:r>
-    </w:p>
-    <w:p>
-      <w:pPr>
-        <w:rPr>
-          <w:rFonts w:ascii="Times New Roman" w:hAnsi="Times New Roman" w:cs="Times New Roman"/>
-        </w:rPr>
-      </w:pPr>
     </w:p>
     <w:p>
       <w:pPr>
@@ -1709,9 +1806,9 @@
           <w:noProof/>
         </w:rPr>
         <w:drawing>
-          <wp:inline distT="0" distB="0" distL="0" distR="0" wp14:anchorId="77196995" wp14:editId="086CB0F1">
-            <wp:extent cx="4137660" cy="2149558"/>
-            <wp:effectExtent l="0" t="0" r="0" b="3175"/>
+          <wp:inline distT="0" distB="0" distL="0" distR="0" wp14:anchorId="77196995" wp14:editId="6B7087A1">
+            <wp:extent cx="3373563" cy="1752600"/>
+            <wp:effectExtent l="0" t="0" r="0" b="0"/>
             <wp:docPr id="1687759498" name="Obraz 1"/>
             <wp:cNvGraphicFramePr>
               <a:graphicFrameLocks xmlns:a="http://schemas.openxmlformats.org/drawingml/2006/main" noChangeAspect="1"/>
@@ -1724,7 +1821,7 @@
                     <pic:cNvPicPr/>
                   </pic:nvPicPr>
                   <pic:blipFill>
-                    <a:blip r:embed="rId10"/>
+                    <a:blip r:embed="rId13"/>
                     <a:stretch>
                       <a:fillRect/>
                     </a:stretch>
@@ -1732,7 +1829,7 @@
                   <pic:spPr>
                     <a:xfrm>
                       <a:off x="0" y="0"/>
-                      <a:ext cx="4152573" cy="2157305"/>
+                      <a:ext cx="3416017" cy="1774655"/>
                     </a:xfrm>
                     <a:prstGeom prst="rect">
                       <a:avLst/>
@@ -1766,7 +1863,7 @@
         <w:rPr>
           <w:noProof/>
         </w:rPr>
-        <w:t>3</w:t>
+        <w:t>4</w:t>
       </w:r>
       <w:r>
         <w:rPr>
@@ -1802,7 +1899,7 @@
         <w:rPr>
           <w:noProof/>
         </w:rPr>
-        <w:t>3</w:t>
+        <w:t>4</w:t>
       </w:r>
       <w:r>
         <w:rPr>
@@ -1821,23 +1918,17 @@
       <w:pPr>
         <w:rPr>
           <w:rFonts w:ascii="Times New Roman" w:hAnsi="Times New Roman" w:cs="Times New Roman"/>
-        </w:rPr>
-      </w:pPr>
-    </w:p>
-    <w:p>
-      <w:pPr>
-        <w:rPr>
-          <w:rFonts w:ascii="Times New Roman" w:hAnsi="Times New Roman" w:cs="Times New Roman"/>
-          <w:b/>
-          <w:bCs/>
-        </w:rPr>
-      </w:pPr>
-      <w:r>
-        <w:rPr>
-          <w:rFonts w:ascii="Times New Roman" w:hAnsi="Times New Roman" w:cs="Times New Roman"/>
-          <w:b/>
-          <w:bCs/>
-        </w:rPr>
+          <w:b/>
+          <w:bCs/>
+        </w:rPr>
+      </w:pPr>
+      <w:r>
+        <w:rPr>
+          <w:rFonts w:ascii="Times New Roman" w:hAnsi="Times New Roman" w:cs="Times New Roman"/>
+          <w:b/>
+          <w:bCs/>
+        </w:rPr>
+        <w:lastRenderedPageBreak/>
         <w:t>2.2.1. Akcelerometr</w:t>
       </w:r>
     </w:p>
@@ -1883,7 +1974,6 @@
           <w:b/>
           <w:bCs/>
         </w:rPr>
-        <w:lastRenderedPageBreak/>
         <w:t>2.2.2. Żyroskop</w:t>
       </w:r>
     </w:p>
@@ -2018,7 +2108,14 @@
         <w:rPr>
           <w:rFonts w:ascii="Times New Roman" w:hAnsi="Times New Roman" w:cs="Times New Roman"/>
         </w:rPr>
-        <w:t>Jednym z najczęściej stosowanych algorytmów sterowania w systemach regulacji jest regulator PID (Proportional–Integral–Derivative). Ze względu na swoją prostą strukturę, niewielkie wymagania obliczeniowe oraz wysoką skuteczność w szerokiej klasie obiektów dynamicznych, regulator PID znajduje powszechne zastosowanie w automatyce przemysłowej, robotyce oraz systemach sterowania dronami. W przypadku drona quadrotor regulator PID umożliwia stabilizację orientacji poprzez ciągłą korekcję prędkości obrotowych silników na podstawie błędu pomiędzy wartością zadaną a aktualnym pomiarem.</w:t>
+        <w:t xml:space="preserve">Jednym z najczęściej stosowanych algorytmów sterowania w systemach regulacji jest regulator PID (Proportional–Integral–Derivative). Ze względu na swoją prostą strukturę, niewielkie wymagania obliczeniowe oraz wysoką skuteczność w szerokiej klasie obiektów dynamicznych, regulator PID znajduje powszechne zastosowanie w automatyce przemysłowej, robotyce oraz systemach sterowania dronami. W przypadku drona quadrotor </w:t>
+      </w:r>
+      <w:r>
+        <w:rPr>
+          <w:rFonts w:ascii="Times New Roman" w:hAnsi="Times New Roman" w:cs="Times New Roman"/>
+        </w:rPr>
+        <w:lastRenderedPageBreak/>
+        <w:t>regulator PID umożliwia stabilizację orientacji poprzez ciągłą korekcję prędkości obrotowych silników na podstawie błędu pomiędzy wartością zadaną a aktualnym pomiarem.</w:t>
       </w:r>
     </w:p>
     <w:p>
@@ -2046,31 +2143,16 @@
       <w:pPr>
         <w:rPr>
           <w:rFonts w:ascii="Times New Roman" w:hAnsi="Times New Roman" w:cs="Times New Roman"/>
-        </w:rPr>
-      </w:pPr>
-    </w:p>
-    <w:p>
-      <w:pPr>
-        <w:rPr>
-          <w:rFonts w:ascii="Times New Roman" w:hAnsi="Times New Roman" w:cs="Times New Roman"/>
-        </w:rPr>
-      </w:pPr>
-    </w:p>
-    <w:p>
-      <w:pPr>
-        <w:rPr>
-          <w:rFonts w:ascii="Times New Roman" w:hAnsi="Times New Roman" w:cs="Times New Roman"/>
-          <w:b/>
-          <w:bCs/>
-        </w:rPr>
-      </w:pPr>
-      <w:r>
-        <w:rPr>
-          <w:rFonts w:ascii="Times New Roman" w:hAnsi="Times New Roman" w:cs="Times New Roman"/>
-          <w:b/>
-          <w:bCs/>
-        </w:rPr>
-        <w:lastRenderedPageBreak/>
+          <w:b/>
+          <w:bCs/>
+        </w:rPr>
+      </w:pPr>
+      <w:r>
+        <w:rPr>
+          <w:rFonts w:ascii="Times New Roman" w:hAnsi="Times New Roman" w:cs="Times New Roman"/>
+          <w:b/>
+          <w:bCs/>
+        </w:rPr>
         <w:t>3.1. Zasada działania regulatora PID</w:t>
       </w:r>
     </w:p>
@@ -2181,7 +2263,7 @@
                     <pic:cNvPicPr/>
                   </pic:nvPicPr>
                   <pic:blipFill>
-                    <a:blip r:embed="rId11"/>
+                    <a:blip r:embed="rId14"/>
                     <a:stretch>
                       <a:fillRect/>
                     </a:stretch>
@@ -2222,7 +2304,7 @@
         <w:rPr>
           <w:noProof/>
         </w:rPr>
-        <w:t>4</w:t>
+        <w:t>5</w:t>
       </w:r>
       <w:r>
         <w:rPr>
@@ -2257,7 +2339,7 @@
         <w:rPr>
           <w:noProof/>
         </w:rPr>
-        <w:t>4</w:t>
+        <w:t>5</w:t>
       </w:r>
       <w:r>
         <w:rPr>
@@ -2344,7 +2426,14 @@
         <w:rPr>
           <w:rFonts w:ascii="Times New Roman" w:hAnsi="Times New Roman" w:cs="Times New Roman"/>
         </w:rPr>
-        <w:t>Człon proporcjonalny generuje sygnał sterujący proporcjonalny do aktualnej wartości błędu regulacji. Oznacza to, że im większe jest odchylenie od wartości zadanej, tym większa jest reakcja regulatora. Zastosowanie członu proporcjonalnego pozwala na szybkie reagowanie na zmiany orientacji drona.</w:t>
+        <w:t xml:space="preserve">Człon proporcjonalny generuje sygnał sterujący proporcjonalny do aktualnej wartości błędu regulacji. Oznacza to, że im większe jest odchylenie od wartości zadanej, tym większa </w:t>
+      </w:r>
+      <w:r>
+        <w:rPr>
+          <w:rFonts w:ascii="Times New Roman" w:hAnsi="Times New Roman" w:cs="Times New Roman"/>
+        </w:rPr>
+        <w:lastRenderedPageBreak/>
+        <w:t>jest reakcja regulatora. Zastosowanie członu proporcjonalnego pozwala na szybkie reagowanie na zmiany orientacji drona.</w:t>
       </w:r>
     </w:p>
     <w:p>
@@ -2394,8 +2483,170 @@
           <w:b/>
           <w:bCs/>
         </w:rPr>
+        <w:t>3.2.2. Człon całkujący (I)</w:t>
+      </w:r>
+    </w:p>
+    <w:p>
+      <w:pPr>
+        <w:ind w:firstLine="708"/>
+        <w:rPr>
+          <w:rFonts w:ascii="Times New Roman" w:hAnsi="Times New Roman" w:cs="Times New Roman"/>
+        </w:rPr>
+      </w:pPr>
+      <w:r>
+        <w:rPr>
+          <w:rFonts w:ascii="Times New Roman" w:hAnsi="Times New Roman" w:cs="Times New Roman"/>
+        </w:rPr>
+        <w:t>Człon całkujący odpowiada za eliminację błędu ustalonego, który może występować w układach wykorzystujących wyłącznie regulację proporcjonalną. Działa on poprzez akumulowanie błędu regulacji w czasie i generowanie sygnału sterującego zależnego od sumy wcześniejszych błędów.</w:t>
+      </w:r>
+    </w:p>
+    <w:p>
+      <w:pPr>
+        <w:ind w:firstLine="708"/>
+        <w:rPr>
+          <w:rFonts w:ascii="Times New Roman" w:hAnsi="Times New Roman" w:cs="Times New Roman"/>
+        </w:rPr>
+      </w:pPr>
+      <w:r>
+        <w:rPr>
+          <w:rFonts w:ascii="Times New Roman" w:hAnsi="Times New Roman" w:cs="Times New Roman"/>
+        </w:rPr>
+        <w:t>W systemach stabilizacji dronów zastosowanie członu całkującego pozwala na dokładniejsze utrzymanie zadanej orientacji. Należy jednak zauważyć, że nadmierne wzmocnienie tego członu może prowadzić do zjawiska narastania całki, co objawia się opóźnioną reakcją układu i możliwą utratą stabilności. Z tego względu parametr całkujący powinien być dobierany ostrożnie.</w:t>
+      </w:r>
+    </w:p>
+    <w:p>
+      <w:pPr>
+        <w:rPr>
+          <w:rFonts w:ascii="Times New Roman" w:hAnsi="Times New Roman" w:cs="Times New Roman"/>
+        </w:rPr>
+      </w:pPr>
+    </w:p>
+    <w:p>
+      <w:pPr>
+        <w:rPr>
+          <w:rFonts w:ascii="Times New Roman" w:hAnsi="Times New Roman" w:cs="Times New Roman"/>
+          <w:b/>
+          <w:bCs/>
+        </w:rPr>
+      </w:pPr>
+      <w:r>
+        <w:rPr>
+          <w:rFonts w:ascii="Times New Roman" w:hAnsi="Times New Roman" w:cs="Times New Roman"/>
+          <w:b/>
+          <w:bCs/>
+        </w:rPr>
+        <w:t>3.2.3. Człon różniczkujący (D)</w:t>
+      </w:r>
+    </w:p>
+    <w:p>
+      <w:pPr>
+        <w:ind w:firstLine="708"/>
+        <w:rPr>
+          <w:rFonts w:ascii="Times New Roman" w:hAnsi="Times New Roman" w:cs="Times New Roman"/>
+        </w:rPr>
+      </w:pPr>
+      <w:r>
+        <w:rPr>
+          <w:rFonts w:ascii="Times New Roman" w:hAnsi="Times New Roman" w:cs="Times New Roman"/>
+        </w:rPr>
+        <w:t>Człon różniczkujący reaguje na szybkość zmian błędu regulacji, co pozwala przewidywać przyszłe zachowanie układu. Jego zadaniem jest tłumienie gwałtownych zmian oraz ograniczanie oscylacji, które mogą pojawić się w wyniku działania członu proporcjonalnego i całkującego.</w:t>
+      </w:r>
+    </w:p>
+    <w:p>
+      <w:pPr>
+        <w:ind w:firstLine="708"/>
+        <w:rPr>
+          <w:rFonts w:ascii="Times New Roman" w:hAnsi="Times New Roman" w:cs="Times New Roman"/>
+        </w:rPr>
+      </w:pPr>
+      <w:r>
+        <w:rPr>
+          <w:rFonts w:ascii="Times New Roman" w:hAnsi="Times New Roman" w:cs="Times New Roman"/>
+        </w:rPr>
+        <w:t>W praktycznych implementacjach regulatora PID w systemach embedded człon różniczkujący bywa stosowany w ograniczonym zakresie, ponieważ jest wrażliwy na szumy pomiarowe pochodzące z czujników. W niniejszej pracy człon różniczkujący został wykorzystany w celu poprawy stabilności dynamicznej układu.</w:t>
+      </w:r>
+    </w:p>
+    <w:p>
+      <w:pPr>
+        <w:rPr>
+          <w:rFonts w:ascii="Times New Roman" w:hAnsi="Times New Roman" w:cs="Times New Roman"/>
+        </w:rPr>
+      </w:pPr>
+    </w:p>
+    <w:p>
+      <w:pPr>
+        <w:rPr>
+          <w:rFonts w:ascii="Times New Roman" w:hAnsi="Times New Roman" w:cs="Times New Roman"/>
+          <w:b/>
+          <w:bCs/>
+        </w:rPr>
+      </w:pPr>
+      <w:r>
+        <w:rPr>
+          <w:rFonts w:ascii="Times New Roman" w:hAnsi="Times New Roman" w:cs="Times New Roman"/>
+          <w:b/>
+          <w:bCs/>
+        </w:rPr>
+        <w:t>3.3. Zastosowanie regulatora PID w stabilizacji drona</w:t>
+      </w:r>
+    </w:p>
+    <w:p>
+      <w:pPr>
+        <w:ind w:firstLine="708"/>
+        <w:rPr>
+          <w:rFonts w:ascii="Times New Roman" w:hAnsi="Times New Roman" w:cs="Times New Roman"/>
+        </w:rPr>
+      </w:pPr>
+      <w:r>
+        <w:rPr>
+          <w:rFonts w:ascii="Times New Roman" w:hAnsi="Times New Roman" w:cs="Times New Roman"/>
+        </w:rPr>
+        <w:t>W systemie sterowania dronem quadrotor regulator PID wykorzystywany jest do stabilizacji kątów orientacji. Dla każdej z osi ruchu (roll, pitch oraz yaw) wyznaczany jest błąd regulacji, a następnie obliczana jest wartość sygnału sterującego. Sygnały te są wykorzystywane do modyfikacji prędkości obrotowych poszczególnych silników w taki sposób, aby zminimalizować odchylenie od wartości zadanych.</w:t>
+      </w:r>
+    </w:p>
+    <w:p>
+      <w:pPr>
+        <w:ind w:firstLine="708"/>
+        <w:rPr>
+          <w:rFonts w:ascii="Times New Roman" w:hAnsi="Times New Roman" w:cs="Times New Roman"/>
+        </w:rPr>
+      </w:pPr>
+      <w:r>
+        <w:rPr>
+          <w:rFonts w:ascii="Times New Roman" w:hAnsi="Times New Roman" w:cs="Times New Roman"/>
+        </w:rPr>
+        <w:t xml:space="preserve">Regulatory PID pracują w pętli sterowania o stałej częstotliwości, co umożliwia bieżącą korekcję orientacji drona w czasie rzeczywistym. Zastosowanie oddzielnych </w:t>
+      </w:r>
+      <w:r>
+        <w:rPr>
+          <w:rFonts w:ascii="Times New Roman" w:hAnsi="Times New Roman" w:cs="Times New Roman"/>
+        </w:rPr>
         <w:lastRenderedPageBreak/>
-        <w:t>3.2.2. Człon całkujący (I)</w:t>
+        <w:t>regulatorów dla poszczególnych osi pozwala na uproszczenie struktury algorytmu oraz ułatwia proces strojenia parametrów.</w:t>
+      </w:r>
+    </w:p>
+    <w:p>
+      <w:pPr>
+        <w:rPr>
+          <w:rFonts w:ascii="Times New Roman" w:hAnsi="Times New Roman" w:cs="Times New Roman"/>
+        </w:rPr>
+      </w:pPr>
+    </w:p>
+    <w:p>
+      <w:pPr>
+        <w:rPr>
+          <w:rFonts w:ascii="Times New Roman" w:hAnsi="Times New Roman" w:cs="Times New Roman"/>
+          <w:b/>
+          <w:bCs/>
+        </w:rPr>
+      </w:pPr>
+      <w:r>
+        <w:rPr>
+          <w:rFonts w:ascii="Times New Roman" w:hAnsi="Times New Roman" w:cs="Times New Roman"/>
+          <w:b/>
+          <w:bCs/>
+        </w:rPr>
+        <w:t>3.4. Strojenie regulatora PID</w:t>
       </w:r>
     </w:p>
     <w:p>
@@ -2409,7 +2660,7 @@
         <w:rPr>
           <w:rFonts w:ascii="Times New Roman" w:hAnsi="Times New Roman" w:cs="Times New Roman"/>
         </w:rPr>
-        <w:t>Człon całkujący odpowiada za eliminację błędu ustalonego, który może występować w układach wykorzystujących wyłącznie regulację proporcjonalną. Działa on poprzez akumulowanie błędu regulacji w czasie i generowanie sygnału sterującego zależnego od sumy wcześniejszych błędów.</w:t>
+        <w:t>Dobór parametrów regulatora PID ma istotny wpływ na zachowanie całego systemu sterowania. W niniejszej pracy parametry regulatora zostały dobrane metodą prób i błędów, polegającą na stopniowej modyfikacji wzmocnień poszczególnych członów oraz obserwacji reakcji drona.</w:t>
       </w:r>
     </w:p>
     <w:p>
@@ -2423,163 +2674,6 @@
         <w:rPr>
           <w:rFonts w:ascii="Times New Roman" w:hAnsi="Times New Roman" w:cs="Times New Roman"/>
         </w:rPr>
-        <w:t>W systemach stabilizacji dronów zastosowanie członu całkującego pozwala na dokładniejsze utrzymanie zadanej orientacji. Należy jednak zauważyć, że nadmierne wzmocnienie tego członu może prowadzić do zjawiska narastania całki, co objawia się opóźnioną reakcją układu i możliwą utratą stabilności. Z tego względu parametr całkujący powinien być dobierany ostrożnie.</w:t>
-      </w:r>
-    </w:p>
-    <w:p>
-      <w:pPr>
-        <w:rPr>
-          <w:rFonts w:ascii="Times New Roman" w:hAnsi="Times New Roman" w:cs="Times New Roman"/>
-        </w:rPr>
-      </w:pPr>
-    </w:p>
-    <w:p>
-      <w:pPr>
-        <w:rPr>
-          <w:rFonts w:ascii="Times New Roman" w:hAnsi="Times New Roman" w:cs="Times New Roman"/>
-          <w:b/>
-          <w:bCs/>
-        </w:rPr>
-      </w:pPr>
-      <w:r>
-        <w:rPr>
-          <w:rFonts w:ascii="Times New Roman" w:hAnsi="Times New Roman" w:cs="Times New Roman"/>
-          <w:b/>
-          <w:bCs/>
-        </w:rPr>
-        <w:t>3.2.3. Człon różniczkujący (D)</w:t>
-      </w:r>
-    </w:p>
-    <w:p>
-      <w:pPr>
-        <w:ind w:firstLine="708"/>
-        <w:rPr>
-          <w:rFonts w:ascii="Times New Roman" w:hAnsi="Times New Roman" w:cs="Times New Roman"/>
-        </w:rPr>
-      </w:pPr>
-      <w:r>
-        <w:rPr>
-          <w:rFonts w:ascii="Times New Roman" w:hAnsi="Times New Roman" w:cs="Times New Roman"/>
-        </w:rPr>
-        <w:t>Człon różniczkujący reaguje na szybkość zmian błędu regulacji, co pozwala przewidywać przyszłe zachowanie układu. Jego zadaniem jest tłumienie gwałtownych zmian oraz ograniczanie oscylacji, które mogą pojawić się w wyniku działania członu proporcjonalnego i całkującego.</w:t>
-      </w:r>
-    </w:p>
-    <w:p>
-      <w:pPr>
-        <w:ind w:firstLine="708"/>
-        <w:rPr>
-          <w:rFonts w:ascii="Times New Roman" w:hAnsi="Times New Roman" w:cs="Times New Roman"/>
-        </w:rPr>
-      </w:pPr>
-      <w:r>
-        <w:rPr>
-          <w:rFonts w:ascii="Times New Roman" w:hAnsi="Times New Roman" w:cs="Times New Roman"/>
-        </w:rPr>
-        <w:t>W praktycznych implementacjach regulatora PID w systemach embedded człon różniczkujący bywa stosowany w ograniczonym zakresie, ponieważ jest wrażliwy na szumy pomiarowe pochodzące z czujników. W niniejszej pracy człon różniczkujący został wykorzystany w celu poprawy stabilności dynamicznej układu.</w:t>
-      </w:r>
-    </w:p>
-    <w:p>
-      <w:pPr>
-        <w:rPr>
-          <w:rFonts w:ascii="Times New Roman" w:hAnsi="Times New Roman" w:cs="Times New Roman"/>
-        </w:rPr>
-      </w:pPr>
-    </w:p>
-    <w:p>
-      <w:pPr>
-        <w:rPr>
-          <w:rFonts w:ascii="Times New Roman" w:hAnsi="Times New Roman" w:cs="Times New Roman"/>
-          <w:b/>
-          <w:bCs/>
-        </w:rPr>
-      </w:pPr>
-      <w:r>
-        <w:rPr>
-          <w:rFonts w:ascii="Times New Roman" w:hAnsi="Times New Roman" w:cs="Times New Roman"/>
-          <w:b/>
-          <w:bCs/>
-        </w:rPr>
-        <w:t>3.3. Zastosowanie regulatora PID w stabilizacji drona</w:t>
-      </w:r>
-    </w:p>
-    <w:p>
-      <w:pPr>
-        <w:ind w:firstLine="708"/>
-        <w:rPr>
-          <w:rFonts w:ascii="Times New Roman" w:hAnsi="Times New Roman" w:cs="Times New Roman"/>
-        </w:rPr>
-      </w:pPr>
-      <w:r>
-        <w:rPr>
-          <w:rFonts w:ascii="Times New Roman" w:hAnsi="Times New Roman" w:cs="Times New Roman"/>
-        </w:rPr>
-        <w:t>W systemie sterowania dronem quadrotor regulator PID wykorzystywany jest do stabilizacji kątów orientacji. Dla każdej z osi ruchu (roll, pitch oraz yaw) wyznaczany jest błąd regulacji, a następnie obliczana jest wartość sygnału sterującego. Sygnały te są wykorzystywane do modyfikacji prędkości obrotowych poszczególnych silników w taki sposób, aby zminimalizować odchylenie od wartości zadanych.</w:t>
-      </w:r>
-    </w:p>
-    <w:p>
-      <w:pPr>
-        <w:ind w:firstLine="708"/>
-        <w:rPr>
-          <w:rFonts w:ascii="Times New Roman" w:hAnsi="Times New Roman" w:cs="Times New Roman"/>
-        </w:rPr>
-      </w:pPr>
-      <w:r>
-        <w:rPr>
-          <w:rFonts w:ascii="Times New Roman" w:hAnsi="Times New Roman" w:cs="Times New Roman"/>
-        </w:rPr>
-        <w:t>Regulatory PID pracują w pętli sterowania o stałej częstotliwości, co umożliwia bieżącą korekcję orientacji drona w czasie rzeczywistym. Zastosowanie oddzielnych regulatorów dla poszczególnych osi pozwala na uproszczenie struktury algorytmu oraz ułatwia proces strojenia parametrów.</w:t>
-      </w:r>
-    </w:p>
-    <w:p>
-      <w:pPr>
-        <w:rPr>
-          <w:rFonts w:ascii="Times New Roman" w:hAnsi="Times New Roman" w:cs="Times New Roman"/>
-        </w:rPr>
-      </w:pPr>
-    </w:p>
-    <w:p>
-      <w:pPr>
-        <w:rPr>
-          <w:rFonts w:ascii="Times New Roman" w:hAnsi="Times New Roman" w:cs="Times New Roman"/>
-          <w:b/>
-          <w:bCs/>
-        </w:rPr>
-      </w:pPr>
-      <w:r>
-        <w:rPr>
-          <w:rFonts w:ascii="Times New Roman" w:hAnsi="Times New Roman" w:cs="Times New Roman"/>
-          <w:b/>
-          <w:bCs/>
-        </w:rPr>
-        <w:t>3.4. Strojenie regulatora PID</w:t>
-      </w:r>
-    </w:p>
-    <w:p>
-      <w:pPr>
-        <w:ind w:firstLine="708"/>
-        <w:rPr>
-          <w:rFonts w:ascii="Times New Roman" w:hAnsi="Times New Roman" w:cs="Times New Roman"/>
-        </w:rPr>
-      </w:pPr>
-      <w:r>
-        <w:rPr>
-          <w:rFonts w:ascii="Times New Roman" w:hAnsi="Times New Roman" w:cs="Times New Roman"/>
-        </w:rPr>
-        <w:t>Dobór parametrów regulatora PID ma istotny wpływ na zachowanie całego systemu sterowania. W niniejszej pracy parametry regulatora zostały dobrane metodą prób i błędów, polegającą na stopniowej modyfikacji wzmocnień poszczególnych członów oraz obserwacji reakcji drona.</w:t>
-      </w:r>
-    </w:p>
-    <w:p>
-      <w:pPr>
-        <w:ind w:firstLine="708"/>
-        <w:rPr>
-          <w:rFonts w:ascii="Times New Roman" w:hAnsi="Times New Roman" w:cs="Times New Roman"/>
-        </w:rPr>
-      </w:pPr>
-      <w:r>
-        <w:rPr>
-          <w:rFonts w:ascii="Times New Roman" w:hAnsi="Times New Roman" w:cs="Times New Roman"/>
-        </w:rPr>
-        <w:lastRenderedPageBreak/>
         <w:t>Proces strojenia rozpoczęto od ustawienia wyłącznie członu proporcjonalnego, a następnie stopniowo wprowadzano człon całkujący oraz różniczkujący. Takie podejście pozwoliło na uzyskanie stabilnej pracy układu przy zachowaniu akceptowalnej dynamiki odpowiedzi. Metoda prób i błędów, mimo swojej prostoty, okazała się wystarczająca do osiągnięcia założonych celów pracy.</w:t>
       </w:r>
     </w:p>
@@ -2826,6 +2920,7 @@
         <w:rPr>
           <w:rFonts w:ascii="Times New Roman" w:hAnsi="Times New Roman" w:cs="Times New Roman"/>
         </w:rPr>
+        <w:lastRenderedPageBreak/>
         <w:t>System sterowania drona składa się z kilku podstawowych bloków funkcjonalnych, które współpracują ze sobą w ramach zamkniętej pętli sterowania. Centralnym elementem systemu jest mikrokontroler STM32, który odpowiada za przetwarzanie danych z czujników, realizację algorytmu sterowania oraz generowanie sygnałów sterujących dla regulatorów ESC.</w:t>
       </w:r>
     </w:p>
@@ -2918,7 +3013,6 @@
         <w:rPr>
           <w:rFonts w:ascii="Times New Roman" w:hAnsi="Times New Roman" w:cs="Times New Roman"/>
         </w:rPr>
-        <w:lastRenderedPageBreak/>
         <w:t>regulatory ESC sterujące silnikami,</w:t>
       </w:r>
     </w:p>
@@ -3190,6 +3284,7 @@
         <w:rPr>
           <w:rFonts w:ascii="Times New Roman" w:hAnsi="Times New Roman" w:cs="Times New Roman"/>
         </w:rPr>
+        <w:lastRenderedPageBreak/>
         <w:t>Na etapie projektowym skupiono się na funkcjonalnym podziale sygnałów oraz czytelnej strukturze połączeń. Szczegóły dotyczące implementacji płytki PCB, jej budowy oraz rozmieszczenia elementów zostały przedstawione w kolejnym rozdziale pracy.</w:t>
       </w:r>
     </w:p>
@@ -3249,116 +3344,116 @@
           <w:b/>
           <w:bCs/>
         </w:rPr>
+        <w:t>5.1. Implementacja sprzętowa</w:t>
+      </w:r>
+    </w:p>
+    <w:p>
+      <w:pPr>
+        <w:rPr>
+          <w:rFonts w:ascii="Times New Roman" w:hAnsi="Times New Roman" w:cs="Times New Roman"/>
+          <w:b/>
+          <w:bCs/>
+        </w:rPr>
+      </w:pPr>
+      <w:r>
+        <w:rPr>
+          <w:rFonts w:ascii="Times New Roman" w:hAnsi="Times New Roman" w:cs="Times New Roman"/>
+          <w:b/>
+          <w:bCs/>
+        </w:rPr>
+        <w:t>5.1.1. Dedykowana płytka PCB sterownika lotu</w:t>
+      </w:r>
+    </w:p>
+    <w:p>
+      <w:pPr>
+        <w:ind w:firstLine="708"/>
+        <w:rPr>
+          <w:rFonts w:ascii="Times New Roman" w:hAnsi="Times New Roman" w:cs="Times New Roman"/>
+        </w:rPr>
+      </w:pPr>
+      <w:r>
+        <w:rPr>
+          <w:rFonts w:ascii="Times New Roman" w:hAnsi="Times New Roman" w:cs="Times New Roman"/>
+        </w:rPr>
+        <w:t>W celu integracji elementów systemu sterowania zaprojektowano dedykowaną płytkę drukowaną PCB, która pełni rolę sterownika lotu drona. Zastosowanie własnej płytki pozwoliło na uporządkowanie połączeń elektrycznych, zmniejszenie liczby przewodów oraz zwiększenie niezawodności całego systemu.</w:t>
+      </w:r>
+      <w:r>
+        <w:rPr>
+          <w:rFonts w:ascii="Times New Roman" w:hAnsi="Times New Roman" w:cs="Times New Roman"/>
+        </w:rPr>
+        <w:t xml:space="preserve"> </w:t>
+      </w:r>
+    </w:p>
+    <w:p>
+      <w:pPr>
+        <w:ind w:firstLine="708"/>
+        <w:rPr>
+          <w:rFonts w:ascii="Times New Roman" w:hAnsi="Times New Roman" w:cs="Times New Roman"/>
+        </w:rPr>
+      </w:pPr>
+      <w:r>
+        <w:rPr>
+          <w:rFonts w:ascii="Times New Roman" w:hAnsi="Times New Roman" w:cs="Times New Roman"/>
+        </w:rPr>
+        <w:t>Projekt płytki PCB został wykonany w środowisku Autodesk Fusion. Podczas projektowania uwzględniono rozmieszczenie mikrokontrolera STM32, złącz do podłączenia czujnika inercyjnego BNO055, odbiornika RC FS-IA10B oraz wyjść PWM do regulatorów ESC. Dodatkowo zaplanowano zasilani</w:t>
+      </w:r>
+      <w:r>
+        <w:rPr>
+          <w:rFonts w:ascii="Times New Roman" w:hAnsi="Times New Roman" w:cs="Times New Roman"/>
+        </w:rPr>
+        <w:t>e +5V</w:t>
+      </w:r>
+      <w:r>
+        <w:rPr>
+          <w:rFonts w:ascii="Times New Roman" w:hAnsi="Times New Roman" w:cs="Times New Roman"/>
+        </w:rPr>
+        <w:t xml:space="preserve"> oraz elementy pomocnicze niezbędne do poprawnej pracy układu.</w:t>
+      </w:r>
+    </w:p>
+    <w:p>
+      <w:pPr>
+        <w:ind w:firstLine="708"/>
+        <w:rPr>
+          <w:rFonts w:ascii="Times New Roman" w:hAnsi="Times New Roman" w:cs="Times New Roman"/>
+        </w:rPr>
+      </w:pPr>
+      <w:r>
+        <w:rPr>
+          <w:rFonts w:ascii="Times New Roman" w:hAnsi="Times New Roman" w:cs="Times New Roman"/>
+        </w:rPr>
+        <w:t>Płytka PCB stanowi centralny punkt systemu sterowania, do którego podłączone są wszystkie pozostałe elementy elektroniczne drona.</w:t>
+      </w:r>
+    </w:p>
+    <w:p>
+      <w:pPr>
+        <w:rPr>
+          <w:rFonts w:ascii="Times New Roman" w:hAnsi="Times New Roman" w:cs="Times New Roman"/>
+        </w:rPr>
+      </w:pPr>
+      <w:r>
+        <w:rPr>
+          <w:rFonts w:ascii="Times New Roman" w:hAnsi="Times New Roman" w:cs="Times New Roman"/>
+        </w:rPr>
+        <w:t>Dobrane komponenty czy złącza zostały przylutowane do płytki co zwiększa jakość połączeń.</w:t>
+      </w:r>
+    </w:p>
+    <w:p>
+      <w:pPr>
+        <w:rPr>
+          <w:rFonts w:ascii="Times New Roman" w:hAnsi="Times New Roman" w:cs="Times New Roman"/>
+        </w:rPr>
+      </w:pPr>
+    </w:p>
+    <w:p>
+      <w:pPr>
+        <w:keepNext/>
+      </w:pPr>
+      <w:r>
+        <w:rPr>
+          <w:rFonts w:ascii="Times New Roman" w:hAnsi="Times New Roman" w:cs="Times New Roman"/>
+          <w:noProof/>
+        </w:rPr>
         <w:lastRenderedPageBreak/>
-        <w:t>5.1. Implementacja sprzętowa</w:t>
-      </w:r>
-    </w:p>
-    <w:p>
-      <w:pPr>
-        <w:rPr>
-          <w:rFonts w:ascii="Times New Roman" w:hAnsi="Times New Roman" w:cs="Times New Roman"/>
-          <w:b/>
-          <w:bCs/>
-        </w:rPr>
-      </w:pPr>
-      <w:r>
-        <w:rPr>
-          <w:rFonts w:ascii="Times New Roman" w:hAnsi="Times New Roman" w:cs="Times New Roman"/>
-          <w:b/>
-          <w:bCs/>
-        </w:rPr>
-        <w:t>5.1.1. Dedykowana płytka PCB sterownika lotu</w:t>
-      </w:r>
-    </w:p>
-    <w:p>
-      <w:pPr>
-        <w:ind w:firstLine="708"/>
-        <w:rPr>
-          <w:rFonts w:ascii="Times New Roman" w:hAnsi="Times New Roman" w:cs="Times New Roman"/>
-        </w:rPr>
-      </w:pPr>
-      <w:r>
-        <w:rPr>
-          <w:rFonts w:ascii="Times New Roman" w:hAnsi="Times New Roman" w:cs="Times New Roman"/>
-        </w:rPr>
-        <w:t>W celu integracji elementów systemu sterowania zaprojektowano dedykowaną płytkę drukowaną PCB, która pełni rolę sterownika lotu drona. Zastosowanie własnej płytki pozwoliło na uporządkowanie połączeń elektrycznych, zmniejszenie liczby przewodów oraz zwiększenie niezawodności całego systemu.</w:t>
-      </w:r>
-      <w:r>
-        <w:rPr>
-          <w:rFonts w:ascii="Times New Roman" w:hAnsi="Times New Roman" w:cs="Times New Roman"/>
-        </w:rPr>
-        <w:t xml:space="preserve"> </w:t>
-      </w:r>
-    </w:p>
-    <w:p>
-      <w:pPr>
-        <w:ind w:firstLine="708"/>
-        <w:rPr>
-          <w:rFonts w:ascii="Times New Roman" w:hAnsi="Times New Roman" w:cs="Times New Roman"/>
-        </w:rPr>
-      </w:pPr>
-      <w:r>
-        <w:rPr>
-          <w:rFonts w:ascii="Times New Roman" w:hAnsi="Times New Roman" w:cs="Times New Roman"/>
-        </w:rPr>
-        <w:t>Projekt płytki PCB został wykonany w środowisku Autodesk Fusion. Podczas projektowania uwzględniono rozmieszczenie mikrokontrolera STM32, złącz do podłączenia czujnika inercyjnego BNO055, odbiornika RC FS-IA10B oraz wyjść PWM do regulatorów ESC. Dodatkowo zaplanowano zasilani</w:t>
-      </w:r>
-      <w:r>
-        <w:rPr>
-          <w:rFonts w:ascii="Times New Roman" w:hAnsi="Times New Roman" w:cs="Times New Roman"/>
-        </w:rPr>
-        <w:t>e +5V</w:t>
-      </w:r>
-      <w:r>
-        <w:rPr>
-          <w:rFonts w:ascii="Times New Roman" w:hAnsi="Times New Roman" w:cs="Times New Roman"/>
-        </w:rPr>
-        <w:t xml:space="preserve"> oraz elementy pomocnicze niezbędne do poprawnej pracy układu.</w:t>
-      </w:r>
-    </w:p>
-    <w:p>
-      <w:pPr>
-        <w:ind w:firstLine="708"/>
-        <w:rPr>
-          <w:rFonts w:ascii="Times New Roman" w:hAnsi="Times New Roman" w:cs="Times New Roman"/>
-        </w:rPr>
-      </w:pPr>
-      <w:r>
-        <w:rPr>
-          <w:rFonts w:ascii="Times New Roman" w:hAnsi="Times New Roman" w:cs="Times New Roman"/>
-        </w:rPr>
-        <w:t>Płytka PCB stanowi centralny punkt systemu sterowania, do którego podłączone są wszystkie pozostałe elementy elektroniczne drona.</w:t>
-      </w:r>
-    </w:p>
-    <w:p>
-      <w:pPr>
-        <w:rPr>
-          <w:rFonts w:ascii="Times New Roman" w:hAnsi="Times New Roman" w:cs="Times New Roman"/>
-        </w:rPr>
-      </w:pPr>
-      <w:r>
-        <w:rPr>
-          <w:rFonts w:ascii="Times New Roman" w:hAnsi="Times New Roman" w:cs="Times New Roman"/>
-        </w:rPr>
-        <w:t>Dobrane komponenty czy złącza zostały przylutowane do płytki co zwiększa jakość połączeń.</w:t>
-      </w:r>
-    </w:p>
-    <w:p>
-      <w:pPr>
-        <w:rPr>
-          <w:rFonts w:ascii="Times New Roman" w:hAnsi="Times New Roman" w:cs="Times New Roman"/>
-        </w:rPr>
-      </w:pPr>
-    </w:p>
-    <w:p>
-      <w:pPr>
-        <w:keepNext/>
-      </w:pPr>
-      <w:r>
-        <w:rPr>
-          <w:rFonts w:ascii="Times New Roman" w:hAnsi="Times New Roman" w:cs="Times New Roman"/>
-          <w:noProof/>
-        </w:rPr>
         <w:drawing>
           <wp:inline distT="0" distB="0" distL="0" distR="0" wp14:anchorId="350D0ED1" wp14:editId="5A1730B7">
             <wp:extent cx="5760720" cy="3895090"/>
@@ -3375,7 +3470,7 @@
                     <pic:cNvPicPr/>
                   </pic:nvPicPr>
                   <pic:blipFill>
-                    <a:blip r:embed="rId12"/>
+                    <a:blip r:embed="rId15"/>
                     <a:stretch>
                       <a:fillRect/>
                     </a:stretch>
@@ -3416,7 +3511,7 @@
         <w:rPr>
           <w:noProof/>
         </w:rPr>
-        <w:t>5</w:t>
+        <w:t>6</w:t>
       </w:r>
       <w:r>
         <w:fldChar w:fldCharType="end"/>
@@ -3438,15 +3533,15 @@
         <w:rPr>
           <w:rFonts w:ascii="Times New Roman" w:hAnsi="Times New Roman" w:cs="Times New Roman"/>
         </w:rPr>
+        <w:t>Każdy z elementów układu elektronicznego został przedstawiony na poniższym schemacie.</w:t>
+      </w:r>
+    </w:p>
+    <w:p>
+      <w:pPr>
+        <w:keepNext/>
+      </w:pPr>
+      <w:r>
         <w:lastRenderedPageBreak/>
-        <w:t>Każdy z elementów układu elektronicznego został przedstawiony na poniższym schemacie.</w:t>
-      </w:r>
-    </w:p>
-    <w:p>
-      <w:pPr>
-        <w:keepNext/>
-      </w:pPr>
-      <w:r>
         <w:drawing>
           <wp:inline distT="0" distB="0" distL="0" distR="0" wp14:anchorId="5298C596" wp14:editId="55A01BB6">
             <wp:extent cx="5760720" cy="3711575"/>
@@ -3463,7 +3558,7 @@
                     <pic:cNvPicPr/>
                   </pic:nvPicPr>
                   <pic:blipFill>
-                    <a:blip r:embed="rId13"/>
+                    <a:blip r:embed="rId16"/>
                     <a:stretch>
                       <a:fillRect/>
                     </a:stretch>
@@ -3504,7 +3599,7 @@
         <w:rPr>
           <w:noProof/>
         </w:rPr>
-        <w:t>6</w:t>
+        <w:t>7</w:t>
       </w:r>
       <w:r>
         <w:fldChar w:fldCharType="end"/>
@@ -3944,20 +4039,68 @@
         <w:rPr>
           <w:rFonts w:ascii="Times New Roman" w:hAnsi="Times New Roman" w:cs="Times New Roman"/>
         </w:rPr>
-        <w:t xml:space="preserve">Przetwornica obniża napięcie z </w:t>
-      </w:r>
+        <w:t xml:space="preserve">Przetwornica obniża napięcie z głównej linii zasilania do poziomu odpowiedniego dla </w:t>
+      </w:r>
+      <w:r>
+        <w:rPr>
+          <w:rFonts w:ascii="Times New Roman" w:hAnsi="Times New Roman" w:cs="Times New Roman"/>
+        </w:rPr>
+        <w:t>komponentów na dedykowanej płytce PCB.</w:t>
+      </w:r>
+    </w:p>
+    <w:p>
+      <w:pPr>
+        <w:ind w:firstLine="708"/>
+        <w:rPr>
+          <w:rFonts w:ascii="Times New Roman" w:hAnsi="Times New Roman" w:cs="Times New Roman"/>
+        </w:rPr>
+      </w:pPr>
       <w:r>
         <w:rPr>
           <w:rFonts w:ascii="Times New Roman" w:hAnsi="Times New Roman" w:cs="Times New Roman"/>
         </w:rPr>
         <w:lastRenderedPageBreak/>
-        <w:t xml:space="preserve">głównej linii zasilania do poziomu odpowiedniego dla </w:t>
-      </w:r>
-      <w:r>
-        <w:rPr>
-          <w:rFonts w:ascii="Times New Roman" w:hAnsi="Times New Roman" w:cs="Times New Roman"/>
-        </w:rPr>
-        <w:t>komponentów na dedykowanej płytce PCB.</w:t>
+        <w:t>Podczas testów prowadzonych na stanowisku testowym, zarówno przetwornica LM2596, jak i regulatory ESC zasilane są z laboratoryjnego zasilacza NDN DF173005C, ustawionego na napięcie 14,8 V. Takie rozwiązanie umożliwia bezpieczne testowanie systemu bez użycia akumulatora pokładowego oraz łatwą kontrolę parametrów zasilania. Wszystkie elementy systemu posiadają wspólną masę, co zapewnia poprawne odniesienie sygnałów logicznych i stabilną pracę układu.</w:t>
+      </w:r>
+    </w:p>
+    <w:p>
+      <w:pPr>
+        <w:rPr>
+          <w:rFonts w:ascii="Times New Roman" w:hAnsi="Times New Roman" w:cs="Times New Roman"/>
+        </w:rPr>
+      </w:pPr>
+    </w:p>
+    <w:p>
+      <w:pPr>
+        <w:rPr>
+          <w:rFonts w:ascii="Times New Roman" w:hAnsi="Times New Roman" w:cs="Times New Roman"/>
+          <w:b/>
+          <w:bCs/>
+        </w:rPr>
+      </w:pPr>
+      <w:r>
+        <w:rPr>
+          <w:rFonts w:ascii="Times New Roman" w:hAnsi="Times New Roman" w:cs="Times New Roman"/>
+          <w:b/>
+          <w:bCs/>
+        </w:rPr>
+        <w:t>5.1.</w:t>
+      </w:r>
+      <w:r>
+        <w:rPr>
+          <w:rFonts w:ascii="Times New Roman" w:hAnsi="Times New Roman" w:cs="Times New Roman"/>
+          <w:b/>
+          <w:bCs/>
+        </w:rPr>
+        <w:t>3</w:t>
+      </w:r>
+      <w:r>
+        <w:rPr>
+          <w:rFonts w:ascii="Times New Roman" w:hAnsi="Times New Roman" w:cs="Times New Roman"/>
+          <w:b/>
+          <w:bCs/>
+        </w:rPr>
+        <w:t>. Mikrokontroler STM32L432KC</w:t>
       </w:r>
     </w:p>
     <w:p>
@@ -3965,21 +4108,54 @@
         <w:ind w:firstLine="708"/>
         <w:rPr>
           <w:rFonts w:ascii="Times New Roman" w:hAnsi="Times New Roman" w:cs="Times New Roman"/>
-        </w:rPr>
-      </w:pPr>
-      <w:r>
-        <w:rPr>
-          <w:rFonts w:ascii="Times New Roman" w:hAnsi="Times New Roman" w:cs="Times New Roman"/>
-        </w:rPr>
-        <w:t>Podczas testów prowadzonych na stanowisku testowym, zarówno przetwornica LM2596, jak i regulatory ESC zasilane są z laboratoryjnego zasilacza NDN DF173005C, ustawionego na napięcie 14,8 V. Takie rozwiązanie umożliwia bezpieczne testowanie systemu bez użycia akumulatora pokładowego oraz łatwą kontrolę parametrów zasilania. Wszystkie elementy systemu posiadają wspólną masę, co zapewnia poprawne odniesienie sygnałów logicznych i stabilną pracę układu.</w:t>
-      </w:r>
-    </w:p>
-    <w:p>
-      <w:pPr>
-        <w:rPr>
-          <w:rFonts w:ascii="Times New Roman" w:hAnsi="Times New Roman" w:cs="Times New Roman"/>
-        </w:rPr>
-      </w:pPr>
+          <w:b/>
+          <w:bCs/>
+        </w:rPr>
+      </w:pPr>
+      <w:r>
+        <w:rPr>
+          <w:rFonts w:ascii="Times New Roman" w:hAnsi="Times New Roman" w:cs="Times New Roman"/>
+        </w:rPr>
+        <w:t>Mikrokontroler STM32L432KC pełni rolę centralnej jednostki sterującej systemu. Odpowiada on za realizację algorytmu sterowania,</w:t>
+      </w:r>
+      <w:r>
+        <w:rPr>
+          <w:rFonts w:ascii="Times New Roman" w:hAnsi="Times New Roman" w:cs="Times New Roman"/>
+        </w:rPr>
+        <w:t xml:space="preserve"> dekodowanie ramek UART (</w:t>
+      </w:r>
+      <w:proofErr w:type="spellStart"/>
+      <w:r>
+        <w:rPr>
+          <w:rFonts w:ascii="Times New Roman" w:hAnsi="Times New Roman" w:cs="Times New Roman"/>
+        </w:rPr>
+        <w:t>iBus</w:t>
+      </w:r>
+      <w:proofErr w:type="spellEnd"/>
+      <w:r>
+        <w:rPr>
+          <w:rFonts w:ascii="Times New Roman" w:hAnsi="Times New Roman" w:cs="Times New Roman"/>
+        </w:rPr>
+        <w:t>) z odbiornika RC,</w:t>
+      </w:r>
+      <w:r>
+        <w:rPr>
+          <w:rFonts w:ascii="Times New Roman" w:hAnsi="Times New Roman" w:cs="Times New Roman"/>
+        </w:rPr>
+        <w:t xml:space="preserve"> przetwarzanie danych z czujników oraz generowanie sygnałów sterujących</w:t>
+      </w:r>
+      <w:r>
+        <w:rPr>
+          <w:rFonts w:ascii="Times New Roman" w:hAnsi="Times New Roman" w:cs="Times New Roman"/>
+        </w:rPr>
+        <w:t xml:space="preserve"> PWM</w:t>
+      </w:r>
+      <w:r>
+        <w:rPr>
+          <w:rFonts w:ascii="Times New Roman" w:hAnsi="Times New Roman" w:cs="Times New Roman"/>
+        </w:rPr>
+        <w:t xml:space="preserve"> dla regulatorów ESC. </w:t>
+      </w:r>
     </w:p>
     <w:p>
       <w:pPr>
@@ -4003,15 +4179,15 @@
           <w:b/>
           <w:bCs/>
         </w:rPr>
-        <w:t>3</w:t>
-      </w:r>
-      <w:r>
-        <w:rPr>
-          <w:rFonts w:ascii="Times New Roman" w:hAnsi="Times New Roman" w:cs="Times New Roman"/>
-          <w:b/>
-          <w:bCs/>
-        </w:rPr>
-        <w:t>. Mikrokontroler STM32L432KC</w:t>
+        <w:t>4</w:t>
+      </w:r>
+      <w:r>
+        <w:rPr>
+          <w:rFonts w:ascii="Times New Roman" w:hAnsi="Times New Roman" w:cs="Times New Roman"/>
+          <w:b/>
+          <w:bCs/>
+        </w:rPr>
+        <w:t>. Czujnik inercyjny IMU BNO055</w:t>
       </w:r>
     </w:p>
     <w:p>
@@ -4019,54 +4195,55 @@
         <w:ind w:firstLine="708"/>
         <w:rPr>
           <w:rFonts w:ascii="Times New Roman" w:hAnsi="Times New Roman" w:cs="Times New Roman"/>
-          <w:b/>
-          <w:bCs/>
-        </w:rPr>
-      </w:pPr>
-      <w:r>
-        <w:rPr>
-          <w:rFonts w:ascii="Times New Roman" w:hAnsi="Times New Roman" w:cs="Times New Roman"/>
-        </w:rPr>
-        <w:t>Mikrokontroler STM32L432KC pełni rolę centralnej jednostki sterującej systemu. Odpowiada on za realizację algorytmu sterowania,</w:t>
-      </w:r>
-      <w:r>
-        <w:rPr>
-          <w:rFonts w:ascii="Times New Roman" w:hAnsi="Times New Roman" w:cs="Times New Roman"/>
-        </w:rPr>
-        <w:t xml:space="preserve"> dekodowanie ramek UART (</w:t>
+        </w:rPr>
+      </w:pPr>
+      <w:r>
+        <w:rPr>
+          <w:rFonts w:ascii="Times New Roman" w:hAnsi="Times New Roman" w:cs="Times New Roman"/>
+        </w:rPr>
+        <w:t>Czujnik inercyjny BNO055 dostarcza informacji o orientacji drona w przestrzeni, które są niezbędne do realizacji algorytmu stabilizacji lotu. Czujnik połączony jest z mikrokontrolerem STM32 za pomocą magistrali I2C, umożliwiającej dwukierunkową transmisję danych pomiędzy układami.</w:t>
+      </w:r>
+    </w:p>
+    <w:p>
+      <w:pPr>
+        <w:ind w:firstLine="708"/>
+        <w:rPr>
+          <w:rFonts w:ascii="Times New Roman" w:hAnsi="Times New Roman" w:cs="Times New Roman"/>
+        </w:rPr>
+      </w:pPr>
+      <w:r>
+        <w:rPr>
+          <w:rFonts w:ascii="Times New Roman" w:hAnsi="Times New Roman" w:cs="Times New Roman"/>
+        </w:rPr>
+        <w:t xml:space="preserve">Zasilanie czujnika realizowane jest napięciem +5 V z tej samej linii zasilania co mikrokontroler. Masa czujnika połączona jest ze wspólną masą systemu. </w:t>
+      </w:r>
+      <w:r>
+        <w:rPr>
+          <w:rFonts w:ascii="Times New Roman" w:hAnsi="Times New Roman" w:cs="Times New Roman"/>
+        </w:rPr>
+        <w:t xml:space="preserve">W prezentowanym systemie nie wykorzystano linii przerwania INT czujnika inercyjnego BNO055. Dane z czujnika odczytywane są cyklicznie w głównej pętli sterowania metodą </w:t>
       </w:r>
       <w:proofErr w:type="spellStart"/>
       <w:r>
         <w:rPr>
           <w:rFonts w:ascii="Times New Roman" w:hAnsi="Times New Roman" w:cs="Times New Roman"/>
         </w:rPr>
-        <w:t>iBus</w:t>
+        <w:t>pollingu</w:t>
       </w:r>
       <w:proofErr w:type="spellEnd"/>
       <w:r>
         <w:rPr>
           <w:rFonts w:ascii="Times New Roman" w:hAnsi="Times New Roman" w:cs="Times New Roman"/>
         </w:rPr>
-        <w:t>) z odbiornika RC,</w:t>
-      </w:r>
-      <w:r>
-        <w:rPr>
-          <w:rFonts w:ascii="Times New Roman" w:hAnsi="Times New Roman" w:cs="Times New Roman"/>
-        </w:rPr>
-        <w:t xml:space="preserve"> przetwarzanie danych z czujników oraz generowanie sygnałów sterujących</w:t>
-      </w:r>
-      <w:r>
-        <w:rPr>
-          <w:rFonts w:ascii="Times New Roman" w:hAnsi="Times New Roman" w:cs="Times New Roman"/>
-        </w:rPr>
-        <w:t xml:space="preserve"> PWM</w:t>
-      </w:r>
-      <w:r>
-        <w:rPr>
-          <w:rFonts w:ascii="Times New Roman" w:hAnsi="Times New Roman" w:cs="Times New Roman"/>
-        </w:rPr>
-        <w:t xml:space="preserve"> dla regulatorów ESC. </w:t>
-      </w:r>
+        <w:t>, co przy odpowiednio dobranej częstotliwości pętli zapewnia aktualne informacje o orientacji drona.</w:t>
+      </w:r>
+    </w:p>
+    <w:p>
+      <w:pPr>
+        <w:rPr>
+          <w:rFonts w:ascii="Times New Roman" w:hAnsi="Times New Roman" w:cs="Times New Roman"/>
+        </w:rPr>
+      </w:pPr>
     </w:p>
     <w:p>
       <w:pPr>
@@ -4090,15 +4267,15 @@
           <w:b/>
           <w:bCs/>
         </w:rPr>
-        <w:t>4</w:t>
-      </w:r>
-      <w:r>
-        <w:rPr>
-          <w:rFonts w:ascii="Times New Roman" w:hAnsi="Times New Roman" w:cs="Times New Roman"/>
-          <w:b/>
-          <w:bCs/>
-        </w:rPr>
-        <w:t>. Czujnik inercyjny IMU BNO055</w:t>
+        <w:t>5</w:t>
+      </w:r>
+      <w:r>
+        <w:rPr>
+          <w:rFonts w:ascii="Times New Roman" w:hAnsi="Times New Roman" w:cs="Times New Roman"/>
+          <w:b/>
+          <w:bCs/>
+        </w:rPr>
+        <w:t>. Odbiornik RC FS-IA10B</w:t>
       </w:r>
     </w:p>
     <w:p>
@@ -4112,8 +4289,16 @@
         <w:rPr>
           <w:rFonts w:ascii="Times New Roman" w:hAnsi="Times New Roman" w:cs="Times New Roman"/>
         </w:rPr>
-        <w:t>Czujnik inercyjny BNO055 dostarcza informacji o orientacji drona w przestrzeni, które są niezbędne do realizacji algorytmu stabilizacji lotu. Czujnik połączony jest z mikrokontrolerem STM32 za pomocą magistrali I2C, umożliwiającej dwukierunkową transmisję danych pomiędzy układami.</w:t>
-      </w:r>
+        <w:t xml:space="preserve">Odbiornik RC FS-IA10B służy do odbioru sygnałów sterujących wysyłanych z nadajnika przez operatora drona. Odbiornik przekazuje dane do mikrokontrolera w postaci cyfrowej, z wykorzystaniem protokołu </w:t>
+      </w:r>
+      <w:proofErr w:type="spellStart"/>
+      <w:r>
+        <w:rPr>
+          <w:rFonts w:ascii="Times New Roman" w:hAnsi="Times New Roman" w:cs="Times New Roman"/>
+        </w:rPr>
+        <w:t>iBUS.</w:t>
+      </w:r>
+      <w:proofErr w:type="spellEnd"/>
     </w:p>
     <w:p>
       <w:pPr>
@@ -4126,27 +4311,154 @@
         <w:rPr>
           <w:rFonts w:ascii="Times New Roman" w:hAnsi="Times New Roman" w:cs="Times New Roman"/>
         </w:rPr>
-        <w:t xml:space="preserve">Zasilanie czujnika realizowane jest napięciem +5 V z tej samej linii zasilania co mikrokontroler. Masa czujnika połączona jest ze wspólną masą systemu. </w:t>
-      </w:r>
-      <w:r>
-        <w:rPr>
-          <w:rFonts w:ascii="Times New Roman" w:hAnsi="Times New Roman" w:cs="Times New Roman"/>
-        </w:rPr>
-        <w:t xml:space="preserve">W prezentowanym systemie nie wykorzystano linii przerwania INT czujnika inercyjnego BNO055. Dane z czujnika odczytywane są cyklicznie w głównej pętli sterowania metodą </w:t>
+        <w:t>Połączenie z mikrokontrolerem STM32 realizowane jest poprzez interfejs UART, przy czym wykorzystywana jest wyłącznie linia odbiorcza UART RX. Odbiornik zasilany jest napięciem +5 V z przetwornicy step-down, a jego masa połączona jest ze wspólną masą systemu.</w:t>
+      </w:r>
+    </w:p>
+    <w:p>
+      <w:pPr>
+        <w:rPr>
+          <w:rFonts w:ascii="Times New Roman" w:hAnsi="Times New Roman" w:cs="Times New Roman"/>
+        </w:rPr>
+      </w:pPr>
+    </w:p>
+    <w:p>
+      <w:pPr>
+        <w:rPr>
+          <w:rFonts w:ascii="Times New Roman" w:hAnsi="Times New Roman" w:cs="Times New Roman"/>
+        </w:rPr>
+      </w:pPr>
+    </w:p>
+    <w:p>
+      <w:pPr>
+        <w:rPr>
+          <w:rFonts w:ascii="Times New Roman" w:hAnsi="Times New Roman" w:cs="Times New Roman"/>
+        </w:rPr>
+      </w:pPr>
+    </w:p>
+    <w:p>
+      <w:pPr>
+        <w:rPr>
+          <w:rFonts w:ascii="Times New Roman" w:hAnsi="Times New Roman" w:cs="Times New Roman"/>
+          <w:b/>
+          <w:bCs/>
+        </w:rPr>
+      </w:pPr>
+      <w:r>
+        <w:rPr>
+          <w:rFonts w:ascii="Times New Roman" w:hAnsi="Times New Roman" w:cs="Times New Roman"/>
+          <w:b/>
+          <w:bCs/>
+        </w:rPr>
+        <w:t>5.1.</w:t>
+      </w:r>
+      <w:r>
+        <w:rPr>
+          <w:rFonts w:ascii="Times New Roman" w:hAnsi="Times New Roman" w:cs="Times New Roman"/>
+          <w:b/>
+          <w:bCs/>
+        </w:rPr>
+        <w:t>6</w:t>
+      </w:r>
+      <w:r>
+        <w:rPr>
+          <w:rFonts w:ascii="Times New Roman" w:hAnsi="Times New Roman" w:cs="Times New Roman"/>
+          <w:b/>
+          <w:bCs/>
+        </w:rPr>
+        <w:t>. Regulatory ESC</w:t>
+      </w:r>
+      <w:r>
+        <w:rPr>
+          <w:rFonts w:ascii="Times New Roman" w:hAnsi="Times New Roman" w:cs="Times New Roman"/>
+          <w:b/>
+          <w:bCs/>
+        </w:rPr>
+        <w:t xml:space="preserve"> </w:t>
       </w:r>
       <w:proofErr w:type="spellStart"/>
       <w:r>
         <w:rPr>
           <w:rFonts w:ascii="Times New Roman" w:hAnsi="Times New Roman" w:cs="Times New Roman"/>
-        </w:rPr>
-        <w:t>pollingu</w:t>
+          <w:b/>
+          <w:bCs/>
+        </w:rPr>
+        <w:t>BLHeli_S</w:t>
       </w:r>
       <w:proofErr w:type="spellEnd"/>
       <w:r>
         <w:rPr>
           <w:rFonts w:ascii="Times New Roman" w:hAnsi="Times New Roman" w:cs="Times New Roman"/>
-        </w:rPr>
-        <w:t>, co przy odpowiednio dobranej częstotliwości pętli zapewnia aktualne informacje o orientacji drona.</w:t>
+          <w:b/>
+          <w:bCs/>
+        </w:rPr>
+        <w:t xml:space="preserve"> 20A</w:t>
+      </w:r>
+    </w:p>
+    <w:p>
+      <w:pPr>
+        <w:ind w:firstLine="708"/>
+        <w:rPr>
+          <w:rFonts w:ascii="Times New Roman" w:hAnsi="Times New Roman" w:cs="Times New Roman"/>
+        </w:rPr>
+      </w:pPr>
+      <w:r>
+        <w:rPr>
+          <w:rFonts w:ascii="Times New Roman" w:hAnsi="Times New Roman" w:cs="Times New Roman"/>
+        </w:rPr>
+        <w:lastRenderedPageBreak/>
+        <w:t xml:space="preserve">Sterowanie napędem drona realizowane jest za pomocą czterech regulatorów </w:t>
+      </w:r>
+      <w:r>
+        <w:rPr>
+          <w:rFonts w:ascii="Times New Roman" w:hAnsi="Times New Roman" w:cs="Times New Roman"/>
+        </w:rPr>
+        <w:t>ESC</w:t>
+      </w:r>
+      <w:r>
+        <w:rPr>
+          <w:rFonts w:ascii="Times New Roman" w:hAnsi="Times New Roman" w:cs="Times New Roman"/>
+        </w:rPr>
+        <w:t xml:space="preserve">, z których każdy odpowiada za sterowanie jednym silnikiem </w:t>
+      </w:r>
+      <w:proofErr w:type="spellStart"/>
+      <w:r>
+        <w:rPr>
+          <w:rFonts w:ascii="Times New Roman" w:hAnsi="Times New Roman" w:cs="Times New Roman"/>
+        </w:rPr>
+        <w:t>bezszczotkowym</w:t>
+      </w:r>
+      <w:proofErr w:type="spellEnd"/>
+      <w:r>
+        <w:rPr>
+          <w:rFonts w:ascii="Times New Roman" w:hAnsi="Times New Roman" w:cs="Times New Roman"/>
+        </w:rPr>
+        <w:t>. Regulatory ESC odbierają sygnały sterujące PWM generowane przez mikrokontroler STM32. Każdy sygnał PWM odpowiada za regulację prędkości obrotowej jednego silnika.</w:t>
+      </w:r>
+    </w:p>
+    <w:p>
+      <w:pPr>
+        <w:ind w:firstLine="708"/>
+        <w:rPr>
+          <w:rFonts w:ascii="Times New Roman" w:hAnsi="Times New Roman" w:cs="Times New Roman"/>
+        </w:rPr>
+      </w:pPr>
+      <w:r>
+        <w:rPr>
+          <w:rFonts w:ascii="Times New Roman" w:hAnsi="Times New Roman" w:cs="Times New Roman"/>
+        </w:rPr>
+        <w:t>Regulatory ESC zasilane są bezpośrednio z głównej linii zasilania o napięciu 14,8 V, pochodzącej z zasilacza laboratoryjneg</w:t>
+      </w:r>
+      <w:r>
+        <w:rPr>
+          <w:rFonts w:ascii="Times New Roman" w:hAnsi="Times New Roman" w:cs="Times New Roman"/>
+        </w:rPr>
+        <w:t>o</w:t>
+      </w:r>
+      <w:r>
+        <w:rPr>
+          <w:rFonts w:ascii="Times New Roman" w:hAnsi="Times New Roman" w:cs="Times New Roman"/>
+        </w:rPr>
+        <w:t>. Linie masy regulatorów ESC połączone są ze wspólną masą systemu sterowania, co zapewnia poprawne odniesienie sygnałów PWM.</w:t>
       </w:r>
     </w:p>
     <w:p>
@@ -4178,15 +4490,41 @@
           <w:b/>
           <w:bCs/>
         </w:rPr>
-        <w:t>5</w:t>
-      </w:r>
-      <w:r>
-        <w:rPr>
-          <w:rFonts w:ascii="Times New Roman" w:hAnsi="Times New Roman" w:cs="Times New Roman"/>
-          <w:b/>
-          <w:bCs/>
-        </w:rPr>
-        <w:t>. Odbiornik RC FS-IA10B</w:t>
+        <w:t>7</w:t>
+      </w:r>
+      <w:r>
+        <w:rPr>
+          <w:rFonts w:ascii="Times New Roman" w:hAnsi="Times New Roman" w:cs="Times New Roman"/>
+          <w:b/>
+          <w:bCs/>
+        </w:rPr>
+        <w:t xml:space="preserve">. Silniki </w:t>
+      </w:r>
+      <w:proofErr w:type="spellStart"/>
+      <w:r>
+        <w:rPr>
+          <w:rFonts w:ascii="Times New Roman" w:hAnsi="Times New Roman" w:cs="Times New Roman"/>
+          <w:b/>
+          <w:bCs/>
+        </w:rPr>
+        <w:t>bezszczotkowe</w:t>
+      </w:r>
+      <w:proofErr w:type="spellEnd"/>
+      <w:r>
+        <w:rPr>
+          <w:rFonts w:ascii="Times New Roman" w:hAnsi="Times New Roman" w:cs="Times New Roman"/>
+          <w:b/>
+          <w:bCs/>
+        </w:rPr>
+        <w:t xml:space="preserve"> (BLDC)</w:t>
+      </w:r>
+      <w:r>
+        <w:rPr>
+          <w:rFonts w:ascii="Times New Roman" w:hAnsi="Times New Roman" w:cs="Times New Roman"/>
+          <w:b/>
+          <w:bCs/>
+        </w:rPr>
+        <w:t xml:space="preserve"> BR2205 2300KV</w:t>
       </w:r>
     </w:p>
     <w:p>
@@ -4200,16 +4538,22 @@
         <w:rPr>
           <w:rFonts w:ascii="Times New Roman" w:hAnsi="Times New Roman" w:cs="Times New Roman"/>
         </w:rPr>
-        <w:t xml:space="preserve">Odbiornik RC FS-IA10B służy do odbioru sygnałów sterujących wysyłanych z nadajnika przez operatora drona. Odbiornik przekazuje dane do mikrokontrolera w postaci cyfrowej, z wykorzystaniem protokołu </w:t>
+        <w:t xml:space="preserve">Silniki </w:t>
       </w:r>
       <w:proofErr w:type="spellStart"/>
       <w:r>
         <w:rPr>
           <w:rFonts w:ascii="Times New Roman" w:hAnsi="Times New Roman" w:cs="Times New Roman"/>
         </w:rPr>
-        <w:t>iBUS.</w:t>
+        <w:t>bezszczotkowe</w:t>
       </w:r>
       <w:proofErr w:type="spellEnd"/>
+      <w:r>
+        <w:rPr>
+          <w:rFonts w:ascii="Times New Roman" w:hAnsi="Times New Roman" w:cs="Times New Roman"/>
+        </w:rPr>
+        <w:t xml:space="preserve"> stanowią element wykonawczy systemu sterowania i odpowiadają za generowanie siły nośnej oraz momentów obrotowych drona. Każdy silnik podłączony jest do odpowiedniego regulatora ESC, który steruje jego prędkością obrotową na podstawie sygnału PWM otrzymanego z mikrokontrolera.</w:t>
+      </w:r>
     </w:p>
     <w:p>
       <w:pPr>
@@ -4222,68 +4566,57 @@
         <w:rPr>
           <w:rFonts w:ascii="Times New Roman" w:hAnsi="Times New Roman" w:cs="Times New Roman"/>
         </w:rPr>
-        <w:t>Połączenie z mikrokontrolerem STM32 realizowane jest poprzez interfejs UART, przy czym wykorzystywana jest wyłącznie linia odbiorcza UART RX. Odbiornik zasilany jest napięciem +5 V z przetwornicy step-down, a jego masa połączona jest ze wspólną masą systemu.</w:t>
-      </w:r>
-    </w:p>
-    <w:p>
-      <w:pPr>
-        <w:rPr>
-          <w:rFonts w:ascii="Times New Roman" w:hAnsi="Times New Roman" w:cs="Times New Roman"/>
-        </w:rPr>
-      </w:pPr>
-    </w:p>
-    <w:p>
-      <w:pPr>
-        <w:rPr>
-          <w:rFonts w:ascii="Times New Roman" w:hAnsi="Times New Roman" w:cs="Times New Roman"/>
-        </w:rPr>
-      </w:pPr>
-    </w:p>
-    <w:p>
-      <w:pPr>
-        <w:rPr>
-          <w:rFonts w:ascii="Times New Roman" w:hAnsi="Times New Roman" w:cs="Times New Roman"/>
-        </w:rPr>
-      </w:pPr>
-    </w:p>
-    <w:p>
-      <w:pPr>
-        <w:rPr>
-          <w:rFonts w:ascii="Times New Roman" w:hAnsi="Times New Roman" w:cs="Times New Roman"/>
-          <w:b/>
-          <w:bCs/>
-        </w:rPr>
-      </w:pPr>
-      <w:r>
-        <w:rPr>
-          <w:rFonts w:ascii="Times New Roman" w:hAnsi="Times New Roman" w:cs="Times New Roman"/>
-          <w:b/>
-          <w:bCs/>
-        </w:rPr>
-        <w:lastRenderedPageBreak/>
-        <w:t>5.1.</w:t>
-      </w:r>
-      <w:r>
-        <w:rPr>
-          <w:rFonts w:ascii="Times New Roman" w:hAnsi="Times New Roman" w:cs="Times New Roman"/>
-          <w:b/>
-          <w:bCs/>
-        </w:rPr>
-        <w:t>6</w:t>
-      </w:r>
-      <w:r>
-        <w:rPr>
-          <w:rFonts w:ascii="Times New Roman" w:hAnsi="Times New Roman" w:cs="Times New Roman"/>
-          <w:b/>
-          <w:bCs/>
-        </w:rPr>
-        <w:t>. Regulatory ESC</w:t>
-      </w:r>
-      <w:r>
-        <w:rPr>
-          <w:rFonts w:ascii="Times New Roman" w:hAnsi="Times New Roman" w:cs="Times New Roman"/>
-          <w:b/>
-          <w:bCs/>
+        <w:t>Mikrokontroler STM32 nie steruje silnikami bezpośrednio, a jedynie pośrednio poprzez regulatory ESC, co jest standardowym rozwiązaniem w konstrukcjach dronów wielowirnikowych.</w:t>
+      </w:r>
+    </w:p>
+    <w:p>
+      <w:pPr>
+        <w:rPr>
+          <w:rFonts w:ascii="Times New Roman" w:hAnsi="Times New Roman" w:cs="Times New Roman"/>
+        </w:rPr>
+      </w:pPr>
+    </w:p>
+    <w:p>
+      <w:pPr>
+        <w:rPr>
+          <w:rFonts w:ascii="Times New Roman" w:hAnsi="Times New Roman" w:cs="Times New Roman"/>
+          <w:b/>
+          <w:bCs/>
+        </w:rPr>
+      </w:pPr>
+      <w:r>
+        <w:rPr>
+          <w:rFonts w:ascii="Times New Roman" w:hAnsi="Times New Roman" w:cs="Times New Roman"/>
+          <w:b/>
+          <w:bCs/>
+        </w:rPr>
+        <w:t>5.2. Implementacja programowa</w:t>
+      </w:r>
+    </w:p>
+    <w:p>
+      <w:pPr>
+        <w:ind w:firstLine="708"/>
+        <w:rPr>
+          <w:rFonts w:ascii="Times New Roman" w:hAnsi="Times New Roman" w:cs="Times New Roman"/>
+        </w:rPr>
+      </w:pPr>
+      <w:r>
+        <w:rPr>
+          <w:rFonts w:ascii="Times New Roman" w:hAnsi="Times New Roman" w:cs="Times New Roman"/>
+        </w:rPr>
+        <w:t xml:space="preserve">Implementacja programowa systemu sterowania drona quadrotor została zrealizowana na mikrokontrolerze STM32 z wykorzystaniem środowiska STM32CubeIDE oraz biblioteki sprzętowej HAL (Hardware </w:t>
+      </w:r>
+      <w:proofErr w:type="spellStart"/>
+      <w:r>
+        <w:rPr>
+          <w:rFonts w:ascii="Times New Roman" w:hAnsi="Times New Roman" w:cs="Times New Roman"/>
+        </w:rPr>
+        <w:t>Abstraction</w:t>
+      </w:r>
+      <w:proofErr w:type="spellEnd"/>
+      <w:r>
+        <w:rPr>
+          <w:rFonts w:ascii="Times New Roman" w:hAnsi="Times New Roman" w:cs="Times New Roman"/>
         </w:rPr>
         <w:t xml:space="preserve"> </w:t>
       </w:r>
@@ -4291,19 +4624,15 @@
       <w:r>
         <w:rPr>
           <w:rFonts w:ascii="Times New Roman" w:hAnsi="Times New Roman" w:cs="Times New Roman"/>
-          <w:b/>
-          <w:bCs/>
-        </w:rPr>
-        <w:t>BLHeli_S</w:t>
+        </w:rPr>
+        <w:t>Layer</w:t>
       </w:r>
       <w:proofErr w:type="spellEnd"/>
       <w:r>
         <w:rPr>
           <w:rFonts w:ascii="Times New Roman" w:hAnsi="Times New Roman" w:cs="Times New Roman"/>
-          <w:b/>
-          <w:bCs/>
-        </w:rPr>
-        <w:t xml:space="preserve"> 20A</w:t>
+        </w:rPr>
+        <w:t>). Oprogramowanie odpowiada za realizację algorytmu stabilizacji lotu w czasie rzeczywistym, przetwarzanie danych z czujników inercyjnych, obsługę sygnałów sterowania z nadajnika RC oraz generowanie sygnałów sterujących dla regulatorów ESC.</w:t>
       </w:r>
     </w:p>
     <w:p>
@@ -4317,33 +4646,73 @@
         <w:rPr>
           <w:rFonts w:ascii="Times New Roman" w:hAnsi="Times New Roman" w:cs="Times New Roman"/>
         </w:rPr>
-        <w:t xml:space="preserve">Sterowanie napędem drona realizowane jest za pomocą czterech regulatorów </w:t>
-      </w:r>
-      <w:r>
-        <w:rPr>
-          <w:rFonts w:ascii="Times New Roman" w:hAnsi="Times New Roman" w:cs="Times New Roman"/>
-        </w:rPr>
-        <w:t>ESC</w:t>
-      </w:r>
-      <w:r>
-        <w:rPr>
-          <w:rFonts w:ascii="Times New Roman" w:hAnsi="Times New Roman" w:cs="Times New Roman"/>
-        </w:rPr>
-        <w:t xml:space="preserve">, z których każdy odpowiada za sterowanie jednym silnikiem </w:t>
+        <w:t xml:space="preserve">Kod programu został zaprojektowany w sposób modułowy, co ułatwia jego analizę, modyfikację oraz dalszy rozwój. W obecnej wersji oprogramowania system realizuje stabilizację kątów orientacji drona w osiach </w:t>
       </w:r>
       <w:proofErr w:type="spellStart"/>
       <w:r>
         <w:rPr>
           <w:rFonts w:ascii="Times New Roman" w:hAnsi="Times New Roman" w:cs="Times New Roman"/>
         </w:rPr>
-        <w:t>bezszczotkowym</w:t>
+        <w:t>roll</w:t>
       </w:r>
       <w:proofErr w:type="spellEnd"/>
       <w:r>
         <w:rPr>
           <w:rFonts w:ascii="Times New Roman" w:hAnsi="Times New Roman" w:cs="Times New Roman"/>
         </w:rPr>
-        <w:t>. Regulatory ESC odbierają sygnały sterujące PWM generowane przez mikrokontroler STM32. Każdy sygnał PWM odpowiada za regulację prędkości obrotowej jednego silnika.</w:t>
+        <w:t xml:space="preserve">, </w:t>
+      </w:r>
+      <w:proofErr w:type="spellStart"/>
+      <w:r>
+        <w:rPr>
+          <w:rFonts w:ascii="Times New Roman" w:hAnsi="Times New Roman" w:cs="Times New Roman"/>
+        </w:rPr>
+        <w:t>pitch</w:t>
+      </w:r>
+      <w:proofErr w:type="spellEnd"/>
+      <w:r>
+        <w:rPr>
+          <w:rFonts w:ascii="Times New Roman" w:hAnsi="Times New Roman" w:cs="Times New Roman"/>
+        </w:rPr>
+        <w:t xml:space="preserve"> oraz </w:t>
+      </w:r>
+      <w:proofErr w:type="spellStart"/>
+      <w:r>
+        <w:rPr>
+          <w:rFonts w:ascii="Times New Roman" w:hAnsi="Times New Roman" w:cs="Times New Roman"/>
+        </w:rPr>
+        <w:t>yaw</w:t>
+      </w:r>
+      <w:proofErr w:type="spellEnd"/>
+      <w:r>
+        <w:rPr>
+          <w:rFonts w:ascii="Times New Roman" w:hAnsi="Times New Roman" w:cs="Times New Roman"/>
+        </w:rPr>
+        <w:t xml:space="preserve"> z wykorzystaniem regulatora PID.</w:t>
+      </w:r>
+    </w:p>
+    <w:p>
+      <w:pPr>
+        <w:rPr>
+          <w:rFonts w:ascii="Times New Roman" w:hAnsi="Times New Roman" w:cs="Times New Roman"/>
+        </w:rPr>
+      </w:pPr>
+    </w:p>
+    <w:p>
+      <w:pPr>
+        <w:rPr>
+          <w:rFonts w:ascii="Times New Roman" w:hAnsi="Times New Roman" w:cs="Times New Roman"/>
+          <w:b/>
+          <w:bCs/>
+        </w:rPr>
+      </w:pPr>
+      <w:r>
+        <w:rPr>
+          <w:rFonts w:ascii="Times New Roman" w:hAnsi="Times New Roman" w:cs="Times New Roman"/>
+          <w:b/>
+          <w:bCs/>
+        </w:rPr>
+        <w:t>5.2.1. Środowisko programistyczne i konfiguracja systemu</w:t>
       </w:r>
     </w:p>
     <w:p>
@@ -4357,85 +4726,49 @@
         <w:rPr>
           <w:rFonts w:ascii="Times New Roman" w:hAnsi="Times New Roman" w:cs="Times New Roman"/>
         </w:rPr>
-        <w:t>Regulatory ESC zasilane są bezpośrednio z głównej linii zasilania o napięciu 14,8 V, pochodzącej z zasilacza laboratoryjneg</w:t>
-      </w:r>
-      <w:r>
-        <w:rPr>
-          <w:rFonts w:ascii="Times New Roman" w:hAnsi="Times New Roman" w:cs="Times New Roman"/>
-        </w:rPr>
-        <w:t>o</w:t>
-      </w:r>
-      <w:r>
-        <w:rPr>
-          <w:rFonts w:ascii="Times New Roman" w:hAnsi="Times New Roman" w:cs="Times New Roman"/>
-        </w:rPr>
-        <w:t>. Linie masy regulatorów ESC połączone są ze wspólną masą systemu sterowania, co zapewnia poprawne odniesienie sygnałów PWM.</w:t>
-      </w:r>
-    </w:p>
-    <w:p>
-      <w:pPr>
-        <w:rPr>
-          <w:rFonts w:ascii="Times New Roman" w:hAnsi="Times New Roman" w:cs="Times New Roman"/>
-        </w:rPr>
-      </w:pPr>
-    </w:p>
-    <w:p>
-      <w:pPr>
-        <w:rPr>
-          <w:rFonts w:ascii="Times New Roman" w:hAnsi="Times New Roman" w:cs="Times New Roman"/>
-          <w:b/>
-          <w:bCs/>
-        </w:rPr>
-      </w:pPr>
-      <w:r>
-        <w:rPr>
-          <w:rFonts w:ascii="Times New Roman" w:hAnsi="Times New Roman" w:cs="Times New Roman"/>
-          <w:b/>
-          <w:bCs/>
-        </w:rPr>
-        <w:t>5.1.</w:t>
-      </w:r>
-      <w:r>
-        <w:rPr>
-          <w:rFonts w:ascii="Times New Roman" w:hAnsi="Times New Roman" w:cs="Times New Roman"/>
-          <w:b/>
-          <w:bCs/>
-        </w:rPr>
-        <w:t>7</w:t>
-      </w:r>
-      <w:r>
-        <w:rPr>
-          <w:rFonts w:ascii="Times New Roman" w:hAnsi="Times New Roman" w:cs="Times New Roman"/>
-          <w:b/>
-          <w:bCs/>
-        </w:rPr>
-        <w:t xml:space="preserve">. Silniki </w:t>
+        <w:t xml:space="preserve">Oprogramowanie sterujące zostało opracowane w środowisku STM32CubeIDE, które umożliwia konfigurację </w:t>
       </w:r>
       <w:proofErr w:type="spellStart"/>
       <w:r>
         <w:rPr>
           <w:rFonts w:ascii="Times New Roman" w:hAnsi="Times New Roman" w:cs="Times New Roman"/>
-          <w:b/>
-          <w:bCs/>
-        </w:rPr>
-        <w:t>bezszczotkowe</w:t>
+        </w:rPr>
+        <w:t>peryferiów</w:t>
       </w:r>
       <w:proofErr w:type="spellEnd"/>
       <w:r>
         <w:rPr>
           <w:rFonts w:ascii="Times New Roman" w:hAnsi="Times New Roman" w:cs="Times New Roman"/>
-          <w:b/>
-          <w:bCs/>
-        </w:rPr>
-        <w:t xml:space="preserve"> (BLDC)</w:t>
-      </w:r>
-      <w:r>
-        <w:rPr>
-          <w:rFonts w:ascii="Times New Roman" w:hAnsi="Times New Roman" w:cs="Times New Roman"/>
-          <w:b/>
-          <w:bCs/>
-        </w:rPr>
-        <w:t xml:space="preserve"> BR2205 2300KV</w:t>
+        </w:rPr>
+        <w:t xml:space="preserve"> mikrokontrolera oraz generację kodu inicjalizacyjnego. Do obsługi sprzętu wykorzystano bibliotekę HAL, zapewniającą przenośność oraz uproszczoną obsługę </w:t>
+      </w:r>
+      <w:proofErr w:type="spellStart"/>
+      <w:r>
+        <w:rPr>
+          <w:rFonts w:ascii="Times New Roman" w:hAnsi="Times New Roman" w:cs="Times New Roman"/>
+        </w:rPr>
+        <w:t>peryferiów</w:t>
+      </w:r>
+      <w:proofErr w:type="spellEnd"/>
+      <w:r>
+        <w:rPr>
+          <w:rFonts w:ascii="Times New Roman" w:hAnsi="Times New Roman" w:cs="Times New Roman"/>
+        </w:rPr>
+        <w:t xml:space="preserve"> takich jak </w:t>
+      </w:r>
+      <w:proofErr w:type="spellStart"/>
+      <w:r>
+        <w:rPr>
+          <w:rFonts w:ascii="Times New Roman" w:hAnsi="Times New Roman" w:cs="Times New Roman"/>
+        </w:rPr>
+        <w:t>timery</w:t>
+      </w:r>
+      <w:proofErr w:type="spellEnd"/>
+      <w:r>
+        <w:rPr>
+          <w:rFonts w:ascii="Times New Roman" w:hAnsi="Times New Roman" w:cs="Times New Roman"/>
+        </w:rPr>
+        <w:t>, interfejsy komunikacyjne czy magistrale danych.</w:t>
       </w:r>
     </w:p>
     <w:p>
@@ -4449,251 +4782,6 @@
         <w:rPr>
           <w:rFonts w:ascii="Times New Roman" w:hAnsi="Times New Roman" w:cs="Times New Roman"/>
         </w:rPr>
-        <w:t xml:space="preserve">Silniki </w:t>
-      </w:r>
-      <w:proofErr w:type="spellStart"/>
-      <w:r>
-        <w:rPr>
-          <w:rFonts w:ascii="Times New Roman" w:hAnsi="Times New Roman" w:cs="Times New Roman"/>
-        </w:rPr>
-        <w:t>bezszczotkowe</w:t>
-      </w:r>
-      <w:proofErr w:type="spellEnd"/>
-      <w:r>
-        <w:rPr>
-          <w:rFonts w:ascii="Times New Roman" w:hAnsi="Times New Roman" w:cs="Times New Roman"/>
-        </w:rPr>
-        <w:t xml:space="preserve"> stanowią element wykonawczy systemu sterowania i odpowiadają za generowanie siły nośnej oraz momentów obrotowych drona. Każdy silnik podłączony jest do odpowiedniego regulatora ESC, który steruje jego prędkością obrotową na podstawie sygnału PWM otrzymanego z mikrokontrolera.</w:t>
-      </w:r>
-    </w:p>
-    <w:p>
-      <w:pPr>
-        <w:ind w:firstLine="708"/>
-        <w:rPr>
-          <w:rFonts w:ascii="Times New Roman" w:hAnsi="Times New Roman" w:cs="Times New Roman"/>
-        </w:rPr>
-      </w:pPr>
-      <w:r>
-        <w:rPr>
-          <w:rFonts w:ascii="Times New Roman" w:hAnsi="Times New Roman" w:cs="Times New Roman"/>
-        </w:rPr>
-        <w:t>Mikrokontroler STM32 nie steruje silnikami bezpośrednio, a jedynie pośrednio poprzez regulatory ESC, co jest standardowym rozwiązaniem w konstrukcjach dronów wielowirnikowych.</w:t>
-      </w:r>
-    </w:p>
-    <w:p>
-      <w:pPr>
-        <w:rPr>
-          <w:rFonts w:ascii="Times New Roman" w:hAnsi="Times New Roman" w:cs="Times New Roman"/>
-        </w:rPr>
-      </w:pPr>
-    </w:p>
-    <w:p>
-      <w:pPr>
-        <w:rPr>
-          <w:rFonts w:ascii="Times New Roman" w:hAnsi="Times New Roman" w:cs="Times New Roman"/>
-          <w:b/>
-          <w:bCs/>
-        </w:rPr>
-      </w:pPr>
-      <w:r>
-        <w:rPr>
-          <w:rFonts w:ascii="Times New Roman" w:hAnsi="Times New Roman" w:cs="Times New Roman"/>
-          <w:b/>
-          <w:bCs/>
-        </w:rPr>
-        <w:t>5.2. Implementacja programowa</w:t>
-      </w:r>
-    </w:p>
-    <w:p>
-      <w:pPr>
-        <w:ind w:firstLine="708"/>
-        <w:rPr>
-          <w:rFonts w:ascii="Times New Roman" w:hAnsi="Times New Roman" w:cs="Times New Roman"/>
-        </w:rPr>
-      </w:pPr>
-      <w:r>
-        <w:rPr>
-          <w:rFonts w:ascii="Times New Roman" w:hAnsi="Times New Roman" w:cs="Times New Roman"/>
-        </w:rPr>
-        <w:t xml:space="preserve">Implementacja programowa systemu sterowania drona quadrotor została zrealizowana na mikrokontrolerze STM32 z wykorzystaniem środowiska STM32CubeIDE oraz biblioteki sprzętowej HAL (Hardware </w:t>
-      </w:r>
-      <w:proofErr w:type="spellStart"/>
-      <w:r>
-        <w:rPr>
-          <w:rFonts w:ascii="Times New Roman" w:hAnsi="Times New Roman" w:cs="Times New Roman"/>
-        </w:rPr>
-        <w:t>Abstraction</w:t>
-      </w:r>
-      <w:proofErr w:type="spellEnd"/>
-      <w:r>
-        <w:rPr>
-          <w:rFonts w:ascii="Times New Roman" w:hAnsi="Times New Roman" w:cs="Times New Roman"/>
-        </w:rPr>
-        <w:t xml:space="preserve"> </w:t>
-      </w:r>
-      <w:proofErr w:type="spellStart"/>
-      <w:r>
-        <w:rPr>
-          <w:rFonts w:ascii="Times New Roman" w:hAnsi="Times New Roman" w:cs="Times New Roman"/>
-        </w:rPr>
-        <w:t>Layer</w:t>
-      </w:r>
-      <w:proofErr w:type="spellEnd"/>
-      <w:r>
-        <w:rPr>
-          <w:rFonts w:ascii="Times New Roman" w:hAnsi="Times New Roman" w:cs="Times New Roman"/>
-        </w:rPr>
-        <w:t>). Oprogramowanie odpowiada za realizację algorytmu stabilizacji lotu w czasie rzeczywistym, przetwarzanie danych z czujników inercyjnych, obsługę sygnałów sterowania z nadajnika RC oraz generowanie sygnałów sterujących dla regulatorów ESC.</w:t>
-      </w:r>
-    </w:p>
-    <w:p>
-      <w:pPr>
-        <w:ind w:firstLine="708"/>
-        <w:rPr>
-          <w:rFonts w:ascii="Times New Roman" w:hAnsi="Times New Roman" w:cs="Times New Roman"/>
-        </w:rPr>
-      </w:pPr>
-      <w:r>
-        <w:rPr>
-          <w:rFonts w:ascii="Times New Roman" w:hAnsi="Times New Roman" w:cs="Times New Roman"/>
-        </w:rPr>
-        <w:t xml:space="preserve">Kod programu został zaprojektowany w sposób modułowy, co ułatwia jego analizę, modyfikację oraz dalszy rozwój. W obecnej wersji oprogramowania system realizuje stabilizację kątów orientacji drona w osiach </w:t>
-      </w:r>
-      <w:proofErr w:type="spellStart"/>
-      <w:r>
-        <w:rPr>
-          <w:rFonts w:ascii="Times New Roman" w:hAnsi="Times New Roman" w:cs="Times New Roman"/>
-        </w:rPr>
-        <w:t>roll</w:t>
-      </w:r>
-      <w:proofErr w:type="spellEnd"/>
-      <w:r>
-        <w:rPr>
-          <w:rFonts w:ascii="Times New Roman" w:hAnsi="Times New Roman" w:cs="Times New Roman"/>
-        </w:rPr>
-        <w:t xml:space="preserve">, </w:t>
-      </w:r>
-      <w:proofErr w:type="spellStart"/>
-      <w:r>
-        <w:rPr>
-          <w:rFonts w:ascii="Times New Roman" w:hAnsi="Times New Roman" w:cs="Times New Roman"/>
-        </w:rPr>
-        <w:t>pitch</w:t>
-      </w:r>
-      <w:proofErr w:type="spellEnd"/>
-      <w:r>
-        <w:rPr>
-          <w:rFonts w:ascii="Times New Roman" w:hAnsi="Times New Roman" w:cs="Times New Roman"/>
-        </w:rPr>
-        <w:t xml:space="preserve"> oraz </w:t>
-      </w:r>
-      <w:proofErr w:type="spellStart"/>
-      <w:r>
-        <w:rPr>
-          <w:rFonts w:ascii="Times New Roman" w:hAnsi="Times New Roman" w:cs="Times New Roman"/>
-        </w:rPr>
-        <w:t>yaw</w:t>
-      </w:r>
-      <w:proofErr w:type="spellEnd"/>
-      <w:r>
-        <w:rPr>
-          <w:rFonts w:ascii="Times New Roman" w:hAnsi="Times New Roman" w:cs="Times New Roman"/>
-        </w:rPr>
-        <w:t xml:space="preserve"> z wykorzystaniem regulatora PID.</w:t>
-      </w:r>
-    </w:p>
-    <w:p>
-      <w:pPr>
-        <w:rPr>
-          <w:rFonts w:ascii="Times New Roman" w:hAnsi="Times New Roman" w:cs="Times New Roman"/>
-        </w:rPr>
-      </w:pPr>
-    </w:p>
-    <w:p>
-      <w:pPr>
-        <w:rPr>
-          <w:rFonts w:ascii="Times New Roman" w:hAnsi="Times New Roman" w:cs="Times New Roman"/>
-          <w:b/>
-          <w:bCs/>
-        </w:rPr>
-      </w:pPr>
-      <w:r>
-        <w:rPr>
-          <w:rFonts w:ascii="Times New Roman" w:hAnsi="Times New Roman" w:cs="Times New Roman"/>
-          <w:b/>
-          <w:bCs/>
-        </w:rPr>
-        <w:t>5.2.1. Środowisko programistyczne i konfiguracja systemu</w:t>
-      </w:r>
-    </w:p>
-    <w:p>
-      <w:pPr>
-        <w:ind w:firstLine="708"/>
-        <w:rPr>
-          <w:rFonts w:ascii="Times New Roman" w:hAnsi="Times New Roman" w:cs="Times New Roman"/>
-        </w:rPr>
-      </w:pPr>
-      <w:r>
-        <w:rPr>
-          <w:rFonts w:ascii="Times New Roman" w:hAnsi="Times New Roman" w:cs="Times New Roman"/>
-        </w:rPr>
-        <w:t xml:space="preserve">Oprogramowanie sterujące zostało opracowane w środowisku STM32CubeIDE, które umożliwia konfigurację </w:t>
-      </w:r>
-      <w:proofErr w:type="spellStart"/>
-      <w:r>
-        <w:rPr>
-          <w:rFonts w:ascii="Times New Roman" w:hAnsi="Times New Roman" w:cs="Times New Roman"/>
-        </w:rPr>
-        <w:t>peryferiów</w:t>
-      </w:r>
-      <w:proofErr w:type="spellEnd"/>
-      <w:r>
-        <w:rPr>
-          <w:rFonts w:ascii="Times New Roman" w:hAnsi="Times New Roman" w:cs="Times New Roman"/>
-        </w:rPr>
-        <w:t xml:space="preserve"> mikrokontrolera oraz generację kodu inicjalizacyjnego. Do obsługi sprzętu wykorzystano bibliotekę HAL, zapewniającą przenośność oraz uproszczoną obsługę </w:t>
-      </w:r>
-      <w:proofErr w:type="spellStart"/>
-      <w:r>
-        <w:rPr>
-          <w:rFonts w:ascii="Times New Roman" w:hAnsi="Times New Roman" w:cs="Times New Roman"/>
-        </w:rPr>
-        <w:t>peryferiów</w:t>
-      </w:r>
-      <w:proofErr w:type="spellEnd"/>
-      <w:r>
-        <w:rPr>
-          <w:rFonts w:ascii="Times New Roman" w:hAnsi="Times New Roman" w:cs="Times New Roman"/>
-        </w:rPr>
-        <w:t xml:space="preserve"> takich jak </w:t>
-      </w:r>
-      <w:proofErr w:type="spellStart"/>
-      <w:r>
-        <w:rPr>
-          <w:rFonts w:ascii="Times New Roman" w:hAnsi="Times New Roman" w:cs="Times New Roman"/>
-        </w:rPr>
-        <w:t>timery</w:t>
-      </w:r>
-      <w:proofErr w:type="spellEnd"/>
-      <w:r>
-        <w:rPr>
-          <w:rFonts w:ascii="Times New Roman" w:hAnsi="Times New Roman" w:cs="Times New Roman"/>
-        </w:rPr>
-        <w:t>, interfejsy komunikacyjne czy magistrale danych.</w:t>
-      </w:r>
-    </w:p>
-    <w:p>
-      <w:pPr>
-        <w:ind w:firstLine="708"/>
-        <w:rPr>
-          <w:rFonts w:ascii="Times New Roman" w:hAnsi="Times New Roman" w:cs="Times New Roman"/>
-        </w:rPr>
-      </w:pPr>
-      <w:r>
-        <w:rPr>
-          <w:rFonts w:ascii="Times New Roman" w:hAnsi="Times New Roman" w:cs="Times New Roman"/>
-        </w:rPr>
-        <w:lastRenderedPageBreak/>
         <w:t>Na etapie konfiguracji systemu skonfigurowano następujące peryferia mikrokontrolera:</w:t>
       </w:r>
     </w:p>
@@ -4712,6 +4800,7 @@
         <w:rPr>
           <w:rFonts w:ascii="Times New Roman" w:hAnsi="Times New Roman" w:cs="Times New Roman"/>
         </w:rPr>
+        <w:lastRenderedPageBreak/>
         <w:t>interfejs I2C do komunikacji z czujnikiem inercyjnym BNO055,</w:t>
       </w:r>
     </w:p>
@@ -4844,7 +4933,7 @@
                     <pic:cNvPicPr/>
                   </pic:nvPicPr>
                   <pic:blipFill>
-                    <a:blip r:embed="rId14"/>
+                    <a:blip r:embed="rId17"/>
                     <a:stretch>
                       <a:fillRect/>
                     </a:stretch>
@@ -4889,7 +4978,7 @@
         <w:rPr>
           <w:noProof/>
         </w:rPr>
-        <w:t>7</w:t>
+        <w:t>8</w:t>
       </w:r>
       <w:r>
         <w:fldChar w:fldCharType="end"/>
@@ -5157,21 +5246,19 @@
         <w:rPr>
           <w:rFonts w:ascii="Times New Roman" w:hAnsi="Times New Roman" w:cs="Times New Roman"/>
         </w:rPr>
+        <w:t>Takie podejście umożliwia czytelne rozdzielenie funkcji systemu oraz ułatwia dalsze modyfikacje kodu.</w:t>
+      </w:r>
+    </w:p>
+    <w:p>
+      <w:pPr>
+        <w:keepNext/>
+        <w:jc w:val="center"/>
+      </w:pPr>
+      <w:r>
+        <w:rPr>
+          <w:rFonts w:ascii="Times New Roman" w:hAnsi="Times New Roman" w:cs="Times New Roman"/>
+        </w:rPr>
         <w:lastRenderedPageBreak/>
-        <w:t>Takie podejście umożliwia czytelne rozdzielenie funkcji systemu oraz ułatwia dalsze modyfikacje kodu.</w:t>
-      </w:r>
-    </w:p>
-    <w:p>
-      <w:pPr>
-        <w:jc w:val="center"/>
-        <w:rPr>
-          <w:rFonts w:ascii="Times New Roman" w:hAnsi="Times New Roman" w:cs="Times New Roman"/>
-        </w:rPr>
-      </w:pPr>
-      <w:r>
-        <w:rPr>
-          <w:rFonts w:ascii="Times New Roman" w:hAnsi="Times New Roman" w:cs="Times New Roman"/>
-        </w:rPr>
         <w:drawing>
           <wp:inline distT="0" distB="0" distL="0" distR="0" wp14:anchorId="5CA820F1" wp14:editId="6318355D">
             <wp:extent cx="3954780" cy="2942981"/>
@@ -5188,7 +5275,7 @@
                     <pic:cNvPicPr/>
                   </pic:nvPicPr>
                   <pic:blipFill>
-                    <a:blip r:embed="rId15"/>
+                    <a:blip r:embed="rId18"/>
                     <a:stretch>
                       <a:fillRect/>
                     </a:stretch>
@@ -5211,6 +5298,39 @@
     </w:p>
     <w:p>
       <w:pPr>
+        <w:pStyle w:val="Legenda"/>
+        <w:jc w:val="center"/>
+        <w:rPr>
+          <w:rFonts w:ascii="Times New Roman" w:hAnsi="Times New Roman" w:cs="Times New Roman"/>
+        </w:rPr>
+      </w:pPr>
+      <w:r>
+        <w:t xml:space="preserve">Rysunek </w:t>
+      </w:r>
+      <w:r>
+        <w:fldChar w:fldCharType="begin"/>
+      </w:r>
+      <w:r>
+        <w:instrText xml:space="preserve"> SEQ Rysunek \* ARABIC </w:instrText>
+      </w:r>
+      <w:r>
+        <w:fldChar w:fldCharType="separate"/>
+      </w:r>
+      <w:r>
+        <w:rPr>
+          <w:noProof/>
+        </w:rPr>
+        <w:t>9</w:t>
+      </w:r>
+      <w:r>
+        <w:fldChar w:fldCharType="end"/>
+      </w:r>
+      <w:r>
+        <w:t>: Schemat blokowy pętli sterowania</w:t>
+      </w:r>
+    </w:p>
+    <w:p>
+      <w:pPr>
         <w:rPr>
           <w:rFonts w:ascii="Times New Roman" w:hAnsi="Times New Roman" w:cs="Times New Roman"/>
         </w:rPr>
@@ -5779,6 +5899,13 @@
         </w:rPr>
         <w:t xml:space="preserve"> = 0;</w:t>
       </w:r>
+    </w:p>
+    <w:p>
+      <w:pPr>
+        <w:rPr>
+          <w:rFonts w:ascii="Times New Roman" w:hAnsi="Times New Roman" w:cs="Times New Roman"/>
+        </w:rPr>
+      </w:pPr>
     </w:p>
     <w:p>
       <w:pPr>
@@ -5982,6 +6109,42 @@
     </w:p>
     <w:p>
       <w:pPr>
+        <w:ind w:firstLine="708"/>
+        <w:rPr>
+          <w:rFonts w:ascii="Times New Roman" w:hAnsi="Times New Roman" w:cs="Times New Roman"/>
+        </w:rPr>
+      </w:pPr>
+      <w:r>
+        <w:rPr>
+          <w:rFonts w:ascii="Times New Roman" w:hAnsi="Times New Roman" w:cs="Times New Roman"/>
+        </w:rPr>
+        <w:t xml:space="preserve">Do odbioru danych z odbiornika RC wykorzystano mechanizm DMA (Direct Memory Access), który umożliwia ciągłe zapisywanie odebranych danych UART do bufora pamięci bez angażowania procesora. Zastosowanie DMA pozwala na zmniejszenie obciążenia mikrokontrolera oraz zapewnia niezawodny odbiór ramek </w:t>
+      </w:r>
+      <w:proofErr w:type="spellStart"/>
+      <w:r>
+        <w:rPr>
+          <w:rFonts w:ascii="Times New Roman" w:hAnsi="Times New Roman" w:cs="Times New Roman"/>
+        </w:rPr>
+        <w:t>iBUS</w:t>
+      </w:r>
+      <w:proofErr w:type="spellEnd"/>
+      <w:r>
+        <w:rPr>
+          <w:rFonts w:ascii="Times New Roman" w:hAnsi="Times New Roman" w:cs="Times New Roman"/>
+        </w:rPr>
+        <w:t xml:space="preserve"> przy zachowaniu stałej częstotliwości pracy algorytmu sterowania.</w:t>
+      </w:r>
+    </w:p>
+    <w:p>
+      <w:pPr>
+        <w:ind w:firstLine="708"/>
+        <w:rPr>
+          <w:rFonts w:ascii="Times New Roman" w:hAnsi="Times New Roman" w:cs="Times New Roman"/>
+        </w:rPr>
+      </w:pPr>
+    </w:p>
+    <w:p>
+      <w:pPr>
         <w:rPr>
           <w:rFonts w:ascii="Times New Roman" w:hAnsi="Times New Roman" w:cs="Times New Roman"/>
         </w:rPr>
@@ -6143,6 +6306,1499 @@
     </w:p>
     <w:p>
       <w:pPr>
+        <w:spacing w:after="0"/>
+        <w:rPr>
+          <w:rFonts w:ascii="Consolas" w:hAnsi="Consolas" w:cs="Times New Roman"/>
+          <w:sz w:val="20"/>
+          <w:szCs w:val="20"/>
+        </w:rPr>
+      </w:pPr>
+      <w:proofErr w:type="spellStart"/>
+      <w:r>
+        <w:rPr>
+          <w:rFonts w:ascii="Consolas" w:hAnsi="Consolas" w:cs="Times New Roman"/>
+          <w:sz w:val="20"/>
+          <w:szCs w:val="20"/>
+        </w:rPr>
+        <w:lastRenderedPageBreak/>
+        <w:t>static</w:t>
+      </w:r>
+      <w:proofErr w:type="spellEnd"/>
+      <w:r>
+        <w:rPr>
+          <w:rFonts w:ascii="Consolas" w:hAnsi="Consolas" w:cs="Times New Roman"/>
+          <w:sz w:val="20"/>
+          <w:szCs w:val="20"/>
+        </w:rPr>
+        <w:t xml:space="preserve"> </w:t>
+      </w:r>
+      <w:proofErr w:type="spellStart"/>
+      <w:r>
+        <w:rPr>
+          <w:rFonts w:ascii="Consolas" w:hAnsi="Consolas" w:cs="Times New Roman"/>
+          <w:sz w:val="20"/>
+          <w:szCs w:val="20"/>
+        </w:rPr>
+        <w:t>void</w:t>
+      </w:r>
+      <w:proofErr w:type="spellEnd"/>
+      <w:r>
+        <w:rPr>
+          <w:rFonts w:ascii="Consolas" w:hAnsi="Consolas" w:cs="Times New Roman"/>
+          <w:sz w:val="20"/>
+          <w:szCs w:val="20"/>
+        </w:rPr>
+        <w:t xml:space="preserve"> </w:t>
+      </w:r>
+      <w:proofErr w:type="spellStart"/>
+      <w:r>
+        <w:rPr>
+          <w:rFonts w:ascii="Consolas" w:hAnsi="Consolas" w:cs="Times New Roman"/>
+          <w:sz w:val="20"/>
+          <w:szCs w:val="20"/>
+        </w:rPr>
+        <w:t>ibus_try_parse_from_dma</w:t>
+      </w:r>
+      <w:proofErr w:type="spellEnd"/>
+      <w:r>
+        <w:rPr>
+          <w:rFonts w:ascii="Consolas" w:hAnsi="Consolas" w:cs="Times New Roman"/>
+          <w:sz w:val="20"/>
+          <w:szCs w:val="20"/>
+        </w:rPr>
+        <w:t>(</w:t>
+      </w:r>
+      <w:proofErr w:type="spellStart"/>
+      <w:r>
+        <w:rPr>
+          <w:rFonts w:ascii="Consolas" w:hAnsi="Consolas" w:cs="Times New Roman"/>
+          <w:sz w:val="20"/>
+          <w:szCs w:val="20"/>
+        </w:rPr>
+        <w:t>void</w:t>
+      </w:r>
+      <w:proofErr w:type="spellEnd"/>
+      <w:r>
+        <w:rPr>
+          <w:rFonts w:ascii="Consolas" w:hAnsi="Consolas" w:cs="Times New Roman"/>
+          <w:sz w:val="20"/>
+          <w:szCs w:val="20"/>
+        </w:rPr>
+        <w:t>)</w:t>
+      </w:r>
+    </w:p>
+    <w:p>
+      <w:pPr>
+        <w:spacing w:after="0"/>
+        <w:rPr>
+          <w:rFonts w:ascii="Consolas" w:hAnsi="Consolas" w:cs="Times New Roman"/>
+          <w:sz w:val="20"/>
+          <w:szCs w:val="20"/>
+        </w:rPr>
+      </w:pPr>
+      <w:r>
+        <w:rPr>
+          <w:rFonts w:ascii="Consolas" w:hAnsi="Consolas" w:cs="Times New Roman"/>
+          <w:sz w:val="20"/>
+          <w:szCs w:val="20"/>
+        </w:rPr>
+        <w:t>{</w:t>
+      </w:r>
+    </w:p>
+    <w:p>
+      <w:pPr>
+        <w:spacing w:after="0"/>
+        <w:rPr>
+          <w:rFonts w:ascii="Consolas" w:hAnsi="Consolas" w:cs="Times New Roman"/>
+          <w:sz w:val="20"/>
+          <w:szCs w:val="20"/>
+        </w:rPr>
+      </w:pPr>
+      <w:r>
+        <w:rPr>
+          <w:rFonts w:ascii="Consolas" w:hAnsi="Consolas" w:cs="Times New Roman"/>
+          <w:sz w:val="20"/>
+          <w:szCs w:val="20"/>
+        </w:rPr>
+        <w:t xml:space="preserve">  /* Przeszukiwanie bufora DMA w celu odnalezienia początku ramki </w:t>
+      </w:r>
+      <w:proofErr w:type="spellStart"/>
+      <w:r>
+        <w:rPr>
+          <w:rFonts w:ascii="Consolas" w:hAnsi="Consolas" w:cs="Times New Roman"/>
+          <w:sz w:val="20"/>
+          <w:szCs w:val="20"/>
+        </w:rPr>
+        <w:t>iBUS</w:t>
+      </w:r>
+      <w:proofErr w:type="spellEnd"/>
+      <w:r>
+        <w:rPr>
+          <w:rFonts w:ascii="Consolas" w:hAnsi="Consolas" w:cs="Times New Roman"/>
+          <w:sz w:val="20"/>
+          <w:szCs w:val="20"/>
+        </w:rPr>
+        <w:t xml:space="preserve"> */</w:t>
+      </w:r>
+    </w:p>
+    <w:p>
+      <w:pPr>
+        <w:spacing w:after="0"/>
+        <w:rPr>
+          <w:rFonts w:ascii="Consolas" w:hAnsi="Consolas" w:cs="Times New Roman"/>
+          <w:sz w:val="20"/>
+          <w:szCs w:val="20"/>
+        </w:rPr>
+      </w:pPr>
+      <w:r>
+        <w:rPr>
+          <w:rFonts w:ascii="Consolas" w:hAnsi="Consolas" w:cs="Times New Roman"/>
+          <w:sz w:val="20"/>
+          <w:szCs w:val="20"/>
+        </w:rPr>
+        <w:t xml:space="preserve">  for (</w:t>
+      </w:r>
+      <w:proofErr w:type="spellStart"/>
+      <w:r>
+        <w:rPr>
+          <w:rFonts w:ascii="Consolas" w:hAnsi="Consolas" w:cs="Times New Roman"/>
+          <w:sz w:val="20"/>
+          <w:szCs w:val="20"/>
+        </w:rPr>
+        <w:t>int</w:t>
+      </w:r>
+      <w:proofErr w:type="spellEnd"/>
+      <w:r>
+        <w:rPr>
+          <w:rFonts w:ascii="Consolas" w:hAnsi="Consolas" w:cs="Times New Roman"/>
+          <w:sz w:val="20"/>
+          <w:szCs w:val="20"/>
+        </w:rPr>
+        <w:t xml:space="preserve"> start = 0; start &lt;= (IBUS_DMA_BUF_SZ - IBUS_FRAME_SZ); start++)</w:t>
+      </w:r>
+    </w:p>
+    <w:p>
+      <w:pPr>
+        <w:spacing w:after="0"/>
+        <w:rPr>
+          <w:rFonts w:ascii="Consolas" w:hAnsi="Consolas" w:cs="Times New Roman"/>
+          <w:sz w:val="20"/>
+          <w:szCs w:val="20"/>
+        </w:rPr>
+      </w:pPr>
+      <w:r>
+        <w:rPr>
+          <w:rFonts w:ascii="Consolas" w:hAnsi="Consolas" w:cs="Times New Roman"/>
+          <w:sz w:val="20"/>
+          <w:szCs w:val="20"/>
+        </w:rPr>
+        <w:t xml:space="preserve">  {</w:t>
+      </w:r>
+    </w:p>
+    <w:p>
+      <w:pPr>
+        <w:spacing w:after="0"/>
+        <w:rPr>
+          <w:rFonts w:ascii="Consolas" w:hAnsi="Consolas" w:cs="Times New Roman"/>
+          <w:sz w:val="20"/>
+          <w:szCs w:val="20"/>
+        </w:rPr>
+      </w:pPr>
+      <w:r>
+        <w:rPr>
+          <w:rFonts w:ascii="Consolas" w:hAnsi="Consolas" w:cs="Times New Roman"/>
+          <w:sz w:val="20"/>
+          <w:szCs w:val="20"/>
+        </w:rPr>
+        <w:t xml:space="preserve">    </w:t>
+      </w:r>
+      <w:proofErr w:type="spellStart"/>
+      <w:r>
+        <w:rPr>
+          <w:rFonts w:ascii="Consolas" w:hAnsi="Consolas" w:cs="Times New Roman"/>
+          <w:sz w:val="20"/>
+          <w:szCs w:val="20"/>
+        </w:rPr>
+        <w:t>const</w:t>
+      </w:r>
+      <w:proofErr w:type="spellEnd"/>
+      <w:r>
+        <w:rPr>
+          <w:rFonts w:ascii="Consolas" w:hAnsi="Consolas" w:cs="Times New Roman"/>
+          <w:sz w:val="20"/>
+          <w:szCs w:val="20"/>
+        </w:rPr>
+        <w:t xml:space="preserve"> uint8_t *f = &amp;</w:t>
+      </w:r>
+      <w:proofErr w:type="spellStart"/>
+      <w:r>
+        <w:rPr>
+          <w:rFonts w:ascii="Consolas" w:hAnsi="Consolas" w:cs="Times New Roman"/>
+          <w:sz w:val="20"/>
+          <w:szCs w:val="20"/>
+        </w:rPr>
+        <w:t>ibus_dma_buf</w:t>
+      </w:r>
+      <w:proofErr w:type="spellEnd"/>
+      <w:r>
+        <w:rPr>
+          <w:rFonts w:ascii="Consolas" w:hAnsi="Consolas" w:cs="Times New Roman"/>
+          <w:sz w:val="20"/>
+          <w:szCs w:val="20"/>
+        </w:rPr>
+        <w:t>[start];</w:t>
+      </w:r>
+    </w:p>
+    <w:p>
+      <w:pPr>
+        <w:spacing w:after="0"/>
+        <w:rPr>
+          <w:rFonts w:ascii="Consolas" w:hAnsi="Consolas" w:cs="Times New Roman"/>
+          <w:sz w:val="20"/>
+          <w:szCs w:val="20"/>
+        </w:rPr>
+      </w:pPr>
+    </w:p>
+    <w:p>
+      <w:pPr>
+        <w:spacing w:after="0"/>
+        <w:rPr>
+          <w:rFonts w:ascii="Consolas" w:hAnsi="Consolas" w:cs="Times New Roman"/>
+          <w:sz w:val="20"/>
+          <w:szCs w:val="20"/>
+        </w:rPr>
+      </w:pPr>
+      <w:r>
+        <w:rPr>
+          <w:rFonts w:ascii="Consolas" w:hAnsi="Consolas" w:cs="Times New Roman"/>
+          <w:sz w:val="20"/>
+          <w:szCs w:val="20"/>
+        </w:rPr>
+        <w:t xml:space="preserve">    /* Sprawdzenie nagłówka ramki </w:t>
+      </w:r>
+      <w:proofErr w:type="spellStart"/>
+      <w:r>
+        <w:rPr>
+          <w:rFonts w:ascii="Consolas" w:hAnsi="Consolas" w:cs="Times New Roman"/>
+          <w:sz w:val="20"/>
+          <w:szCs w:val="20"/>
+        </w:rPr>
+        <w:t>iBUS</w:t>
+      </w:r>
+      <w:proofErr w:type="spellEnd"/>
+      <w:r>
+        <w:rPr>
+          <w:rFonts w:ascii="Consolas" w:hAnsi="Consolas" w:cs="Times New Roman"/>
+          <w:sz w:val="20"/>
+          <w:szCs w:val="20"/>
+        </w:rPr>
+        <w:t xml:space="preserve"> (0x20, 0x40) */</w:t>
+      </w:r>
+    </w:p>
+    <w:p>
+      <w:pPr>
+        <w:spacing w:after="0"/>
+        <w:rPr>
+          <w:rFonts w:ascii="Consolas" w:hAnsi="Consolas" w:cs="Times New Roman"/>
+          <w:sz w:val="20"/>
+          <w:szCs w:val="20"/>
+        </w:rPr>
+      </w:pPr>
+      <w:r>
+        <w:rPr>
+          <w:rFonts w:ascii="Consolas" w:hAnsi="Consolas" w:cs="Times New Roman"/>
+          <w:sz w:val="20"/>
+          <w:szCs w:val="20"/>
+        </w:rPr>
+        <w:t xml:space="preserve">    </w:t>
+      </w:r>
+      <w:proofErr w:type="spellStart"/>
+      <w:r>
+        <w:rPr>
+          <w:rFonts w:ascii="Consolas" w:hAnsi="Consolas" w:cs="Times New Roman"/>
+          <w:sz w:val="20"/>
+          <w:szCs w:val="20"/>
+        </w:rPr>
+        <w:t>if</w:t>
+      </w:r>
+      <w:proofErr w:type="spellEnd"/>
+      <w:r>
+        <w:rPr>
+          <w:rFonts w:ascii="Consolas" w:hAnsi="Consolas" w:cs="Times New Roman"/>
+          <w:sz w:val="20"/>
+          <w:szCs w:val="20"/>
+        </w:rPr>
+        <w:t xml:space="preserve"> (</w:t>
+      </w:r>
+      <w:proofErr w:type="gramStart"/>
+      <w:r>
+        <w:rPr>
+          <w:rFonts w:ascii="Consolas" w:hAnsi="Consolas" w:cs="Times New Roman"/>
+          <w:sz w:val="20"/>
+          <w:szCs w:val="20"/>
+        </w:rPr>
+        <w:t>f[</w:t>
+      </w:r>
+      <w:proofErr w:type="gramEnd"/>
+      <w:r>
+        <w:rPr>
+          <w:rFonts w:ascii="Consolas" w:hAnsi="Consolas" w:cs="Times New Roman"/>
+          <w:sz w:val="20"/>
+          <w:szCs w:val="20"/>
+        </w:rPr>
+        <w:t>0</w:t>
+      </w:r>
+      <w:proofErr w:type="gramStart"/>
+      <w:r>
+        <w:rPr>
+          <w:rFonts w:ascii="Consolas" w:hAnsi="Consolas" w:cs="Times New Roman"/>
+          <w:sz w:val="20"/>
+          <w:szCs w:val="20"/>
+        </w:rPr>
+        <w:t>] !</w:t>
+      </w:r>
+      <w:proofErr w:type="gramEnd"/>
+      <w:r>
+        <w:rPr>
+          <w:rFonts w:ascii="Consolas" w:hAnsi="Consolas" w:cs="Times New Roman"/>
+          <w:sz w:val="20"/>
+          <w:szCs w:val="20"/>
+        </w:rPr>
+        <w:t xml:space="preserve">= 0x20 || </w:t>
+      </w:r>
+      <w:proofErr w:type="gramStart"/>
+      <w:r>
+        <w:rPr>
+          <w:rFonts w:ascii="Consolas" w:hAnsi="Consolas" w:cs="Times New Roman"/>
+          <w:sz w:val="20"/>
+          <w:szCs w:val="20"/>
+        </w:rPr>
+        <w:t>f[</w:t>
+      </w:r>
+      <w:proofErr w:type="gramEnd"/>
+      <w:r>
+        <w:rPr>
+          <w:rFonts w:ascii="Consolas" w:hAnsi="Consolas" w:cs="Times New Roman"/>
+          <w:sz w:val="20"/>
+          <w:szCs w:val="20"/>
+        </w:rPr>
+        <w:t>1</w:t>
+      </w:r>
+      <w:proofErr w:type="gramStart"/>
+      <w:r>
+        <w:rPr>
+          <w:rFonts w:ascii="Consolas" w:hAnsi="Consolas" w:cs="Times New Roman"/>
+          <w:sz w:val="20"/>
+          <w:szCs w:val="20"/>
+        </w:rPr>
+        <w:t>] !</w:t>
+      </w:r>
+      <w:proofErr w:type="gramEnd"/>
+      <w:r>
+        <w:rPr>
+          <w:rFonts w:ascii="Consolas" w:hAnsi="Consolas" w:cs="Times New Roman"/>
+          <w:sz w:val="20"/>
+          <w:szCs w:val="20"/>
+        </w:rPr>
+        <w:t>= 0x40)</w:t>
+      </w:r>
+    </w:p>
+    <w:p>
+      <w:pPr>
+        <w:spacing w:after="0"/>
+        <w:rPr>
+          <w:rFonts w:ascii="Consolas" w:hAnsi="Consolas" w:cs="Times New Roman"/>
+          <w:sz w:val="20"/>
+          <w:szCs w:val="20"/>
+        </w:rPr>
+      </w:pPr>
+      <w:r>
+        <w:rPr>
+          <w:rFonts w:ascii="Consolas" w:hAnsi="Consolas" w:cs="Times New Roman"/>
+          <w:sz w:val="20"/>
+          <w:szCs w:val="20"/>
+        </w:rPr>
+        <w:t xml:space="preserve">      </w:t>
+      </w:r>
+      <w:proofErr w:type="spellStart"/>
+      <w:r>
+        <w:rPr>
+          <w:rFonts w:ascii="Consolas" w:hAnsi="Consolas" w:cs="Times New Roman"/>
+          <w:sz w:val="20"/>
+          <w:szCs w:val="20"/>
+        </w:rPr>
+        <w:t>continue</w:t>
+      </w:r>
+      <w:proofErr w:type="spellEnd"/>
+      <w:r>
+        <w:rPr>
+          <w:rFonts w:ascii="Consolas" w:hAnsi="Consolas" w:cs="Times New Roman"/>
+          <w:sz w:val="20"/>
+          <w:szCs w:val="20"/>
+        </w:rPr>
+        <w:t>;</w:t>
+      </w:r>
+    </w:p>
+    <w:p>
+      <w:pPr>
+        <w:spacing w:after="0"/>
+        <w:rPr>
+          <w:rFonts w:ascii="Consolas" w:hAnsi="Consolas" w:cs="Times New Roman"/>
+          <w:sz w:val="20"/>
+          <w:szCs w:val="20"/>
+        </w:rPr>
+      </w:pPr>
+    </w:p>
+    <w:p>
+      <w:pPr>
+        <w:spacing w:after="0"/>
+        <w:rPr>
+          <w:rFonts w:ascii="Consolas" w:hAnsi="Consolas" w:cs="Times New Roman"/>
+          <w:sz w:val="20"/>
+          <w:szCs w:val="20"/>
+        </w:rPr>
+      </w:pPr>
+      <w:r>
+        <w:rPr>
+          <w:rFonts w:ascii="Consolas" w:hAnsi="Consolas" w:cs="Times New Roman"/>
+          <w:sz w:val="20"/>
+          <w:szCs w:val="20"/>
+        </w:rPr>
+        <w:t xml:space="preserve">    /* Odczyt sumy kontrolnej z odebranej ramki */</w:t>
+      </w:r>
+    </w:p>
+    <w:p>
+      <w:pPr>
+        <w:spacing w:after="0"/>
+        <w:rPr>
+          <w:rFonts w:ascii="Consolas" w:hAnsi="Consolas" w:cs="Times New Roman"/>
+          <w:sz w:val="20"/>
+          <w:szCs w:val="20"/>
+        </w:rPr>
+      </w:pPr>
+      <w:r>
+        <w:rPr>
+          <w:rFonts w:ascii="Consolas" w:hAnsi="Consolas" w:cs="Times New Roman"/>
+          <w:sz w:val="20"/>
+          <w:szCs w:val="20"/>
+        </w:rPr>
+        <w:t xml:space="preserve">    uint16_t </w:t>
+      </w:r>
+      <w:proofErr w:type="spellStart"/>
+      <w:r>
+        <w:rPr>
+          <w:rFonts w:ascii="Consolas" w:hAnsi="Consolas" w:cs="Times New Roman"/>
+          <w:sz w:val="20"/>
+          <w:szCs w:val="20"/>
+        </w:rPr>
+        <w:t>rx_chk</w:t>
+      </w:r>
+      <w:proofErr w:type="spellEnd"/>
+      <w:r>
+        <w:rPr>
+          <w:rFonts w:ascii="Consolas" w:hAnsi="Consolas" w:cs="Times New Roman"/>
+          <w:sz w:val="20"/>
+          <w:szCs w:val="20"/>
+        </w:rPr>
+        <w:t xml:space="preserve"> = (uint16_</w:t>
+      </w:r>
+      <w:proofErr w:type="gramStart"/>
+      <w:r>
+        <w:rPr>
+          <w:rFonts w:ascii="Consolas" w:hAnsi="Consolas" w:cs="Times New Roman"/>
+          <w:sz w:val="20"/>
+          <w:szCs w:val="20"/>
+        </w:rPr>
+        <w:t>t)f</w:t>
+      </w:r>
+      <w:proofErr w:type="gramEnd"/>
+      <w:r>
+        <w:rPr>
+          <w:rFonts w:ascii="Consolas" w:hAnsi="Consolas" w:cs="Times New Roman"/>
+          <w:sz w:val="20"/>
+          <w:szCs w:val="20"/>
+        </w:rPr>
+        <w:t>[30] | ((uint16_</w:t>
+      </w:r>
+      <w:proofErr w:type="gramStart"/>
+      <w:r>
+        <w:rPr>
+          <w:rFonts w:ascii="Consolas" w:hAnsi="Consolas" w:cs="Times New Roman"/>
+          <w:sz w:val="20"/>
+          <w:szCs w:val="20"/>
+        </w:rPr>
+        <w:t>t)f</w:t>
+      </w:r>
+      <w:proofErr w:type="gramEnd"/>
+      <w:r>
+        <w:rPr>
+          <w:rFonts w:ascii="Consolas" w:hAnsi="Consolas" w:cs="Times New Roman"/>
+          <w:sz w:val="20"/>
+          <w:szCs w:val="20"/>
+        </w:rPr>
+        <w:t>[31] &lt;&lt; 8);</w:t>
+      </w:r>
+    </w:p>
+    <w:p>
+      <w:pPr>
+        <w:spacing w:after="0"/>
+        <w:rPr>
+          <w:rFonts w:ascii="Consolas" w:hAnsi="Consolas" w:cs="Times New Roman"/>
+          <w:sz w:val="20"/>
+          <w:szCs w:val="20"/>
+        </w:rPr>
+      </w:pPr>
+    </w:p>
+    <w:p>
+      <w:pPr>
+        <w:spacing w:after="0"/>
+        <w:rPr>
+          <w:rFonts w:ascii="Consolas" w:hAnsi="Consolas" w:cs="Times New Roman"/>
+          <w:sz w:val="20"/>
+          <w:szCs w:val="20"/>
+        </w:rPr>
+      </w:pPr>
+      <w:r>
+        <w:rPr>
+          <w:rFonts w:ascii="Consolas" w:hAnsi="Consolas" w:cs="Times New Roman"/>
+          <w:sz w:val="20"/>
+          <w:szCs w:val="20"/>
+        </w:rPr>
+        <w:t xml:space="preserve">    /* Obliczenie sumy kontrolnej na podstawie zawartości ramki */</w:t>
+      </w:r>
+    </w:p>
+    <w:p>
+      <w:pPr>
+        <w:spacing w:after="0"/>
+        <w:rPr>
+          <w:rFonts w:ascii="Consolas" w:hAnsi="Consolas" w:cs="Times New Roman"/>
+          <w:sz w:val="20"/>
+          <w:szCs w:val="20"/>
+        </w:rPr>
+      </w:pPr>
+      <w:r>
+        <w:rPr>
+          <w:rFonts w:ascii="Consolas" w:hAnsi="Consolas" w:cs="Times New Roman"/>
+          <w:sz w:val="20"/>
+          <w:szCs w:val="20"/>
+        </w:rPr>
+        <w:t xml:space="preserve">    uint16_t </w:t>
+      </w:r>
+      <w:proofErr w:type="spellStart"/>
+      <w:r>
+        <w:rPr>
+          <w:rFonts w:ascii="Consolas" w:hAnsi="Consolas" w:cs="Times New Roman"/>
+          <w:sz w:val="20"/>
+          <w:szCs w:val="20"/>
+        </w:rPr>
+        <w:t>calc</w:t>
+      </w:r>
+      <w:proofErr w:type="spellEnd"/>
+      <w:r>
+        <w:rPr>
+          <w:rFonts w:ascii="Consolas" w:hAnsi="Consolas" w:cs="Times New Roman"/>
+          <w:sz w:val="20"/>
+          <w:szCs w:val="20"/>
+        </w:rPr>
+        <w:t xml:space="preserve"> = </w:t>
+      </w:r>
+      <w:proofErr w:type="spellStart"/>
+      <w:r>
+        <w:rPr>
+          <w:rFonts w:ascii="Consolas" w:hAnsi="Consolas" w:cs="Times New Roman"/>
+          <w:sz w:val="20"/>
+          <w:szCs w:val="20"/>
+        </w:rPr>
+        <w:t>ibus_checksum</w:t>
+      </w:r>
+      <w:proofErr w:type="spellEnd"/>
+      <w:r>
+        <w:rPr>
+          <w:rFonts w:ascii="Consolas" w:hAnsi="Consolas" w:cs="Times New Roman"/>
+          <w:sz w:val="20"/>
+          <w:szCs w:val="20"/>
+        </w:rPr>
+        <w:t>(f);</w:t>
+      </w:r>
+    </w:p>
+    <w:p>
+      <w:pPr>
+        <w:spacing w:after="0"/>
+        <w:rPr>
+          <w:rFonts w:ascii="Consolas" w:hAnsi="Consolas" w:cs="Times New Roman"/>
+          <w:sz w:val="20"/>
+          <w:szCs w:val="20"/>
+        </w:rPr>
+      </w:pPr>
+    </w:p>
+    <w:p>
+      <w:pPr>
+        <w:spacing w:after="0"/>
+        <w:rPr>
+          <w:rFonts w:ascii="Consolas" w:hAnsi="Consolas" w:cs="Times New Roman"/>
+          <w:sz w:val="20"/>
+          <w:szCs w:val="20"/>
+        </w:rPr>
+      </w:pPr>
+      <w:r>
+        <w:rPr>
+          <w:rFonts w:ascii="Consolas" w:hAnsi="Consolas" w:cs="Times New Roman"/>
+          <w:sz w:val="20"/>
+          <w:szCs w:val="20"/>
+        </w:rPr>
+        <w:t xml:space="preserve">    /* Weryfikacja poprawności ramki */</w:t>
+      </w:r>
+    </w:p>
+    <w:p>
+      <w:pPr>
+        <w:spacing w:after="0"/>
+        <w:rPr>
+          <w:rFonts w:ascii="Consolas" w:hAnsi="Consolas" w:cs="Times New Roman"/>
+          <w:sz w:val="20"/>
+          <w:szCs w:val="20"/>
+        </w:rPr>
+      </w:pPr>
+      <w:r>
+        <w:rPr>
+          <w:rFonts w:ascii="Consolas" w:hAnsi="Consolas" w:cs="Times New Roman"/>
+          <w:sz w:val="20"/>
+          <w:szCs w:val="20"/>
+        </w:rPr>
+        <w:t xml:space="preserve">    </w:t>
+      </w:r>
+      <w:proofErr w:type="spellStart"/>
+      <w:r>
+        <w:rPr>
+          <w:rFonts w:ascii="Consolas" w:hAnsi="Consolas" w:cs="Times New Roman"/>
+          <w:sz w:val="20"/>
+          <w:szCs w:val="20"/>
+        </w:rPr>
+        <w:t>if</w:t>
+      </w:r>
+      <w:proofErr w:type="spellEnd"/>
+      <w:r>
+        <w:rPr>
+          <w:rFonts w:ascii="Consolas" w:hAnsi="Consolas" w:cs="Times New Roman"/>
+          <w:sz w:val="20"/>
+          <w:szCs w:val="20"/>
+        </w:rPr>
+        <w:t xml:space="preserve"> (</w:t>
+      </w:r>
+      <w:proofErr w:type="spellStart"/>
+      <w:r>
+        <w:rPr>
+          <w:rFonts w:ascii="Consolas" w:hAnsi="Consolas" w:cs="Times New Roman"/>
+          <w:sz w:val="20"/>
+          <w:szCs w:val="20"/>
+        </w:rPr>
+        <w:t>rx_</w:t>
+      </w:r>
+      <w:proofErr w:type="gramStart"/>
+      <w:r>
+        <w:rPr>
+          <w:rFonts w:ascii="Consolas" w:hAnsi="Consolas" w:cs="Times New Roman"/>
+          <w:sz w:val="20"/>
+          <w:szCs w:val="20"/>
+        </w:rPr>
+        <w:t>chk</w:t>
+      </w:r>
+      <w:proofErr w:type="spellEnd"/>
+      <w:r>
+        <w:rPr>
+          <w:rFonts w:ascii="Consolas" w:hAnsi="Consolas" w:cs="Times New Roman"/>
+          <w:sz w:val="20"/>
+          <w:szCs w:val="20"/>
+        </w:rPr>
+        <w:t xml:space="preserve"> !</w:t>
+      </w:r>
+      <w:proofErr w:type="gramEnd"/>
+      <w:r>
+        <w:rPr>
+          <w:rFonts w:ascii="Consolas" w:hAnsi="Consolas" w:cs="Times New Roman"/>
+          <w:sz w:val="20"/>
+          <w:szCs w:val="20"/>
+        </w:rPr>
+        <w:t xml:space="preserve">= </w:t>
+      </w:r>
+      <w:proofErr w:type="spellStart"/>
+      <w:r>
+        <w:rPr>
+          <w:rFonts w:ascii="Consolas" w:hAnsi="Consolas" w:cs="Times New Roman"/>
+          <w:sz w:val="20"/>
+          <w:szCs w:val="20"/>
+        </w:rPr>
+        <w:t>calc</w:t>
+      </w:r>
+      <w:proofErr w:type="spellEnd"/>
+      <w:r>
+        <w:rPr>
+          <w:rFonts w:ascii="Consolas" w:hAnsi="Consolas" w:cs="Times New Roman"/>
+          <w:sz w:val="20"/>
+          <w:szCs w:val="20"/>
+        </w:rPr>
+        <w:t>)</w:t>
+      </w:r>
+    </w:p>
+    <w:p>
+      <w:pPr>
+        <w:spacing w:after="0"/>
+        <w:rPr>
+          <w:rFonts w:ascii="Consolas" w:hAnsi="Consolas" w:cs="Times New Roman"/>
+          <w:sz w:val="20"/>
+          <w:szCs w:val="20"/>
+        </w:rPr>
+      </w:pPr>
+      <w:r>
+        <w:rPr>
+          <w:rFonts w:ascii="Consolas" w:hAnsi="Consolas" w:cs="Times New Roman"/>
+          <w:sz w:val="20"/>
+          <w:szCs w:val="20"/>
+        </w:rPr>
+        <w:t xml:space="preserve">    {</w:t>
+      </w:r>
+    </w:p>
+    <w:p>
+      <w:pPr>
+        <w:spacing w:after="0"/>
+        <w:rPr>
+          <w:rFonts w:ascii="Consolas" w:hAnsi="Consolas" w:cs="Times New Roman"/>
+          <w:sz w:val="20"/>
+          <w:szCs w:val="20"/>
+        </w:rPr>
+      </w:pPr>
+      <w:r>
+        <w:rPr>
+          <w:rFonts w:ascii="Consolas" w:hAnsi="Consolas" w:cs="Times New Roman"/>
+          <w:sz w:val="20"/>
+          <w:szCs w:val="20"/>
+        </w:rPr>
+        <w:t xml:space="preserve">      </w:t>
+      </w:r>
+      <w:proofErr w:type="spellStart"/>
+      <w:r>
+        <w:rPr>
+          <w:rFonts w:ascii="Consolas" w:hAnsi="Consolas" w:cs="Times New Roman"/>
+          <w:sz w:val="20"/>
+          <w:szCs w:val="20"/>
+        </w:rPr>
+        <w:t>ibus_frames_bad</w:t>
+      </w:r>
+      <w:proofErr w:type="spellEnd"/>
+      <w:r>
+        <w:rPr>
+          <w:rFonts w:ascii="Consolas" w:hAnsi="Consolas" w:cs="Times New Roman"/>
+          <w:sz w:val="20"/>
+          <w:szCs w:val="20"/>
+        </w:rPr>
+        <w:t>++;</w:t>
+      </w:r>
+    </w:p>
+    <w:p>
+      <w:pPr>
+        <w:spacing w:after="0"/>
+        <w:rPr>
+          <w:rFonts w:ascii="Consolas" w:hAnsi="Consolas" w:cs="Times New Roman"/>
+          <w:sz w:val="20"/>
+          <w:szCs w:val="20"/>
+        </w:rPr>
+      </w:pPr>
+      <w:r>
+        <w:rPr>
+          <w:rFonts w:ascii="Consolas" w:hAnsi="Consolas" w:cs="Times New Roman"/>
+          <w:sz w:val="20"/>
+          <w:szCs w:val="20"/>
+        </w:rPr>
+        <w:t xml:space="preserve">      </w:t>
+      </w:r>
+      <w:proofErr w:type="spellStart"/>
+      <w:r>
+        <w:rPr>
+          <w:rFonts w:ascii="Consolas" w:hAnsi="Consolas" w:cs="Times New Roman"/>
+          <w:sz w:val="20"/>
+          <w:szCs w:val="20"/>
+        </w:rPr>
+        <w:t>continue</w:t>
+      </w:r>
+      <w:proofErr w:type="spellEnd"/>
+      <w:r>
+        <w:rPr>
+          <w:rFonts w:ascii="Consolas" w:hAnsi="Consolas" w:cs="Times New Roman"/>
+          <w:sz w:val="20"/>
+          <w:szCs w:val="20"/>
+        </w:rPr>
+        <w:t>;</w:t>
+      </w:r>
+    </w:p>
+    <w:p>
+      <w:pPr>
+        <w:spacing w:after="0"/>
+        <w:rPr>
+          <w:rFonts w:ascii="Consolas" w:hAnsi="Consolas" w:cs="Times New Roman"/>
+          <w:sz w:val="20"/>
+          <w:szCs w:val="20"/>
+        </w:rPr>
+      </w:pPr>
+      <w:r>
+        <w:rPr>
+          <w:rFonts w:ascii="Consolas" w:hAnsi="Consolas" w:cs="Times New Roman"/>
+          <w:sz w:val="20"/>
+          <w:szCs w:val="20"/>
+        </w:rPr>
+        <w:t xml:space="preserve">    }</w:t>
+      </w:r>
+    </w:p>
+    <w:p>
+      <w:pPr>
+        <w:spacing w:after="0"/>
+        <w:rPr>
+          <w:rFonts w:ascii="Consolas" w:hAnsi="Consolas" w:cs="Times New Roman"/>
+          <w:sz w:val="20"/>
+          <w:szCs w:val="20"/>
+        </w:rPr>
+      </w:pPr>
+    </w:p>
+    <w:p>
+      <w:pPr>
+        <w:spacing w:after="0"/>
+        <w:rPr>
+          <w:rFonts w:ascii="Consolas" w:hAnsi="Consolas" w:cs="Times New Roman"/>
+          <w:sz w:val="20"/>
+          <w:szCs w:val="20"/>
+        </w:rPr>
+      </w:pPr>
+      <w:r>
+        <w:rPr>
+          <w:rFonts w:ascii="Consolas" w:hAnsi="Consolas" w:cs="Times New Roman"/>
+          <w:sz w:val="20"/>
+          <w:szCs w:val="20"/>
+        </w:rPr>
+        <w:t xml:space="preserve">    /* Odczyt wartości kanałów sterujących */</w:t>
+      </w:r>
+    </w:p>
+    <w:p>
+      <w:pPr>
+        <w:spacing w:after="0"/>
+        <w:rPr>
+          <w:rFonts w:ascii="Consolas" w:hAnsi="Consolas" w:cs="Times New Roman"/>
+          <w:sz w:val="20"/>
+          <w:szCs w:val="20"/>
+        </w:rPr>
+      </w:pPr>
+      <w:r>
+        <w:rPr>
+          <w:rFonts w:ascii="Consolas" w:hAnsi="Consolas" w:cs="Times New Roman"/>
+          <w:sz w:val="20"/>
+          <w:szCs w:val="20"/>
+        </w:rPr>
+        <w:t xml:space="preserve">    for (</w:t>
+      </w:r>
+      <w:proofErr w:type="spellStart"/>
+      <w:r>
+        <w:rPr>
+          <w:rFonts w:ascii="Consolas" w:hAnsi="Consolas" w:cs="Times New Roman"/>
+          <w:sz w:val="20"/>
+          <w:szCs w:val="20"/>
+        </w:rPr>
+        <w:t>int</w:t>
+      </w:r>
+      <w:proofErr w:type="spellEnd"/>
+      <w:r>
+        <w:rPr>
+          <w:rFonts w:ascii="Consolas" w:hAnsi="Consolas" w:cs="Times New Roman"/>
+          <w:sz w:val="20"/>
+          <w:szCs w:val="20"/>
+        </w:rPr>
+        <w:t xml:space="preserve"> </w:t>
+      </w:r>
+      <w:proofErr w:type="spellStart"/>
+      <w:r>
+        <w:rPr>
+          <w:rFonts w:ascii="Consolas" w:hAnsi="Consolas" w:cs="Times New Roman"/>
+          <w:sz w:val="20"/>
+          <w:szCs w:val="20"/>
+        </w:rPr>
+        <w:t>ch</w:t>
+      </w:r>
+      <w:proofErr w:type="spellEnd"/>
+      <w:r>
+        <w:rPr>
+          <w:rFonts w:ascii="Consolas" w:hAnsi="Consolas" w:cs="Times New Roman"/>
+          <w:sz w:val="20"/>
+          <w:szCs w:val="20"/>
+        </w:rPr>
+        <w:t xml:space="preserve"> = 0; </w:t>
+      </w:r>
+      <w:proofErr w:type="spellStart"/>
+      <w:r>
+        <w:rPr>
+          <w:rFonts w:ascii="Consolas" w:hAnsi="Consolas" w:cs="Times New Roman"/>
+          <w:sz w:val="20"/>
+          <w:szCs w:val="20"/>
+        </w:rPr>
+        <w:t>ch</w:t>
+      </w:r>
+      <w:proofErr w:type="spellEnd"/>
+      <w:r>
+        <w:rPr>
+          <w:rFonts w:ascii="Consolas" w:hAnsi="Consolas" w:cs="Times New Roman"/>
+          <w:sz w:val="20"/>
+          <w:szCs w:val="20"/>
+        </w:rPr>
+        <w:t xml:space="preserve"> &lt; IBUS_CHANNELS; </w:t>
+      </w:r>
+      <w:proofErr w:type="spellStart"/>
+      <w:r>
+        <w:rPr>
+          <w:rFonts w:ascii="Consolas" w:hAnsi="Consolas" w:cs="Times New Roman"/>
+          <w:sz w:val="20"/>
+          <w:szCs w:val="20"/>
+        </w:rPr>
+        <w:t>ch</w:t>
+      </w:r>
+      <w:proofErr w:type="spellEnd"/>
+      <w:r>
+        <w:rPr>
+          <w:rFonts w:ascii="Consolas" w:hAnsi="Consolas" w:cs="Times New Roman"/>
+          <w:sz w:val="20"/>
+          <w:szCs w:val="20"/>
+        </w:rPr>
+        <w:t>++)</w:t>
+      </w:r>
+    </w:p>
+    <w:p>
+      <w:pPr>
+        <w:spacing w:after="0"/>
+        <w:rPr>
+          <w:rFonts w:ascii="Consolas" w:hAnsi="Consolas" w:cs="Times New Roman"/>
+          <w:sz w:val="20"/>
+          <w:szCs w:val="20"/>
+        </w:rPr>
+      </w:pPr>
+      <w:r>
+        <w:rPr>
+          <w:rFonts w:ascii="Consolas" w:hAnsi="Consolas" w:cs="Times New Roman"/>
+          <w:sz w:val="20"/>
+          <w:szCs w:val="20"/>
+        </w:rPr>
+        <w:t xml:space="preserve">    {</w:t>
+      </w:r>
+    </w:p>
+    <w:p>
+      <w:pPr>
+        <w:spacing w:after="0"/>
+        <w:rPr>
+          <w:rFonts w:ascii="Consolas" w:hAnsi="Consolas" w:cs="Times New Roman"/>
+          <w:sz w:val="20"/>
+          <w:szCs w:val="20"/>
+        </w:rPr>
+      </w:pPr>
+      <w:r>
+        <w:rPr>
+          <w:rFonts w:ascii="Consolas" w:hAnsi="Consolas" w:cs="Times New Roman"/>
+          <w:sz w:val="20"/>
+          <w:szCs w:val="20"/>
+        </w:rPr>
+        <w:t xml:space="preserve">      </w:t>
+      </w:r>
+      <w:proofErr w:type="spellStart"/>
+      <w:r>
+        <w:rPr>
+          <w:rFonts w:ascii="Consolas" w:hAnsi="Consolas" w:cs="Times New Roman"/>
+          <w:sz w:val="20"/>
+          <w:szCs w:val="20"/>
+        </w:rPr>
+        <w:t>int</w:t>
+      </w:r>
+      <w:proofErr w:type="spellEnd"/>
+      <w:r>
+        <w:rPr>
+          <w:rFonts w:ascii="Consolas" w:hAnsi="Consolas" w:cs="Times New Roman"/>
+          <w:sz w:val="20"/>
+          <w:szCs w:val="20"/>
+        </w:rPr>
+        <w:t xml:space="preserve"> </w:t>
+      </w:r>
+      <w:proofErr w:type="spellStart"/>
+      <w:r>
+        <w:rPr>
+          <w:rFonts w:ascii="Consolas" w:hAnsi="Consolas" w:cs="Times New Roman"/>
+          <w:sz w:val="20"/>
+          <w:szCs w:val="20"/>
+        </w:rPr>
+        <w:t>idx</w:t>
+      </w:r>
+      <w:proofErr w:type="spellEnd"/>
+      <w:r>
+        <w:rPr>
+          <w:rFonts w:ascii="Consolas" w:hAnsi="Consolas" w:cs="Times New Roman"/>
+          <w:sz w:val="20"/>
+          <w:szCs w:val="20"/>
+        </w:rPr>
+        <w:t xml:space="preserve"> = 2 + </w:t>
+      </w:r>
+      <w:proofErr w:type="spellStart"/>
+      <w:r>
+        <w:rPr>
+          <w:rFonts w:ascii="Consolas" w:hAnsi="Consolas" w:cs="Times New Roman"/>
+          <w:sz w:val="20"/>
+          <w:szCs w:val="20"/>
+        </w:rPr>
+        <w:t>ch</w:t>
+      </w:r>
+      <w:proofErr w:type="spellEnd"/>
+      <w:r>
+        <w:rPr>
+          <w:rFonts w:ascii="Consolas" w:hAnsi="Consolas" w:cs="Times New Roman"/>
+          <w:sz w:val="20"/>
+          <w:szCs w:val="20"/>
+        </w:rPr>
+        <w:t xml:space="preserve"> * 2;</w:t>
+      </w:r>
+    </w:p>
+    <w:p>
+      <w:pPr>
+        <w:spacing w:after="0"/>
+        <w:rPr>
+          <w:rFonts w:ascii="Consolas" w:hAnsi="Consolas" w:cs="Times New Roman"/>
+          <w:sz w:val="20"/>
+          <w:szCs w:val="20"/>
+        </w:rPr>
+      </w:pPr>
+      <w:r>
+        <w:rPr>
+          <w:rFonts w:ascii="Consolas" w:hAnsi="Consolas" w:cs="Times New Roman"/>
+          <w:sz w:val="20"/>
+          <w:szCs w:val="20"/>
+        </w:rPr>
+        <w:t xml:space="preserve">      </w:t>
+      </w:r>
+      <w:proofErr w:type="spellStart"/>
+      <w:r>
+        <w:rPr>
+          <w:rFonts w:ascii="Consolas" w:hAnsi="Consolas" w:cs="Times New Roman"/>
+          <w:sz w:val="20"/>
+          <w:szCs w:val="20"/>
+        </w:rPr>
+        <w:t>ibus_ch</w:t>
+      </w:r>
+      <w:proofErr w:type="spellEnd"/>
+      <w:r>
+        <w:rPr>
+          <w:rFonts w:ascii="Consolas" w:hAnsi="Consolas" w:cs="Times New Roman"/>
+          <w:sz w:val="20"/>
+          <w:szCs w:val="20"/>
+        </w:rPr>
+        <w:t>[</w:t>
+      </w:r>
+      <w:proofErr w:type="spellStart"/>
+      <w:r>
+        <w:rPr>
+          <w:rFonts w:ascii="Consolas" w:hAnsi="Consolas" w:cs="Times New Roman"/>
+          <w:sz w:val="20"/>
+          <w:szCs w:val="20"/>
+        </w:rPr>
+        <w:t>ch</w:t>
+      </w:r>
+      <w:proofErr w:type="spellEnd"/>
+      <w:r>
+        <w:rPr>
+          <w:rFonts w:ascii="Consolas" w:hAnsi="Consolas" w:cs="Times New Roman"/>
+          <w:sz w:val="20"/>
+          <w:szCs w:val="20"/>
+        </w:rPr>
+        <w:t>] = (uint16_</w:t>
+      </w:r>
+      <w:proofErr w:type="gramStart"/>
+      <w:r>
+        <w:rPr>
+          <w:rFonts w:ascii="Consolas" w:hAnsi="Consolas" w:cs="Times New Roman"/>
+          <w:sz w:val="20"/>
+          <w:szCs w:val="20"/>
+        </w:rPr>
+        <w:t>t)f</w:t>
+      </w:r>
+      <w:proofErr w:type="gramEnd"/>
+      <w:r>
+        <w:rPr>
+          <w:rFonts w:ascii="Consolas" w:hAnsi="Consolas" w:cs="Times New Roman"/>
+          <w:sz w:val="20"/>
+          <w:szCs w:val="20"/>
+        </w:rPr>
+        <w:t>[</w:t>
+      </w:r>
+      <w:proofErr w:type="spellStart"/>
+      <w:r>
+        <w:rPr>
+          <w:rFonts w:ascii="Consolas" w:hAnsi="Consolas" w:cs="Times New Roman"/>
+          <w:sz w:val="20"/>
+          <w:szCs w:val="20"/>
+        </w:rPr>
+        <w:t>idx</w:t>
+      </w:r>
+      <w:proofErr w:type="spellEnd"/>
+      <w:r>
+        <w:rPr>
+          <w:rFonts w:ascii="Consolas" w:hAnsi="Consolas" w:cs="Times New Roman"/>
+          <w:sz w:val="20"/>
+          <w:szCs w:val="20"/>
+        </w:rPr>
+        <w:t>] | ((uint16_</w:t>
+      </w:r>
+      <w:proofErr w:type="gramStart"/>
+      <w:r>
+        <w:rPr>
+          <w:rFonts w:ascii="Consolas" w:hAnsi="Consolas" w:cs="Times New Roman"/>
+          <w:sz w:val="20"/>
+          <w:szCs w:val="20"/>
+        </w:rPr>
+        <w:t>t)f</w:t>
+      </w:r>
+      <w:proofErr w:type="gramEnd"/>
+      <w:r>
+        <w:rPr>
+          <w:rFonts w:ascii="Consolas" w:hAnsi="Consolas" w:cs="Times New Roman"/>
+          <w:sz w:val="20"/>
+          <w:szCs w:val="20"/>
+        </w:rPr>
+        <w:t>[</w:t>
+      </w:r>
+      <w:proofErr w:type="spellStart"/>
+      <w:r>
+        <w:rPr>
+          <w:rFonts w:ascii="Consolas" w:hAnsi="Consolas" w:cs="Times New Roman"/>
+          <w:sz w:val="20"/>
+          <w:szCs w:val="20"/>
+        </w:rPr>
+        <w:t>idx</w:t>
+      </w:r>
+      <w:proofErr w:type="spellEnd"/>
+      <w:r>
+        <w:rPr>
+          <w:rFonts w:ascii="Consolas" w:hAnsi="Consolas" w:cs="Times New Roman"/>
+          <w:sz w:val="20"/>
+          <w:szCs w:val="20"/>
+        </w:rPr>
+        <w:t xml:space="preserve"> + 1] &lt;&lt; 8);</w:t>
+      </w:r>
+    </w:p>
+    <w:p>
+      <w:pPr>
+        <w:spacing w:after="0"/>
+        <w:rPr>
+          <w:rFonts w:ascii="Consolas" w:hAnsi="Consolas" w:cs="Times New Roman"/>
+          <w:sz w:val="20"/>
+          <w:szCs w:val="20"/>
+        </w:rPr>
+      </w:pPr>
+      <w:r>
+        <w:rPr>
+          <w:rFonts w:ascii="Consolas" w:hAnsi="Consolas" w:cs="Times New Roman"/>
+          <w:sz w:val="20"/>
+          <w:szCs w:val="20"/>
+        </w:rPr>
+        <w:t xml:space="preserve">    }</w:t>
+      </w:r>
+    </w:p>
+    <w:p>
+      <w:pPr>
+        <w:spacing w:after="0"/>
+        <w:rPr>
+          <w:rFonts w:ascii="Consolas" w:hAnsi="Consolas" w:cs="Times New Roman"/>
+          <w:sz w:val="20"/>
+          <w:szCs w:val="20"/>
+        </w:rPr>
+      </w:pPr>
+    </w:p>
+    <w:p>
+      <w:pPr>
+        <w:spacing w:after="0"/>
+        <w:rPr>
+          <w:rFonts w:ascii="Consolas" w:hAnsi="Consolas" w:cs="Times New Roman"/>
+          <w:sz w:val="20"/>
+          <w:szCs w:val="20"/>
+        </w:rPr>
+      </w:pPr>
+      <w:r>
+        <w:rPr>
+          <w:rFonts w:ascii="Consolas" w:hAnsi="Consolas" w:cs="Times New Roman"/>
+          <w:sz w:val="20"/>
+          <w:szCs w:val="20"/>
+        </w:rPr>
+        <w:t xml:space="preserve">    /* Zliczenie poprawnie odebranej ramki */</w:t>
+      </w:r>
+    </w:p>
+    <w:p>
+      <w:pPr>
+        <w:spacing w:after="0"/>
+        <w:rPr>
+          <w:rFonts w:ascii="Consolas" w:hAnsi="Consolas" w:cs="Times New Roman"/>
+          <w:sz w:val="20"/>
+          <w:szCs w:val="20"/>
+        </w:rPr>
+      </w:pPr>
+      <w:r>
+        <w:rPr>
+          <w:rFonts w:ascii="Consolas" w:hAnsi="Consolas" w:cs="Times New Roman"/>
+          <w:sz w:val="20"/>
+          <w:szCs w:val="20"/>
+        </w:rPr>
+        <w:t xml:space="preserve">    </w:t>
+      </w:r>
+      <w:proofErr w:type="spellStart"/>
+      <w:r>
+        <w:rPr>
+          <w:rFonts w:ascii="Consolas" w:hAnsi="Consolas" w:cs="Times New Roman"/>
+          <w:sz w:val="20"/>
+          <w:szCs w:val="20"/>
+        </w:rPr>
+        <w:t>ibus_frames_ok</w:t>
+      </w:r>
+      <w:proofErr w:type="spellEnd"/>
+      <w:r>
+        <w:rPr>
+          <w:rFonts w:ascii="Consolas" w:hAnsi="Consolas" w:cs="Times New Roman"/>
+          <w:sz w:val="20"/>
+          <w:szCs w:val="20"/>
+        </w:rPr>
+        <w:t>++;</w:t>
+      </w:r>
+    </w:p>
+    <w:p>
+      <w:pPr>
+        <w:spacing w:after="0"/>
+        <w:rPr>
+          <w:rFonts w:ascii="Consolas" w:hAnsi="Consolas" w:cs="Times New Roman"/>
+          <w:sz w:val="20"/>
+          <w:szCs w:val="20"/>
+        </w:rPr>
+      </w:pPr>
+      <w:r>
+        <w:rPr>
+          <w:rFonts w:ascii="Consolas" w:hAnsi="Consolas" w:cs="Times New Roman"/>
+          <w:sz w:val="20"/>
+          <w:szCs w:val="20"/>
+        </w:rPr>
+        <w:t xml:space="preserve">    return;</w:t>
+      </w:r>
+    </w:p>
+    <w:p>
+      <w:pPr>
+        <w:spacing w:after="0"/>
+        <w:rPr>
+          <w:rFonts w:ascii="Consolas" w:hAnsi="Consolas" w:cs="Times New Roman"/>
+          <w:sz w:val="20"/>
+          <w:szCs w:val="20"/>
+        </w:rPr>
+      </w:pPr>
+      <w:r>
+        <w:rPr>
+          <w:rFonts w:ascii="Consolas" w:hAnsi="Consolas" w:cs="Times New Roman"/>
+          <w:sz w:val="20"/>
+          <w:szCs w:val="20"/>
+        </w:rPr>
+        <w:t xml:space="preserve">  }</w:t>
+      </w:r>
+    </w:p>
+    <w:p>
+      <w:pPr>
+        <w:spacing w:after="0"/>
+        <w:rPr>
+          <w:rFonts w:ascii="Consolas" w:hAnsi="Consolas" w:cs="Times New Roman"/>
+          <w:sz w:val="20"/>
+          <w:szCs w:val="20"/>
+        </w:rPr>
+      </w:pPr>
+      <w:r>
+        <w:rPr>
+          <w:rFonts w:ascii="Consolas" w:hAnsi="Consolas" w:cs="Times New Roman"/>
+          <w:sz w:val="20"/>
+          <w:szCs w:val="20"/>
+        </w:rPr>
+        <w:t>}</w:t>
+      </w:r>
+    </w:p>
+    <w:p>
+      <w:pPr>
+        <w:spacing w:after="0"/>
+        <w:rPr>
+          <w:rFonts w:ascii="Consolas" w:hAnsi="Consolas" w:cs="Times New Roman"/>
+          <w:sz w:val="20"/>
+          <w:szCs w:val="20"/>
+        </w:rPr>
+      </w:pPr>
+    </w:p>
+    <w:p>
+      <w:pPr>
+        <w:spacing w:after="0"/>
+        <w:rPr>
+          <w:rFonts w:ascii="Consolas" w:hAnsi="Consolas" w:cs="Times New Roman"/>
+          <w:sz w:val="20"/>
+          <w:szCs w:val="20"/>
+        </w:rPr>
+      </w:pPr>
+    </w:p>
+    <w:p>
+      <w:pPr>
+        <w:spacing w:after="0"/>
+        <w:rPr>
+          <w:rFonts w:ascii="Consolas" w:hAnsi="Consolas" w:cs="Times New Roman"/>
+          <w:color w:val="C00000"/>
+          <w:sz w:val="40"/>
+          <w:szCs w:val="40"/>
+        </w:rPr>
+      </w:pPr>
+      <w:r>
+        <w:rPr>
+          <w:rFonts w:ascii="Consolas" w:hAnsi="Consolas" w:cs="Times New Roman"/>
+          <w:color w:val="C00000"/>
+          <w:sz w:val="40"/>
+          <w:szCs w:val="40"/>
+        </w:rPr>
+        <w:t>TUTAJ WROCIC JESZCZE</w:t>
+      </w:r>
+      <w:r>
+        <w:rPr>
+          <w:rFonts w:ascii="Consolas" w:hAnsi="Consolas" w:cs="Times New Roman"/>
+          <w:color w:val="C00000"/>
+          <w:sz w:val="40"/>
+          <w:szCs w:val="40"/>
+        </w:rPr>
+        <w:t xml:space="preserve"> OD TĄD W DÓŁ DO WGLĄDU</w:t>
+      </w:r>
+    </w:p>
+    <w:p>
+      <w:pPr>
+        <w:rPr>
+          <w:rFonts w:ascii="Times New Roman" w:hAnsi="Times New Roman" w:cs="Times New Roman"/>
+        </w:rPr>
+      </w:pPr>
+    </w:p>
+    <w:p>
+      <w:pPr>
+        <w:rPr>
+          <w:rFonts w:ascii="Times New Roman" w:hAnsi="Times New Roman" w:cs="Times New Roman"/>
+          <w:b/>
+          <w:bCs/>
+        </w:rPr>
+      </w:pPr>
+      <w:r>
+        <w:rPr>
+          <w:rFonts w:ascii="Times New Roman" w:hAnsi="Times New Roman" w:cs="Times New Roman"/>
+          <w:b/>
+          <w:bCs/>
+        </w:rPr>
+        <w:t>5.2.6. Implementacja regulatora PID</w:t>
+      </w:r>
+    </w:p>
+    <w:p>
+      <w:pPr>
+        <w:ind w:firstLine="708"/>
+        <w:rPr>
+          <w:rFonts w:ascii="Times New Roman" w:hAnsi="Times New Roman" w:cs="Times New Roman"/>
+        </w:rPr>
+      </w:pPr>
+      <w:r>
+        <w:rPr>
+          <w:rFonts w:ascii="Times New Roman" w:hAnsi="Times New Roman" w:cs="Times New Roman"/>
+        </w:rPr>
+        <w:t>Stabilizacja orientacji drona realizowana jest z wykorzystaniem regulatora PID, który odpowiada za bieżącą korekcję kątów przechylenia (</w:t>
+      </w:r>
+      <w:proofErr w:type="spellStart"/>
+      <w:r>
+        <w:rPr>
+          <w:rFonts w:ascii="Times New Roman" w:hAnsi="Times New Roman" w:cs="Times New Roman"/>
+        </w:rPr>
+        <w:t>roll</w:t>
+      </w:r>
+      <w:proofErr w:type="spellEnd"/>
+      <w:r>
+        <w:rPr>
+          <w:rFonts w:ascii="Times New Roman" w:hAnsi="Times New Roman" w:cs="Times New Roman"/>
+        </w:rPr>
+        <w:t>) oraz pochylenia (</w:t>
+      </w:r>
+      <w:proofErr w:type="spellStart"/>
+      <w:r>
+        <w:rPr>
+          <w:rFonts w:ascii="Times New Roman" w:hAnsi="Times New Roman" w:cs="Times New Roman"/>
+        </w:rPr>
+        <w:t>pitch</w:t>
+      </w:r>
+      <w:proofErr w:type="spellEnd"/>
+      <w:r>
+        <w:rPr>
+          <w:rFonts w:ascii="Times New Roman" w:hAnsi="Times New Roman" w:cs="Times New Roman"/>
+        </w:rPr>
+        <w:t>). Dla każdej z tych osi zaimplementowano osobną instancję regulatora PID, działającą w oparciu o aktualne dane pomiarowe z czujnika inercyjnego oraz wartości zadane wynikające z logiki sterowania.</w:t>
+      </w:r>
+    </w:p>
+    <w:p>
+      <w:pPr>
+        <w:ind w:firstLine="708"/>
+        <w:rPr>
+          <w:rFonts w:ascii="Times New Roman" w:hAnsi="Times New Roman" w:cs="Times New Roman"/>
+        </w:rPr>
+      </w:pPr>
+      <w:r>
+        <w:rPr>
+          <w:rFonts w:ascii="Times New Roman" w:hAnsi="Times New Roman" w:cs="Times New Roman"/>
+        </w:rPr>
+        <w:lastRenderedPageBreak/>
+        <w:t xml:space="preserve">Regulator PID stanowi kluczowy element algorytmu sterowania i pełni rolę nadrzędnej logiki decyzyjnej systemu. Na podstawie obliczonego błędu regulacji wyznaczane są sygnały korekcyjne, które następnie wpływają na prędkości obrotowe poszczególnych silników drona. W przeciwieństwie do rozwiązań symulacyjnych, regulator PID w prezentowanym systemie pracuje w rzeczywistym układzie </w:t>
+      </w:r>
+      <w:proofErr w:type="spellStart"/>
+      <w:r>
+        <w:rPr>
+          <w:rFonts w:ascii="Times New Roman" w:hAnsi="Times New Roman" w:cs="Times New Roman"/>
+        </w:rPr>
+        <w:t>embedded</w:t>
+      </w:r>
+      <w:proofErr w:type="spellEnd"/>
+      <w:r>
+        <w:rPr>
+          <w:rFonts w:ascii="Times New Roman" w:hAnsi="Times New Roman" w:cs="Times New Roman"/>
+        </w:rPr>
+        <w:t xml:space="preserve"> i wykonywany jest cyklicznie z ustaloną częstotliwością 200 </w:t>
+      </w:r>
+      <w:proofErr w:type="spellStart"/>
+      <w:r>
+        <w:rPr>
+          <w:rFonts w:ascii="Times New Roman" w:hAnsi="Times New Roman" w:cs="Times New Roman"/>
+        </w:rPr>
+        <w:t>Hz.</w:t>
+      </w:r>
+      <w:proofErr w:type="spellEnd"/>
+    </w:p>
+    <w:p>
+      <w:pPr>
+        <w:ind w:firstLine="708"/>
+        <w:rPr>
+          <w:rFonts w:ascii="Times New Roman" w:hAnsi="Times New Roman" w:cs="Times New Roman"/>
+        </w:rPr>
+      </w:pPr>
+      <w:r>
+        <w:rPr>
+          <w:rFonts w:ascii="Times New Roman" w:hAnsi="Times New Roman" w:cs="Times New Roman"/>
+        </w:rPr>
+        <w:t>Algorytm regulatora uwzględnia trzy składowe: proporcjonalną, całkującą oraz różniczkującą. W implementacji zastosowano mechanizm ograniczania narastania całki (</w:t>
+      </w:r>
+      <w:proofErr w:type="spellStart"/>
+      <w:r>
+        <w:rPr>
+          <w:rFonts w:ascii="Times New Roman" w:hAnsi="Times New Roman" w:cs="Times New Roman"/>
+        </w:rPr>
+        <w:t>anti-windup</w:t>
+      </w:r>
+      <w:proofErr w:type="spellEnd"/>
+      <w:r>
+        <w:rPr>
+          <w:rFonts w:ascii="Times New Roman" w:hAnsi="Times New Roman" w:cs="Times New Roman"/>
+        </w:rPr>
+        <w:t>) poprzez ograniczenie wartości integratora, a człon różniczkujący liczony jest na podstawie pomiaru, co zmniejsza wrażliwość regulatora na skoki wartości zadanej oraz szumy pomiarowe.</w:t>
+      </w:r>
+    </w:p>
+    <w:p>
+      <w:pPr>
         <w:rPr>
           <w:rFonts w:ascii="Times New Roman" w:hAnsi="Times New Roman" w:cs="Times New Roman"/>
         </w:rPr>
@@ -6164,49 +7820,613 @@
         <w:rPr>
           <w:rFonts w:ascii="Times New Roman" w:hAnsi="Times New Roman" w:cs="Times New Roman"/>
         </w:rPr>
-        <w:t xml:space="preserve"> Miejsce na fragment kodu:</w:t>
-      </w:r>
-    </w:p>
-    <w:p>
-      <w:pPr>
-        <w:rPr>
-          <w:rFonts w:ascii="Times New Roman" w:hAnsi="Times New Roman" w:cs="Times New Roman"/>
-        </w:rPr>
-      </w:pPr>
-      <w:r>
-        <w:rPr>
-          <w:rFonts w:ascii="Times New Roman" w:hAnsi="Times New Roman" w:cs="Times New Roman"/>
-        </w:rPr>
-        <w:t xml:space="preserve">Dekodowanie ramki </w:t>
+        <w:t xml:space="preserve"> Miejsce na listing kodu:</w:t>
+      </w:r>
+    </w:p>
+    <w:p>
+      <w:pPr>
+        <w:rPr>
+          <w:rFonts w:ascii="Times New Roman" w:hAnsi="Times New Roman" w:cs="Times New Roman"/>
+        </w:rPr>
+      </w:pPr>
+      <w:r>
+        <w:rPr>
+          <w:rFonts w:ascii="Times New Roman" w:hAnsi="Times New Roman" w:cs="Times New Roman"/>
+        </w:rPr>
+        <w:t>Listing X: Implementacja funkcji regulatora PID.</w:t>
+      </w:r>
+    </w:p>
+    <w:p>
+      <w:pPr>
+        <w:rPr>
+          <w:rFonts w:ascii="Times New Roman" w:hAnsi="Times New Roman" w:cs="Times New Roman"/>
+        </w:rPr>
+      </w:pPr>
+    </w:p>
+    <w:p>
+      <w:pPr>
+        <w:rPr>
+          <w:rFonts w:ascii="Times New Roman" w:hAnsi="Times New Roman" w:cs="Times New Roman"/>
+        </w:rPr>
+      </w:pPr>
+      <w:r>
+        <w:rPr>
+          <w:rFonts w:ascii="Times New Roman" w:hAnsi="Times New Roman" w:cs="Times New Roman"/>
+        </w:rPr>
+        <w:t>5.2.7. Wyznaczanie pomiarów orientacji</w:t>
+      </w:r>
+    </w:p>
+    <w:p>
+      <w:pPr>
+        <w:rPr>
+          <w:rFonts w:ascii="Times New Roman" w:hAnsi="Times New Roman" w:cs="Times New Roman"/>
+        </w:rPr>
+      </w:pPr>
+    </w:p>
+    <w:p>
+      <w:pPr>
+        <w:rPr>
+          <w:rFonts w:ascii="Times New Roman" w:hAnsi="Times New Roman" w:cs="Times New Roman"/>
+        </w:rPr>
+      </w:pPr>
+      <w:r>
+        <w:rPr>
+          <w:rFonts w:ascii="Times New Roman" w:hAnsi="Times New Roman" w:cs="Times New Roman"/>
+        </w:rPr>
+        <w:t xml:space="preserve">W każdej iteracji pętli sterowania odczytywane są aktualne kąty orientacji drona na podstawie danych dostarczanych przez czujnik inercyjny BNO055. Czujnik zwraca orientację w postaci kątów Eulera, które następnie mapowane są na osie sterowania </w:t>
       </w:r>
       <w:proofErr w:type="spellStart"/>
       <w:r>
         <w:rPr>
           <w:rFonts w:ascii="Times New Roman" w:hAnsi="Times New Roman" w:cs="Times New Roman"/>
         </w:rPr>
-        <w:t>iBUS</w:t>
+        <w:t>roll</w:t>
       </w:r>
       <w:proofErr w:type="spellEnd"/>
       <w:r>
         <w:rPr>
           <w:rFonts w:ascii="Times New Roman" w:hAnsi="Times New Roman" w:cs="Times New Roman"/>
         </w:rPr>
-        <w:t xml:space="preserve"> oraz mapowanie kanałów RC</w:t>
-      </w:r>
-    </w:p>
-    <w:p>
-      <w:pPr>
-        <w:rPr>
-          <w:rFonts w:ascii="Times New Roman" w:hAnsi="Times New Roman" w:cs="Times New Roman"/>
-        </w:rPr>
-      </w:pPr>
-    </w:p>
-    <w:p>
-      <w:pPr>
-        <w:rPr>
-          <w:rFonts w:ascii="Times New Roman" w:hAnsi="Times New Roman" w:cs="Times New Roman"/>
-        </w:rPr>
-      </w:pPr>
+        <w:t xml:space="preserve"> i </w:t>
+      </w:r>
+      <w:proofErr w:type="spellStart"/>
+      <w:r>
+        <w:rPr>
+          <w:rFonts w:ascii="Times New Roman" w:hAnsi="Times New Roman" w:cs="Times New Roman"/>
+        </w:rPr>
+        <w:t>pitch</w:t>
+      </w:r>
+      <w:proofErr w:type="spellEnd"/>
+      <w:r>
+        <w:rPr>
+          <w:rFonts w:ascii="Times New Roman" w:hAnsi="Times New Roman" w:cs="Times New Roman"/>
+        </w:rPr>
+        <w:t>.</w:t>
+      </w:r>
+    </w:p>
+    <w:p>
+      <w:pPr>
+        <w:rPr>
+          <w:rFonts w:ascii="Times New Roman" w:hAnsi="Times New Roman" w:cs="Times New Roman"/>
+        </w:rPr>
+      </w:pPr>
+    </w:p>
+    <w:p>
+      <w:pPr>
+        <w:rPr>
+          <w:rFonts w:ascii="Times New Roman" w:hAnsi="Times New Roman" w:cs="Times New Roman"/>
+        </w:rPr>
+      </w:pPr>
+      <w:r>
+        <w:rPr>
+          <w:rFonts w:ascii="Times New Roman" w:hAnsi="Times New Roman" w:cs="Times New Roman"/>
+        </w:rPr>
+        <w:t xml:space="preserve">Ze względu na fizyczną orientację czujnika na konstrukcji drona, w algorytmie sterowania zastosowano odpowiednie korekty znaków osi. W szczególności oś </w:t>
+      </w:r>
+      <w:proofErr w:type="spellStart"/>
+      <w:r>
+        <w:rPr>
+          <w:rFonts w:ascii="Times New Roman" w:hAnsi="Times New Roman" w:cs="Times New Roman"/>
+        </w:rPr>
+        <w:t>pitch</w:t>
+      </w:r>
+      <w:proofErr w:type="spellEnd"/>
+      <w:r>
+        <w:rPr>
+          <w:rFonts w:ascii="Times New Roman" w:hAnsi="Times New Roman" w:cs="Times New Roman"/>
+        </w:rPr>
+        <w:t xml:space="preserve"> została odwrócona, aby zachować spójność konwencji znaków pomiędzy pomiarem a reakcją układu sterowania. Takie podejście zapewnia intuicyjne zachowanie drona podczas stabilizacji oraz upraszcza dalsze strojenie regulatorów.</w:t>
+      </w:r>
+    </w:p>
+    <w:p>
+      <w:pPr>
+        <w:rPr>
+          <w:rFonts w:ascii="Times New Roman" w:hAnsi="Times New Roman" w:cs="Times New Roman"/>
+        </w:rPr>
+      </w:pPr>
+    </w:p>
+    <w:p>
+      <w:pPr>
+        <w:rPr>
+          <w:rFonts w:ascii="Times New Roman" w:hAnsi="Times New Roman" w:cs="Times New Roman"/>
+        </w:rPr>
+      </w:pPr>
+      <w:r>
+        <w:rPr>
+          <w:rFonts w:ascii="Segoe UI Emoji" w:hAnsi="Segoe UI Emoji" w:cs="Segoe UI Emoji"/>
+        </w:rPr>
+        <w:t>📌</w:t>
+      </w:r>
+      <w:r>
+        <w:rPr>
+          <w:rFonts w:ascii="Times New Roman" w:hAnsi="Times New Roman" w:cs="Times New Roman"/>
+        </w:rPr>
+        <w:t xml:space="preserve"> Miejsce na krótki fragment kodu (opcjonalnie):</w:t>
+      </w:r>
+    </w:p>
+    <w:p>
+      <w:pPr>
+        <w:rPr>
+          <w:rFonts w:ascii="Times New Roman" w:hAnsi="Times New Roman" w:cs="Times New Roman"/>
+        </w:rPr>
+      </w:pPr>
+      <w:r>
+        <w:rPr>
+          <w:rFonts w:ascii="Times New Roman" w:hAnsi="Times New Roman" w:cs="Times New Roman"/>
+        </w:rPr>
+        <w:t xml:space="preserve">Wyznaczanie wartości </w:t>
+      </w:r>
+      <w:proofErr w:type="spellStart"/>
+      <w:r>
+        <w:rPr>
+          <w:rFonts w:ascii="Times New Roman" w:hAnsi="Times New Roman" w:cs="Times New Roman"/>
+        </w:rPr>
+        <w:t>roll_meas</w:t>
+      </w:r>
+      <w:proofErr w:type="spellEnd"/>
+      <w:r>
+        <w:rPr>
+          <w:rFonts w:ascii="Times New Roman" w:hAnsi="Times New Roman" w:cs="Times New Roman"/>
+        </w:rPr>
+        <w:t xml:space="preserve"> i </w:t>
+      </w:r>
+      <w:proofErr w:type="spellStart"/>
+      <w:r>
+        <w:rPr>
+          <w:rFonts w:ascii="Times New Roman" w:hAnsi="Times New Roman" w:cs="Times New Roman"/>
+        </w:rPr>
+        <w:t>pitch_meas</w:t>
+      </w:r>
+      <w:proofErr w:type="spellEnd"/>
+      <w:r>
+        <w:rPr>
+          <w:rFonts w:ascii="Times New Roman" w:hAnsi="Times New Roman" w:cs="Times New Roman"/>
+        </w:rPr>
+        <w:t xml:space="preserve"> na podstawie danych z IMU.</w:t>
+      </w:r>
+    </w:p>
+    <w:p>
+      <w:pPr>
+        <w:rPr>
+          <w:rFonts w:ascii="Times New Roman" w:hAnsi="Times New Roman" w:cs="Times New Roman"/>
+        </w:rPr>
+      </w:pPr>
+    </w:p>
+    <w:p>
+      <w:pPr>
+        <w:rPr>
+          <w:rFonts w:ascii="Times New Roman" w:hAnsi="Times New Roman" w:cs="Times New Roman"/>
+        </w:rPr>
+      </w:pPr>
+      <w:r>
+        <w:rPr>
+          <w:rFonts w:ascii="Times New Roman" w:hAnsi="Times New Roman" w:cs="Times New Roman"/>
+        </w:rPr>
+        <w:t>5.2.8. Warstwa bezpieczeństwa i reset regulatorów</w:t>
+      </w:r>
+    </w:p>
+    <w:p>
+      <w:pPr>
+        <w:rPr>
+          <w:rFonts w:ascii="Times New Roman" w:hAnsi="Times New Roman" w:cs="Times New Roman"/>
+        </w:rPr>
+      </w:pPr>
+    </w:p>
+    <w:p>
+      <w:pPr>
+        <w:rPr>
+          <w:rFonts w:ascii="Times New Roman" w:hAnsi="Times New Roman" w:cs="Times New Roman"/>
+        </w:rPr>
+      </w:pPr>
+      <w:r>
+        <w:rPr>
+          <w:rFonts w:ascii="Times New Roman" w:hAnsi="Times New Roman" w:cs="Times New Roman"/>
+        </w:rPr>
+        <w:t xml:space="preserve">W pętli sterowania zaimplementowano prostą warstwę bezpieczeństwa, której zadaniem jest zapobieganie niepożądanemu zachowaniu regulatorów PID przy niskim ciągu silników. W </w:t>
+      </w:r>
+      <w:r>
+        <w:rPr>
+          <w:rFonts w:ascii="Times New Roman" w:hAnsi="Times New Roman" w:cs="Times New Roman"/>
+        </w:rPr>
+        <w:lastRenderedPageBreak/>
+        <w:t xml:space="preserve">przypadku, gdy sygnał gazu spadnie poniżej ustalonego progu, regulatory PID osi </w:t>
+      </w:r>
+      <w:proofErr w:type="spellStart"/>
+      <w:r>
+        <w:rPr>
+          <w:rFonts w:ascii="Times New Roman" w:hAnsi="Times New Roman" w:cs="Times New Roman"/>
+        </w:rPr>
+        <w:t>roll</w:t>
+      </w:r>
+      <w:proofErr w:type="spellEnd"/>
+      <w:r>
+        <w:rPr>
+          <w:rFonts w:ascii="Times New Roman" w:hAnsi="Times New Roman" w:cs="Times New Roman"/>
+        </w:rPr>
+        <w:t xml:space="preserve"> i </w:t>
+      </w:r>
+      <w:proofErr w:type="spellStart"/>
+      <w:r>
+        <w:rPr>
+          <w:rFonts w:ascii="Times New Roman" w:hAnsi="Times New Roman" w:cs="Times New Roman"/>
+        </w:rPr>
+        <w:t>pitch</w:t>
+      </w:r>
+      <w:proofErr w:type="spellEnd"/>
+      <w:r>
+        <w:rPr>
+          <w:rFonts w:ascii="Times New Roman" w:hAnsi="Times New Roman" w:cs="Times New Roman"/>
+        </w:rPr>
+        <w:t xml:space="preserve"> są resetowane, a do regulatorów ESC przekazywane są minimalne wartości sterujące.</w:t>
+      </w:r>
+    </w:p>
+    <w:p>
+      <w:pPr>
+        <w:rPr>
+          <w:rFonts w:ascii="Times New Roman" w:hAnsi="Times New Roman" w:cs="Times New Roman"/>
+        </w:rPr>
+      </w:pPr>
+    </w:p>
+    <w:p>
+      <w:pPr>
+        <w:rPr>
+          <w:rFonts w:ascii="Times New Roman" w:hAnsi="Times New Roman" w:cs="Times New Roman"/>
+        </w:rPr>
+      </w:pPr>
+      <w:r>
+        <w:rPr>
+          <w:rFonts w:ascii="Times New Roman" w:hAnsi="Times New Roman" w:cs="Times New Roman"/>
+        </w:rPr>
+        <w:t>Reset regulatorów w takim stanie zapobiega narastaniu całki w sytuacji, gdy silniki nie są w stanie wygenerować odpowiedniego momentu korygującego. Rozwiązanie to zwiększa bezpieczeństwo uruchamiania systemu oraz eliminuje ryzyko gwałtownej reakcji drona po ponownym zwiększeniu gazu.</w:t>
+      </w:r>
+    </w:p>
+    <w:p>
+      <w:pPr>
+        <w:rPr>
+          <w:rFonts w:ascii="Times New Roman" w:hAnsi="Times New Roman" w:cs="Times New Roman"/>
+        </w:rPr>
+      </w:pPr>
+    </w:p>
+    <w:p>
+      <w:pPr>
+        <w:rPr>
+          <w:rFonts w:ascii="Times New Roman" w:hAnsi="Times New Roman" w:cs="Times New Roman"/>
+        </w:rPr>
+      </w:pPr>
+      <w:r>
+        <w:rPr>
+          <w:rFonts w:ascii="Times New Roman" w:hAnsi="Times New Roman" w:cs="Times New Roman"/>
+        </w:rPr>
+        <w:t>5.2.9. Wartości zadane i uproszczony model sterowania</w:t>
+      </w:r>
+    </w:p>
+    <w:p>
+      <w:pPr>
+        <w:rPr>
+          <w:rFonts w:ascii="Times New Roman" w:hAnsi="Times New Roman" w:cs="Times New Roman"/>
+        </w:rPr>
+      </w:pPr>
+    </w:p>
+    <w:p>
+      <w:pPr>
+        <w:rPr>
+          <w:rFonts w:ascii="Times New Roman" w:hAnsi="Times New Roman" w:cs="Times New Roman"/>
+        </w:rPr>
+      </w:pPr>
+      <w:r>
+        <w:rPr>
+          <w:rFonts w:ascii="Times New Roman" w:hAnsi="Times New Roman" w:cs="Times New Roman"/>
+        </w:rPr>
+        <w:t xml:space="preserve">W aktualnej wersji oprogramowania wartości zadane dla osi </w:t>
+      </w:r>
+      <w:proofErr w:type="spellStart"/>
+      <w:r>
+        <w:rPr>
+          <w:rFonts w:ascii="Times New Roman" w:hAnsi="Times New Roman" w:cs="Times New Roman"/>
+        </w:rPr>
+        <w:t>roll</w:t>
+      </w:r>
+      <w:proofErr w:type="spellEnd"/>
+      <w:r>
+        <w:rPr>
+          <w:rFonts w:ascii="Times New Roman" w:hAnsi="Times New Roman" w:cs="Times New Roman"/>
+        </w:rPr>
+        <w:t xml:space="preserve"> i </w:t>
+      </w:r>
+      <w:proofErr w:type="spellStart"/>
+      <w:r>
+        <w:rPr>
+          <w:rFonts w:ascii="Times New Roman" w:hAnsi="Times New Roman" w:cs="Times New Roman"/>
+        </w:rPr>
+        <w:t>pitch</w:t>
+      </w:r>
+      <w:proofErr w:type="spellEnd"/>
+      <w:r>
+        <w:rPr>
+          <w:rFonts w:ascii="Times New Roman" w:hAnsi="Times New Roman" w:cs="Times New Roman"/>
+        </w:rPr>
+        <w:t xml:space="preserve"> przyjmowane są jako równe zero, co odpowiada dążeniu do utrzymania poziomej orientacji drona. Takie podejście umożliwia realizację funkcji </w:t>
+      </w:r>
+      <w:proofErr w:type="spellStart"/>
+      <w:r>
+        <w:rPr>
+          <w:rFonts w:ascii="Times New Roman" w:hAnsi="Times New Roman" w:cs="Times New Roman"/>
+        </w:rPr>
+        <w:t>samopoziomowania</w:t>
+      </w:r>
+      <w:proofErr w:type="spellEnd"/>
+      <w:r>
+        <w:rPr>
+          <w:rFonts w:ascii="Times New Roman" w:hAnsi="Times New Roman" w:cs="Times New Roman"/>
+        </w:rPr>
+        <w:t xml:space="preserve"> i znacząco upraszcza proces uruchomienia oraz strojenia regulatorów PID.</w:t>
+      </w:r>
+    </w:p>
+    <w:p>
+      <w:pPr>
+        <w:rPr>
+          <w:rFonts w:ascii="Times New Roman" w:hAnsi="Times New Roman" w:cs="Times New Roman"/>
+        </w:rPr>
+      </w:pPr>
+    </w:p>
+    <w:p>
+      <w:pPr>
+        <w:rPr>
+          <w:rFonts w:ascii="Times New Roman" w:hAnsi="Times New Roman" w:cs="Times New Roman"/>
+        </w:rPr>
+      </w:pPr>
+      <w:r>
+        <w:rPr>
+          <w:rFonts w:ascii="Times New Roman" w:hAnsi="Times New Roman" w:cs="Times New Roman"/>
+        </w:rPr>
+        <w:t xml:space="preserve">Sterowanie osią </w:t>
+      </w:r>
+      <w:proofErr w:type="spellStart"/>
+      <w:r>
+        <w:rPr>
+          <w:rFonts w:ascii="Times New Roman" w:hAnsi="Times New Roman" w:cs="Times New Roman"/>
+        </w:rPr>
+        <w:t>yaw</w:t>
+      </w:r>
+      <w:proofErr w:type="spellEnd"/>
+      <w:r>
+        <w:rPr>
+          <w:rFonts w:ascii="Times New Roman" w:hAnsi="Times New Roman" w:cs="Times New Roman"/>
+        </w:rPr>
+        <w:t xml:space="preserve"> zostało w tej fazie projektu celowo wyłączone. Decyzja ta wynika z faktu, że stabilizacja </w:t>
+      </w:r>
+      <w:proofErr w:type="spellStart"/>
+      <w:r>
+        <w:rPr>
+          <w:rFonts w:ascii="Times New Roman" w:hAnsi="Times New Roman" w:cs="Times New Roman"/>
+        </w:rPr>
+        <w:t>yaw</w:t>
+      </w:r>
+      <w:proofErr w:type="spellEnd"/>
+      <w:r>
+        <w:rPr>
+          <w:rFonts w:ascii="Times New Roman" w:hAnsi="Times New Roman" w:cs="Times New Roman"/>
+        </w:rPr>
+        <w:t xml:space="preserve"> jest silnie zależna od asymetrii napędu, charakterystyk silników oraz regulatorów ESC, a jej poprawne zestrojenie wymaga wcześniejszego uzyskania stabilnej pracy osi </w:t>
+      </w:r>
+      <w:proofErr w:type="spellStart"/>
+      <w:r>
+        <w:rPr>
+          <w:rFonts w:ascii="Times New Roman" w:hAnsi="Times New Roman" w:cs="Times New Roman"/>
+        </w:rPr>
+        <w:t>roll</w:t>
+      </w:r>
+      <w:proofErr w:type="spellEnd"/>
+      <w:r>
+        <w:rPr>
+          <w:rFonts w:ascii="Times New Roman" w:hAnsi="Times New Roman" w:cs="Times New Roman"/>
+        </w:rPr>
+        <w:t xml:space="preserve"> i </w:t>
+      </w:r>
+      <w:proofErr w:type="spellStart"/>
+      <w:r>
+        <w:rPr>
+          <w:rFonts w:ascii="Times New Roman" w:hAnsi="Times New Roman" w:cs="Times New Roman"/>
+        </w:rPr>
+        <w:t>pitch</w:t>
+      </w:r>
+      <w:proofErr w:type="spellEnd"/>
+      <w:r>
+        <w:rPr>
+          <w:rFonts w:ascii="Times New Roman" w:hAnsi="Times New Roman" w:cs="Times New Roman"/>
+        </w:rPr>
+        <w:t xml:space="preserve">. Oś </w:t>
+      </w:r>
+      <w:proofErr w:type="spellStart"/>
+      <w:r>
+        <w:rPr>
+          <w:rFonts w:ascii="Times New Roman" w:hAnsi="Times New Roman" w:cs="Times New Roman"/>
+        </w:rPr>
+        <w:t>yaw</w:t>
+      </w:r>
+      <w:proofErr w:type="spellEnd"/>
+      <w:r>
+        <w:rPr>
+          <w:rFonts w:ascii="Times New Roman" w:hAnsi="Times New Roman" w:cs="Times New Roman"/>
+        </w:rPr>
+        <w:t xml:space="preserve"> może zostać włączona w dalszym etapie rozwoju systemu poprzez dodanie trzeciego regulatora PID oraz odpowiednie rozszerzenie algorytmu miksowania.</w:t>
+      </w:r>
+    </w:p>
+    <w:p>
+      <w:pPr>
+        <w:rPr>
+          <w:rFonts w:ascii="Times New Roman" w:hAnsi="Times New Roman" w:cs="Times New Roman"/>
+        </w:rPr>
+      </w:pPr>
+    </w:p>
+    <w:p>
+      <w:pPr>
+        <w:rPr>
+          <w:rFonts w:ascii="Times New Roman" w:hAnsi="Times New Roman" w:cs="Times New Roman"/>
+        </w:rPr>
+      </w:pPr>
+      <w:r>
+        <w:rPr>
+          <w:rFonts w:ascii="Times New Roman" w:hAnsi="Times New Roman" w:cs="Times New Roman"/>
+        </w:rPr>
+        <w:t>5.2.10. Obliczenia regulatorów PID i miksowanie sygnałów</w:t>
+      </w:r>
+    </w:p>
+    <w:p>
+      <w:pPr>
+        <w:rPr>
+          <w:rFonts w:ascii="Times New Roman" w:hAnsi="Times New Roman" w:cs="Times New Roman"/>
+        </w:rPr>
+      </w:pPr>
+    </w:p>
+    <w:p>
+      <w:pPr>
+        <w:rPr>
+          <w:rFonts w:ascii="Times New Roman" w:hAnsi="Times New Roman" w:cs="Times New Roman"/>
+        </w:rPr>
+      </w:pPr>
+      <w:r>
+        <w:rPr>
+          <w:rFonts w:ascii="Times New Roman" w:hAnsi="Times New Roman" w:cs="Times New Roman"/>
+        </w:rPr>
+        <w:t xml:space="preserve">Po wyznaczeniu pomiarów oraz wartości zadanych wykonywane są obliczenia regulatorów PID dla osi </w:t>
+      </w:r>
+      <w:proofErr w:type="spellStart"/>
+      <w:r>
+        <w:rPr>
+          <w:rFonts w:ascii="Times New Roman" w:hAnsi="Times New Roman" w:cs="Times New Roman"/>
+        </w:rPr>
+        <w:t>roll</w:t>
+      </w:r>
+      <w:proofErr w:type="spellEnd"/>
+      <w:r>
+        <w:rPr>
+          <w:rFonts w:ascii="Times New Roman" w:hAnsi="Times New Roman" w:cs="Times New Roman"/>
+        </w:rPr>
+        <w:t xml:space="preserve"> i </w:t>
+      </w:r>
+      <w:proofErr w:type="spellStart"/>
+      <w:r>
+        <w:rPr>
+          <w:rFonts w:ascii="Times New Roman" w:hAnsi="Times New Roman" w:cs="Times New Roman"/>
+        </w:rPr>
+        <w:t>pitch</w:t>
+      </w:r>
+      <w:proofErr w:type="spellEnd"/>
+      <w:r>
+        <w:rPr>
+          <w:rFonts w:ascii="Times New Roman" w:hAnsi="Times New Roman" w:cs="Times New Roman"/>
+        </w:rPr>
+        <w:t>. Każdy regulator generuje sygnał korekcyjny, który następnie przekazywany jest do modułu miksowania.</w:t>
+      </w:r>
+    </w:p>
+    <w:p>
+      <w:pPr>
+        <w:rPr>
+          <w:rFonts w:ascii="Times New Roman" w:hAnsi="Times New Roman" w:cs="Times New Roman"/>
+        </w:rPr>
+      </w:pPr>
+    </w:p>
+    <w:p>
+      <w:pPr>
+        <w:rPr>
+          <w:rFonts w:ascii="Times New Roman" w:hAnsi="Times New Roman" w:cs="Times New Roman"/>
+        </w:rPr>
+      </w:pPr>
+      <w:r>
+        <w:rPr>
+          <w:rFonts w:ascii="Times New Roman" w:hAnsi="Times New Roman" w:cs="Times New Roman"/>
+        </w:rPr>
+        <w:t>Moduł miksowania łączy sygnały korekcyjne z wartością bazową ciągu (</w:t>
+      </w:r>
+      <w:proofErr w:type="spellStart"/>
+      <w:r>
+        <w:rPr>
+          <w:rFonts w:ascii="Times New Roman" w:hAnsi="Times New Roman" w:cs="Times New Roman"/>
+        </w:rPr>
+        <w:t>throttle</w:t>
+      </w:r>
+      <w:proofErr w:type="spellEnd"/>
+      <w:r>
+        <w:rPr>
+          <w:rFonts w:ascii="Times New Roman" w:hAnsi="Times New Roman" w:cs="Times New Roman"/>
+        </w:rPr>
+        <w:t xml:space="preserve">) i wyznacza końcowe wartości sterujące dla czterech silników drona. Obliczone sygnały przekazywane są do regulatorów ESC w postaci sygnałów PWM generowanych przez sprzętowe </w:t>
+      </w:r>
+      <w:proofErr w:type="spellStart"/>
+      <w:r>
+        <w:rPr>
+          <w:rFonts w:ascii="Times New Roman" w:hAnsi="Times New Roman" w:cs="Times New Roman"/>
+        </w:rPr>
+        <w:t>timery</w:t>
+      </w:r>
+      <w:proofErr w:type="spellEnd"/>
+      <w:r>
+        <w:rPr>
+          <w:rFonts w:ascii="Times New Roman" w:hAnsi="Times New Roman" w:cs="Times New Roman"/>
+        </w:rPr>
+        <w:t xml:space="preserve"> mikrokontrolera STM32. Takie rozwiązanie zapewnia płynną regulację prędkości silników oraz szybką reakcję układu na odchylenia orientacji.</w:t>
+      </w:r>
+    </w:p>
+    <w:p>
+      <w:pPr>
+        <w:rPr>
+          <w:rFonts w:ascii="Times New Roman" w:hAnsi="Times New Roman" w:cs="Times New Roman"/>
+        </w:rPr>
+      </w:pPr>
+    </w:p>
+    <w:p>
+      <w:pPr>
+        <w:rPr>
+          <w:rFonts w:ascii="Times New Roman" w:hAnsi="Times New Roman" w:cs="Times New Roman"/>
+        </w:rPr>
+      </w:pPr>
+      <w:r>
+        <w:rPr>
+          <w:rFonts w:ascii="Segoe UI Emoji" w:hAnsi="Segoe UI Emoji" w:cs="Segoe UI Emoji"/>
+        </w:rPr>
+        <w:t>📌</w:t>
+      </w:r>
+      <w:r>
+        <w:rPr>
+          <w:rFonts w:ascii="Times New Roman" w:hAnsi="Times New Roman" w:cs="Times New Roman"/>
+        </w:rPr>
+        <w:t xml:space="preserve"> Miejsce na listing kodu:</w:t>
+      </w:r>
+    </w:p>
+    <w:p>
+      <w:pPr>
+        <w:rPr>
+          <w:rFonts w:ascii="Times New Roman" w:hAnsi="Times New Roman" w:cs="Times New Roman"/>
+        </w:rPr>
+      </w:pPr>
+      <w:r>
+        <w:rPr>
+          <w:rFonts w:ascii="Times New Roman" w:hAnsi="Times New Roman" w:cs="Times New Roman"/>
+        </w:rPr>
+        <w:lastRenderedPageBreak/>
+        <w:t>Listing Y: Fragment pętli sterowania – obliczenia PID oraz miksowanie sygnałów dla ESC.</w:t>
+      </w:r>
     </w:p>
     <w:p>
       <w:pPr>
@@ -6215,14 +8435,14 @@
           <w:color w:val="EE0000"/>
         </w:rPr>
       </w:pPr>
-      <w:r>
+    </w:p>
+    <w:p>
+      <w:pPr>
         <w:rPr>
           <w:rFonts w:ascii="Times New Roman" w:hAnsi="Times New Roman" w:cs="Times New Roman"/>
           <w:color w:val="EE0000"/>
         </w:rPr>
-        <w:lastRenderedPageBreak/>
-        <w:t>W IMPLEMENTACJI ROZWIAZANIA DOPISAC FRAGMENT O TYM ŻE TIM6 GENERUJE PRZERWANIA KTÓRE POZWALAJĄ NA ZMIANE FLAGI PRZEZ CO PROGRAM DOKLADNIE Z CZESTOTLIWOSCIA ZADANA DLA TEGO TIMERA (200HZ CHYBA) PRZECHODZI PRZEZ STANY ZADANE PO WARUNKU IF.</w:t>
-      </w:r>
+      </w:pPr>
     </w:p>
     <w:p>
       <w:pPr>
@@ -6239,13 +8459,19 @@
           <w:color w:val="EE0000"/>
         </w:rPr>
       </w:pPr>
-      <w:r>
+    </w:p>
+    <w:p>
+      <w:pPr>
         <w:rPr>
           <w:rFonts w:ascii="Times New Roman" w:hAnsi="Times New Roman" w:cs="Times New Roman"/>
           <w:color w:val="EE0000"/>
         </w:rPr>
-        <w:t>ZWROCIC UWAGE NA BIBLIOTEKE HAL KTÓRA NA PEWNO WYMAGA CHOCIAZ MALEGO UWZGLEDNIENIA</w:t>
-      </w:r>
+      </w:pPr>
+    </w:p>
+    <w:p>
+      <w:pPr>
+        <w:keepNext/>
+      </w:pPr>
     </w:p>
     <w:p>
       <w:pPr>
@@ -6254,48 +8480,66 @@
           <w:color w:val="EE0000"/>
         </w:rPr>
       </w:pPr>
-    </w:p>
-    <w:p>
-      <w:pPr>
+      <w:r>
         <w:rPr>
           <w:rFonts w:ascii="Times New Roman" w:hAnsi="Times New Roman" w:cs="Times New Roman"/>
           <w:color w:val="EE0000"/>
         </w:rPr>
-      </w:pPr>
-      <w:r>
+        <w:t>DOPISAC POZNIEJ ZE DO TWORZENIA DIAGRAMU KORZYSTANO Z AUTOCAD</w:t>
+      </w:r>
+    </w:p>
+    <w:p>
+      <w:pPr>
         <w:rPr>
           <w:rFonts w:ascii="Times New Roman" w:hAnsi="Times New Roman" w:cs="Times New Roman"/>
           <w:color w:val="EE0000"/>
         </w:rPr>
+      </w:pPr>
+    </w:p>
+    <w:p>
+      <w:pPr>
+        <w:rPr>
+          <w:rFonts w:ascii="Times New Roman" w:hAnsi="Times New Roman" w:cs="Times New Roman"/>
+          <w:color w:val="EE0000"/>
+        </w:rPr>
+      </w:pPr>
+      <w:r>
+        <w:rPr>
+          <w:rFonts w:ascii="Times New Roman" w:hAnsi="Times New Roman" w:cs="Times New Roman"/>
+          <w:color w:val="EE0000"/>
+        </w:rPr>
+        <w:t xml:space="preserve">NA KONCU MOŻNA NP. W ROZWIAZANIACH NAPISAC O TYM </w:t>
+      </w:r>
+      <w:proofErr w:type="gramStart"/>
+      <w:r>
+        <w:rPr>
+          <w:rFonts w:ascii="Times New Roman" w:hAnsi="Times New Roman" w:cs="Times New Roman"/>
+          <w:color w:val="EE0000"/>
+        </w:rPr>
+        <w:t>ZE</w:t>
+      </w:r>
+      <w:proofErr w:type="gramEnd"/>
+      <w:r>
+        <w:rPr>
+          <w:rFonts w:ascii="Times New Roman" w:hAnsi="Times New Roman" w:cs="Times New Roman"/>
+          <w:color w:val="EE0000"/>
+        </w:rPr>
+        <w:t xml:space="preserve"> DODANO DO IMPLEMENTACJI FUNKCJE DO KALIBRACJI ESC I TO OPISAC</w:t>
+      </w:r>
+    </w:p>
+    <w:p>
+      <w:pPr>
+        <w:rPr>
+          <w:rFonts w:ascii="Times New Roman" w:hAnsi="Times New Roman" w:cs="Times New Roman"/>
+          <w:color w:val="EE0000"/>
+        </w:rPr>
+      </w:pPr>
+      <w:r>
+        <w:rPr>
+          <w:rFonts w:ascii="Times New Roman" w:hAnsi="Times New Roman" w:cs="Times New Roman"/>
+          <w:color w:val="EE0000"/>
+        </w:rPr>
         <w:t xml:space="preserve">DODAC FRAGMENT O KALIBRACJI ESC – UZYTO PRZYCISK KTÓRY WCISNIETY W MOMENCIE PODANIA ZASILANIA URUCHOMI PROCEDURE KALIBRACJI. DODAC FRAGMENT KODU KTÓRY TO POKAZUJE. </w:t>
-      </w:r>
-    </w:p>
-    <w:p>
-      <w:pPr>
-        <w:rPr>
-          <w:rFonts w:ascii="Times New Roman" w:hAnsi="Times New Roman" w:cs="Times New Roman"/>
-          <w:color w:val="EE0000"/>
-        </w:rPr>
-      </w:pPr>
-    </w:p>
-    <w:p>
-      <w:pPr>
-        <w:keepNext/>
-      </w:pPr>
-    </w:p>
-    <w:p>
-      <w:pPr>
-        <w:rPr>
-          <w:rFonts w:ascii="Times New Roman" w:hAnsi="Times New Roman" w:cs="Times New Roman"/>
-          <w:color w:val="EE0000"/>
-        </w:rPr>
-      </w:pPr>
-      <w:r>
-        <w:rPr>
-          <w:rFonts w:ascii="Times New Roman" w:hAnsi="Times New Roman" w:cs="Times New Roman"/>
-          <w:color w:val="EE0000"/>
-        </w:rPr>
-        <w:t>DOPISAC POZNIEJ ZE DO TWORZENIA DIAGRAMU KORZYSTANO Z AUTOCAD</w:t>
       </w:r>
     </w:p>
     <w:p>
@@ -6532,6 +8776,7 @@
         <w:rPr>
           <w:rFonts w:ascii="Times New Roman" w:hAnsi="Times New Roman" w:cs="Times New Roman"/>
         </w:rPr>
+        <w:lastRenderedPageBreak/>
         <w:pict w14:anchorId="7340510F">
           <v:rect id="_x0000_i1025" style="width:0;height:1.5pt" o:hralign="center" o:hrstd="t" o:hr="t" fillcolor="#a0a0a0" stroked="f"/>
         </w:pict>
@@ -6551,7 +8796,6 @@
           <w:b/>
           <w:bCs/>
         </w:rPr>
-        <w:lastRenderedPageBreak/>
         <w:t>2. Stabilizacja lotu drona quadrotor</w:t>
       </w:r>
     </w:p>
@@ -7038,6 +9282,7 @@
         <w:rPr>
           <w:rFonts w:ascii="Times New Roman" w:hAnsi="Times New Roman" w:cs="Times New Roman"/>
         </w:rPr>
+        <w:lastRenderedPageBreak/>
         <w:pict w14:anchorId="1837385F">
           <v:rect id="_x0000_i1027" style="width:0;height:1.5pt" o:hralign="center" o:hrstd="t" o:hr="t" fillcolor="#a0a0a0" stroked="f"/>
         </w:pict>
@@ -7057,7 +9302,6 @@
           <w:b/>
           <w:bCs/>
         </w:rPr>
-        <w:lastRenderedPageBreak/>
         <w:t>4. Projekt systemu sterowania drona</w:t>
       </w:r>
     </w:p>
@@ -7552,6 +9796,7 @@
         <w:rPr>
           <w:rFonts w:ascii="Times New Roman" w:hAnsi="Times New Roman" w:cs="Times New Roman"/>
         </w:rPr>
+        <w:lastRenderedPageBreak/>
         <w:t>obsługa sterowania RC</w:t>
       </w:r>
     </w:p>
@@ -7569,7 +9814,6 @@
         <w:rPr>
           <w:rFonts w:ascii="Times New Roman" w:hAnsi="Times New Roman" w:cs="Times New Roman"/>
         </w:rPr>
-        <w:lastRenderedPageBreak/>
         <w:t>implementacja PID</w:t>
       </w:r>
     </w:p>
@@ -8044,6 +10288,7 @@
         <w:rPr>
           <w:rFonts w:ascii="Times New Roman" w:hAnsi="Times New Roman" w:cs="Times New Roman"/>
         </w:rPr>
+        <w:lastRenderedPageBreak/>
         <w:pict w14:anchorId="47669EFD">
           <v:rect id="_x0000_i1031" style="width:0;height:1.5pt" o:hralign="center" o:hrstd="t" o:hr="t" fillcolor="#a0a0a0" stroked="f"/>
         </w:pict>
@@ -8063,7 +10308,6 @@
           <w:b/>
           <w:bCs/>
         </w:rPr>
-        <w:lastRenderedPageBreak/>
         <w:t>Bibliografia</w:t>
       </w:r>
     </w:p>
@@ -8133,6 +10377,56 @@
     </w:sectPr>
   </w:body>
 </w:document>
+</file>
+
+<file path=word/endnotes.xml><?xml version="1.0" encoding="utf-8"?>
+<w:endnotes xmlns:wpc="http://schemas.microsoft.com/office/word/2010/wordprocessingCanvas" xmlns:cx="http://schemas.microsoft.com/office/drawing/2014/chartex" xmlns:cx1="http://schemas.microsoft.com/office/drawing/2015/9/8/chartex" xmlns:cx2="http://schemas.microsoft.com/office/drawing/2015/10/21/chartex" xmlns:cx3="http://schemas.microsoft.com/office/drawing/2016/5/9/chartex" xmlns:cx4="http://schemas.microsoft.com/office/drawing/2016/5/10/chartex" xmlns:cx5="http://schemas.microsoft.com/office/drawing/2016/5/11/chartex" xmlns:cx6="http://schemas.microsoft.com/office/drawing/2016/5/12/chartex" xmlns:cx7="http://schemas.microsoft.com/office/drawing/2016/5/13/chartex" xmlns:cx8="http://schemas.microsoft.com/office/drawing/2016/5/14/chartex" xmlns:mc="http://schemas.openxmlformats.org/markup-compatibility/2006" xmlns:aink="http://schemas.microsoft.com/office/drawing/2016/ink" xmlns:am3d="http://schemas.microsoft.com/office/drawing/2017/model3d" xmlns:o="urn:schemas-microsoft-com:office:office" xmlns:oel="http://schemas.microsoft.com/office/2019/extlst" xmlns:r="http://schemas.openxmlformats.org/officeDocument/2006/relationships" xmlns:m="http://schemas.openxmlformats.org/officeDocument/2006/math" xmlns:v="urn:schemas-microsoft-com:vml" xmlns:wp14="http://schemas.microsoft.com/office/word/2010/wordprocessingDrawing" xmlns:wp="http://schemas.openxmlformats.org/drawingml/2006/wordprocessingDrawing" xmlns:w10="urn:schemas-microsoft-com:office:word" xmlns:w="http://schemas.openxmlformats.org/wordprocessingml/2006/main" xmlns:w14="http://schemas.microsoft.com/office/word/2010/wordml" xmlns:w15="http://schemas.microsoft.com/office/word/2012/wordml" xmlns:w16cex="http://schemas.microsoft.com/office/word/2018/wordml/cex" xmlns:w16cid="http://schemas.microsoft.com/office/word/2016/wordml/cid" xmlns:w16="http://schemas.microsoft.com/office/word/2018/wordml" xmlns:w16du="http://schemas.microsoft.com/office/word/2023/wordml/word16du" xmlns:w16sdtdh="http://schemas.microsoft.com/office/word/2020/wordml/sdtdatahash" xmlns:w16sdtfl="http://schemas.microsoft.com/office/word/2024/wordml/sdtformatlock" xmlns:w16se="http://schemas.microsoft.com/office/word/2015/wordml/symex" xmlns:wpg="http://schemas.microsoft.com/office/word/2010/wordprocessingGroup" xmlns:wpi="http://schemas.microsoft.com/office/word/2010/wordprocessingInk" xmlns:wne="http://schemas.microsoft.com/office/word/2006/wordml" xmlns:wps="http://schemas.microsoft.com/office/word/2010/wordprocessingShape" mc:Ignorable="w14 w15 w16se w16cid w16 w16cex w16sdtdh w16sdtfl w16du wp14">
+  <w:endnote w:type="separator" w:id="-1">
+    <w:p>
+      <w:pPr>
+        <w:spacing w:after="0" w:line="240" w:lineRule="auto"/>
+      </w:pPr>
+      <w:r>
+        <w:separator/>
+      </w:r>
+    </w:p>
+  </w:endnote>
+  <w:endnote w:type="continuationSeparator" w:id="0">
+    <w:p>
+      <w:pPr>
+        <w:spacing w:after="0" w:line="240" w:lineRule="auto"/>
+      </w:pPr>
+      <w:r>
+        <w:continuationSeparator/>
+      </w:r>
+    </w:p>
+  </w:endnote>
+</w:endnotes>
+</file>
+
+<file path=word/footnotes.xml><?xml version="1.0" encoding="utf-8"?>
+<w:footnotes xmlns:wpc="http://schemas.microsoft.com/office/word/2010/wordprocessingCanvas" xmlns:cx="http://schemas.microsoft.com/office/drawing/2014/chartex" xmlns:cx1="http://schemas.microsoft.com/office/drawing/2015/9/8/chartex" xmlns:cx2="http://schemas.microsoft.com/office/drawing/2015/10/21/chartex" xmlns:cx3="http://schemas.microsoft.com/office/drawing/2016/5/9/chartex" xmlns:cx4="http://schemas.microsoft.com/office/drawing/2016/5/10/chartex" xmlns:cx5="http://schemas.microsoft.com/office/drawing/2016/5/11/chartex" xmlns:cx6="http://schemas.microsoft.com/office/drawing/2016/5/12/chartex" xmlns:cx7="http://schemas.microsoft.com/office/drawing/2016/5/13/chartex" xmlns:cx8="http://schemas.microsoft.com/office/drawing/2016/5/14/chartex" xmlns:mc="http://schemas.openxmlformats.org/markup-compatibility/2006" xmlns:aink="http://schemas.microsoft.com/office/drawing/2016/ink" xmlns:am3d="http://schemas.microsoft.com/office/drawing/2017/model3d" xmlns:o="urn:schemas-microsoft-com:office:office" xmlns:oel="http://schemas.microsoft.com/office/2019/extlst" xmlns:r="http://schemas.openxmlformats.org/officeDocument/2006/relationships" xmlns:m="http://schemas.openxmlformats.org/officeDocument/2006/math" xmlns:v="urn:schemas-microsoft-com:vml" xmlns:wp14="http://schemas.microsoft.com/office/word/2010/wordprocessingDrawing" xmlns:wp="http://schemas.openxmlformats.org/drawingml/2006/wordprocessingDrawing" xmlns:w10="urn:schemas-microsoft-com:office:word" xmlns:w="http://schemas.openxmlformats.org/wordprocessingml/2006/main" xmlns:w14="http://schemas.microsoft.com/office/word/2010/wordml" xmlns:w15="http://schemas.microsoft.com/office/word/2012/wordml" xmlns:w16cex="http://schemas.microsoft.com/office/word/2018/wordml/cex" xmlns:w16cid="http://schemas.microsoft.com/office/word/2016/wordml/cid" xmlns:w16="http://schemas.microsoft.com/office/word/2018/wordml" xmlns:w16du="http://schemas.microsoft.com/office/word/2023/wordml/word16du" xmlns:w16sdtdh="http://schemas.microsoft.com/office/word/2020/wordml/sdtdatahash" xmlns:w16sdtfl="http://schemas.microsoft.com/office/word/2024/wordml/sdtformatlock" xmlns:w16se="http://schemas.microsoft.com/office/word/2015/wordml/symex" xmlns:wpg="http://schemas.microsoft.com/office/word/2010/wordprocessingGroup" xmlns:wpi="http://schemas.microsoft.com/office/word/2010/wordprocessingInk" xmlns:wne="http://schemas.microsoft.com/office/word/2006/wordml" xmlns:wps="http://schemas.microsoft.com/office/word/2010/wordprocessingShape" mc:Ignorable="w14 w15 w16se w16cid w16 w16cex w16sdtdh w16sdtfl w16du wp14">
+  <w:footnote w:type="separator" w:id="-1">
+    <w:p>
+      <w:pPr>
+        <w:spacing w:after="0" w:line="240" w:lineRule="auto"/>
+      </w:pPr>
+      <w:r>
+        <w:separator/>
+      </w:r>
+    </w:p>
+  </w:footnote>
+  <w:footnote w:type="continuationSeparator" w:id="0">
+    <w:p>
+      <w:pPr>
+        <w:spacing w:after="0" w:line="240" w:lineRule="auto"/>
+      </w:pPr>
+      <w:r>
+        <w:continuationSeparator/>
+      </w:r>
+    </w:p>
+  </w:footnote>
+</w:footnotes>
 </file>
 
 <file path=word/numbering.xml><?xml version="1.0" encoding="utf-8"?>
@@ -13160,6 +15454,50 @@
       <w:szCs w:val="18"/>
     </w:rPr>
   </w:style>
+  <w:style w:type="paragraph" w:styleId="Nagwek">
+    <w:name w:val="header"/>
+    <w:basedOn w:val="Normalny"/>
+    <w:link w:val="NagwekZnak"/>
+    <w:uiPriority w:val="99"/>
+    <w:unhideWhenUsed/>
+    <w:rsid w:val="000D4124"/>
+    <w:pPr>
+      <w:tabs>
+        <w:tab w:val="center" w:pos="4536"/>
+        <w:tab w:val="right" w:pos="9072"/>
+      </w:tabs>
+      <w:spacing w:after="0" w:line="240" w:lineRule="auto"/>
+    </w:pPr>
+  </w:style>
+  <w:style w:type="character" w:customStyle="1" w:styleId="NagwekZnak">
+    <w:name w:val="Nagłówek Znak"/>
+    <w:basedOn w:val="Domylnaczcionkaakapitu"/>
+    <w:link w:val="Nagwek"/>
+    <w:uiPriority w:val="99"/>
+    <w:rsid w:val="000D4124"/>
+  </w:style>
+  <w:style w:type="paragraph" w:styleId="Stopka">
+    <w:name w:val="footer"/>
+    <w:basedOn w:val="Normalny"/>
+    <w:link w:val="StopkaZnak"/>
+    <w:uiPriority w:val="99"/>
+    <w:unhideWhenUsed/>
+    <w:rsid w:val="000D4124"/>
+    <w:pPr>
+      <w:tabs>
+        <w:tab w:val="center" w:pos="4536"/>
+        <w:tab w:val="right" w:pos="9072"/>
+      </w:tabs>
+      <w:spacing w:after="0" w:line="240" w:lineRule="auto"/>
+    </w:pPr>
+  </w:style>
+  <w:style w:type="character" w:customStyle="1" w:styleId="StopkaZnak">
+    <w:name w:val="Stopka Znak"/>
+    <w:basedOn w:val="Domylnaczcionkaakapitu"/>
+    <w:link w:val="Stopka"/>
+    <w:uiPriority w:val="99"/>
+    <w:rsid w:val="000D4124"/>
+  </w:style>
 </w:styles>
 </file>
 
